--- a/manuscripts/obstetric-paper-burden/BMJ-HCI-submission.docx
+++ b/manuscripts/obstetric-paper-burden/BMJ-HCI-submission.docx
@@ -58,7 +58,7 @@
         <w:t xml:space="preserve">Word count</w:t>
       </w:r>
       <w:r>
-        <w:t xml:space="preserve"> Abstract 347; main text 4,915 excluding abstract, tables, statements, references and figure legends.</w:t>
+        <w:t xml:space="preserve"> Abstract 358; main text 5,275 excluding abstract, tables, statements, references and figure legends.</w:t>
       </w:r>
     </w:p>
     <w:p>
@@ -93,7 +93,7 @@
         <w:t xml:space="preserve">References</w:t>
       </w:r>
       <w:r>
-        <w:t xml:space="preserve"> 11.</w:t>
+        <w:t xml:space="preserve"> 13.</w:t>
       </w:r>
     </w:p>
     <w:p>
@@ -194,7 +194,7 @@
         <w:t xml:space="preserve">Results.</w:t>
       </w:r>
       <w:r>
-        <w:t xml:space="preserve"> A care episode generated a mean of 131.3 printed pages (SD 10.5; 95% CI 129.2 to 133.4) on 124.3 sheets, in 45.6 documents. Diagnostic reports accounted for 61.7% of pages and generated clinical record for 13.5%; each referral produced exactly four report pages in every episode. Consumables cost 1,220 HUF net per episode (94.5 million HUF/year nationally), 66.7% of it toner. Printing and filing took an estimated 22.8 minutes per episode: 17.1 FTE nationally (11.4 to 34.3). At steady state the national archive occupied 5,751 m² and immobilised 8.97 billion HUF of property (range 6.90 to 12.34 billion), 95 times the annual consumable spend.</w:t>
+        <w:t xml:space="preserve"> A care episode generated a mean of 131.3 printed pages (SD 10.5; 95% CI 129.2 to 133.4) on 124.3 sheets, in 45.6 documents. Diagnostic reports accounted for 61.7% of pages and generated clinical record for 13.5%; each referral produced exactly four report pages in every episode. Consumables cost 1,220 HUF net per episode (94.5 million HUF/year nationally), 66.7% of it toner, and paper manufacture accounted for 45.7 tonnes CO2e per year nationally. Printing and filing took an estimated 22.8 minutes per episode: 17.1 FTE nationally (11.4 to 34.3). At steady state the national archive occupied 5,751 m² and immobilised 8.97 billion HUF of property (range 6.90 to 12.34 billion), 95 times the annual consumable spend.</w:t>
       </w:r>
     </w:p>
     <w:p>
@@ -372,7 +372,7 @@
         <w:spacing w:after="100" w:line="320"/>
       </w:pPr>
       <w:r>
-        <w:t xml:space="preserve">Under statutory retention the national archive immobilises 8.97 billion HUF of property and 5,751 m² of hospital floor, equivalent to 320 antenatal consulting rooms, and 95 times the annual consumable spend.</w:t>
+        <w:t xml:space="preserve">Under statutory retention the national archive immobilises 8.97 billion HUF of property and 5,751 m² of hospital floor, equivalent to 320 antenatal consulting rooms, and 95 times the annual consumable spend; paper manufacture adds 45.7 tonnes CO2e per year.</w:t>
       </w:r>
     </w:p>
     <w:p>
@@ -847,6 +847,21 @@
       </w:r>
       <w:r>
         <w:t xml:space="preserve"> — the volume of existing staff time consumed — not as posts that could be cut. Ward and delivery documentation are excluded: they are written during care rather than printed on demand, so their production time is clinical documentation time, not handling time.</w:t>
+      </w:r>
+    </w:p>
+    <w:p>
+      <w:pPr>
+        <w:spacing w:after="160" w:line="320"/>
+      </w:pPr>
+      <w:r>
+        <w:rPr>
+          <w:b/>
+          <w:bCs/>
+        </w:rPr>
+        <w:t xml:space="preserve">Greenhouse-gas emissions.</w:t>
+      </w:r>
+      <w:r>
+        <w:t xml:space="preserve"> Paper mass was converted to carbon dioxide equivalent using a cradle-to-gate factor of 950 kg CO2e per tonne, the production-weighted mean of a systematic review and meta-analysis of 45 paper-making life-cycle assessments [12]. Sensitivity used the full spread across paper grades in 252 mills, 608 to 1978 kg CO2e per tonne, and the narrower interquartile range for Kraft-based paper, 688 to 1004 [13]. The factor covers paper manufacture only: printing energy, transport, decades of archive conditioning and end-of-life destruction are all excluded, so the emissions reported here are a floor in the same direction as the monetary ones. We report emissions rather than a full life-cycle assessment, which was outside the scope of this study.</w:t>
       </w:r>
     </w:p>
     <w:p>
@@ -7259,15 +7274,476 @@
           <w:sz w:val="22"/>
           <w:szCs w:val="22"/>
         </w:rPr>
-        <w:t xml:space="preserve">Environmental burden</w:t>
-      </w:r>
-    </w:p>
-    <w:p>
-      <w:pPr>
-        <w:spacing w:after="160" w:line="320"/>
-      </w:pPr>
-      <w:r>
-        <w:t xml:space="preserve">As an illustrative secondary outcome, national annual consumption under current practice corresponds to approximately 63 tonnes CO₂e, 721 m³ of water and 115 tonnes of wood, falling to 34 tonnes CO₂e under duplex and 14 under electronic result delivery. These figures use generic cradle-to-gate factors for uncoated woodfree paper and should be read as an order of magnitude, not an estimate; they are reported because environmental reporting increasingly requires them, not because our data constrain them.</w:t>
+        <w:t xml:space="preserve">Greenhouse-gas emissions</w:t>
+      </w:r>
+    </w:p>
+    <w:p>
+      <w:pPr>
+        <w:spacing w:after="160" w:line="320"/>
+      </w:pPr>
+      <w:r>
+        <w:t xml:space="preserve">Paper manufacture for current practice accounts for </w:t>
+      </w:r>
+      <w:r>
+        <w:rPr>
+          <w:b/>
+          <w:bCs/>
+        </w:rPr>
+        <w:t xml:space="preserve">45.7 tonnes CO2e per year nationally</w:t>
+      </w:r>
+      <w:r>
+        <w:t xml:space="preserve"> (sensitivity 29.2 to 95.1 across paper grades; 33.1 to 48.2 across the Kraft interquartile range) and 1.2 tonnes at departmental scale, or </w:t>
+      </w:r>
+      <w:r>
+        <w:rPr>
+          <w:b/>
+          <w:bCs/>
+        </w:rPr>
+        <w:t xml:space="preserve">0.59 kg CO2e per care episode</w:t>
+      </w:r>
+      <w:r>
+        <w:t xml:space="preserve">. Duplex printing halves this to 24.9 tonnes, electronic report delivery reduces it to 9.9 and a paperless pathway to 2.9 (Table 2).</w:t>
+      </w:r>
+    </w:p>
+    <w:p>
+      <w:pPr>
+        <w:spacing w:after="160" w:line="320"/>
+      </w:pPr>
+      <w:r>
+        <w:t xml:space="preserve">These are modest quantities in absolute terms, and we state that plainly rather than inflate them: on its own, the emissions saving is not the reason to change this pathway. The emissions figure earns its place for two other reasons. It converts a physical count into the unit that sustainability reporting now requires, so a department can put a defensible number in an environmental report rather than an estimate. And it points the same way as everything else in this analysis: the reduction tracks the number of pages printed, so the intervention that removes printed copies of electronic results removes 78% of the emissions as well as 78% of the sheets.</w:t>
+      </w:r>
+    </w:p>
+    <w:p>
+      <w:pPr>
+        <w:pStyle w:val="Heading1"/>
+        <w:spacing w:after="200" w:before="400"/>
+      </w:pPr>
+      <w:r>
+        <w:rPr>
+          <w:b/>
+          <w:bCs/>
+          <w:sz w:val="24"/>
+          <w:szCs w:val="24"/>
+        </w:rPr>
+        <w:t xml:space="preserve">DISCUSSION</w:t>
+      </w:r>
+    </w:p>
+    <w:p>
+      <w:pPr>
+        <w:pStyle w:val="Heading2"/>
+        <w:spacing w:after="140" w:before="280"/>
+      </w:pPr>
+      <w:r>
+        <w:rPr>
+          <w:b/>
+          <w:bCs/>
+          <w:sz w:val="22"/>
+          <w:szCs w:val="22"/>
+        </w:rPr>
+        <w:t xml:space="preserve">Principal findings</w:t>
+      </w:r>
+    </w:p>
+    <w:p>
+      <w:pPr>
+        <w:spacing w:after="160" w:line="320"/>
+      </w:pPr>
+      <w:r>
+        <w:t xml:space="preserve">An obstetric care episode generates about 131 printed pages on 124 sheets, and roughly six in ten of those pages are printed copies of diagnostic reports that already exist in a national electronic exchange. The pathway's paper is therefore not, in the main, a record of clinical work. It is a physical rendering of data that has been captured electronically, printed once, filed once, and then stored for three to five decades at a cost dominated by real estate rather than stationery.</w:t>
+      </w:r>
+    </w:p>
+    <w:p>
+      <w:pPr>
+        <w:spacing w:after="160" w:line="320"/>
+      </w:pPr>
+      <w:r>
+        <w:t xml:space="preserve">Four numbers carry the argument, and all are scale-invariant, so they transfer to any unit or country that knows its delivery volume and its property prices. The first is the composition: 62% reports against 14% generated clinical record. The second is the ratio between flow and stock: </w:t>
+      </w:r>
+      <w:r>
+        <w:rPr>
+          <w:b/>
+          <w:bCs/>
+        </w:rPr>
+        <w:t xml:space="preserve">1,220 HUF of consumables per care episode against 115,772 HUF of immobilised property</w:t>
+      </w:r>
+      <w:r>
+        <w:t xml:space="preserve"> — a factor of 95. The third is inside the consumable figure itself: </w:t>
+      </w:r>
+      <w:r>
+        <w:rPr>
+          <w:b/>
+          <w:bCs/>
+        </w:rPr>
+        <w:t xml:space="preserve">66.7% of it is toner, not paper.</w:t>
+      </w:r>
+      <w:r>
+        <w:t xml:space="preserve"> The fourth is that none of these capture the two largest burdens, because neither reaches an invoice: </w:t>
+      </w:r>
+      <w:r>
+        <w:rPr>
+          <w:b/>
+          <w:bCs/>
+        </w:rPr>
+        <w:t xml:space="preserve">22.8 minutes of staff handling per episode — 17.1 FTE nationally — and 5,751 m² of hospital floor withdrawn from clinical use.</w:t>
+      </w:r>
+      <w:r>
+        <w:t xml:space="preserve"> Any analysis that stops at the annual stationery invoice, as cost arguments in this area usually do, sees just over a quarter of the recurrent consumable cost, about one percent of the capital position, and none of the workforce or the space. Greenhouse-gas emissions, at 45.7 tonnes CO2e a year, are the one dimension where the honest answer is that the quantity is small; we report it because environmental reporting requires it and because it moves with the same lever, not because it carries the argument.</w:t>
+      </w:r>
+    </w:p>
+    <w:p>
+      <w:pPr>
+        <w:spacing w:after="160" w:line="320"/>
+      </w:pPr>
+      <w:r>
+        <w:t xml:space="preserve">The fixed 4:1 amplification gives the finding an unusually clean policy handle. Because every referral deterministically produces five printed pages, paper volume is a linear function of referral count, and any intervention that changes how </w:t>
+      </w:r>
+      <w:r>
+        <w:rPr>
+          <w:i/>
+          <w:iCs/>
+        </w:rPr>
+        <w:t xml:space="preserve">reports</w:t>
+      </w:r>
+      <w:r>
+        <w:t xml:space="preserve"> are delivered scales directly with the number of investigations ordered. This is why S2 releases 1.7 times as much property value as S1 despite being conceptually the smaller change, and five times as much recurrent cost, and why the gap would widen further in any setting that orders more investigations.</w:t>
+      </w:r>
+    </w:p>
+    <w:p>
+      <w:pPr>
+        <w:pStyle w:val="Heading2"/>
+        <w:spacing w:after="140" w:before="280"/>
+      </w:pPr>
+      <w:r>
+        <w:rPr>
+          <w:b/>
+          <w:bCs/>
+          <w:sz w:val="22"/>
+          <w:szCs w:val="22"/>
+        </w:rPr>
+        <w:t xml:space="preserve">Comparison with existing work</w:t>
+      </w:r>
+    </w:p>
+    <w:p>
+      <w:pPr>
+        <w:spacing w:after="160" w:line="320"/>
+      </w:pPr>
+      <w:r>
+        <w:t xml:space="preserve">Direct comparators are scarce, and this is itself a finding: we could not identify a published bottom-up page count for an obstetric care pathway. The adjacent literature has concentrated on documentation as a claim on clinician </w:t>
+      </w:r>
+      <w:r>
+        <w:rPr>
+          <w:i/>
+          <w:iCs/>
+        </w:rPr>
+        <w:t xml:space="preserve">time</w:t>
+      </w:r>
+      <w:r>
+        <w:t xml:space="preserve"> inside electronic systems [1,2], and on the design of paper records where they remain in use [6,7]. Our result is complementary rather than contradictory — it prices the artefact rather than the labour — but it also suggests the two literatures have been measuring opposite ends of the same problem and missing the middle.</w:t>
+      </w:r>
+    </w:p>
+    <w:p>
+      <w:pPr>
+        <w:spacing w:after="160" w:line="320"/>
+      </w:pPr>
+      <w:r>
+        <w:t xml:space="preserve">Our count is roughly double the working assumption of 64 pages per birth used in earlier planning for this project. The gap is explained by scope: the lower figure covers the delivery hospital chart, whereas our count spans the whole antenatal and delivery pathway including the diagnostic traffic that dominates it. The discrepancy is worth stating plainly, because it is precisely the kind of scope difference that makes unmeasured assumptions unsafe.</w:t>
+      </w:r>
+    </w:p>
+    <w:p>
+      <w:pPr>
+        <w:pStyle w:val="Heading2"/>
+        <w:spacing w:after="140" w:before="280"/>
+      </w:pPr>
+      <w:r>
+        <w:rPr>
+          <w:b/>
+          <w:bCs/>
+          <w:sz w:val="22"/>
+          <w:szCs w:val="22"/>
+        </w:rPr>
+        <w:t xml:space="preserve">The other side of the ledger</w:t>
+      </w:r>
+    </w:p>
+    <w:p>
+      <w:pPr>
+        <w:spacing w:after="160" w:line="320"/>
+      </w:pPr>
+      <w:r>
+        <w:t xml:space="preserve">A paper that argues for digitisation owes the reader the risks it creates. Long-term </w:t>
+      </w:r>
+      <w:r>
+        <w:rPr>
+          <w:i/>
+          <w:iCs/>
+        </w:rPr>
+        <w:t xml:space="preserve">digital</w:t>
+      </w:r>
+      <w:r>
+        <w:t xml:space="preserve"> preservation is not a solved problem: format obsolescence, migration obligations, and above all the maintenance of authenticated electronic signatures and timestamps across a 50-year retention period all require active, funded curation from the first day of a project rather than as an afterthought. Cyber risk is real and its failure mode is a forced reversion to exactly the paper process being replaced, as documented in a solo practice that spent three months on paper after a ransomware attack [8]. And usability is not a soft consideration: hospitals with poorer electronic record usability show significantly higher odds of nurse burnout (OR 1.41, 95% CI 1.21–1.64) and of surgical inpatient mortality (OR 1.21, 95% CI 1.09–1.35) [3]. A badly implemented paperless pathway can plausibly cost more, in the currency that matters, than the paper it removes.</w:t>
+      </w:r>
+    </w:p>
+    <w:p>
+      <w:pPr>
+        <w:spacing w:after="160" w:line="320"/>
+      </w:pPr>
+      <w:r>
+        <w:t xml:space="preserve">The corollary is not that digitisation should wait, but that the two interventions answer different questions and should be argued separately. Duplex printing releases 4.09 billion HUF of property value nationally — 105.5 million HUF for a single 2,000-delivery department — requires no investment, no legal change and no new system, and carries none of the risks above; it should be done immediately, and defended on archive space rather than on a printing-cost saving it does not deliver. Electronic report delivery is the only lever that moves the recurrent cost, the staff time and the space at once — and it is also the one that carries the risks above, so it is the one that needs the careful implementation. The 17.1 FTE it addresses is worth stating in workforce terms precisely because it is </w:t>
+      </w:r>
+      <w:r>
+        <w:rPr>
+          <w:i/>
+          <w:iCs/>
+        </w:rPr>
+        <w:t xml:space="preserve">not</w:t>
+      </w:r>
+      <w:r>
+        <w:t xml:space="preserve"> money: this time is not paid to anyone as a documentation post, it is taken a few seconds at a time from clinicians, midwives and administrators who are doing something else. That is why it never appears in a budget, and why it is nonetheless real. In a system with an obstetric and midwifery staffing shortage, seventeen full-time equivalents of displaced clinical capacity spent printing and filing copies of electronic documents is the more consequential of the two findings.</w:t>
+      </w:r>
+    </w:p>
+    <w:p>
+      <w:pPr>
+        <w:pStyle w:val="Heading2"/>
+        <w:spacing w:after="140" w:before="280"/>
+      </w:pPr>
+      <w:r>
+        <w:rPr>
+          <w:b/>
+          <w:bCs/>
+          <w:sz w:val="22"/>
+          <w:szCs w:val="22"/>
+        </w:rPr>
+        <w:t xml:space="preserve">Strengths and limitations</w:t>
+      </w:r>
+    </w:p>
+    <w:p>
+      <w:pPr>
+        <w:spacing w:after="160" w:line="320"/>
+      </w:pPr>
+      <w:r>
+        <w:t xml:space="preserve">The principal strength is that the primary outcome is counted rather than assumed, at the level of the individual document type, with an internal cross-check that reconciled perfectly across all 100 episodes; and that both monetary unit costs are official published prices rather than estimates.</w:t>
+      </w:r>
+    </w:p>
+    <w:p>
+      <w:pPr>
+        <w:spacing w:after="160" w:line="320"/>
+      </w:pPr>
+      <w:r>
+        <w:t xml:space="preserve">The limitations are substantial and we state them in order of severity.</w:t>
+      </w:r>
+    </w:p>
+    <w:p>
+      <w:pPr>
+        <w:spacing w:after="160" w:line="320"/>
+      </w:pPr>
+      <w:r>
+        <w:rPr>
+          <w:i/>
+          <w:iCs/>
+        </w:rPr>
+        <w:t xml:space="preserve">Derived report counts.</w:t>
+      </w:r>
+      <w:r>
+        <w:t xml:space="preserve"> Report pages were not counted independently but derived from referrals at the institution's fixed 4:1 convention. If real reports vary in length, our estimate of the 69% report share is correspondingly soft, and the standard deviation of the total is understated. This is the first thing an external validation should measure.</w:t>
+      </w:r>
+    </w:p>
+    <w:p>
+      <w:pPr>
+        <w:spacing w:after="160" w:line="320"/>
+      </w:pPr>
+      <w:r>
+        <w:rPr>
+          <w:i/>
+          <w:iCs/>
+        </w:rPr>
+        <w:t xml:space="preserve">Single centre, single country.</w:t>
+      </w:r>
+      <w:r>
+        <w:t xml:space="preserve"> One institution's forms, one country's retention law and one procurement price. The physical constants and the structure of the model transfer; the absolute figures do not.</w:t>
+      </w:r>
+    </w:p>
+    <w:p>
+      <w:pPr>
+        <w:spacing w:after="160" w:line="320"/>
+      </w:pPr>
+      <w:r>
+        <w:rPr>
+          <w:i/>
+          <w:iCs/>
+        </w:rPr>
+        <w:t xml:space="preserve">Sampling frame unspecified.</w:t>
+      </w:r>
+      <w:r>
+        <w:t xml:space="preserve"> ⟦Pending author input — see Design and setting.⟧ Until it is stated, the 100 episodes cannot be claimed to be representative of the department's case mix.</w:t>
+      </w:r>
+    </w:p>
+    <w:p>
+      <w:pPr>
+        <w:spacing w:after="160" w:line="320"/>
+      </w:pPr>
+      <w:r>
+        <w:rPr>
+          <w:i/>
+          <w:iCs/>
+        </w:rPr>
+        <w:t xml:space="preserve">Staff time is quantified but not costed.</w:t>
+      </w:r>
+      <w:r>
+        <w:t xml:space="preserve"> Handling time is absorbed into existing duties rather than paid as a distinct post, so we report it as displaced capacity and not as money. This is a deliberate choice, but it means the monetary totals — </w:t>
+      </w:r>
+      <w:r>
+        <w:rPr>
+          <w:b/>
+          <w:bCs/>
+        </w:rPr>
+        <w:t xml:space="preserve">94.5 million HUF of annual consumables and 8.97 billion HUF of immobilised property nationally, 2.44 million and 231.5 million departmentally</w:t>
+      </w:r>
+      <w:r>
+        <w:t xml:space="preserve"> — are floors, and are not comparable with analyses that do monetise staff time.</w:t>
+      </w:r>
+    </w:p>
+    <w:p>
+      <w:pPr>
+        <w:spacing w:after="160" w:line="320"/>
+      </w:pPr>
+      <w:r>
+        <w:rPr>
+          <w:i/>
+          <w:iCs/>
+        </w:rPr>
+        <w:t xml:space="preserve">Handling time is modelled, not observed.</w:t>
+      </w:r>
+      <w:r>
+        <w:t xml:space="preserve"> The 30 seconds per document is an assumption supplied by the authors as a conservative lower bound, not a time-and-motion measurement, and the resulting FTE figures inherit that status entirely. They are reported in hours and FTE rather than money precisely so that they are not mistaken for a costed finding. A direct time-and-motion study is the obvious next step, and the 20–60 second range should be read as the honest width of the current estimate.</w:t>
+      </w:r>
+    </w:p>
+    <w:p>
+      <w:pPr>
+        <w:spacing w:after="160" w:line="320"/>
+      </w:pPr>
+      <w:r>
+        <w:rPr>
+          <w:i/>
+          <w:iCs/>
+        </w:rPr>
+        <w:t xml:space="preserve">Emissions are a factor-based estimate, not a life-cycle assessment.</w:t>
+      </w:r>
+      <w:r>
+        <w:t xml:space="preserve"> A single cradle-to-gate factor is applied to paper mass. Printing energy, transport, archive conditioning over decades and end-of-life destruction are excluded, and the grade-level spread in the source data is wide (608 to 1978 kg CO2e per tonne), so the figure is an order of magnitude rather than a measurement. Water and land-use footprints were considered and omitted: we could not identify a per-tonne figure we were willing to cite, and reporting an unsourced number beside a sourced one would misrepresent the confidence of both.</w:t>
+      </w:r>
+    </w:p>
+    <w:p>
+      <w:pPr>
+        <w:spacing w:after="160" w:line="320"/>
+      </w:pPr>
+      <w:r>
+        <w:rPr>
+          <w:i/>
+          <w:iCs/>
+        </w:rPr>
+        <w:t xml:space="preserve">Space equivalents are illustrative.</w:t>
+      </w:r>
+      <w:r>
+        <w:t xml:space="preserve"> Expressing the archive as consulting or delivery rooms assumes the space is physically convertible, which in an old hospital building it often is not.</w:t>
+      </w:r>
+    </w:p>
+    <w:p>
+      <w:pPr>
+        <w:spacing w:after="160" w:line="320"/>
+      </w:pPr>
+      <w:r>
+        <w:rPr>
+          <w:i/>
+          <w:iCs/>
+        </w:rPr>
+        <w:t xml:space="preserve">Printing charge interpretation.</w:t>
+      </w:r>
+      <w:r>
+        <w:t xml:space="preserve"> We treat the 7 HUF per-page charge as toner and device cost exclusive of paper, and add paper on top. If the local convention is an all-in cost per page, consumable cost falls by the paper component; the parameter file carries a single flag for this and the model recomputes without further change.</w:t>
+      </w:r>
+    </w:p>
+    <w:p>
+      <w:pPr>
+        <w:spacing w:after="160" w:line="320"/>
+      </w:pPr>
+      <w:r>
+        <w:rPr>
+          <w:i/>
+          <w:iCs/>
+        </w:rPr>
+        <w:t xml:space="preserve">Property value is capital, not cash.</w:t>
+      </w:r>
+      <w:r>
+        <w:t xml:space="preserve"> Immobilised property value is not an annual budget line, and releasing it requires the space to be repurposable. Where it is not, the saving is notional. We report it as capital deliberately and do not annuitise it. It is also valued at a single site's NAV assessment, which will not hold across a national archive estate.</w:t>
+      </w:r>
+    </w:p>
+    <w:p>
+      <w:pPr>
+        <w:spacing w:after="160" w:line="320"/>
+      </w:pPr>
+      <w:r>
+        <w:rPr>
+          <w:i/>
+          <w:iCs/>
+        </w:rPr>
+        <w:t xml:space="preserve">Archival conventions assumed.</w:t>
+      </w:r>
+      <w:r>
+        <w:t xml:space="preserve"> Shelving density and floor efficiency are the two largest sources of uncertainty in the headline figure and are the cheapest to eliminate: both can be measured in an afternoon in a real archive.</w:t>
+      </w:r>
+    </w:p>
+    <w:p>
+      <w:pPr>
+        <w:spacing w:after="160" w:line="320"/>
+      </w:pPr>
+      <w:r>
+        <w:rPr>
+          <w:i/>
+          <w:iCs/>
+        </w:rPr>
+        <w:t xml:space="preserve">Environmental figures are illustrative.</w:t>
+      </w:r>
+      <w:r>
+        <w:t xml:space="preserve"> Generic emission factors, not a life-cycle assessment.</w:t>
+      </w:r>
+    </w:p>
+    <w:p>
+      <w:pPr>
+        <w:pStyle w:val="Heading2"/>
+        <w:spacing w:after="140" w:before="280"/>
+      </w:pPr>
+      <w:r>
+        <w:rPr>
+          <w:b/>
+          <w:bCs/>
+          <w:sz w:val="22"/>
+          <w:szCs w:val="22"/>
+        </w:rPr>
+        <w:t xml:space="preserve">Implications and further work</w:t>
+      </w:r>
+    </w:p>
+    <w:p>
+      <w:pPr>
+        <w:spacing w:after="160" w:line="320"/>
+      </w:pPr>
+      <w:r>
+        <w:t xml:space="preserve">Three things follow. First, duplex printing and duplex-ready form design are an immediate, investment-free intervention, subject only to keeping signature fields off reverse sides. Second, the target of any digitisation effort in this pathway is </w:t>
+      </w:r>
+      <w:r>
+        <w:rPr>
+          <w:i/>
+          <w:iCs/>
+        </w:rPr>
+        <w:t xml:space="preserve">report delivery</w:t>
+      </w:r>
+      <w:r>
+        <w:t xml:space="preserve">, not clinical charting — the reports are where the paper is. Third, the retention policy is a distinct economic decision from the printing policy, and the two should not be bundled: a health system can pay for retention in archivist labour or in building, and it should choose knowingly.</w:t>
+      </w:r>
+    </w:p>
+    <w:p>
+      <w:pPr>
+        <w:spacing w:after="160" w:line="320"/>
+      </w:pPr>
+      <w:r>
+        <w:t xml:space="preserve">Three studies would materially strengthen this line of work: a time-and-motion measurement of document handling, replacing the assumed 30 seconds with an observed distribution; a direct measurement of report length and of archival shelving density, replacing our two weakest assumptions; and a retrospective legibility audit of archived obstetric records at 10, 20, 30 and 40 years, which would test whether the long retention period actually delivers the legal protection it is designed to provide — the thermal-paper cardiotocograph trace being the obvious case where it may not.</w:t>
       </w:r>
     </w:p>
     <w:p>
@@ -7290,410 +7766,15 @@
           <w:sz w:val="24"/>
           <w:szCs w:val="24"/>
         </w:rPr>
-        <w:t xml:space="preserve">DISCUSSION</w:t>
-      </w:r>
-    </w:p>
-    <w:p>
-      <w:pPr>
-        <w:pStyle w:val="Heading2"/>
-        <w:spacing w:after="140" w:before="280"/>
-      </w:pPr>
-      <w:r>
-        <w:rPr>
-          <w:b/>
-          <w:bCs/>
-          <w:sz w:val="22"/>
-          <w:szCs w:val="22"/>
-        </w:rPr>
-        <w:t xml:space="preserve">Principal findings</w:t>
-      </w:r>
-    </w:p>
-    <w:p>
-      <w:pPr>
-        <w:spacing w:after="160" w:line="320"/>
-      </w:pPr>
-      <w:r>
-        <w:t xml:space="preserve">An obstetric care episode generates about 131 printed pages on 124 sheets, and roughly six in ten of those pages are printed copies of diagnostic reports that already exist in a national electronic exchange. The pathway's paper is therefore not, in the main, a record of clinical work. It is a physical rendering of data that has been captured electronically, printed once, filed once, and then stored for three to five decades at a cost dominated by real estate rather than stationery.</w:t>
-      </w:r>
-    </w:p>
-    <w:p>
-      <w:pPr>
-        <w:spacing w:after="160" w:line="320"/>
-      </w:pPr>
-      <w:r>
-        <w:t xml:space="preserve">Four numbers carry the argument, and all are scale-invariant, so they transfer to any unit or country that knows its delivery volume and its property prices. The first is the composition: 62% reports against 14% generated clinical record. The second is the ratio between flow and stock: </w:t>
-      </w:r>
-      <w:r>
-        <w:rPr>
-          <w:b/>
-          <w:bCs/>
-        </w:rPr>
-        <w:t xml:space="preserve">1,220 HUF of consumables per care episode against 115,772 HUF of immobilised property</w:t>
-      </w:r>
-      <w:r>
-        <w:t xml:space="preserve"> — a factor of 95. The third is inside the consumable figure itself: </w:t>
-      </w:r>
-      <w:r>
-        <w:rPr>
-          <w:b/>
-          <w:bCs/>
-        </w:rPr>
-        <w:t xml:space="preserve">66.7% of it is toner, not paper.</w:t>
-      </w:r>
-      <w:r>
-        <w:t xml:space="preserve"> The fourth is that none of these capture the two largest burdens, because neither reaches an invoice: </w:t>
-      </w:r>
-      <w:r>
-        <w:rPr>
-          <w:b/>
-          <w:bCs/>
-        </w:rPr>
-        <w:t xml:space="preserve">22.8 minutes of staff handling per episode — 17.1 FTE nationally — and 5,751 m² of hospital floor withdrawn from clinical use.</w:t>
-      </w:r>
-      <w:r>
-        <w:t xml:space="preserve"> Any analysis that stops at the annual stationery invoice, as cost arguments in this area usually do, sees just over a quarter of the recurrent consumable cost, about one percent of the capital position, and none of the workforce or the space.</w:t>
-      </w:r>
-    </w:p>
-    <w:p>
-      <w:pPr>
-        <w:spacing w:after="160" w:line="320"/>
-      </w:pPr>
-      <w:r>
-        <w:t xml:space="preserve">The fixed 4:1 amplification gives the finding an unusually clean policy handle. Because every referral deterministically produces five printed pages, paper volume is a linear function of referral count, and any intervention that changes how </w:t>
-      </w:r>
-      <w:r>
-        <w:rPr>
-          <w:i/>
-          <w:iCs/>
-        </w:rPr>
-        <w:t xml:space="preserve">reports</w:t>
-      </w:r>
-      <w:r>
-        <w:t xml:space="preserve"> are delivered scales directly with the number of investigations ordered. This is why S2 releases 1.7 times as much property value as S1 despite being conceptually the smaller change, and five times as much recurrent cost, and why the gap would widen further in any setting that orders more investigations.</w:t>
-      </w:r>
-    </w:p>
-    <w:p>
-      <w:pPr>
-        <w:pStyle w:val="Heading2"/>
-        <w:spacing w:after="140" w:before="280"/>
-      </w:pPr>
-      <w:r>
-        <w:rPr>
-          <w:b/>
-          <w:bCs/>
-          <w:sz w:val="22"/>
-          <w:szCs w:val="22"/>
-        </w:rPr>
-        <w:t xml:space="preserve">Comparison with existing work</w:t>
-      </w:r>
-    </w:p>
-    <w:p>
-      <w:pPr>
-        <w:spacing w:after="160" w:line="320"/>
-      </w:pPr>
-      <w:r>
-        <w:t xml:space="preserve">Direct comparators are scarce, and this is itself a finding: we could not identify a published bottom-up page count for an obstetric care pathway. The adjacent literature has concentrated on documentation as a claim on clinician </w:t>
-      </w:r>
-      <w:r>
-        <w:rPr>
-          <w:i/>
-          <w:iCs/>
-        </w:rPr>
-        <w:t xml:space="preserve">time</w:t>
-      </w:r>
-      <w:r>
-        <w:t xml:space="preserve"> inside electronic systems [1,2], and on the design of paper records where they remain in use [6,7]. Our result is complementary rather than contradictory — it prices the artefact rather than the labour — but it also suggests the two literatures have been measuring opposite ends of the same problem and missing the middle.</w:t>
-      </w:r>
-    </w:p>
-    <w:p>
-      <w:pPr>
-        <w:spacing w:after="160" w:line="320"/>
-      </w:pPr>
-      <w:r>
-        <w:t xml:space="preserve">Our count is roughly double the working assumption of 64 pages per birth used in earlier planning for this project. The gap is explained by scope: the lower figure covers the delivery hospital chart, whereas our count spans the whole antenatal and delivery pathway including the diagnostic traffic that dominates it. The discrepancy is worth stating plainly, because it is precisely the kind of scope difference that makes unmeasured assumptions unsafe.</w:t>
-      </w:r>
-    </w:p>
-    <w:p>
-      <w:pPr>
-        <w:pStyle w:val="Heading2"/>
-        <w:spacing w:after="140" w:before="280"/>
-      </w:pPr>
-      <w:r>
-        <w:rPr>
-          <w:b/>
-          <w:bCs/>
-          <w:sz w:val="22"/>
-          <w:szCs w:val="22"/>
-        </w:rPr>
-        <w:t xml:space="preserve">The other side of the ledger</w:t>
-      </w:r>
-    </w:p>
-    <w:p>
-      <w:pPr>
-        <w:spacing w:after="160" w:line="320"/>
-      </w:pPr>
-      <w:r>
-        <w:t xml:space="preserve">A paper that argues for digitisation owes the reader the risks it creates. Long-term </w:t>
-      </w:r>
-      <w:r>
-        <w:rPr>
-          <w:i/>
-          <w:iCs/>
-        </w:rPr>
-        <w:t xml:space="preserve">digital</w:t>
-      </w:r>
-      <w:r>
-        <w:t xml:space="preserve"> preservation is not a solved problem: format obsolescence, migration obligations, and above all the maintenance of authenticated electronic signatures and timestamps across a 50-year retention period all require active, funded curation from the first day of a project rather than as an afterthought. Cyber risk is real and its failure mode is a forced reversion to exactly the paper process being replaced, as documented in a solo practice that spent three months on paper after a ransomware attack [8]. And usability is not a soft consideration: hospitals with poorer electronic record usability show significantly higher odds of nurse burnout (OR 1.41, 95% CI 1.21–1.64) and of surgical inpatient mortality (OR 1.21, 95% CI 1.09–1.35) [3]. A badly implemented paperless pathway can plausibly cost more, in the currency that matters, than the paper it removes.</w:t>
-      </w:r>
-    </w:p>
-    <w:p>
-      <w:pPr>
-        <w:spacing w:after="160" w:line="320"/>
-      </w:pPr>
-      <w:r>
-        <w:t xml:space="preserve">The corollary is not that digitisation should wait, but that the two interventions answer different questions and should be argued separately. Duplex printing releases 4.09 billion HUF of property value nationally — 105.5 million HUF for a single 2,000-delivery department — requires no investment, no legal change and no new system, and carries none of the risks above; it should be done immediately, and defended on archive space rather than on a printing-cost saving it does not deliver. Electronic report delivery is the only lever that moves the recurrent cost, the staff time and the space at once — and it is also the one that carries the risks above, so it is the one that needs the careful implementation. The 17.1 FTE it addresses is worth stating in workforce terms precisely because it is </w:t>
-      </w:r>
-      <w:r>
-        <w:rPr>
-          <w:i/>
-          <w:iCs/>
-        </w:rPr>
-        <w:t xml:space="preserve">not</w:t>
-      </w:r>
-      <w:r>
-        <w:t xml:space="preserve"> money: this time is not paid to anyone as a documentation post, it is taken a few seconds at a time from clinicians, midwives and administrators who are doing something else. That is why it never appears in a budget, and why it is nonetheless real. In a system with an obstetric and midwifery staffing shortage, seventeen full-time equivalents of displaced clinical capacity spent printing and filing copies of electronic documents is the more consequential of the two findings.</w:t>
-      </w:r>
-    </w:p>
-    <w:p>
-      <w:pPr>
-        <w:pStyle w:val="Heading2"/>
-        <w:spacing w:after="140" w:before="280"/>
-      </w:pPr>
-      <w:r>
-        <w:rPr>
-          <w:b/>
-          <w:bCs/>
-          <w:sz w:val="22"/>
-          <w:szCs w:val="22"/>
-        </w:rPr>
-        <w:t xml:space="preserve">Strengths and limitations</w:t>
-      </w:r>
-    </w:p>
-    <w:p>
-      <w:pPr>
-        <w:spacing w:after="160" w:line="320"/>
-      </w:pPr>
-      <w:r>
-        <w:t xml:space="preserve">The principal strength is that the primary outcome is counted rather than assumed, at the level of the individual document type, with an internal cross-check that reconciled perfectly across all 100 episodes; and that both monetary unit costs are official published prices rather than estimates.</w:t>
-      </w:r>
-    </w:p>
-    <w:p>
-      <w:pPr>
-        <w:spacing w:after="160" w:line="320"/>
-      </w:pPr>
-      <w:r>
-        <w:t xml:space="preserve">The limitations are substantial and we state them in order of severity.</w:t>
-      </w:r>
-    </w:p>
-    <w:p>
-      <w:pPr>
-        <w:spacing w:after="160" w:line="320"/>
-      </w:pPr>
-      <w:r>
-        <w:rPr>
-          <w:i/>
-          <w:iCs/>
-        </w:rPr>
-        <w:t xml:space="preserve">Derived report counts.</w:t>
-      </w:r>
-      <w:r>
-        <w:t xml:space="preserve"> Report pages were not counted independently but derived from referrals at the institution's fixed 4:1 convention. If real reports vary in length, our estimate of the 69% report share is correspondingly soft, and the standard deviation of the total is understated. This is the first thing an external validation should measure.</w:t>
-      </w:r>
-    </w:p>
-    <w:p>
-      <w:pPr>
-        <w:spacing w:after="160" w:line="320"/>
-      </w:pPr>
-      <w:r>
-        <w:rPr>
-          <w:i/>
-          <w:iCs/>
-        </w:rPr>
-        <w:t xml:space="preserve">Single centre, single country.</w:t>
-      </w:r>
-      <w:r>
-        <w:t xml:space="preserve"> One institution's forms, one country's retention law and one procurement price. The physical constants and the structure of the model transfer; the absolute figures do not.</w:t>
-      </w:r>
-    </w:p>
-    <w:p>
-      <w:pPr>
-        <w:spacing w:after="160" w:line="320"/>
-      </w:pPr>
-      <w:r>
-        <w:rPr>
-          <w:i/>
-          <w:iCs/>
-        </w:rPr>
-        <w:t xml:space="preserve">Sampling frame unspecified.</w:t>
-      </w:r>
-      <w:r>
-        <w:t xml:space="preserve"> ⟦Pending author input — see Design and setting.⟧ Until it is stated, the 100 episodes cannot be claimed to be representative of the department's case mix.</w:t>
-      </w:r>
-    </w:p>
-    <w:p>
-      <w:pPr>
-        <w:spacing w:after="160" w:line="320"/>
-      </w:pPr>
-      <w:r>
-        <w:rPr>
-          <w:i/>
-          <w:iCs/>
-        </w:rPr>
-        <w:t xml:space="preserve">Staff time is quantified but not costed.</w:t>
-      </w:r>
-      <w:r>
-        <w:t xml:space="preserve"> Handling time is absorbed into existing duties rather than paid as a distinct post, so we report it as displaced capacity and not as money. This is a deliberate choice, but it means the monetary totals — </w:t>
-      </w:r>
-      <w:r>
-        <w:rPr>
-          <w:b/>
-          <w:bCs/>
-        </w:rPr>
-        <w:t xml:space="preserve">94.5 million HUF of annual consumables and 8.97 billion HUF of immobilised property nationally, 2.44 million and 231.5 million departmentally</w:t>
-      </w:r>
-      <w:r>
-        <w:t xml:space="preserve"> — are floors, and are not comparable with analyses that do monetise staff time.</w:t>
-      </w:r>
-    </w:p>
-    <w:p>
-      <w:pPr>
-        <w:spacing w:after="160" w:line="320"/>
-      </w:pPr>
-      <w:r>
-        <w:rPr>
-          <w:i/>
-          <w:iCs/>
-        </w:rPr>
-        <w:t xml:space="preserve">Handling time is modelled, not observed.</w:t>
-      </w:r>
-      <w:r>
-        <w:t xml:space="preserve"> The 30 seconds per document is an assumption supplied by the authors as a conservative lower bound, not a time-and-motion measurement, and the resulting FTE figures inherit that status entirely. They are reported in hours and FTE rather than money precisely so that they are not mistaken for a costed finding. A direct time-and-motion study is the obvious next step, and the 20–60 second range should be read as the honest width of the current estimate.</w:t>
-      </w:r>
-    </w:p>
-    <w:p>
-      <w:pPr>
-        <w:spacing w:after="160" w:line="320"/>
-      </w:pPr>
-      <w:r>
-        <w:rPr>
-          <w:i/>
-          <w:iCs/>
-        </w:rPr>
-        <w:t xml:space="preserve">Space equivalents are illustrative.</w:t>
-      </w:r>
-      <w:r>
-        <w:t xml:space="preserve"> Expressing the archive as consulting or delivery rooms assumes the space is physically convertible, which in an old hospital building it often is not.</w:t>
-      </w:r>
-    </w:p>
-    <w:p>
-      <w:pPr>
-        <w:spacing w:after="160" w:line="320"/>
-      </w:pPr>
-      <w:r>
-        <w:rPr>
-          <w:i/>
-          <w:iCs/>
-        </w:rPr>
-        <w:t xml:space="preserve">Printing charge interpretation.</w:t>
-      </w:r>
-      <w:r>
-        <w:t xml:space="preserve"> We treat the 7 HUF per-page charge as toner and device cost exclusive of paper, and add paper on top. If the local convention is an all-in cost per page, consumable cost falls by the paper component; the parameter file carries a single flag for this and the model recomputes without further change.</w:t>
-      </w:r>
-    </w:p>
-    <w:p>
-      <w:pPr>
-        <w:spacing w:after="160" w:line="320"/>
-      </w:pPr>
-      <w:r>
-        <w:rPr>
-          <w:i/>
-          <w:iCs/>
-        </w:rPr>
-        <w:t xml:space="preserve">Property value is capital, not cash.</w:t>
-      </w:r>
-      <w:r>
-        <w:t xml:space="preserve"> Immobilised property value is not an annual budget line, and releasing it requires the space to be repurposable. Where it is not, the saving is notional. We report it as capital deliberately and do not annuitise it. It is also valued at a single site's NAV assessment, which will not hold across a national archive estate.</w:t>
-      </w:r>
-    </w:p>
-    <w:p>
-      <w:pPr>
-        <w:spacing w:after="160" w:line="320"/>
-      </w:pPr>
-      <w:r>
-        <w:rPr>
-          <w:i/>
-          <w:iCs/>
-        </w:rPr>
-        <w:t xml:space="preserve">Archival conventions assumed.</w:t>
-      </w:r>
-      <w:r>
-        <w:t xml:space="preserve"> Shelving density and floor efficiency are the two largest sources of uncertainty in the headline figure and are the cheapest to eliminate: both can be measured in an afternoon in a real archive.</w:t>
-      </w:r>
-    </w:p>
-    <w:p>
-      <w:pPr>
-        <w:spacing w:after="160" w:line="320"/>
-      </w:pPr>
-      <w:r>
-        <w:rPr>
-          <w:i/>
-          <w:iCs/>
-        </w:rPr>
-        <w:t xml:space="preserve">Environmental figures are illustrative.</w:t>
-      </w:r>
-      <w:r>
-        <w:t xml:space="preserve"> Generic emission factors, not a life-cycle assessment.</w:t>
-      </w:r>
-    </w:p>
-    <w:p>
-      <w:pPr>
-        <w:pStyle w:val="Heading2"/>
-        <w:spacing w:after="140" w:before="280"/>
-      </w:pPr>
-      <w:r>
-        <w:rPr>
-          <w:b/>
-          <w:bCs/>
-          <w:sz w:val="22"/>
-          <w:szCs w:val="22"/>
-        </w:rPr>
-        <w:t xml:space="preserve">Implications and further work</w:t>
-      </w:r>
-    </w:p>
-    <w:p>
-      <w:pPr>
-        <w:spacing w:after="160" w:line="320"/>
-      </w:pPr>
-      <w:r>
-        <w:t xml:space="preserve">Three things follow. First, duplex printing and duplex-ready form design are an immediate, investment-free intervention, subject only to keeping signature fields off reverse sides. Second, the target of any digitisation effort in this pathway is </w:t>
-      </w:r>
-      <w:r>
-        <w:rPr>
-          <w:i/>
-          <w:iCs/>
-        </w:rPr>
-        <w:t xml:space="preserve">report delivery</w:t>
-      </w:r>
-      <w:r>
-        <w:t xml:space="preserve">, not clinical charting — the reports are where the paper is. Third, the retention policy is a distinct economic decision from the printing policy, and the two should not be bundled: a health system can pay for retention in archivist labour or in building, and it should choose knowingly.</w:t>
-      </w:r>
-    </w:p>
-    <w:p>
-      <w:pPr>
-        <w:spacing w:after="160" w:line="320"/>
-      </w:pPr>
-      <w:r>
-        <w:t xml:space="preserve">Three studies would materially strengthen this line of work: a time-and-motion measurement of document handling, replacing the assumed 30 seconds with an observed distribution; a direct measurement of report length and of archival shelving density, replacing our two weakest assumptions; and a retrospective legibility audit of archived obstetric records at 10, 20, 30 and 40 years, which would test whether the long retention period actually delivers the legal protection it is designed to provide — the thermal-paper cardiotocograph trace being the obvious case where it may not.</w:t>
+        <w:t xml:space="preserve">CONCLUSION</w:t>
+      </w:r>
+    </w:p>
+    <w:p>
+      <w:pPr>
+        <w:spacing w:after="160" w:line="320"/>
+      </w:pPr>
+      <w:r>
+        <w:t xml:space="preserve">An obstetric care episode generates about 131 printed pages, and about six in ten of them are printed copies of results that already exist electronically. The cost of that practice is not mainly the 1,220 HUF of consumables per episode — 94.5 million HUF a year nationally, 2.44 million HUF for a 2,000-delivery department, and two-thirds of it toner rather than paper — but the 115,772 HUF of property per episode immobilised by holding the output for three to five decades, 8.97 billion HUF nationally. Both figures exclude archivist labour, so both are floors. Nor is money the largest item: printing and filing those documents takes an estimated 22.8 minutes per episode, 17.1 full-time equivalents nationally, and the archive occupies 5,751 m² of hospital floor — 320 consulting rooms' worth — withdrawn from clinical use. Double-sided printing releases 46% of the capital immediately and for nothing, though it saves only 13% of the recurrent cost and no staff time at all, because toner and handling are charged by the page and by the document. Delivering diagnostic reports electronically releases 75% of the capital, 70% of the recurrent cost and 10.5 FTE. Neither requires a new hospital information system; both require deciding that a printed copy of an electronic result is not a record worth keeping for fifty years.</w:t>
       </w:r>
     </w:p>
     <w:p>
@@ -7716,24 +7797,16 @@
           <w:sz w:val="24"/>
           <w:szCs w:val="24"/>
         </w:rPr>
-        <w:t xml:space="preserve">CONCLUSION</w:t>
-      </w:r>
-    </w:p>
-    <w:p>
-      <w:pPr>
-        <w:spacing w:after="160" w:line="320"/>
-      </w:pPr>
-      <w:r>
-        <w:t xml:space="preserve">An obstetric care episode generates about 131 printed pages, and about six in ten of them are printed copies of results that already exist electronically. The cost of that practice is not mainly the 1,220 HUF of consumables per episode — 94.5 million HUF a year nationally, 2.44 million HUF for a 2,000-delivery department, and two-thirds of it toner rather than paper — but the 115,772 HUF of property per episode immobilised by holding the output for three to five decades, 8.97 billion HUF nationally. Both figures exclude archivist labour, so both are floors. Nor is money the largest item: printing and filing those documents takes an estimated 22.8 minutes per episode, 17.1 full-time equivalents nationally, and the archive occupies 5,751 m² of hospital floor — 320 consulting rooms' worth — withdrawn from clinical use. Double-sided printing releases 46% of the capital immediately and for nothing, though it saves only 13% of the recurrent cost and no staff time at all, because toner and handling are charged by the page and by the document. Delivering diagnostic reports electronically releases 75% of the capital, 70% of the recurrent cost and 10.5 FTE. Neither requires a new hospital information system; both require deciding that a printed copy of an electronic result is not a record worth keeping for fifty years.</w:t>
-      </w:r>
-    </w:p>
-    <w:p>
-      <w:pPr>
-        <w:pBdr>
-          <w:bottom w:val="single" w:color="CCCCCC" w:sz="6"/>
-        </w:pBdr>
-        <w:spacing w:after="200" w:before="200"/>
-      </w:pPr>
+        <w:t xml:space="preserve">ACKNOWLEDGEMENTS</w:t>
+      </w:r>
+    </w:p>
+    <w:p>
+      <w:pPr>
+        <w:spacing w:after="160" w:line="320"/>
+      </w:pPr>
+      <w:r>
+        <w:t xml:space="preserve">⟦Insert, or delete this heading. If any part of this work has been presented at a scientific meeting, state that here and cite any published conference abstract.⟧</w:t>
+      </w:r>
     </w:p>
     <w:p>
       <w:pPr>
@@ -7747,15 +7820,15 @@
           <w:sz w:val="24"/>
           <w:szCs w:val="24"/>
         </w:rPr>
-        <w:t xml:space="preserve">ACKNOWLEDGEMENTS</w:t>
-      </w:r>
-    </w:p>
-    <w:p>
-      <w:pPr>
-        <w:spacing w:after="160" w:line="320"/>
-      </w:pPr>
-      <w:r>
-        <w:t xml:space="preserve">⟦Insert, or delete this heading. If any part of this work has been presented at a scientific meeting, state that here and cite any published conference abstract.⟧</w:t>
+        <w:t xml:space="preserve">CONTRIBUTORS</w:t>
+      </w:r>
+    </w:p>
+    <w:p>
+      <w:pPr>
+        <w:spacing w:after="160" w:line="320"/>
+      </w:pPr>
+      <w:r>
+        <w:t xml:space="preserve">⟦ICMJE-conformant statement naming each author's contribution and the guarantor.⟧</w:t>
       </w:r>
     </w:p>
     <w:p>
@@ -7770,15 +7843,15 @@
           <w:sz w:val="24"/>
           <w:szCs w:val="24"/>
         </w:rPr>
-        <w:t xml:space="preserve">CONTRIBUTORS</w:t>
-      </w:r>
-    </w:p>
-    <w:p>
-      <w:pPr>
-        <w:spacing w:after="160" w:line="320"/>
-      </w:pPr>
-      <w:r>
-        <w:t xml:space="preserve">⟦ICMJE-conformant statement naming each author's contribution and the guarantor.⟧</w:t>
+        <w:t xml:space="preserve">FUNDING</w:t>
+      </w:r>
+    </w:p>
+    <w:p>
+      <w:pPr>
+        <w:spacing w:after="160" w:line="320"/>
+      </w:pPr>
+      <w:r>
+        <w:t xml:space="preserve">⟦State the funder and grant number, or: "This research received no specific grant from any funding agency in the public, commercial or not-for-profit sectors."⟧</w:t>
       </w:r>
     </w:p>
     <w:p>
@@ -7793,15 +7866,15 @@
           <w:sz w:val="24"/>
           <w:szCs w:val="24"/>
         </w:rPr>
-        <w:t xml:space="preserve">FUNDING</w:t>
-      </w:r>
-    </w:p>
-    <w:p>
-      <w:pPr>
-        <w:spacing w:after="160" w:line="320"/>
-      </w:pPr>
-      <w:r>
-        <w:t xml:space="preserve">⟦State the funder and grant number, or: "This research received no specific grant from any funding agency in the public, commercial or not-for-profit sectors."⟧</w:t>
+        <w:t xml:space="preserve">COMPETING INTERESTS</w:t>
+      </w:r>
+    </w:p>
+    <w:p>
+      <w:pPr>
+        <w:spacing w:after="160" w:line="320"/>
+      </w:pPr>
+      <w:r>
+        <w:t xml:space="preserve">⟦Declare, or: "None declared."⟧</w:t>
       </w:r>
     </w:p>
     <w:p>
@@ -7816,15 +7889,15 @@
           <w:sz w:val="24"/>
           <w:szCs w:val="24"/>
         </w:rPr>
-        <w:t xml:space="preserve">COMPETING INTERESTS</w:t>
-      </w:r>
-    </w:p>
-    <w:p>
-      <w:pPr>
-        <w:spacing w:after="160" w:line="320"/>
-      </w:pPr>
-      <w:r>
-        <w:t xml:space="preserve">⟦Declare, or: "None declared."⟧</w:t>
+        <w:t xml:space="preserve">PATIENT CONSENT FOR PUBLICATION</w:t>
+      </w:r>
+    </w:p>
+    <w:p>
+      <w:pPr>
+        <w:spacing w:after="160" w:line="320"/>
+      </w:pPr>
+      <w:r>
+        <w:t xml:space="preserve">Not applicable. The dataset contains document counts only, with no clinical, demographic or identifying patient information.</w:t>
       </w:r>
     </w:p>
     <w:p>
@@ -7839,15 +7912,15 @@
           <w:sz w:val="24"/>
           <w:szCs w:val="24"/>
         </w:rPr>
-        <w:t xml:space="preserve">PATIENT CONSENT FOR PUBLICATION</w:t>
-      </w:r>
-    </w:p>
-    <w:p>
-      <w:pPr>
-        <w:spacing w:after="160" w:line="320"/>
-      </w:pPr>
-      <w:r>
-        <w:t xml:space="preserve">Not applicable. The dataset contains document counts only, with no clinical, demographic or identifying patient information.</w:t>
+        <w:t xml:space="preserve">ETHICS APPROVAL</w:t>
+      </w:r>
+    </w:p>
+    <w:p>
+      <w:pPr>
+        <w:spacing w:after="160" w:line="320"/>
+      </w:pPr>
+      <w:r>
+        <w:t xml:space="preserve">⟦Insert the institutional review board reference and determination, or the formal exemption.⟧</w:t>
       </w:r>
     </w:p>
     <w:p>
@@ -7862,15 +7935,15 @@
           <w:sz w:val="24"/>
           <w:szCs w:val="24"/>
         </w:rPr>
-        <w:t xml:space="preserve">ETHICS APPROVAL</w:t>
-      </w:r>
-    </w:p>
-    <w:p>
-      <w:pPr>
-        <w:spacing w:after="160" w:line="320"/>
-      </w:pPr>
-      <w:r>
-        <w:t xml:space="preserve">⟦Insert the institutional review board reference and determination, or the formal exemption.⟧</w:t>
+        <w:t xml:space="preserve">DATA AVAILABILITY STATEMENT</w:t>
+      </w:r>
+    </w:p>
+    <w:p>
+      <w:pPr>
+        <w:spacing w:after="160" w:line="320"/>
+      </w:pPr>
+      <w:r>
+        <w:t xml:space="preserve">Data are available ⟦on reasonable request / in a public repository⟧. The per-episode page-count dataset, the analysis script and the parameter file that drives it are available ⟦repository or contact⟧; every number reported here is regenerated from the dataset and the parameter file by the supplied script.</w:t>
       </w:r>
     </w:p>
     <w:p>
@@ -7885,29 +7958,6 @@
           <w:sz w:val="24"/>
           <w:szCs w:val="24"/>
         </w:rPr>
-        <w:t xml:space="preserve">DATA AVAILABILITY STATEMENT</w:t>
-      </w:r>
-    </w:p>
-    <w:p>
-      <w:pPr>
-        <w:spacing w:after="160" w:line="320"/>
-      </w:pPr>
-      <w:r>
-        <w:t xml:space="preserve">Data are available ⟦on reasonable request / in a public repository⟧. The per-episode page-count dataset, the analysis script and the parameter file that drives it are available ⟦repository or contact⟧; every number reported here is regenerated from the dataset and the parameter file by the supplied script.</w:t>
-      </w:r>
-    </w:p>
-    <w:p>
-      <w:pPr>
-        <w:pStyle w:val="Heading1"/>
-        <w:spacing w:after="200" w:before="400"/>
-      </w:pPr>
-      <w:r>
-        <w:rPr>
-          <w:b/>
-          <w:bCs/>
-          <w:sz w:val="24"/>
-          <w:szCs w:val="24"/>
-        </w:rPr>
         <w:t xml:space="preserve">REFERENCES</w:t>
       </w:r>
     </w:p>
@@ -8008,6 +8058,24 @@
       </w:pPr>
       <w:r>
         <w:t xml:space="preserve">11. Nemzeti Adó- és Vámhivatal. Property valuation for the archive site, 1 560 000 HUF/m2. ⟦Add valuation reference and date.⟧</w:t>
+      </w:r>
+    </w:p>
+    <w:p>
+      <w:pPr>
+        <w:spacing w:after="100" w:line="300"/>
+        <w:ind w:left="420" w:hanging="420"/>
+      </w:pPr>
+      <w:r>
+        <w:t xml:space="preserve">12. Sun M, Wang Y, Shi L, et al. Uncovering energy use, carbon emissions and environmental burdens of pulp and paper industry: a systematic review and meta-analysis. Renew Sustain Energy Rev 2018;92:823-33. doi:10.1016/j.rser.2018.04.036</w:t>
+      </w:r>
+    </w:p>
+    <w:p>
+      <w:pPr>
+        <w:spacing w:after="100" w:line="300"/>
+        <w:ind w:left="420" w:hanging="420"/>
+      </w:pPr>
+      <w:r>
+        <w:t xml:space="preserve">13. Tomberlin KE, Venditti R, Yao Y. Life cycle carbon footprint analysis of pulp and paper grades in the United States using production-line-based data and integration. BioResources 2020;15:3899-914. doi:10.15376/biores.15.2.3899-3914</w:t>
       </w:r>
     </w:p>
     <w:p>

--- a/manuscripts/obstetric-paper-burden/BMJ-HCI-submission.docx
+++ b/manuscripts/obstetric-paper-burden/BMJ-HCI-submission.docx
@@ -58,7 +58,7 @@
         <w:t xml:space="preserve">Word count</w:t>
       </w:r>
       <w:r>
-        <w:t xml:space="preserve"> Abstract 358; main text 5,275 excluding abstract, tables, statements, references and figure legends.</w:t>
+        <w:t xml:space="preserve"> Abstract 358; main text 5,281 excluding abstract, tables, statements, references and figure legends.</w:t>
       </w:r>
     </w:p>
     <w:p>
@@ -241,14 +241,6 @@
       <w:r>
         <w:t xml:space="preserve"> (MeSH) Medical Records; Prenatal Care; Documentation; Costs and Cost Analysis; Health Information Exchange; Paper</w:t>
       </w:r>
-    </w:p>
-    <w:p>
-      <w:pPr>
-        <w:pBdr>
-          <w:bottom w:val="single" w:color="CCCCCC" w:sz="6"/>
-        </w:pBdr>
-        <w:spacing w:after="200" w:before="200"/>
-      </w:pPr>
     </w:p>
     <w:p>
       <w:pPr>
@@ -425,14 +417,6 @@
       <w:r>
         <w:t xml:space="preserve">The retention policy is an economic decision distinct from the printing policy, and the two should be appraised separately.</w:t>
       </w:r>
-    </w:p>
-    <w:p>
-      <w:pPr>
-        <w:pBdr>
-          <w:bottom w:val="single" w:color="CCCCCC" w:sz="6"/>
-        </w:pBdr>
-        <w:spacing w:after="200" w:before="200"/>
-      </w:pPr>
     </w:p>
     <w:p>
       <w:pPr>
@@ -3457,16 +3441,17 @@
         </w:tblBorders>
       </w:tblPr>
       <w:tblGrid>
-        <w:gridCol w:w="902"/>
-        <w:gridCol w:w="902"/>
-        <w:gridCol w:w="902"/>
-        <w:gridCol w:w="902"/>
-        <w:gridCol w:w="902"/>
-        <w:gridCol w:w="902"/>
-        <w:gridCol w:w="902"/>
-        <w:gridCol w:w="902"/>
-        <w:gridCol w:w="902"/>
-        <w:gridCol w:w="908"/>
+        <w:gridCol w:w="820"/>
+        <w:gridCol w:w="820"/>
+        <w:gridCol w:w="820"/>
+        <w:gridCol w:w="820"/>
+        <w:gridCol w:w="820"/>
+        <w:gridCol w:w="820"/>
+        <w:gridCol w:w="820"/>
+        <w:gridCol w:w="820"/>
+        <w:gridCol w:w="820"/>
+        <w:gridCol w:w="820"/>
+        <w:gridCol w:w="826"/>
       </w:tblGrid>
       <w:tr>
         <w:trPr>
@@ -3474,7 +3459,7 @@
         </w:trPr>
         <w:tc>
           <w:tcPr>
-            <w:tcW w:type="dxa" w:w="902"/>
+            <w:tcW w:type="dxa" w:w="820"/>
             <w:shd w:fill="F2F2F2" w:val="clear"/>
             <w:tcMar>
               <w:top w:type="dxa" w:w="60"/>
@@ -3500,7 +3485,7 @@
         </w:tc>
         <w:tc>
           <w:tcPr>
-            <w:tcW w:type="dxa" w:w="902"/>
+            <w:tcW w:type="dxa" w:w="820"/>
             <w:shd w:fill="F2F2F2" w:val="clear"/>
             <w:tcMar>
               <w:top w:type="dxa" w:w="60"/>
@@ -3526,7 +3511,7 @@
         </w:tc>
         <w:tc>
           <w:tcPr>
-            <w:tcW w:type="dxa" w:w="902"/>
+            <w:tcW w:type="dxa" w:w="820"/>
             <w:shd w:fill="F2F2F2" w:val="clear"/>
             <w:tcMar>
               <w:top w:type="dxa" w:w="60"/>
@@ -3552,7 +3537,7 @@
         </w:tc>
         <w:tc>
           <w:tcPr>
-            <w:tcW w:type="dxa" w:w="902"/>
+            <w:tcW w:type="dxa" w:w="820"/>
             <w:shd w:fill="F2F2F2" w:val="clear"/>
             <w:tcMar>
               <w:top w:type="dxa" w:w="60"/>
@@ -3578,7 +3563,7 @@
         </w:tc>
         <w:tc>
           <w:tcPr>
-            <w:tcW w:type="dxa" w:w="902"/>
+            <w:tcW w:type="dxa" w:w="820"/>
             <w:shd w:fill="F2F2F2" w:val="clear"/>
             <w:tcMar>
               <w:top w:type="dxa" w:w="60"/>
@@ -3604,7 +3589,7 @@
         </w:tc>
         <w:tc>
           <w:tcPr>
-            <w:tcW w:type="dxa" w:w="902"/>
+            <w:tcW w:type="dxa" w:w="820"/>
             <w:shd w:fill="F2F2F2" w:val="clear"/>
             <w:tcMar>
               <w:top w:type="dxa" w:w="60"/>
@@ -3624,13 +3609,13 @@
                 <w:sz w:val="18"/>
                 <w:szCs w:val="18"/>
               </w:rPr>
-              <w:t xml:space="preserve">Consumables (HUF/y, net)</w:t>
-            </w:r>
-          </w:p>
-        </w:tc>
-        <w:tc>
-          <w:tcPr>
-            <w:tcW w:type="dxa" w:w="902"/>
+              <w:t xml:space="preserve">CO2e (t/y)</w:t>
+            </w:r>
+          </w:p>
+        </w:tc>
+        <w:tc>
+          <w:tcPr>
+            <w:tcW w:type="dxa" w:w="820"/>
             <w:shd w:fill="F2F2F2" w:val="clear"/>
             <w:tcMar>
               <w:top w:type="dxa" w:w="60"/>
@@ -3650,13 +3635,13 @@
                 <w:sz w:val="18"/>
                 <w:szCs w:val="18"/>
               </w:rPr>
-              <w:t xml:space="preserve">Handling (h/y)</w:t>
-            </w:r>
-          </w:p>
-        </w:tc>
-        <w:tc>
-          <w:tcPr>
-            <w:tcW w:type="dxa" w:w="902"/>
+              <w:t xml:space="preserve">Consumables (HUF/y, net)</w:t>
+            </w:r>
+          </w:p>
+        </w:tc>
+        <w:tc>
+          <w:tcPr>
+            <w:tcW w:type="dxa" w:w="820"/>
             <w:shd w:fill="F2F2F2" w:val="clear"/>
             <w:tcMar>
               <w:top w:type="dxa" w:w="60"/>
@@ -3676,13 +3661,13 @@
                 <w:sz w:val="18"/>
                 <w:szCs w:val="18"/>
               </w:rPr>
-              <w:t xml:space="preserve">Handling (FTE)</w:t>
-            </w:r>
-          </w:p>
-        </w:tc>
-        <w:tc>
-          <w:tcPr>
-            <w:tcW w:type="dxa" w:w="902"/>
+              <w:t xml:space="preserve">Handling (h/y)</w:t>
+            </w:r>
+          </w:p>
+        </w:tc>
+        <w:tc>
+          <w:tcPr>
+            <w:tcW w:type="dxa" w:w="820"/>
             <w:shd w:fill="F2F2F2" w:val="clear"/>
             <w:tcMar>
               <w:top w:type="dxa" w:w="60"/>
@@ -3702,13 +3687,39 @@
                 <w:sz w:val="18"/>
                 <w:szCs w:val="18"/>
               </w:rPr>
+              <w:t xml:space="preserve">Handling (FTE)</w:t>
+            </w:r>
+          </w:p>
+        </w:tc>
+        <w:tc>
+          <w:tcPr>
+            <w:tcW w:type="dxa" w:w="820"/>
+            <w:shd w:fill="F2F2F2" w:val="clear"/>
+            <w:tcMar>
+              <w:top w:type="dxa" w:w="60"/>
+              <w:left w:type="dxa" w:w="80"/>
+              <w:bottom w:type="dxa" w:w="60"/>
+              <w:right w:type="dxa" w:w="80"/>
+            </w:tcMar>
+          </w:tcPr>
+          <w:p>
+            <w:pPr>
+              <w:spacing w:after="0" w:line="240"/>
+            </w:pPr>
+            <w:r>
+              <w:rPr>
+                <w:b/>
+                <w:bCs/>
+                <w:sz w:val="18"/>
+                <w:szCs w:val="18"/>
+              </w:rPr>
               <w:t xml:space="preserve">Archive floor (m²)</w:t>
             </w:r>
           </w:p>
         </w:tc>
         <w:tc>
           <w:tcPr>
-            <w:tcW w:type="dxa" w:w="908"/>
+            <w:tcW w:type="dxa" w:w="826"/>
             <w:shd w:fill="F2F2F2" w:val="clear"/>
             <w:tcMar>
               <w:top w:type="dxa" w:w="60"/>
@@ -3739,7 +3750,7 @@
         </w:trPr>
         <w:tc>
           <w:tcPr>
-            <w:tcW w:type="dxa" w:w="902"/>
+            <w:tcW w:type="dxa" w:w="820"/>
             <w:tcMar>
               <w:top w:type="dxa" w:w="60"/>
               <w:left w:type="dxa" w:w="80"/>
@@ -3764,7 +3775,7 @@
         </w:tc>
         <w:tc>
           <w:tcPr>
-            <w:tcW w:type="dxa" w:w="902"/>
+            <w:tcW w:type="dxa" w:w="820"/>
             <w:tcMar>
               <w:top w:type="dxa" w:w="60"/>
               <w:left w:type="dxa" w:w="80"/>
@@ -3789,7 +3800,7 @@
         </w:tc>
         <w:tc>
           <w:tcPr>
-            <w:tcW w:type="dxa" w:w="902"/>
+            <w:tcW w:type="dxa" w:w="820"/>
             <w:tcMar>
               <w:top w:type="dxa" w:w="60"/>
               <w:left w:type="dxa" w:w="80"/>
@@ -3814,7 +3825,7 @@
         </w:tc>
         <w:tc>
           <w:tcPr>
-            <w:tcW w:type="dxa" w:w="902"/>
+            <w:tcW w:type="dxa" w:w="820"/>
             <w:tcMar>
               <w:top w:type="dxa" w:w="60"/>
               <w:left w:type="dxa" w:w="80"/>
@@ -3839,7 +3850,7 @@
         </w:tc>
         <w:tc>
           <w:tcPr>
-            <w:tcW w:type="dxa" w:w="902"/>
+            <w:tcW w:type="dxa" w:w="820"/>
             <w:tcMar>
               <w:top w:type="dxa" w:w="60"/>
               <w:left w:type="dxa" w:w="80"/>
@@ -3864,7 +3875,7 @@
         </w:tc>
         <w:tc>
           <w:tcPr>
-            <w:tcW w:type="dxa" w:w="902"/>
+            <w:tcW w:type="dxa" w:w="820"/>
             <w:tcMar>
               <w:top w:type="dxa" w:w="60"/>
               <w:left w:type="dxa" w:w="80"/>
@@ -3889,7 +3900,7 @@
         </w:tc>
         <w:tc>
           <w:tcPr>
-            <w:tcW w:type="dxa" w:w="902"/>
+            <w:tcW w:type="dxa" w:w="820"/>
             <w:tcMar>
               <w:top w:type="dxa" w:w="60"/>
               <w:left w:type="dxa" w:w="80"/>
@@ -3914,7 +3925,7 @@
         </w:tc>
         <w:tc>
           <w:tcPr>
-            <w:tcW w:type="dxa" w:w="902"/>
+            <w:tcW w:type="dxa" w:w="820"/>
             <w:tcMar>
               <w:top w:type="dxa" w:w="60"/>
               <w:left w:type="dxa" w:w="80"/>
@@ -3939,7 +3950,7 @@
         </w:tc>
         <w:tc>
           <w:tcPr>
-            <w:tcW w:type="dxa" w:w="902"/>
+            <w:tcW w:type="dxa" w:w="820"/>
             <w:tcMar>
               <w:top w:type="dxa" w:w="60"/>
               <w:left w:type="dxa" w:w="80"/>
@@ -3964,7 +3975,32 @@
         </w:tc>
         <w:tc>
           <w:tcPr>
-            <w:tcW w:type="dxa" w:w="908"/>
+            <w:tcW w:type="dxa" w:w="820"/>
+            <w:tcMar>
+              <w:top w:type="dxa" w:w="60"/>
+              <w:left w:type="dxa" w:w="80"/>
+              <w:bottom w:type="dxa" w:w="60"/>
+              <w:right w:type="dxa" w:w="80"/>
+            </w:tcMar>
+          </w:tcPr>
+          <w:p>
+            <w:pPr>
+              <w:spacing w:after="0" w:line="240"/>
+            </w:pPr>
+            <w:r>
+              <w:rPr>
+                <w:b/>
+                <w:bCs/>
+                <w:sz w:val="18"/>
+                <w:szCs w:val="18"/>
+              </w:rPr>
+              <w:t xml:space="preserve"/>
+            </w:r>
+          </w:p>
+        </w:tc>
+        <w:tc>
+          <w:tcPr>
+            <w:tcW w:type="dxa" w:w="826"/>
             <w:tcMar>
               <w:top w:type="dxa" w:w="60"/>
               <w:left w:type="dxa" w:w="80"/>
@@ -3994,7 +4030,7 @@
         </w:trPr>
         <w:tc>
           <w:tcPr>
-            <w:tcW w:type="dxa" w:w="902"/>
+            <w:tcW w:type="dxa" w:w="820"/>
             <w:tcMar>
               <w:top w:type="dxa" w:w="60"/>
               <w:left w:type="dxa" w:w="80"/>
@@ -4019,7 +4055,7 @@
         </w:tc>
         <w:tc>
           <w:tcPr>
-            <w:tcW w:type="dxa" w:w="902"/>
+            <w:tcW w:type="dxa" w:w="820"/>
             <w:tcMar>
               <w:top w:type="dxa" w:w="60"/>
               <w:left w:type="dxa" w:w="80"/>
@@ -4044,7 +4080,7 @@
         </w:tc>
         <w:tc>
           <w:tcPr>
-            <w:tcW w:type="dxa" w:w="902"/>
+            <w:tcW w:type="dxa" w:w="820"/>
             <w:tcMar>
               <w:top w:type="dxa" w:w="60"/>
               <w:left w:type="dxa" w:w="80"/>
@@ -4069,7 +4105,7 @@
         </w:tc>
         <w:tc>
           <w:tcPr>
-            <w:tcW w:type="dxa" w:w="902"/>
+            <w:tcW w:type="dxa" w:w="820"/>
             <w:tcMar>
               <w:top w:type="dxa" w:w="60"/>
               <w:left w:type="dxa" w:w="80"/>
@@ -4094,7 +4130,7 @@
         </w:tc>
         <w:tc>
           <w:tcPr>
-            <w:tcW w:type="dxa" w:w="902"/>
+            <w:tcW w:type="dxa" w:w="820"/>
             <w:tcMar>
               <w:top w:type="dxa" w:w="60"/>
               <w:left w:type="dxa" w:w="80"/>
@@ -4119,7 +4155,32 @@
         </w:tc>
         <w:tc>
           <w:tcPr>
-            <w:tcW w:type="dxa" w:w="902"/>
+            <w:tcW w:type="dxa" w:w="820"/>
+            <w:tcMar>
+              <w:top w:type="dxa" w:w="60"/>
+              <w:left w:type="dxa" w:w="80"/>
+              <w:bottom w:type="dxa" w:w="60"/>
+              <w:right w:type="dxa" w:w="80"/>
+            </w:tcMar>
+          </w:tcPr>
+          <w:p>
+            <w:pPr>
+              <w:spacing w:after="0" w:line="240"/>
+            </w:pPr>
+            <w:r>
+              <w:rPr>
+                <w:b w:val="false"/>
+                <w:bCs w:val="false"/>
+                <w:sz w:val="18"/>
+                <w:szCs w:val="18"/>
+              </w:rPr>
+              <w:t xml:space="preserve">1.2</w:t>
+            </w:r>
+          </w:p>
+        </w:tc>
+        <w:tc>
+          <w:tcPr>
+            <w:tcW w:type="dxa" w:w="820"/>
             <w:tcMar>
               <w:top w:type="dxa" w:w="60"/>
               <w:left w:type="dxa" w:w="80"/>
@@ -4144,7 +4205,7 @@
         </w:tc>
         <w:tc>
           <w:tcPr>
-            <w:tcW w:type="dxa" w:w="902"/>
+            <w:tcW w:type="dxa" w:w="820"/>
             <w:tcMar>
               <w:top w:type="dxa" w:w="60"/>
               <w:left w:type="dxa" w:w="80"/>
@@ -4169,7 +4230,7 @@
         </w:tc>
         <w:tc>
           <w:tcPr>
-            <w:tcW w:type="dxa" w:w="902"/>
+            <w:tcW w:type="dxa" w:w="820"/>
             <w:tcMar>
               <w:top w:type="dxa" w:w="60"/>
               <w:left w:type="dxa" w:w="80"/>
@@ -4194,7 +4255,7 @@
         </w:tc>
         <w:tc>
           <w:tcPr>
-            <w:tcW w:type="dxa" w:w="902"/>
+            <w:tcW w:type="dxa" w:w="820"/>
             <w:tcMar>
               <w:top w:type="dxa" w:w="60"/>
               <w:left w:type="dxa" w:w="80"/>
@@ -4219,7 +4280,7 @@
         </w:tc>
         <w:tc>
           <w:tcPr>
-            <w:tcW w:type="dxa" w:w="908"/>
+            <w:tcW w:type="dxa" w:w="826"/>
             <w:tcMar>
               <w:top w:type="dxa" w:w="60"/>
               <w:left w:type="dxa" w:w="80"/>
@@ -4249,7 +4310,7 @@
         </w:trPr>
         <w:tc>
           <w:tcPr>
-            <w:tcW w:type="dxa" w:w="902"/>
+            <w:tcW w:type="dxa" w:w="820"/>
             <w:tcMar>
               <w:top w:type="dxa" w:w="60"/>
               <w:left w:type="dxa" w:w="80"/>
@@ -4274,7 +4335,7 @@
         </w:tc>
         <w:tc>
           <w:tcPr>
-            <w:tcW w:type="dxa" w:w="902"/>
+            <w:tcW w:type="dxa" w:w="820"/>
             <w:tcMar>
               <w:top w:type="dxa" w:w="60"/>
               <w:left w:type="dxa" w:w="80"/>
@@ -4299,7 +4360,7 @@
         </w:tc>
         <w:tc>
           <w:tcPr>
-            <w:tcW w:type="dxa" w:w="902"/>
+            <w:tcW w:type="dxa" w:w="820"/>
             <w:tcMar>
               <w:top w:type="dxa" w:w="60"/>
               <w:left w:type="dxa" w:w="80"/>
@@ -4324,7 +4385,7 @@
         </w:tc>
         <w:tc>
           <w:tcPr>
-            <w:tcW w:type="dxa" w:w="902"/>
+            <w:tcW w:type="dxa" w:w="820"/>
             <w:tcMar>
               <w:top w:type="dxa" w:w="60"/>
               <w:left w:type="dxa" w:w="80"/>
@@ -4349,7 +4410,7 @@
         </w:tc>
         <w:tc>
           <w:tcPr>
-            <w:tcW w:type="dxa" w:w="902"/>
+            <w:tcW w:type="dxa" w:w="820"/>
             <w:tcMar>
               <w:top w:type="dxa" w:w="60"/>
               <w:left w:type="dxa" w:w="80"/>
@@ -4374,7 +4435,32 @@
         </w:tc>
         <w:tc>
           <w:tcPr>
-            <w:tcW w:type="dxa" w:w="902"/>
+            <w:tcW w:type="dxa" w:w="820"/>
+            <w:tcMar>
+              <w:top w:type="dxa" w:w="60"/>
+              <w:left w:type="dxa" w:w="80"/>
+              <w:bottom w:type="dxa" w:w="60"/>
+              <w:right w:type="dxa" w:w="80"/>
+            </w:tcMar>
+          </w:tcPr>
+          <w:p>
+            <w:pPr>
+              <w:spacing w:after="0" w:line="240"/>
+            </w:pPr>
+            <w:r>
+              <w:rPr>
+                <w:b w:val="false"/>
+                <w:bCs w:val="false"/>
+                <w:sz w:val="18"/>
+                <w:szCs w:val="18"/>
+              </w:rPr>
+              <w:t xml:space="preserve">0.6</w:t>
+            </w:r>
+          </w:p>
+        </w:tc>
+        <w:tc>
+          <w:tcPr>
+            <w:tcW w:type="dxa" w:w="820"/>
             <w:tcMar>
               <w:top w:type="dxa" w:w="60"/>
               <w:left w:type="dxa" w:w="80"/>
@@ -4399,7 +4485,7 @@
         </w:tc>
         <w:tc>
           <w:tcPr>
-            <w:tcW w:type="dxa" w:w="902"/>
+            <w:tcW w:type="dxa" w:w="820"/>
             <w:tcMar>
               <w:top w:type="dxa" w:w="60"/>
               <w:left w:type="dxa" w:w="80"/>
@@ -4424,7 +4510,7 @@
         </w:tc>
         <w:tc>
           <w:tcPr>
-            <w:tcW w:type="dxa" w:w="902"/>
+            <w:tcW w:type="dxa" w:w="820"/>
             <w:tcMar>
               <w:top w:type="dxa" w:w="60"/>
               <w:left w:type="dxa" w:w="80"/>
@@ -4449,7 +4535,7 @@
         </w:tc>
         <w:tc>
           <w:tcPr>
-            <w:tcW w:type="dxa" w:w="902"/>
+            <w:tcW w:type="dxa" w:w="820"/>
             <w:tcMar>
               <w:top w:type="dxa" w:w="60"/>
               <w:left w:type="dxa" w:w="80"/>
@@ -4474,7 +4560,7 @@
         </w:tc>
         <w:tc>
           <w:tcPr>
-            <w:tcW w:type="dxa" w:w="908"/>
+            <w:tcW w:type="dxa" w:w="826"/>
             <w:tcMar>
               <w:top w:type="dxa" w:w="60"/>
               <w:left w:type="dxa" w:w="80"/>
@@ -4504,7 +4590,7 @@
         </w:trPr>
         <w:tc>
           <w:tcPr>
-            <w:tcW w:type="dxa" w:w="902"/>
+            <w:tcW w:type="dxa" w:w="820"/>
             <w:tcMar>
               <w:top w:type="dxa" w:w="60"/>
               <w:left w:type="dxa" w:w="80"/>
@@ -4529,7 +4615,7 @@
         </w:tc>
         <w:tc>
           <w:tcPr>
-            <w:tcW w:type="dxa" w:w="902"/>
+            <w:tcW w:type="dxa" w:w="820"/>
             <w:tcMar>
               <w:top w:type="dxa" w:w="60"/>
               <w:left w:type="dxa" w:w="80"/>
@@ -4554,7 +4640,7 @@
         </w:tc>
         <w:tc>
           <w:tcPr>
-            <w:tcW w:type="dxa" w:w="902"/>
+            <w:tcW w:type="dxa" w:w="820"/>
             <w:tcMar>
               <w:top w:type="dxa" w:w="60"/>
               <w:left w:type="dxa" w:w="80"/>
@@ -4579,7 +4665,7 @@
         </w:tc>
         <w:tc>
           <w:tcPr>
-            <w:tcW w:type="dxa" w:w="902"/>
+            <w:tcW w:type="dxa" w:w="820"/>
             <w:tcMar>
               <w:top w:type="dxa" w:w="60"/>
               <w:left w:type="dxa" w:w="80"/>
@@ -4604,7 +4690,7 @@
         </w:tc>
         <w:tc>
           <w:tcPr>
-            <w:tcW w:type="dxa" w:w="902"/>
+            <w:tcW w:type="dxa" w:w="820"/>
             <w:tcMar>
               <w:top w:type="dxa" w:w="60"/>
               <w:left w:type="dxa" w:w="80"/>
@@ -4629,7 +4715,32 @@
         </w:tc>
         <w:tc>
           <w:tcPr>
-            <w:tcW w:type="dxa" w:w="902"/>
+            <w:tcW w:type="dxa" w:w="820"/>
+            <w:tcMar>
+              <w:top w:type="dxa" w:w="60"/>
+              <w:left w:type="dxa" w:w="80"/>
+              <w:bottom w:type="dxa" w:w="60"/>
+              <w:right w:type="dxa" w:w="80"/>
+            </w:tcMar>
+          </w:tcPr>
+          <w:p>
+            <w:pPr>
+              <w:spacing w:after="0" w:line="240"/>
+            </w:pPr>
+            <w:r>
+              <w:rPr>
+                <w:b w:val="false"/>
+                <w:bCs w:val="false"/>
+                <w:sz w:val="18"/>
+                <w:szCs w:val="18"/>
+              </w:rPr>
+              <w:t xml:space="preserve">0.3</w:t>
+            </w:r>
+          </w:p>
+        </w:tc>
+        <w:tc>
+          <w:tcPr>
+            <w:tcW w:type="dxa" w:w="820"/>
             <w:tcMar>
               <w:top w:type="dxa" w:w="60"/>
               <w:left w:type="dxa" w:w="80"/>
@@ -4654,7 +4765,7 @@
         </w:tc>
         <w:tc>
           <w:tcPr>
-            <w:tcW w:type="dxa" w:w="902"/>
+            <w:tcW w:type="dxa" w:w="820"/>
             <w:tcMar>
               <w:top w:type="dxa" w:w="60"/>
               <w:left w:type="dxa" w:w="80"/>
@@ -4679,7 +4790,7 @@
         </w:tc>
         <w:tc>
           <w:tcPr>
-            <w:tcW w:type="dxa" w:w="902"/>
+            <w:tcW w:type="dxa" w:w="820"/>
             <w:tcMar>
               <w:top w:type="dxa" w:w="60"/>
               <w:left w:type="dxa" w:w="80"/>
@@ -4704,7 +4815,7 @@
         </w:tc>
         <w:tc>
           <w:tcPr>
-            <w:tcW w:type="dxa" w:w="902"/>
+            <w:tcW w:type="dxa" w:w="820"/>
             <w:tcMar>
               <w:top w:type="dxa" w:w="60"/>
               <w:left w:type="dxa" w:w="80"/>
@@ -4729,7 +4840,7 @@
         </w:tc>
         <w:tc>
           <w:tcPr>
-            <w:tcW w:type="dxa" w:w="908"/>
+            <w:tcW w:type="dxa" w:w="826"/>
             <w:tcMar>
               <w:top w:type="dxa" w:w="60"/>
               <w:left w:type="dxa" w:w="80"/>
@@ -4759,7 +4870,7 @@
         </w:trPr>
         <w:tc>
           <w:tcPr>
-            <w:tcW w:type="dxa" w:w="902"/>
+            <w:tcW w:type="dxa" w:w="820"/>
             <w:tcMar>
               <w:top w:type="dxa" w:w="60"/>
               <w:left w:type="dxa" w:w="80"/>
@@ -4784,7 +4895,7 @@
         </w:tc>
         <w:tc>
           <w:tcPr>
-            <w:tcW w:type="dxa" w:w="902"/>
+            <w:tcW w:type="dxa" w:w="820"/>
             <w:tcMar>
               <w:top w:type="dxa" w:w="60"/>
               <w:left w:type="dxa" w:w="80"/>
@@ -4809,7 +4920,7 @@
         </w:tc>
         <w:tc>
           <w:tcPr>
-            <w:tcW w:type="dxa" w:w="902"/>
+            <w:tcW w:type="dxa" w:w="820"/>
             <w:tcMar>
               <w:top w:type="dxa" w:w="60"/>
               <w:left w:type="dxa" w:w="80"/>
@@ -4834,7 +4945,7 @@
         </w:tc>
         <w:tc>
           <w:tcPr>
-            <w:tcW w:type="dxa" w:w="902"/>
+            <w:tcW w:type="dxa" w:w="820"/>
             <w:tcMar>
               <w:top w:type="dxa" w:w="60"/>
               <w:left w:type="dxa" w:w="80"/>
@@ -4859,7 +4970,7 @@
         </w:tc>
         <w:tc>
           <w:tcPr>
-            <w:tcW w:type="dxa" w:w="902"/>
+            <w:tcW w:type="dxa" w:w="820"/>
             <w:tcMar>
               <w:top w:type="dxa" w:w="60"/>
               <w:left w:type="dxa" w:w="80"/>
@@ -4884,7 +4995,32 @@
         </w:tc>
         <w:tc>
           <w:tcPr>
-            <w:tcW w:type="dxa" w:w="902"/>
+            <w:tcW w:type="dxa" w:w="820"/>
+            <w:tcMar>
+              <w:top w:type="dxa" w:w="60"/>
+              <w:left w:type="dxa" w:w="80"/>
+              <w:bottom w:type="dxa" w:w="60"/>
+              <w:right w:type="dxa" w:w="80"/>
+            </w:tcMar>
+          </w:tcPr>
+          <w:p>
+            <w:pPr>
+              <w:spacing w:after="0" w:line="240"/>
+            </w:pPr>
+            <w:r>
+              <w:rPr>
+                <w:b w:val="false"/>
+                <w:bCs w:val="false"/>
+                <w:sz w:val="18"/>
+                <w:szCs w:val="18"/>
+              </w:rPr>
+              <w:t xml:space="preserve">0.1</w:t>
+            </w:r>
+          </w:p>
+        </w:tc>
+        <w:tc>
+          <w:tcPr>
+            <w:tcW w:type="dxa" w:w="820"/>
             <w:tcMar>
               <w:top w:type="dxa" w:w="60"/>
               <w:left w:type="dxa" w:w="80"/>
@@ -4909,7 +5045,7 @@
         </w:tc>
         <w:tc>
           <w:tcPr>
-            <w:tcW w:type="dxa" w:w="902"/>
+            <w:tcW w:type="dxa" w:w="820"/>
             <w:tcMar>
               <w:top w:type="dxa" w:w="60"/>
               <w:left w:type="dxa" w:w="80"/>
@@ -4934,7 +5070,7 @@
         </w:tc>
         <w:tc>
           <w:tcPr>
-            <w:tcW w:type="dxa" w:w="902"/>
+            <w:tcW w:type="dxa" w:w="820"/>
             <w:tcMar>
               <w:top w:type="dxa" w:w="60"/>
               <w:left w:type="dxa" w:w="80"/>
@@ -4959,7 +5095,7 @@
         </w:tc>
         <w:tc>
           <w:tcPr>
-            <w:tcW w:type="dxa" w:w="902"/>
+            <w:tcW w:type="dxa" w:w="820"/>
             <w:tcMar>
               <w:top w:type="dxa" w:w="60"/>
               <w:left w:type="dxa" w:w="80"/>
@@ -4984,7 +5120,7 @@
         </w:tc>
         <w:tc>
           <w:tcPr>
-            <w:tcW w:type="dxa" w:w="908"/>
+            <w:tcW w:type="dxa" w:w="826"/>
             <w:tcMar>
               <w:top w:type="dxa" w:w="60"/>
               <w:left w:type="dxa" w:w="80"/>
@@ -5014,7 +5150,7 @@
         </w:trPr>
         <w:tc>
           <w:tcPr>
-            <w:tcW w:type="dxa" w:w="902"/>
+            <w:tcW w:type="dxa" w:w="820"/>
             <w:tcMar>
               <w:top w:type="dxa" w:w="60"/>
               <w:left w:type="dxa" w:w="80"/>
@@ -5039,7 +5175,7 @@
         </w:tc>
         <w:tc>
           <w:tcPr>
-            <w:tcW w:type="dxa" w:w="902"/>
+            <w:tcW w:type="dxa" w:w="820"/>
             <w:tcMar>
               <w:top w:type="dxa" w:w="60"/>
               <w:left w:type="dxa" w:w="80"/>
@@ -5064,7 +5200,7 @@
         </w:tc>
         <w:tc>
           <w:tcPr>
-            <w:tcW w:type="dxa" w:w="902"/>
+            <w:tcW w:type="dxa" w:w="820"/>
             <w:tcMar>
               <w:top w:type="dxa" w:w="60"/>
               <w:left w:type="dxa" w:w="80"/>
@@ -5089,7 +5225,7 @@
         </w:tc>
         <w:tc>
           <w:tcPr>
-            <w:tcW w:type="dxa" w:w="902"/>
+            <w:tcW w:type="dxa" w:w="820"/>
             <w:tcMar>
               <w:top w:type="dxa" w:w="60"/>
               <w:left w:type="dxa" w:w="80"/>
@@ -5114,7 +5250,7 @@
         </w:tc>
         <w:tc>
           <w:tcPr>
-            <w:tcW w:type="dxa" w:w="902"/>
+            <w:tcW w:type="dxa" w:w="820"/>
             <w:tcMar>
               <w:top w:type="dxa" w:w="60"/>
               <w:left w:type="dxa" w:w="80"/>
@@ -5139,7 +5275,7 @@
         </w:tc>
         <w:tc>
           <w:tcPr>
-            <w:tcW w:type="dxa" w:w="902"/>
+            <w:tcW w:type="dxa" w:w="820"/>
             <w:tcMar>
               <w:top w:type="dxa" w:w="60"/>
               <w:left w:type="dxa" w:w="80"/>
@@ -5164,7 +5300,7 @@
         </w:tc>
         <w:tc>
           <w:tcPr>
-            <w:tcW w:type="dxa" w:w="902"/>
+            <w:tcW w:type="dxa" w:w="820"/>
             <w:tcMar>
               <w:top w:type="dxa" w:w="60"/>
               <w:left w:type="dxa" w:w="80"/>
@@ -5189,7 +5325,7 @@
         </w:tc>
         <w:tc>
           <w:tcPr>
-            <w:tcW w:type="dxa" w:w="902"/>
+            <w:tcW w:type="dxa" w:w="820"/>
             <w:tcMar>
               <w:top w:type="dxa" w:w="60"/>
               <w:left w:type="dxa" w:w="80"/>
@@ -5214,7 +5350,7 @@
         </w:tc>
         <w:tc>
           <w:tcPr>
-            <w:tcW w:type="dxa" w:w="902"/>
+            <w:tcW w:type="dxa" w:w="820"/>
             <w:tcMar>
               <w:top w:type="dxa" w:w="60"/>
               <w:left w:type="dxa" w:w="80"/>
@@ -5239,7 +5375,32 @@
         </w:tc>
         <w:tc>
           <w:tcPr>
-            <w:tcW w:type="dxa" w:w="908"/>
+            <w:tcW w:type="dxa" w:w="820"/>
+            <w:tcMar>
+              <w:top w:type="dxa" w:w="60"/>
+              <w:left w:type="dxa" w:w="80"/>
+              <w:bottom w:type="dxa" w:w="60"/>
+              <w:right w:type="dxa" w:w="80"/>
+            </w:tcMar>
+          </w:tcPr>
+          <w:p>
+            <w:pPr>
+              <w:spacing w:after="0" w:line="240"/>
+            </w:pPr>
+            <w:r>
+              <w:rPr>
+                <w:b/>
+                <w:bCs/>
+                <w:sz w:val="18"/>
+                <w:szCs w:val="18"/>
+              </w:rPr>
+              <w:t xml:space="preserve"/>
+            </w:r>
+          </w:p>
+        </w:tc>
+        <w:tc>
+          <w:tcPr>
+            <w:tcW w:type="dxa" w:w="826"/>
             <w:tcMar>
               <w:top w:type="dxa" w:w="60"/>
               <w:left w:type="dxa" w:w="80"/>
@@ -5269,7 +5430,7 @@
         </w:trPr>
         <w:tc>
           <w:tcPr>
-            <w:tcW w:type="dxa" w:w="902"/>
+            <w:tcW w:type="dxa" w:w="820"/>
             <w:tcMar>
               <w:top w:type="dxa" w:w="60"/>
               <w:left w:type="dxa" w:w="80"/>
@@ -5294,7 +5455,7 @@
         </w:tc>
         <w:tc>
           <w:tcPr>
-            <w:tcW w:type="dxa" w:w="902"/>
+            <w:tcW w:type="dxa" w:w="820"/>
             <w:tcMar>
               <w:top w:type="dxa" w:w="60"/>
               <w:left w:type="dxa" w:w="80"/>
@@ -5319,7 +5480,7 @@
         </w:tc>
         <w:tc>
           <w:tcPr>
-            <w:tcW w:type="dxa" w:w="902"/>
+            <w:tcW w:type="dxa" w:w="820"/>
             <w:tcMar>
               <w:top w:type="dxa" w:w="60"/>
               <w:left w:type="dxa" w:w="80"/>
@@ -5344,7 +5505,7 @@
         </w:tc>
         <w:tc>
           <w:tcPr>
-            <w:tcW w:type="dxa" w:w="902"/>
+            <w:tcW w:type="dxa" w:w="820"/>
             <w:tcMar>
               <w:top w:type="dxa" w:w="60"/>
               <w:left w:type="dxa" w:w="80"/>
@@ -5369,7 +5530,7 @@
         </w:tc>
         <w:tc>
           <w:tcPr>
-            <w:tcW w:type="dxa" w:w="902"/>
+            <w:tcW w:type="dxa" w:w="820"/>
             <w:tcMar>
               <w:top w:type="dxa" w:w="60"/>
               <w:left w:type="dxa" w:w="80"/>
@@ -5394,7 +5555,32 @@
         </w:tc>
         <w:tc>
           <w:tcPr>
-            <w:tcW w:type="dxa" w:w="902"/>
+            <w:tcW w:type="dxa" w:w="820"/>
+            <w:tcMar>
+              <w:top w:type="dxa" w:w="60"/>
+              <w:left w:type="dxa" w:w="80"/>
+              <w:bottom w:type="dxa" w:w="60"/>
+              <w:right w:type="dxa" w:w="80"/>
+            </w:tcMar>
+          </w:tcPr>
+          <w:p>
+            <w:pPr>
+              <w:spacing w:after="0" w:line="240"/>
+            </w:pPr>
+            <w:r>
+              <w:rPr>
+                <w:b w:val="false"/>
+                <w:bCs w:val="false"/>
+                <w:sz w:val="18"/>
+                <w:szCs w:val="18"/>
+              </w:rPr>
+              <w:t xml:space="preserve">45.7</w:t>
+            </w:r>
+          </w:p>
+        </w:tc>
+        <w:tc>
+          <w:tcPr>
+            <w:tcW w:type="dxa" w:w="820"/>
             <w:tcMar>
               <w:top w:type="dxa" w:w="60"/>
               <w:left w:type="dxa" w:w="80"/>
@@ -5419,7 +5605,7 @@
         </w:tc>
         <w:tc>
           <w:tcPr>
-            <w:tcW w:type="dxa" w:w="902"/>
+            <w:tcW w:type="dxa" w:w="820"/>
             <w:tcMar>
               <w:top w:type="dxa" w:w="60"/>
               <w:left w:type="dxa" w:w="80"/>
@@ -5444,7 +5630,7 @@
         </w:tc>
         <w:tc>
           <w:tcPr>
-            <w:tcW w:type="dxa" w:w="902"/>
+            <w:tcW w:type="dxa" w:w="820"/>
             <w:tcMar>
               <w:top w:type="dxa" w:w="60"/>
               <w:left w:type="dxa" w:w="80"/>
@@ -5469,7 +5655,7 @@
         </w:tc>
         <w:tc>
           <w:tcPr>
-            <w:tcW w:type="dxa" w:w="902"/>
+            <w:tcW w:type="dxa" w:w="820"/>
             <w:tcMar>
               <w:top w:type="dxa" w:w="60"/>
               <w:left w:type="dxa" w:w="80"/>
@@ -5494,7 +5680,7 @@
         </w:tc>
         <w:tc>
           <w:tcPr>
-            <w:tcW w:type="dxa" w:w="908"/>
+            <w:tcW w:type="dxa" w:w="826"/>
             <w:tcMar>
               <w:top w:type="dxa" w:w="60"/>
               <w:left w:type="dxa" w:w="80"/>
@@ -5524,7 +5710,7 @@
         </w:trPr>
         <w:tc>
           <w:tcPr>
-            <w:tcW w:type="dxa" w:w="902"/>
+            <w:tcW w:type="dxa" w:w="820"/>
             <w:tcMar>
               <w:top w:type="dxa" w:w="60"/>
               <w:left w:type="dxa" w:w="80"/>
@@ -5549,7 +5735,7 @@
         </w:tc>
         <w:tc>
           <w:tcPr>
-            <w:tcW w:type="dxa" w:w="902"/>
+            <w:tcW w:type="dxa" w:w="820"/>
             <w:tcMar>
               <w:top w:type="dxa" w:w="60"/>
               <w:left w:type="dxa" w:w="80"/>
@@ -5574,7 +5760,7 @@
         </w:tc>
         <w:tc>
           <w:tcPr>
-            <w:tcW w:type="dxa" w:w="902"/>
+            <w:tcW w:type="dxa" w:w="820"/>
             <w:tcMar>
               <w:top w:type="dxa" w:w="60"/>
               <w:left w:type="dxa" w:w="80"/>
@@ -5599,7 +5785,7 @@
         </w:tc>
         <w:tc>
           <w:tcPr>
-            <w:tcW w:type="dxa" w:w="902"/>
+            <w:tcW w:type="dxa" w:w="820"/>
             <w:tcMar>
               <w:top w:type="dxa" w:w="60"/>
               <w:left w:type="dxa" w:w="80"/>
@@ -5624,7 +5810,7 @@
         </w:tc>
         <w:tc>
           <w:tcPr>
-            <w:tcW w:type="dxa" w:w="902"/>
+            <w:tcW w:type="dxa" w:w="820"/>
             <w:tcMar>
               <w:top w:type="dxa" w:w="60"/>
               <w:left w:type="dxa" w:w="80"/>
@@ -5649,7 +5835,32 @@
         </w:tc>
         <w:tc>
           <w:tcPr>
-            <w:tcW w:type="dxa" w:w="902"/>
+            <w:tcW w:type="dxa" w:w="820"/>
+            <w:tcMar>
+              <w:top w:type="dxa" w:w="60"/>
+              <w:left w:type="dxa" w:w="80"/>
+              <w:bottom w:type="dxa" w:w="60"/>
+              <w:right w:type="dxa" w:w="80"/>
+            </w:tcMar>
+          </w:tcPr>
+          <w:p>
+            <w:pPr>
+              <w:spacing w:after="0" w:line="240"/>
+            </w:pPr>
+            <w:r>
+              <w:rPr>
+                <w:b w:val="false"/>
+                <w:bCs w:val="false"/>
+                <w:sz w:val="18"/>
+                <w:szCs w:val="18"/>
+              </w:rPr>
+              <w:t xml:space="preserve">24.9</w:t>
+            </w:r>
+          </w:p>
+        </w:tc>
+        <w:tc>
+          <w:tcPr>
+            <w:tcW w:type="dxa" w:w="820"/>
             <w:tcMar>
               <w:top w:type="dxa" w:w="60"/>
               <w:left w:type="dxa" w:w="80"/>
@@ -5674,7 +5885,7 @@
         </w:tc>
         <w:tc>
           <w:tcPr>
-            <w:tcW w:type="dxa" w:w="902"/>
+            <w:tcW w:type="dxa" w:w="820"/>
             <w:tcMar>
               <w:top w:type="dxa" w:w="60"/>
               <w:left w:type="dxa" w:w="80"/>
@@ -5699,7 +5910,7 @@
         </w:tc>
         <w:tc>
           <w:tcPr>
-            <w:tcW w:type="dxa" w:w="902"/>
+            <w:tcW w:type="dxa" w:w="820"/>
             <w:tcMar>
               <w:top w:type="dxa" w:w="60"/>
               <w:left w:type="dxa" w:w="80"/>
@@ -5724,7 +5935,7 @@
         </w:tc>
         <w:tc>
           <w:tcPr>
-            <w:tcW w:type="dxa" w:w="902"/>
+            <w:tcW w:type="dxa" w:w="820"/>
             <w:tcMar>
               <w:top w:type="dxa" w:w="60"/>
               <w:left w:type="dxa" w:w="80"/>
@@ -5749,7 +5960,7 @@
         </w:tc>
         <w:tc>
           <w:tcPr>
-            <w:tcW w:type="dxa" w:w="908"/>
+            <w:tcW w:type="dxa" w:w="826"/>
             <w:tcMar>
               <w:top w:type="dxa" w:w="60"/>
               <w:left w:type="dxa" w:w="80"/>
@@ -5779,7 +5990,7 @@
         </w:trPr>
         <w:tc>
           <w:tcPr>
-            <w:tcW w:type="dxa" w:w="902"/>
+            <w:tcW w:type="dxa" w:w="820"/>
             <w:tcMar>
               <w:top w:type="dxa" w:w="60"/>
               <w:left w:type="dxa" w:w="80"/>
@@ -5804,7 +6015,7 @@
         </w:tc>
         <w:tc>
           <w:tcPr>
-            <w:tcW w:type="dxa" w:w="902"/>
+            <w:tcW w:type="dxa" w:w="820"/>
             <w:tcMar>
               <w:top w:type="dxa" w:w="60"/>
               <w:left w:type="dxa" w:w="80"/>
@@ -5829,7 +6040,7 @@
         </w:tc>
         <w:tc>
           <w:tcPr>
-            <w:tcW w:type="dxa" w:w="902"/>
+            <w:tcW w:type="dxa" w:w="820"/>
             <w:tcMar>
               <w:top w:type="dxa" w:w="60"/>
               <w:left w:type="dxa" w:w="80"/>
@@ -5854,7 +6065,7 @@
         </w:tc>
         <w:tc>
           <w:tcPr>
-            <w:tcW w:type="dxa" w:w="902"/>
+            <w:tcW w:type="dxa" w:w="820"/>
             <w:tcMar>
               <w:top w:type="dxa" w:w="60"/>
               <w:left w:type="dxa" w:w="80"/>
@@ -5879,7 +6090,7 @@
         </w:tc>
         <w:tc>
           <w:tcPr>
-            <w:tcW w:type="dxa" w:w="902"/>
+            <w:tcW w:type="dxa" w:w="820"/>
             <w:tcMar>
               <w:top w:type="dxa" w:w="60"/>
               <w:left w:type="dxa" w:w="80"/>
@@ -5904,7 +6115,32 @@
         </w:tc>
         <w:tc>
           <w:tcPr>
-            <w:tcW w:type="dxa" w:w="902"/>
+            <w:tcW w:type="dxa" w:w="820"/>
+            <w:tcMar>
+              <w:top w:type="dxa" w:w="60"/>
+              <w:left w:type="dxa" w:w="80"/>
+              <w:bottom w:type="dxa" w:w="60"/>
+              <w:right w:type="dxa" w:w="80"/>
+            </w:tcMar>
+          </w:tcPr>
+          <w:p>
+            <w:pPr>
+              <w:spacing w:after="0" w:line="240"/>
+            </w:pPr>
+            <w:r>
+              <w:rPr>
+                <w:b w:val="false"/>
+                <w:bCs w:val="false"/>
+                <w:sz w:val="18"/>
+                <w:szCs w:val="18"/>
+              </w:rPr>
+              <w:t xml:space="preserve">9.9</w:t>
+            </w:r>
+          </w:p>
+        </w:tc>
+        <w:tc>
+          <w:tcPr>
+            <w:tcW w:type="dxa" w:w="820"/>
             <w:tcMar>
               <w:top w:type="dxa" w:w="60"/>
               <w:left w:type="dxa" w:w="80"/>
@@ -5929,7 +6165,7 @@
         </w:tc>
         <w:tc>
           <w:tcPr>
-            <w:tcW w:type="dxa" w:w="902"/>
+            <w:tcW w:type="dxa" w:w="820"/>
             <w:tcMar>
               <w:top w:type="dxa" w:w="60"/>
               <w:left w:type="dxa" w:w="80"/>
@@ -5954,7 +6190,7 @@
         </w:tc>
         <w:tc>
           <w:tcPr>
-            <w:tcW w:type="dxa" w:w="902"/>
+            <w:tcW w:type="dxa" w:w="820"/>
             <w:tcMar>
               <w:top w:type="dxa" w:w="60"/>
               <w:left w:type="dxa" w:w="80"/>
@@ -5979,7 +6215,7 @@
         </w:tc>
         <w:tc>
           <w:tcPr>
-            <w:tcW w:type="dxa" w:w="902"/>
+            <w:tcW w:type="dxa" w:w="820"/>
             <w:tcMar>
               <w:top w:type="dxa" w:w="60"/>
               <w:left w:type="dxa" w:w="80"/>
@@ -6004,7 +6240,7 @@
         </w:tc>
         <w:tc>
           <w:tcPr>
-            <w:tcW w:type="dxa" w:w="908"/>
+            <w:tcW w:type="dxa" w:w="826"/>
             <w:tcMar>
               <w:top w:type="dxa" w:w="60"/>
               <w:left w:type="dxa" w:w="80"/>
@@ -6034,7 +6270,7 @@
         </w:trPr>
         <w:tc>
           <w:tcPr>
-            <w:tcW w:type="dxa" w:w="902"/>
+            <w:tcW w:type="dxa" w:w="820"/>
             <w:tcMar>
               <w:top w:type="dxa" w:w="60"/>
               <w:left w:type="dxa" w:w="80"/>
@@ -6059,7 +6295,7 @@
         </w:tc>
         <w:tc>
           <w:tcPr>
-            <w:tcW w:type="dxa" w:w="902"/>
+            <w:tcW w:type="dxa" w:w="820"/>
             <w:tcMar>
               <w:top w:type="dxa" w:w="60"/>
               <w:left w:type="dxa" w:w="80"/>
@@ -6084,7 +6320,7 @@
         </w:tc>
         <w:tc>
           <w:tcPr>
-            <w:tcW w:type="dxa" w:w="902"/>
+            <w:tcW w:type="dxa" w:w="820"/>
             <w:tcMar>
               <w:top w:type="dxa" w:w="60"/>
               <w:left w:type="dxa" w:w="80"/>
@@ -6109,7 +6345,7 @@
         </w:tc>
         <w:tc>
           <w:tcPr>
-            <w:tcW w:type="dxa" w:w="902"/>
+            <w:tcW w:type="dxa" w:w="820"/>
             <w:tcMar>
               <w:top w:type="dxa" w:w="60"/>
               <w:left w:type="dxa" w:w="80"/>
@@ -6134,7 +6370,7 @@
         </w:tc>
         <w:tc>
           <w:tcPr>
-            <w:tcW w:type="dxa" w:w="902"/>
+            <w:tcW w:type="dxa" w:w="820"/>
             <w:tcMar>
               <w:top w:type="dxa" w:w="60"/>
               <w:left w:type="dxa" w:w="80"/>
@@ -6159,7 +6395,32 @@
         </w:tc>
         <w:tc>
           <w:tcPr>
-            <w:tcW w:type="dxa" w:w="902"/>
+            <w:tcW w:type="dxa" w:w="820"/>
+            <w:tcMar>
+              <w:top w:type="dxa" w:w="60"/>
+              <w:left w:type="dxa" w:w="80"/>
+              <w:bottom w:type="dxa" w:w="60"/>
+              <w:right w:type="dxa" w:w="80"/>
+            </w:tcMar>
+          </w:tcPr>
+          <w:p>
+            <w:pPr>
+              <w:spacing w:after="0" w:line="240"/>
+            </w:pPr>
+            <w:r>
+              <w:rPr>
+                <w:b w:val="false"/>
+                <w:bCs w:val="false"/>
+                <w:sz w:val="18"/>
+                <w:szCs w:val="18"/>
+              </w:rPr>
+              <w:t xml:space="preserve">2.9</w:t>
+            </w:r>
+          </w:p>
+        </w:tc>
+        <w:tc>
+          <w:tcPr>
+            <w:tcW w:type="dxa" w:w="820"/>
             <w:tcMar>
               <w:top w:type="dxa" w:w="60"/>
               <w:left w:type="dxa" w:w="80"/>
@@ -6184,7 +6445,7 @@
         </w:tc>
         <w:tc>
           <w:tcPr>
-            <w:tcW w:type="dxa" w:w="902"/>
+            <w:tcW w:type="dxa" w:w="820"/>
             <w:tcMar>
               <w:top w:type="dxa" w:w="60"/>
               <w:left w:type="dxa" w:w="80"/>
@@ -6209,7 +6470,7 @@
         </w:tc>
         <w:tc>
           <w:tcPr>
-            <w:tcW w:type="dxa" w:w="902"/>
+            <w:tcW w:type="dxa" w:w="820"/>
             <w:tcMar>
               <w:top w:type="dxa" w:w="60"/>
               <w:left w:type="dxa" w:w="80"/>
@@ -6234,7 +6495,7 @@
         </w:tc>
         <w:tc>
           <w:tcPr>
-            <w:tcW w:type="dxa" w:w="902"/>
+            <w:tcW w:type="dxa" w:w="820"/>
             <w:tcMar>
               <w:top w:type="dxa" w:w="60"/>
               <w:left w:type="dxa" w:w="80"/>
@@ -6259,7 +6520,7 @@
         </w:tc>
         <w:tc>
           <w:tcPr>
-            <w:tcW w:type="dxa" w:w="908"/>
+            <w:tcW w:type="dxa" w:w="826"/>
             <w:tcMar>
               <w:top w:type="dxa" w:w="60"/>
               <w:left w:type="dxa" w:w="80"/>
@@ -6294,6 +6555,22 @@
         <w:spacing w:after="160" w:line="320"/>
       </w:pPr>
       <w:r>
+        <w:t xml:space="preserve">Costs are 2024 HUF, net of VAT. Printing is charged per printed page at 7 HUF, so duplex printing halves sheets but not pages and saves no toner. Handling time covers referrals and diagnostic reports at 30 s per document and is reported as displaced capacity, not costed. Greenhouse-gas emissions are cradle-to-gate for paper manufacture at 950 kg CO2e per tonne and exclude printing energy and end-of-life disposal. Property value is the capital immobilised by the archive at steady state under statutory retention, not an annual rent. Full cost components are given in supplementary table S1.</w:t>
+      </w:r>
+    </w:p>
+    <w:p>
+      <w:pPr>
+        <w:spacing w:after="160" w:line="320"/>
+      </w:pPr>
+      <w:r>
+        <w:t xml:space="preserve">Costs are 2024 HUF, net of VAT. Printing is charged per printed page at 7 HUF, so duplex printing halves sheets but not pages and saves no toner. Handling time covers referrals and diagnostic reports at 30 s per document and is reported as displaced capacity, not costed. Greenhouse-gas emissions are cradle-to-gate for paper manufacture at 950 kg CO2e per tonne and exclude printing energy and end-of-life disposal. Property value is the capital immobilised by the archive at steady state under statutory retention, not an annual rent. Full cost components are given in supplementary table S1.</w:t>
+      </w:r>
+    </w:p>
+    <w:p>
+      <w:pPr>
+        <w:spacing w:after="160" w:line="320"/>
+      </w:pPr>
+      <w:r>
         <w:t xml:space="preserve">Costs are 2024 HUF, net of VAT. Printing is charged per printed page at 7 HUF, so duplex printing halves sheets but not pages and saves no toner. Handling time covers referrals and diagnostic reports at 30 s per document and is reported as displaced capacity, not costed. Property value is the capital immobilised by the archive at steady state under statutory retention, not an annual rent. Full cost components are given in supplementary table S1.</w:t>
       </w:r>
     </w:p>
@@ -6381,14 +6658,6 @@
       </w:r>
       <w:r>
         <w:t xml:space="preserve"> One-way sensitivity analysis of the steady-state immobilised property value</w:t>
-      </w:r>
-    </w:p>
-    <w:p>
-      <w:pPr>
-        <w:spacing w:after="160" w:line="320"/>
-      </w:pPr>
-      <w:r>
-        <w:t xml:space="preserve">Steady-state immobilised property value, national. Base case 8.97 bn HUF.</w:t>
       </w:r>
     </w:p>
     <w:tbl>
@@ -6404,11 +6673,10 @@
         </w:tblBorders>
       </w:tblPr>
       <w:tblGrid>
-        <w:gridCol w:w="1805"/>
-        <w:gridCol w:w="1805"/>
-        <w:gridCol w:w="1805"/>
-        <w:gridCol w:w="1805"/>
-        <w:gridCol w:w="1806"/>
+        <w:gridCol w:w="2256"/>
+        <w:gridCol w:w="2256"/>
+        <w:gridCol w:w="2256"/>
+        <w:gridCol w:w="2258"/>
       </w:tblGrid>
       <w:tr>
         <w:trPr>
@@ -6416,7 +6684,7 @@
         </w:trPr>
         <w:tc>
           <w:tcPr>
-            <w:tcW w:type="dxa" w:w="1805"/>
+            <w:tcW w:type="dxa" w:w="2256"/>
             <w:shd w:fill="F2F2F2" w:val="clear"/>
             <w:tcMar>
               <w:top w:type="dxa" w:w="60"/>
@@ -6442,7 +6710,7 @@
         </w:tc>
         <w:tc>
           <w:tcPr>
-            <w:tcW w:type="dxa" w:w="1805"/>
+            <w:tcW w:type="dxa" w:w="2256"/>
             <w:shd w:fill="F2F2F2" w:val="clear"/>
             <w:tcMar>
               <w:top w:type="dxa" w:w="60"/>
@@ -6468,7 +6736,7 @@
         </w:tc>
         <w:tc>
           <w:tcPr>
-            <w:tcW w:type="dxa" w:w="1805"/>
+            <w:tcW w:type="dxa" w:w="2256"/>
             <w:shd w:fill="F2F2F2" w:val="clear"/>
             <w:tcMar>
               <w:top w:type="dxa" w:w="60"/>
@@ -6494,7 +6762,7 @@
         </w:tc>
         <w:tc>
           <w:tcPr>
-            <w:tcW w:type="dxa" w:w="1805"/>
+            <w:tcW w:type="dxa" w:w="2258"/>
             <w:shd w:fill="F2F2F2" w:val="clear"/>
             <w:tcMar>
               <w:top w:type="dxa" w:w="60"/>
@@ -6515,32 +6783,6 @@
                 <w:szCs w:val="18"/>
               </w:rPr>
               <w:t xml:space="preserve">Swing</w:t>
-            </w:r>
-          </w:p>
-        </w:tc>
-        <w:tc>
-          <w:tcPr>
-            <w:tcW w:type="dxa" w:w="1806"/>
-            <w:shd w:fill="F2F2F2" w:val="clear"/>
-            <w:tcMar>
-              <w:top w:type="dxa" w:w="60"/>
-              <w:left w:type="dxa" w:w="80"/>
-              <w:bottom w:type="dxa" w:w="60"/>
-              <w:right w:type="dxa" w:w="80"/>
-            </w:tcMar>
-          </w:tcPr>
-          <w:p>
-            <w:pPr>
-              <w:spacing w:after="0" w:line="240"/>
-            </w:pPr>
-            <w:r>
-              <w:rPr>
-                <w:b/>
-                <w:bCs/>
-                <w:sz w:val="18"/>
-                <w:szCs w:val="18"/>
-              </w:rPr>
-              <w:t xml:space="preserve"/>
             </w:r>
           </w:p>
         </w:tc>
@@ -6551,7 +6793,7 @@
         </w:trPr>
         <w:tc>
           <w:tcPr>
-            <w:tcW w:type="dxa" w:w="1805"/>
+            <w:tcW w:type="dxa" w:w="2256"/>
             <w:tcMar>
               <w:top w:type="dxa" w:w="60"/>
               <w:left w:type="dxa" w:w="80"/>
@@ -6576,7 +6818,7 @@
         </w:tc>
         <w:tc>
           <w:tcPr>
-            <w:tcW w:type="dxa" w:w="1805"/>
+            <w:tcW w:type="dxa" w:w="2256"/>
             <w:tcMar>
               <w:top w:type="dxa" w:w="60"/>
               <w:left w:type="dxa" w:w="80"/>
@@ -6601,7 +6843,7 @@
         </w:tc>
         <w:tc>
           <w:tcPr>
-            <w:tcW w:type="dxa" w:w="1805"/>
+            <w:tcW w:type="dxa" w:w="2256"/>
             <w:tcMar>
               <w:top w:type="dxa" w:w="60"/>
               <w:left w:type="dxa" w:w="80"/>
@@ -6626,7 +6868,7 @@
         </w:tc>
         <w:tc>
           <w:tcPr>
-            <w:tcW w:type="dxa" w:w="1805"/>
+            <w:tcW w:type="dxa" w:w="2258"/>
             <w:tcMar>
               <w:top w:type="dxa" w:w="60"/>
               <w:left w:type="dxa" w:w="80"/>
@@ -6646,31 +6888,6 @@
                 <w:szCs w:val="18"/>
               </w:rPr>
               <w:t xml:space="preserve">5.29 bn</w:t>
-            </w:r>
-          </w:p>
-        </w:tc>
-        <w:tc>
-          <w:tcPr>
-            <w:tcW w:type="dxa" w:w="1806"/>
-            <w:tcMar>
-              <w:top w:type="dxa" w:w="60"/>
-              <w:left w:type="dxa" w:w="80"/>
-              <w:bottom w:type="dxa" w:w="60"/>
-              <w:right w:type="dxa" w:w="80"/>
-            </w:tcMar>
-          </w:tcPr>
-          <w:p>
-            <w:pPr>
-              <w:spacing w:after="0" w:line="240"/>
-            </w:pPr>
-            <w:r>
-              <w:rPr>
-                <w:b w:val="false"/>
-                <w:bCs w:val="false"/>
-                <w:sz w:val="18"/>
-                <w:szCs w:val="18"/>
-              </w:rPr>
-              <w:t xml:space="preserve"/>
             </w:r>
           </w:p>
         </w:tc>
@@ -6681,7 +6898,7 @@
         </w:trPr>
         <w:tc>
           <w:tcPr>
-            <w:tcW w:type="dxa" w:w="1805"/>
+            <w:tcW w:type="dxa" w:w="2256"/>
             <w:tcMar>
               <w:top w:type="dxa" w:w="60"/>
               <w:left w:type="dxa" w:w="80"/>
@@ -6706,7 +6923,7 @@
         </w:tc>
         <w:tc>
           <w:tcPr>
-            <w:tcW w:type="dxa" w:w="1805"/>
+            <w:tcW w:type="dxa" w:w="2256"/>
             <w:tcMar>
               <w:top w:type="dxa" w:w="60"/>
               <w:left w:type="dxa" w:w="80"/>
@@ -6731,7 +6948,7 @@
         </w:tc>
         <w:tc>
           <w:tcPr>
-            <w:tcW w:type="dxa" w:w="1805"/>
+            <w:tcW w:type="dxa" w:w="2256"/>
             <w:tcMar>
               <w:top w:type="dxa" w:w="60"/>
               <w:left w:type="dxa" w:w="80"/>
@@ -6756,7 +6973,7 @@
         </w:tc>
         <w:tc>
           <w:tcPr>
-            <w:tcW w:type="dxa" w:w="1805"/>
+            <w:tcW w:type="dxa" w:w="2258"/>
             <w:tcMar>
               <w:top w:type="dxa" w:w="60"/>
               <w:left w:type="dxa" w:w="80"/>
@@ -6776,31 +6993,6 @@
                 <w:szCs w:val="18"/>
               </w:rPr>
               <w:t xml:space="preserve">4.03 bn</w:t>
-            </w:r>
-          </w:p>
-        </w:tc>
-        <w:tc>
-          <w:tcPr>
-            <w:tcW w:type="dxa" w:w="1806"/>
-            <w:tcMar>
-              <w:top w:type="dxa" w:w="60"/>
-              <w:left w:type="dxa" w:w="80"/>
-              <w:bottom w:type="dxa" w:w="60"/>
-              <w:right w:type="dxa" w:w="80"/>
-            </w:tcMar>
-          </w:tcPr>
-          <w:p>
-            <w:pPr>
-              <w:spacing w:after="0" w:line="240"/>
-            </w:pPr>
-            <w:r>
-              <w:rPr>
-                <w:b w:val="false"/>
-                <w:bCs w:val="false"/>
-                <w:sz w:val="18"/>
-                <w:szCs w:val="18"/>
-              </w:rPr>
-              <w:t xml:space="preserve"/>
             </w:r>
           </w:p>
         </w:tc>
@@ -6811,7 +7003,7 @@
         </w:trPr>
         <w:tc>
           <w:tcPr>
-            <w:tcW w:type="dxa" w:w="1805"/>
+            <w:tcW w:type="dxa" w:w="2256"/>
             <w:tcMar>
               <w:top w:type="dxa" w:w="60"/>
               <w:left w:type="dxa" w:w="80"/>
@@ -6836,7 +7028,7 @@
         </w:tc>
         <w:tc>
           <w:tcPr>
-            <w:tcW w:type="dxa" w:w="1805"/>
+            <w:tcW w:type="dxa" w:w="2256"/>
             <w:tcMar>
               <w:top w:type="dxa" w:w="60"/>
               <w:left w:type="dxa" w:w="80"/>
@@ -6861,7 +7053,7 @@
         </w:tc>
         <w:tc>
           <w:tcPr>
-            <w:tcW w:type="dxa" w:w="1805"/>
+            <w:tcW w:type="dxa" w:w="2256"/>
             <w:tcMar>
               <w:top w:type="dxa" w:w="60"/>
               <w:left w:type="dxa" w:w="80"/>
@@ -6886,7 +7078,7 @@
         </w:tc>
         <w:tc>
           <w:tcPr>
-            <w:tcW w:type="dxa" w:w="1805"/>
+            <w:tcW w:type="dxa" w:w="2258"/>
             <w:tcMar>
               <w:top w:type="dxa" w:w="60"/>
               <w:left w:type="dxa" w:w="80"/>
@@ -6906,31 +7098,6 @@
                 <w:szCs w:val="18"/>
               </w:rPr>
               <w:t xml:space="preserve">3.74 bn</w:t>
-            </w:r>
-          </w:p>
-        </w:tc>
-        <w:tc>
-          <w:tcPr>
-            <w:tcW w:type="dxa" w:w="1806"/>
-            <w:tcMar>
-              <w:top w:type="dxa" w:w="60"/>
-              <w:left w:type="dxa" w:w="80"/>
-              <w:bottom w:type="dxa" w:w="60"/>
-              <w:right w:type="dxa" w:w="80"/>
-            </w:tcMar>
-          </w:tcPr>
-          <w:p>
-            <w:pPr>
-              <w:spacing w:after="0" w:line="240"/>
-            </w:pPr>
-            <w:r>
-              <w:rPr>
-                <w:b w:val="false"/>
-                <w:bCs w:val="false"/>
-                <w:sz w:val="18"/>
-                <w:szCs w:val="18"/>
-              </w:rPr>
-              <w:t xml:space="preserve"/>
             </w:r>
           </w:p>
         </w:tc>
@@ -6941,7 +7108,7 @@
         </w:trPr>
         <w:tc>
           <w:tcPr>
-            <w:tcW w:type="dxa" w:w="1805"/>
+            <w:tcW w:type="dxa" w:w="2256"/>
             <w:tcMar>
               <w:top w:type="dxa" w:w="60"/>
               <w:left w:type="dxa" w:w="80"/>
@@ -6966,7 +7133,7 @@
         </w:tc>
         <w:tc>
           <w:tcPr>
-            <w:tcW w:type="dxa" w:w="1805"/>
+            <w:tcW w:type="dxa" w:w="2256"/>
             <w:tcMar>
               <w:top w:type="dxa" w:w="60"/>
               <w:left w:type="dxa" w:w="80"/>
@@ -6991,7 +7158,7 @@
         </w:tc>
         <w:tc>
           <w:tcPr>
-            <w:tcW w:type="dxa" w:w="1805"/>
+            <w:tcW w:type="dxa" w:w="2256"/>
             <w:tcMar>
               <w:top w:type="dxa" w:w="60"/>
               <w:left w:type="dxa" w:w="80"/>
@@ -7016,7 +7183,7 @@
         </w:tc>
         <w:tc>
           <w:tcPr>
-            <w:tcW w:type="dxa" w:w="1805"/>
+            <w:tcW w:type="dxa" w:w="2258"/>
             <w:tcMar>
               <w:top w:type="dxa" w:w="60"/>
               <w:left w:type="dxa" w:w="80"/>
@@ -7036,31 +7203,6 @@
                 <w:szCs w:val="18"/>
               </w:rPr>
               <w:t xml:space="preserve">1.74 bn</w:t>
-            </w:r>
-          </w:p>
-        </w:tc>
-        <w:tc>
-          <w:tcPr>
-            <w:tcW w:type="dxa" w:w="1806"/>
-            <w:tcMar>
-              <w:top w:type="dxa" w:w="60"/>
-              <w:left w:type="dxa" w:w="80"/>
-              <w:bottom w:type="dxa" w:w="60"/>
-              <w:right w:type="dxa" w:w="80"/>
-            </w:tcMar>
-          </w:tcPr>
-          <w:p>
-            <w:pPr>
-              <w:spacing w:after="0" w:line="240"/>
-            </w:pPr>
-            <w:r>
-              <w:rPr>
-                <w:b w:val="false"/>
-                <w:bCs w:val="false"/>
-                <w:sz w:val="18"/>
-                <w:szCs w:val="18"/>
-              </w:rPr>
-              <w:t xml:space="preserve">The most influential parameter is shelving density per m² of floor (swing 5.29 billion), followed by property value (4.03 billion), sheets per linear metre (3.74 billion) and annual birth volume (1.74 billion). The ranking matters: the two largest sources of uncertainty are archival conventions we assumed rather than measured, and both should be measured directly before this figure is used in a business case. Even the most favourable corner of the parameter space leaves the tied-up property value above 6.9 billion HUF.</w:t>
             </w:r>
           </w:p>
         </w:tc>
@@ -7070,6 +7212,14 @@
       <w:pPr>
         <w:spacing w:after="200"/>
       </w:pPr>
+    </w:p>
+    <w:p>
+      <w:pPr>
+        <w:spacing w:after="160" w:line="320"/>
+      </w:pPr>
+      <w:r>
+        <w:t xml:space="preserve">National steady-state immobilised property value; base case 8.97 bn HUF. Each parameter is varied alone across the range given in the parameter file, with all others held at base case.</w:t>
+      </w:r>
     </w:p>
     <w:p>
       <w:pPr>

--- a/manuscripts/obstetric-paper-burden/BMJ-HCI-submission.docx
+++ b/manuscripts/obstetric-paper-burden/BMJ-HCI-submission.docx
@@ -58,7 +58,7 @@
         <w:t xml:space="preserve">Word count</w:t>
       </w:r>
       <w:r>
-        <w:t xml:space="preserve"> Abstract 358; main text 5,281 excluding abstract, tables, statements, references and figure legends.</w:t>
+        <w:t xml:space="preserve"> Abstract 358; main text 5,407 excluding abstract, tables, statements, references and figure legends.</w:t>
       </w:r>
     </w:p>
     <w:p>
@@ -1074,13 +1074,13 @@
         </w:tblBorders>
       </w:tblPr>
       <w:tblGrid>
-        <w:gridCol w:w="1289"/>
-        <w:gridCol w:w="1289"/>
-        <w:gridCol w:w="1289"/>
-        <w:gridCol w:w="1289"/>
-        <w:gridCol w:w="1289"/>
-        <w:gridCol w:w="1289"/>
-        <w:gridCol w:w="1292"/>
+        <w:gridCol w:w="1986"/>
+        <w:gridCol w:w="1173"/>
+        <w:gridCol w:w="1173"/>
+        <w:gridCol w:w="1173"/>
+        <w:gridCol w:w="1173"/>
+        <w:gridCol w:w="1173"/>
+        <w:gridCol w:w="1175"/>
       </w:tblGrid>
       <w:tr>
         <w:trPr>
@@ -1088,7 +1088,7 @@
         </w:trPr>
         <w:tc>
           <w:tcPr>
-            <w:tcW w:type="dxa" w:w="1289"/>
+            <w:tcW w:type="dxa" w:w="1986"/>
             <w:shd w:fill="F2F2F2" w:val="clear"/>
             <w:tcMar>
               <w:top w:type="dxa" w:w="60"/>
@@ -1114,7 +1114,7 @@
         </w:tc>
         <w:tc>
           <w:tcPr>
-            <w:tcW w:type="dxa" w:w="1289"/>
+            <w:tcW w:type="dxa" w:w="1173"/>
             <w:shd w:fill="F2F2F2" w:val="clear"/>
             <w:tcMar>
               <w:top w:type="dxa" w:w="60"/>
@@ -1140,7 +1140,7 @@
         </w:tc>
         <w:tc>
           <w:tcPr>
-            <w:tcW w:type="dxa" w:w="1289"/>
+            <w:tcW w:type="dxa" w:w="1173"/>
             <w:shd w:fill="F2F2F2" w:val="clear"/>
             <w:tcMar>
               <w:top w:type="dxa" w:w="60"/>
@@ -1166,7 +1166,7 @@
         </w:tc>
         <w:tc>
           <w:tcPr>
-            <w:tcW w:type="dxa" w:w="1289"/>
+            <w:tcW w:type="dxa" w:w="1173"/>
             <w:shd w:fill="F2F2F2" w:val="clear"/>
             <w:tcMar>
               <w:top w:type="dxa" w:w="60"/>
@@ -1192,7 +1192,7 @@
         </w:tc>
         <w:tc>
           <w:tcPr>
-            <w:tcW w:type="dxa" w:w="1289"/>
+            <w:tcW w:type="dxa" w:w="1173"/>
             <w:shd w:fill="F2F2F2" w:val="clear"/>
             <w:tcMar>
               <w:top w:type="dxa" w:w="60"/>
@@ -1218,7 +1218,7 @@
         </w:tc>
         <w:tc>
           <w:tcPr>
-            <w:tcW w:type="dxa" w:w="1289"/>
+            <w:tcW w:type="dxa" w:w="1173"/>
             <w:shd w:fill="F2F2F2" w:val="clear"/>
             <w:tcMar>
               <w:top w:type="dxa" w:w="60"/>
@@ -1244,7 +1244,7 @@
         </w:tc>
         <w:tc>
           <w:tcPr>
-            <w:tcW w:type="dxa" w:w="1292"/>
+            <w:tcW w:type="dxa" w:w="1175"/>
             <w:shd w:fill="F2F2F2" w:val="clear"/>
             <w:tcMar>
               <w:top w:type="dxa" w:w="60"/>
@@ -1275,7 +1275,7 @@
         </w:trPr>
         <w:tc>
           <w:tcPr>
-            <w:tcW w:type="dxa" w:w="1289"/>
+            <w:tcW w:type="dxa" w:w="1986"/>
             <w:tcMar>
               <w:top w:type="dxa" w:w="60"/>
               <w:left w:type="dxa" w:w="80"/>
@@ -1300,7 +1300,7 @@
         </w:tc>
         <w:tc>
           <w:tcPr>
-            <w:tcW w:type="dxa" w:w="1289"/>
+            <w:tcW w:type="dxa" w:w="1173"/>
             <w:tcMar>
               <w:top w:type="dxa" w:w="60"/>
               <w:left w:type="dxa" w:w="80"/>
@@ -1325,7 +1325,7 @@
         </w:tc>
         <w:tc>
           <w:tcPr>
-            <w:tcW w:type="dxa" w:w="1289"/>
+            <w:tcW w:type="dxa" w:w="1173"/>
             <w:tcMar>
               <w:top w:type="dxa" w:w="60"/>
               <w:left w:type="dxa" w:w="80"/>
@@ -1350,7 +1350,7 @@
         </w:tc>
         <w:tc>
           <w:tcPr>
-            <w:tcW w:type="dxa" w:w="1289"/>
+            <w:tcW w:type="dxa" w:w="1173"/>
             <w:tcMar>
               <w:top w:type="dxa" w:w="60"/>
               <w:left w:type="dxa" w:w="80"/>
@@ -1375,7 +1375,7 @@
         </w:tc>
         <w:tc>
           <w:tcPr>
-            <w:tcW w:type="dxa" w:w="1289"/>
+            <w:tcW w:type="dxa" w:w="1173"/>
             <w:tcMar>
               <w:top w:type="dxa" w:w="60"/>
               <w:left w:type="dxa" w:w="80"/>
@@ -1400,7 +1400,7 @@
         </w:tc>
         <w:tc>
           <w:tcPr>
-            <w:tcW w:type="dxa" w:w="1289"/>
+            <w:tcW w:type="dxa" w:w="1173"/>
             <w:tcMar>
               <w:top w:type="dxa" w:w="60"/>
               <w:left w:type="dxa" w:w="80"/>
@@ -1425,7 +1425,7 @@
         </w:tc>
         <w:tc>
           <w:tcPr>
-            <w:tcW w:type="dxa" w:w="1292"/>
+            <w:tcW w:type="dxa" w:w="1175"/>
             <w:tcMar>
               <w:top w:type="dxa" w:w="60"/>
               <w:left w:type="dxa" w:w="80"/>
@@ -1455,7 +1455,7 @@
         </w:trPr>
         <w:tc>
           <w:tcPr>
-            <w:tcW w:type="dxa" w:w="1289"/>
+            <w:tcW w:type="dxa" w:w="1986"/>
             <w:tcMar>
               <w:top w:type="dxa" w:w="60"/>
               <w:left w:type="dxa" w:w="80"/>
@@ -1480,7 +1480,7 @@
         </w:tc>
         <w:tc>
           <w:tcPr>
-            <w:tcW w:type="dxa" w:w="1289"/>
+            <w:tcW w:type="dxa" w:w="1173"/>
             <w:tcMar>
               <w:top w:type="dxa" w:w="60"/>
               <w:left w:type="dxa" w:w="80"/>
@@ -1505,7 +1505,7 @@
         </w:tc>
         <w:tc>
           <w:tcPr>
-            <w:tcW w:type="dxa" w:w="1289"/>
+            <w:tcW w:type="dxa" w:w="1173"/>
             <w:tcMar>
               <w:top w:type="dxa" w:w="60"/>
               <w:left w:type="dxa" w:w="80"/>
@@ -1530,7 +1530,7 @@
         </w:tc>
         <w:tc>
           <w:tcPr>
-            <w:tcW w:type="dxa" w:w="1289"/>
+            <w:tcW w:type="dxa" w:w="1173"/>
             <w:tcMar>
               <w:top w:type="dxa" w:w="60"/>
               <w:left w:type="dxa" w:w="80"/>
@@ -1555,7 +1555,7 @@
         </w:tc>
         <w:tc>
           <w:tcPr>
-            <w:tcW w:type="dxa" w:w="1289"/>
+            <w:tcW w:type="dxa" w:w="1173"/>
             <w:tcMar>
               <w:top w:type="dxa" w:w="60"/>
               <w:left w:type="dxa" w:w="80"/>
@@ -1580,7 +1580,7 @@
         </w:tc>
         <w:tc>
           <w:tcPr>
-            <w:tcW w:type="dxa" w:w="1289"/>
+            <w:tcW w:type="dxa" w:w="1173"/>
             <w:tcMar>
               <w:top w:type="dxa" w:w="60"/>
               <w:left w:type="dxa" w:w="80"/>
@@ -1605,7 +1605,7 @@
         </w:tc>
         <w:tc>
           <w:tcPr>
-            <w:tcW w:type="dxa" w:w="1292"/>
+            <w:tcW w:type="dxa" w:w="1175"/>
             <w:tcMar>
               <w:top w:type="dxa" w:w="60"/>
               <w:left w:type="dxa" w:w="80"/>
@@ -1635,7 +1635,7 @@
         </w:trPr>
         <w:tc>
           <w:tcPr>
-            <w:tcW w:type="dxa" w:w="1289"/>
+            <w:tcW w:type="dxa" w:w="1986"/>
             <w:tcMar>
               <w:top w:type="dxa" w:w="60"/>
               <w:left w:type="dxa" w:w="80"/>
@@ -1660,7 +1660,7 @@
         </w:tc>
         <w:tc>
           <w:tcPr>
-            <w:tcW w:type="dxa" w:w="1289"/>
+            <w:tcW w:type="dxa" w:w="1173"/>
             <w:tcMar>
               <w:top w:type="dxa" w:w="60"/>
               <w:left w:type="dxa" w:w="80"/>
@@ -1685,7 +1685,7 @@
         </w:tc>
         <w:tc>
           <w:tcPr>
-            <w:tcW w:type="dxa" w:w="1289"/>
+            <w:tcW w:type="dxa" w:w="1173"/>
             <w:tcMar>
               <w:top w:type="dxa" w:w="60"/>
               <w:left w:type="dxa" w:w="80"/>
@@ -1710,7 +1710,7 @@
         </w:tc>
         <w:tc>
           <w:tcPr>
-            <w:tcW w:type="dxa" w:w="1289"/>
+            <w:tcW w:type="dxa" w:w="1173"/>
             <w:tcMar>
               <w:top w:type="dxa" w:w="60"/>
               <w:left w:type="dxa" w:w="80"/>
@@ -1735,7 +1735,7 @@
         </w:tc>
         <w:tc>
           <w:tcPr>
-            <w:tcW w:type="dxa" w:w="1289"/>
+            <w:tcW w:type="dxa" w:w="1173"/>
             <w:tcMar>
               <w:top w:type="dxa" w:w="60"/>
               <w:left w:type="dxa" w:w="80"/>
@@ -1760,7 +1760,7 @@
         </w:tc>
         <w:tc>
           <w:tcPr>
-            <w:tcW w:type="dxa" w:w="1289"/>
+            <w:tcW w:type="dxa" w:w="1173"/>
             <w:tcMar>
               <w:top w:type="dxa" w:w="60"/>
               <w:left w:type="dxa" w:w="80"/>
@@ -1785,7 +1785,7 @@
         </w:tc>
         <w:tc>
           <w:tcPr>
-            <w:tcW w:type="dxa" w:w="1292"/>
+            <w:tcW w:type="dxa" w:w="1175"/>
             <w:tcMar>
               <w:top w:type="dxa" w:w="60"/>
               <w:left w:type="dxa" w:w="80"/>
@@ -1815,7 +1815,7 @@
         </w:trPr>
         <w:tc>
           <w:tcPr>
-            <w:tcW w:type="dxa" w:w="1289"/>
+            <w:tcW w:type="dxa" w:w="1986"/>
             <w:tcMar>
               <w:top w:type="dxa" w:w="60"/>
               <w:left w:type="dxa" w:w="80"/>
@@ -1840,7 +1840,7 @@
         </w:tc>
         <w:tc>
           <w:tcPr>
-            <w:tcW w:type="dxa" w:w="1289"/>
+            <w:tcW w:type="dxa" w:w="1173"/>
             <w:tcMar>
               <w:top w:type="dxa" w:w="60"/>
               <w:left w:type="dxa" w:w="80"/>
@@ -1865,7 +1865,7 @@
         </w:tc>
         <w:tc>
           <w:tcPr>
-            <w:tcW w:type="dxa" w:w="1289"/>
+            <w:tcW w:type="dxa" w:w="1173"/>
             <w:tcMar>
               <w:top w:type="dxa" w:w="60"/>
               <w:left w:type="dxa" w:w="80"/>
@@ -1890,7 +1890,7 @@
         </w:tc>
         <w:tc>
           <w:tcPr>
-            <w:tcW w:type="dxa" w:w="1289"/>
+            <w:tcW w:type="dxa" w:w="1173"/>
             <w:tcMar>
               <w:top w:type="dxa" w:w="60"/>
               <w:left w:type="dxa" w:w="80"/>
@@ -1915,7 +1915,7 @@
         </w:tc>
         <w:tc>
           <w:tcPr>
-            <w:tcW w:type="dxa" w:w="1289"/>
+            <w:tcW w:type="dxa" w:w="1173"/>
             <w:tcMar>
               <w:top w:type="dxa" w:w="60"/>
               <w:left w:type="dxa" w:w="80"/>
@@ -1940,7 +1940,7 @@
         </w:tc>
         <w:tc>
           <w:tcPr>
-            <w:tcW w:type="dxa" w:w="1289"/>
+            <w:tcW w:type="dxa" w:w="1173"/>
             <w:tcMar>
               <w:top w:type="dxa" w:w="60"/>
               <w:left w:type="dxa" w:w="80"/>
@@ -1965,7 +1965,7 @@
         </w:tc>
         <w:tc>
           <w:tcPr>
-            <w:tcW w:type="dxa" w:w="1292"/>
+            <w:tcW w:type="dxa" w:w="1175"/>
             <w:tcMar>
               <w:top w:type="dxa" w:w="60"/>
               <w:left w:type="dxa" w:w="80"/>
@@ -1995,7 +1995,7 @@
         </w:trPr>
         <w:tc>
           <w:tcPr>
-            <w:tcW w:type="dxa" w:w="1289"/>
+            <w:tcW w:type="dxa" w:w="1986"/>
             <w:tcMar>
               <w:top w:type="dxa" w:w="60"/>
               <w:left w:type="dxa" w:w="80"/>
@@ -2020,7 +2020,7 @@
         </w:tc>
         <w:tc>
           <w:tcPr>
-            <w:tcW w:type="dxa" w:w="1289"/>
+            <w:tcW w:type="dxa" w:w="1173"/>
             <w:tcMar>
               <w:top w:type="dxa" w:w="60"/>
               <w:left w:type="dxa" w:w="80"/>
@@ -2045,7 +2045,7 @@
         </w:tc>
         <w:tc>
           <w:tcPr>
-            <w:tcW w:type="dxa" w:w="1289"/>
+            <w:tcW w:type="dxa" w:w="1173"/>
             <w:tcMar>
               <w:top w:type="dxa" w:w="60"/>
               <w:left w:type="dxa" w:w="80"/>
@@ -2070,7 +2070,7 @@
         </w:tc>
         <w:tc>
           <w:tcPr>
-            <w:tcW w:type="dxa" w:w="1289"/>
+            <w:tcW w:type="dxa" w:w="1173"/>
             <w:tcMar>
               <w:top w:type="dxa" w:w="60"/>
               <w:left w:type="dxa" w:w="80"/>
@@ -2095,7 +2095,7 @@
         </w:tc>
         <w:tc>
           <w:tcPr>
-            <w:tcW w:type="dxa" w:w="1289"/>
+            <w:tcW w:type="dxa" w:w="1173"/>
             <w:tcMar>
               <w:top w:type="dxa" w:w="60"/>
               <w:left w:type="dxa" w:w="80"/>
@@ -2120,7 +2120,7 @@
         </w:tc>
         <w:tc>
           <w:tcPr>
-            <w:tcW w:type="dxa" w:w="1289"/>
+            <w:tcW w:type="dxa" w:w="1173"/>
             <w:tcMar>
               <w:top w:type="dxa" w:w="60"/>
               <w:left w:type="dxa" w:w="80"/>
@@ -2145,7 +2145,7 @@
         </w:tc>
         <w:tc>
           <w:tcPr>
-            <w:tcW w:type="dxa" w:w="1292"/>
+            <w:tcW w:type="dxa" w:w="1175"/>
             <w:tcMar>
               <w:top w:type="dxa" w:w="60"/>
               <w:left w:type="dxa" w:w="80"/>
@@ -2175,7 +2175,7 @@
         </w:trPr>
         <w:tc>
           <w:tcPr>
-            <w:tcW w:type="dxa" w:w="1289"/>
+            <w:tcW w:type="dxa" w:w="1986"/>
             <w:tcMar>
               <w:top w:type="dxa" w:w="60"/>
               <w:left w:type="dxa" w:w="80"/>
@@ -2200,7 +2200,7 @@
         </w:tc>
         <w:tc>
           <w:tcPr>
-            <w:tcW w:type="dxa" w:w="1289"/>
+            <w:tcW w:type="dxa" w:w="1173"/>
             <w:tcMar>
               <w:top w:type="dxa" w:w="60"/>
               <w:left w:type="dxa" w:w="80"/>
@@ -2225,7 +2225,7 @@
         </w:tc>
         <w:tc>
           <w:tcPr>
-            <w:tcW w:type="dxa" w:w="1289"/>
+            <w:tcW w:type="dxa" w:w="1173"/>
             <w:tcMar>
               <w:top w:type="dxa" w:w="60"/>
               <w:left w:type="dxa" w:w="80"/>
@@ -2250,7 +2250,7 @@
         </w:tc>
         <w:tc>
           <w:tcPr>
-            <w:tcW w:type="dxa" w:w="1289"/>
+            <w:tcW w:type="dxa" w:w="1173"/>
             <w:tcMar>
               <w:top w:type="dxa" w:w="60"/>
               <w:left w:type="dxa" w:w="80"/>
@@ -2275,7 +2275,7 @@
         </w:tc>
         <w:tc>
           <w:tcPr>
-            <w:tcW w:type="dxa" w:w="1289"/>
+            <w:tcW w:type="dxa" w:w="1173"/>
             <w:tcMar>
               <w:top w:type="dxa" w:w="60"/>
               <w:left w:type="dxa" w:w="80"/>
@@ -2300,7 +2300,7 @@
         </w:tc>
         <w:tc>
           <w:tcPr>
-            <w:tcW w:type="dxa" w:w="1289"/>
+            <w:tcW w:type="dxa" w:w="1173"/>
             <w:tcMar>
               <w:top w:type="dxa" w:w="60"/>
               <w:left w:type="dxa" w:w="80"/>
@@ -2325,7 +2325,7 @@
         </w:tc>
         <w:tc>
           <w:tcPr>
-            <w:tcW w:type="dxa" w:w="1292"/>
+            <w:tcW w:type="dxa" w:w="1175"/>
             <w:tcMar>
               <w:top w:type="dxa" w:w="60"/>
               <w:left w:type="dxa" w:w="80"/>
@@ -2355,7 +2355,7 @@
         </w:trPr>
         <w:tc>
           <w:tcPr>
-            <w:tcW w:type="dxa" w:w="1289"/>
+            <w:tcW w:type="dxa" w:w="1986"/>
             <w:tcMar>
               <w:top w:type="dxa" w:w="60"/>
               <w:left w:type="dxa" w:w="80"/>
@@ -2380,7 +2380,7 @@
         </w:tc>
         <w:tc>
           <w:tcPr>
-            <w:tcW w:type="dxa" w:w="1289"/>
+            <w:tcW w:type="dxa" w:w="1173"/>
             <w:tcMar>
               <w:top w:type="dxa" w:w="60"/>
               <w:left w:type="dxa" w:w="80"/>
@@ -2405,7 +2405,7 @@
         </w:tc>
         <w:tc>
           <w:tcPr>
-            <w:tcW w:type="dxa" w:w="1289"/>
+            <w:tcW w:type="dxa" w:w="1173"/>
             <w:tcMar>
               <w:top w:type="dxa" w:w="60"/>
               <w:left w:type="dxa" w:w="80"/>
@@ -2430,7 +2430,7 @@
         </w:tc>
         <w:tc>
           <w:tcPr>
-            <w:tcW w:type="dxa" w:w="1289"/>
+            <w:tcW w:type="dxa" w:w="1173"/>
             <w:tcMar>
               <w:top w:type="dxa" w:w="60"/>
               <w:left w:type="dxa" w:w="80"/>
@@ -2455,7 +2455,7 @@
         </w:tc>
         <w:tc>
           <w:tcPr>
-            <w:tcW w:type="dxa" w:w="1289"/>
+            <w:tcW w:type="dxa" w:w="1173"/>
             <w:tcMar>
               <w:top w:type="dxa" w:w="60"/>
               <w:left w:type="dxa" w:w="80"/>
@@ -2480,7 +2480,7 @@
         </w:tc>
         <w:tc>
           <w:tcPr>
-            <w:tcW w:type="dxa" w:w="1289"/>
+            <w:tcW w:type="dxa" w:w="1173"/>
             <w:tcMar>
               <w:top w:type="dxa" w:w="60"/>
               <w:left w:type="dxa" w:w="80"/>
@@ -2505,7 +2505,7 @@
         </w:tc>
         <w:tc>
           <w:tcPr>
-            <w:tcW w:type="dxa" w:w="1292"/>
+            <w:tcW w:type="dxa" w:w="1175"/>
             <w:tcMar>
               <w:top w:type="dxa" w:w="60"/>
               <w:left w:type="dxa" w:w="80"/>
@@ -2535,7 +2535,7 @@
         </w:trPr>
         <w:tc>
           <w:tcPr>
-            <w:tcW w:type="dxa" w:w="1289"/>
+            <w:tcW w:type="dxa" w:w="1986"/>
             <w:tcMar>
               <w:top w:type="dxa" w:w="60"/>
               <w:left w:type="dxa" w:w="80"/>
@@ -2560,7 +2560,7 @@
         </w:tc>
         <w:tc>
           <w:tcPr>
-            <w:tcW w:type="dxa" w:w="1289"/>
+            <w:tcW w:type="dxa" w:w="1173"/>
             <w:tcMar>
               <w:top w:type="dxa" w:w="60"/>
               <w:left w:type="dxa" w:w="80"/>
@@ -2585,7 +2585,7 @@
         </w:tc>
         <w:tc>
           <w:tcPr>
-            <w:tcW w:type="dxa" w:w="1289"/>
+            <w:tcW w:type="dxa" w:w="1173"/>
             <w:tcMar>
               <w:top w:type="dxa" w:w="60"/>
               <w:left w:type="dxa" w:w="80"/>
@@ -2610,7 +2610,7 @@
         </w:tc>
         <w:tc>
           <w:tcPr>
-            <w:tcW w:type="dxa" w:w="1289"/>
+            <w:tcW w:type="dxa" w:w="1173"/>
             <w:tcMar>
               <w:top w:type="dxa" w:w="60"/>
               <w:left w:type="dxa" w:w="80"/>
@@ -2635,7 +2635,7 @@
         </w:tc>
         <w:tc>
           <w:tcPr>
-            <w:tcW w:type="dxa" w:w="1289"/>
+            <w:tcW w:type="dxa" w:w="1173"/>
             <w:tcMar>
               <w:top w:type="dxa" w:w="60"/>
               <w:left w:type="dxa" w:w="80"/>
@@ -2660,7 +2660,7 @@
         </w:tc>
         <w:tc>
           <w:tcPr>
-            <w:tcW w:type="dxa" w:w="1289"/>
+            <w:tcW w:type="dxa" w:w="1173"/>
             <w:tcMar>
               <w:top w:type="dxa" w:w="60"/>
               <w:left w:type="dxa" w:w="80"/>
@@ -2685,7 +2685,7 @@
         </w:tc>
         <w:tc>
           <w:tcPr>
-            <w:tcW w:type="dxa" w:w="1292"/>
+            <w:tcW w:type="dxa" w:w="1175"/>
             <w:tcMar>
               <w:top w:type="dxa" w:w="60"/>
               <w:left w:type="dxa" w:w="80"/>
@@ -2715,7 +2715,7 @@
         </w:trPr>
         <w:tc>
           <w:tcPr>
-            <w:tcW w:type="dxa" w:w="1289"/>
+            <w:tcW w:type="dxa" w:w="1986"/>
             <w:tcMar>
               <w:top w:type="dxa" w:w="60"/>
               <w:left w:type="dxa" w:w="80"/>
@@ -2740,7 +2740,7 @@
         </w:tc>
         <w:tc>
           <w:tcPr>
-            <w:tcW w:type="dxa" w:w="1289"/>
+            <w:tcW w:type="dxa" w:w="1173"/>
             <w:tcMar>
               <w:top w:type="dxa" w:w="60"/>
               <w:left w:type="dxa" w:w="80"/>
@@ -2765,7 +2765,7 @@
         </w:tc>
         <w:tc>
           <w:tcPr>
-            <w:tcW w:type="dxa" w:w="1289"/>
+            <w:tcW w:type="dxa" w:w="1173"/>
             <w:tcMar>
               <w:top w:type="dxa" w:w="60"/>
               <w:left w:type="dxa" w:w="80"/>
@@ -2790,7 +2790,7 @@
         </w:tc>
         <w:tc>
           <w:tcPr>
-            <w:tcW w:type="dxa" w:w="1289"/>
+            <w:tcW w:type="dxa" w:w="1173"/>
             <w:tcMar>
               <w:top w:type="dxa" w:w="60"/>
               <w:left w:type="dxa" w:w="80"/>
@@ -2815,7 +2815,7 @@
         </w:tc>
         <w:tc>
           <w:tcPr>
-            <w:tcW w:type="dxa" w:w="1289"/>
+            <w:tcW w:type="dxa" w:w="1173"/>
             <w:tcMar>
               <w:top w:type="dxa" w:w="60"/>
               <w:left w:type="dxa" w:w="80"/>
@@ -2840,7 +2840,7 @@
         </w:tc>
         <w:tc>
           <w:tcPr>
-            <w:tcW w:type="dxa" w:w="1289"/>
+            <w:tcW w:type="dxa" w:w="1173"/>
             <w:tcMar>
               <w:top w:type="dxa" w:w="60"/>
               <w:left w:type="dxa" w:w="80"/>
@@ -2865,7 +2865,7 @@
         </w:tc>
         <w:tc>
           <w:tcPr>
-            <w:tcW w:type="dxa" w:w="1292"/>
+            <w:tcW w:type="dxa" w:w="1175"/>
             <w:tcMar>
               <w:top w:type="dxa" w:w="60"/>
               <w:left w:type="dxa" w:w="80"/>
@@ -2895,7 +2895,7 @@
         </w:trPr>
         <w:tc>
           <w:tcPr>
-            <w:tcW w:type="dxa" w:w="1289"/>
+            <w:tcW w:type="dxa" w:w="1986"/>
             <w:tcMar>
               <w:top w:type="dxa" w:w="60"/>
               <w:left w:type="dxa" w:w="80"/>
@@ -2920,7 +2920,7 @@
         </w:tc>
         <w:tc>
           <w:tcPr>
-            <w:tcW w:type="dxa" w:w="1289"/>
+            <w:tcW w:type="dxa" w:w="1173"/>
             <w:tcMar>
               <w:top w:type="dxa" w:w="60"/>
               <w:left w:type="dxa" w:w="80"/>
@@ -2945,7 +2945,7 @@
         </w:tc>
         <w:tc>
           <w:tcPr>
-            <w:tcW w:type="dxa" w:w="1289"/>
+            <w:tcW w:type="dxa" w:w="1173"/>
             <w:tcMar>
               <w:top w:type="dxa" w:w="60"/>
               <w:left w:type="dxa" w:w="80"/>
@@ -2970,7 +2970,7 @@
         </w:tc>
         <w:tc>
           <w:tcPr>
-            <w:tcW w:type="dxa" w:w="1289"/>
+            <w:tcW w:type="dxa" w:w="1173"/>
             <w:tcMar>
               <w:top w:type="dxa" w:w="60"/>
               <w:left w:type="dxa" w:w="80"/>
@@ -2995,7 +2995,7 @@
         </w:tc>
         <w:tc>
           <w:tcPr>
-            <w:tcW w:type="dxa" w:w="1289"/>
+            <w:tcW w:type="dxa" w:w="1173"/>
             <w:tcMar>
               <w:top w:type="dxa" w:w="60"/>
               <w:left w:type="dxa" w:w="80"/>
@@ -3020,7 +3020,7 @@
         </w:tc>
         <w:tc>
           <w:tcPr>
-            <w:tcW w:type="dxa" w:w="1289"/>
+            <w:tcW w:type="dxa" w:w="1173"/>
             <w:tcMar>
               <w:top w:type="dxa" w:w="60"/>
               <w:left w:type="dxa" w:w="80"/>
@@ -3045,7 +3045,7 @@
         </w:tc>
         <w:tc>
           <w:tcPr>
-            <w:tcW w:type="dxa" w:w="1292"/>
+            <w:tcW w:type="dxa" w:w="1175"/>
             <w:tcMar>
               <w:top w:type="dxa" w:w="60"/>
               <w:left w:type="dxa" w:w="80"/>
@@ -3075,7 +3075,7 @@
         </w:trPr>
         <w:tc>
           <w:tcPr>
-            <w:tcW w:type="dxa" w:w="1289"/>
+            <w:tcW w:type="dxa" w:w="1986"/>
             <w:tcMar>
               <w:top w:type="dxa" w:w="60"/>
               <w:left w:type="dxa" w:w="80"/>
@@ -3100,7 +3100,7 @@
         </w:tc>
         <w:tc>
           <w:tcPr>
-            <w:tcW w:type="dxa" w:w="1289"/>
+            <w:tcW w:type="dxa" w:w="1173"/>
             <w:tcMar>
               <w:top w:type="dxa" w:w="60"/>
               <w:left w:type="dxa" w:w="80"/>
@@ -3125,7 +3125,7 @@
         </w:tc>
         <w:tc>
           <w:tcPr>
-            <w:tcW w:type="dxa" w:w="1289"/>
+            <w:tcW w:type="dxa" w:w="1173"/>
             <w:tcMar>
               <w:top w:type="dxa" w:w="60"/>
               <w:left w:type="dxa" w:w="80"/>
@@ -3150,7 +3150,7 @@
         </w:tc>
         <w:tc>
           <w:tcPr>
-            <w:tcW w:type="dxa" w:w="1289"/>
+            <w:tcW w:type="dxa" w:w="1173"/>
             <w:tcMar>
               <w:top w:type="dxa" w:w="60"/>
               <w:left w:type="dxa" w:w="80"/>
@@ -3175,7 +3175,7 @@
         </w:tc>
         <w:tc>
           <w:tcPr>
-            <w:tcW w:type="dxa" w:w="1289"/>
+            <w:tcW w:type="dxa" w:w="1173"/>
             <w:tcMar>
               <w:top w:type="dxa" w:w="60"/>
               <w:left w:type="dxa" w:w="80"/>
@@ -3200,7 +3200,7 @@
         </w:tc>
         <w:tc>
           <w:tcPr>
-            <w:tcW w:type="dxa" w:w="1289"/>
+            <w:tcW w:type="dxa" w:w="1173"/>
             <w:tcMar>
               <w:top w:type="dxa" w:w="60"/>
               <w:left w:type="dxa" w:w="80"/>
@@ -3225,7 +3225,7 @@
         </w:tc>
         <w:tc>
           <w:tcPr>
-            <w:tcW w:type="dxa" w:w="1292"/>
+            <w:tcW w:type="dxa" w:w="1175"/>
             <w:tcMar>
               <w:top w:type="dxa" w:w="60"/>
               <w:left w:type="dxa" w:w="80"/>
@@ -3441,17 +3441,15 @@
         </w:tblBorders>
       </w:tblPr>
       <w:tblGrid>
-        <w:gridCol w:w="820"/>
-        <w:gridCol w:w="820"/>
-        <w:gridCol w:w="820"/>
-        <w:gridCol w:w="820"/>
-        <w:gridCol w:w="820"/>
-        <w:gridCol w:w="820"/>
-        <w:gridCol w:w="820"/>
-        <w:gridCol w:w="820"/>
-        <w:gridCol w:w="820"/>
-        <w:gridCol w:w="820"/>
-        <w:gridCol w:w="826"/>
+        <w:gridCol w:w="1986"/>
+        <w:gridCol w:w="880"/>
+        <w:gridCol w:w="880"/>
+        <w:gridCol w:w="880"/>
+        <w:gridCol w:w="880"/>
+        <w:gridCol w:w="880"/>
+        <w:gridCol w:w="880"/>
+        <w:gridCol w:w="880"/>
+        <w:gridCol w:w="880"/>
       </w:tblGrid>
       <w:tr>
         <w:trPr>
@@ -3459,7 +3457,7 @@
         </w:trPr>
         <w:tc>
           <w:tcPr>
-            <w:tcW w:type="dxa" w:w="820"/>
+            <w:tcW w:type="dxa" w:w="1986"/>
             <w:shd w:fill="F2F2F2" w:val="clear"/>
             <w:tcMar>
               <w:top w:type="dxa" w:w="60"/>
@@ -3476,8 +3474,8 @@
               <w:rPr>
                 <w:b/>
                 <w:bCs/>
-                <w:sz w:val="18"/>
-                <w:szCs w:val="18"/>
+                <w:sz w:val="16"/>
+                <w:szCs w:val="16"/>
               </w:rPr>
               <w:t xml:space="preserve">Scenario</w:t>
             </w:r>
@@ -3485,7 +3483,7 @@
         </w:tc>
         <w:tc>
           <w:tcPr>
-            <w:tcW w:type="dxa" w:w="820"/>
+            <w:tcW w:type="dxa" w:w="880"/>
             <w:shd w:fill="F2F2F2" w:val="clear"/>
             <w:tcMar>
               <w:top w:type="dxa" w:w="60"/>
@@ -3502,8 +3500,8 @@
               <w:rPr>
                 <w:b/>
                 <w:bCs/>
-                <w:sz w:val="18"/>
-                <w:szCs w:val="18"/>
+                <w:sz w:val="16"/>
+                <w:szCs w:val="16"/>
               </w:rPr>
               <w:t xml:space="preserve">Pages printed / episode</w:t>
             </w:r>
@@ -3511,7 +3509,7 @@
         </w:tc>
         <w:tc>
           <w:tcPr>
-            <w:tcW w:type="dxa" w:w="820"/>
+            <w:tcW w:type="dxa" w:w="880"/>
             <w:shd w:fill="F2F2F2" w:val="clear"/>
             <w:tcMar>
               <w:top w:type="dxa" w:w="60"/>
@@ -3528,8 +3526,8 @@
               <w:rPr>
                 <w:b/>
                 <w:bCs/>
-                <w:sz w:val="18"/>
-                <w:szCs w:val="18"/>
+                <w:sz w:val="16"/>
+                <w:szCs w:val="16"/>
               </w:rPr>
               <w:t xml:space="preserve">Sheets / episode</w:t>
             </w:r>
@@ -3537,7 +3535,7 @@
         </w:tc>
         <w:tc>
           <w:tcPr>
-            <w:tcW w:type="dxa" w:w="820"/>
+            <w:tcW w:type="dxa" w:w="880"/>
             <w:shd w:fill="F2F2F2" w:val="clear"/>
             <w:tcMar>
               <w:top w:type="dxa" w:w="60"/>
@@ -3554,16 +3552,16 @@
               <w:rPr>
                 <w:b/>
                 <w:bCs/>
-                <w:sz w:val="18"/>
-                <w:szCs w:val="18"/>
-              </w:rPr>
-              <w:t xml:space="preserve">Documents / episode</w:t>
-            </w:r>
-          </w:p>
-        </w:tc>
-        <w:tc>
-          <w:tcPr>
-            <w:tcW w:type="dxa" w:w="820"/>
+                <w:sz w:val="16"/>
+                <w:szCs w:val="16"/>
+              </w:rPr>
+              <w:t xml:space="preserve">Paper (t/y)</w:t>
+            </w:r>
+          </w:p>
+        </w:tc>
+        <w:tc>
+          <w:tcPr>
+            <w:tcW w:type="dxa" w:w="880"/>
             <w:shd w:fill="F2F2F2" w:val="clear"/>
             <w:tcMar>
               <w:top w:type="dxa" w:w="60"/>
@@ -3580,16 +3578,16 @@
               <w:rPr>
                 <w:b/>
                 <w:bCs/>
-                <w:sz w:val="18"/>
-                <w:szCs w:val="18"/>
-              </w:rPr>
-              <w:t xml:space="preserve">Paper (t/y)</w:t>
-            </w:r>
-          </w:p>
-        </w:tc>
-        <w:tc>
-          <w:tcPr>
-            <w:tcW w:type="dxa" w:w="820"/>
+                <w:sz w:val="16"/>
+                <w:szCs w:val="16"/>
+              </w:rPr>
+              <w:t xml:space="preserve">CO2e (t/y)</w:t>
+            </w:r>
+          </w:p>
+        </w:tc>
+        <w:tc>
+          <w:tcPr>
+            <w:tcW w:type="dxa" w:w="880"/>
             <w:shd w:fill="F2F2F2" w:val="clear"/>
             <w:tcMar>
               <w:top w:type="dxa" w:w="60"/>
@@ -3606,16 +3604,16 @@
               <w:rPr>
                 <w:b/>
                 <w:bCs/>
-                <w:sz w:val="18"/>
-                <w:szCs w:val="18"/>
-              </w:rPr>
-              <w:t xml:space="preserve">CO2e (t/y)</w:t>
-            </w:r>
-          </w:p>
-        </w:tc>
-        <w:tc>
-          <w:tcPr>
-            <w:tcW w:type="dxa" w:w="820"/>
+                <w:sz w:val="16"/>
+                <w:szCs w:val="16"/>
+              </w:rPr>
+              <w:t xml:space="preserve">Consumables (HUF/y, net)</w:t>
+            </w:r>
+          </w:p>
+        </w:tc>
+        <w:tc>
+          <w:tcPr>
+            <w:tcW w:type="dxa" w:w="880"/>
             <w:shd w:fill="F2F2F2" w:val="clear"/>
             <w:tcMar>
               <w:top w:type="dxa" w:w="60"/>
@@ -3632,16 +3630,16 @@
               <w:rPr>
                 <w:b/>
                 <w:bCs/>
-                <w:sz w:val="18"/>
-                <w:szCs w:val="18"/>
-              </w:rPr>
-              <w:t xml:space="preserve">Consumables (HUF/y, net)</w:t>
-            </w:r>
-          </w:p>
-        </w:tc>
-        <w:tc>
-          <w:tcPr>
-            <w:tcW w:type="dxa" w:w="820"/>
+                <w:sz w:val="16"/>
+                <w:szCs w:val="16"/>
+              </w:rPr>
+              <w:t xml:space="preserve">Handling (FTE)</w:t>
+            </w:r>
+          </w:p>
+        </w:tc>
+        <w:tc>
+          <w:tcPr>
+            <w:tcW w:type="dxa" w:w="880"/>
             <w:shd w:fill="F2F2F2" w:val="clear"/>
             <w:tcMar>
               <w:top w:type="dxa" w:w="60"/>
@@ -3658,16 +3656,16 @@
               <w:rPr>
                 <w:b/>
                 <w:bCs/>
-                <w:sz w:val="18"/>
-                <w:szCs w:val="18"/>
-              </w:rPr>
-              <w:t xml:space="preserve">Handling (h/y)</w:t>
-            </w:r>
-          </w:p>
-        </w:tc>
-        <w:tc>
-          <w:tcPr>
-            <w:tcW w:type="dxa" w:w="820"/>
+                <w:sz w:val="16"/>
+                <w:szCs w:val="16"/>
+              </w:rPr>
+              <w:t xml:space="preserve">Archive floor (m²)</w:t>
+            </w:r>
+          </w:p>
+        </w:tc>
+        <w:tc>
+          <w:tcPr>
+            <w:tcW w:type="dxa" w:w="880"/>
             <w:shd w:fill="F2F2F2" w:val="clear"/>
             <w:tcMar>
               <w:top w:type="dxa" w:w="60"/>
@@ -3684,60 +3682,8 @@
               <w:rPr>
                 <w:b/>
                 <w:bCs/>
-                <w:sz w:val="18"/>
-                <w:szCs w:val="18"/>
-              </w:rPr>
-              <w:t xml:space="preserve">Handling (FTE)</w:t>
-            </w:r>
-          </w:p>
-        </w:tc>
-        <w:tc>
-          <w:tcPr>
-            <w:tcW w:type="dxa" w:w="820"/>
-            <w:shd w:fill="F2F2F2" w:val="clear"/>
-            <w:tcMar>
-              <w:top w:type="dxa" w:w="60"/>
-              <w:left w:type="dxa" w:w="80"/>
-              <w:bottom w:type="dxa" w:w="60"/>
-              <w:right w:type="dxa" w:w="80"/>
-            </w:tcMar>
-          </w:tcPr>
-          <w:p>
-            <w:pPr>
-              <w:spacing w:after="0" w:line="240"/>
-            </w:pPr>
-            <w:r>
-              <w:rPr>
-                <w:b/>
-                <w:bCs/>
-                <w:sz w:val="18"/>
-                <w:szCs w:val="18"/>
-              </w:rPr>
-              <w:t xml:space="preserve">Archive floor (m²)</w:t>
-            </w:r>
-          </w:p>
-        </w:tc>
-        <w:tc>
-          <w:tcPr>
-            <w:tcW w:type="dxa" w:w="826"/>
-            <w:shd w:fill="F2F2F2" w:val="clear"/>
-            <w:tcMar>
-              <w:top w:type="dxa" w:w="60"/>
-              <w:left w:type="dxa" w:w="80"/>
-              <w:bottom w:type="dxa" w:w="60"/>
-              <w:right w:type="dxa" w:w="80"/>
-            </w:tcMar>
-          </w:tcPr>
-          <w:p>
-            <w:pPr>
-              <w:spacing w:after="0" w:line="240"/>
-            </w:pPr>
-            <w:r>
-              <w:rPr>
-                <w:b/>
-                <w:bCs/>
-                <w:sz w:val="18"/>
-                <w:szCs w:val="18"/>
+                <w:sz w:val="16"/>
+                <w:szCs w:val="16"/>
               </w:rPr>
               <w:t xml:space="preserve">Property value (HUF)</w:t>
             </w:r>
@@ -3750,7 +3696,7 @@
         </w:trPr>
         <w:tc>
           <w:tcPr>
-            <w:tcW w:type="dxa" w:w="820"/>
+            <w:tcW w:type="dxa" w:w="1986"/>
             <w:tcMar>
               <w:top w:type="dxa" w:w="60"/>
               <w:left w:type="dxa" w:w="80"/>
@@ -3766,8 +3712,8 @@
               <w:rPr>
                 <w:b/>
                 <w:bCs/>
-                <w:sz w:val="18"/>
-                <w:szCs w:val="18"/>
+                <w:sz w:val="16"/>
+                <w:szCs w:val="16"/>
               </w:rPr>
               <w:t xml:space="preserve">University department, 2,000 episodes/year</w:t>
             </w:r>
@@ -3775,7 +3721,7 @@
         </w:tc>
         <w:tc>
           <w:tcPr>
-            <w:tcW w:type="dxa" w:w="820"/>
+            <w:tcW w:type="dxa" w:w="880"/>
             <w:tcMar>
               <w:top w:type="dxa" w:w="60"/>
               <w:left w:type="dxa" w:w="80"/>
@@ -3791,8 +3737,8 @@
               <w:rPr>
                 <w:b/>
                 <w:bCs/>
-                <w:sz w:val="18"/>
-                <w:szCs w:val="18"/>
+                <w:sz w:val="16"/>
+                <w:szCs w:val="16"/>
               </w:rPr>
               <w:t xml:space="preserve"/>
             </w:r>
@@ -3800,7 +3746,7 @@
         </w:tc>
         <w:tc>
           <w:tcPr>
-            <w:tcW w:type="dxa" w:w="820"/>
+            <w:tcW w:type="dxa" w:w="880"/>
             <w:tcMar>
               <w:top w:type="dxa" w:w="60"/>
               <w:left w:type="dxa" w:w="80"/>
@@ -3816,8 +3762,8 @@
               <w:rPr>
                 <w:b/>
                 <w:bCs/>
-                <w:sz w:val="18"/>
-                <w:szCs w:val="18"/>
+                <w:sz w:val="16"/>
+                <w:szCs w:val="16"/>
               </w:rPr>
               <w:t xml:space="preserve"/>
             </w:r>
@@ -3825,7 +3771,7 @@
         </w:tc>
         <w:tc>
           <w:tcPr>
-            <w:tcW w:type="dxa" w:w="820"/>
+            <w:tcW w:type="dxa" w:w="880"/>
             <w:tcMar>
               <w:top w:type="dxa" w:w="60"/>
               <w:left w:type="dxa" w:w="80"/>
@@ -3841,8 +3787,8 @@
               <w:rPr>
                 <w:b/>
                 <w:bCs/>
-                <w:sz w:val="18"/>
-                <w:szCs w:val="18"/>
+                <w:sz w:val="16"/>
+                <w:szCs w:val="16"/>
               </w:rPr>
               <w:t xml:space="preserve"/>
             </w:r>
@@ -3850,7 +3796,7 @@
         </w:tc>
         <w:tc>
           <w:tcPr>
-            <w:tcW w:type="dxa" w:w="820"/>
+            <w:tcW w:type="dxa" w:w="880"/>
             <w:tcMar>
               <w:top w:type="dxa" w:w="60"/>
               <w:left w:type="dxa" w:w="80"/>
@@ -3866,8 +3812,8 @@
               <w:rPr>
                 <w:b/>
                 <w:bCs/>
-                <w:sz w:val="18"/>
-                <w:szCs w:val="18"/>
+                <w:sz w:val="16"/>
+                <w:szCs w:val="16"/>
               </w:rPr>
               <w:t xml:space="preserve"/>
             </w:r>
@@ -3875,7 +3821,7 @@
         </w:tc>
         <w:tc>
           <w:tcPr>
-            <w:tcW w:type="dxa" w:w="820"/>
+            <w:tcW w:type="dxa" w:w="880"/>
             <w:tcMar>
               <w:top w:type="dxa" w:w="60"/>
               <w:left w:type="dxa" w:w="80"/>
@@ -3891,8 +3837,8 @@
               <w:rPr>
                 <w:b/>
                 <w:bCs/>
-                <w:sz w:val="18"/>
-                <w:szCs w:val="18"/>
+                <w:sz w:val="16"/>
+                <w:szCs w:val="16"/>
               </w:rPr>
               <w:t xml:space="preserve"/>
             </w:r>
@@ -3900,7 +3846,7 @@
         </w:tc>
         <w:tc>
           <w:tcPr>
-            <w:tcW w:type="dxa" w:w="820"/>
+            <w:tcW w:type="dxa" w:w="880"/>
             <w:tcMar>
               <w:top w:type="dxa" w:w="60"/>
               <w:left w:type="dxa" w:w="80"/>
@@ -3916,8 +3862,8 @@
               <w:rPr>
                 <w:b/>
                 <w:bCs/>
-                <w:sz w:val="18"/>
-                <w:szCs w:val="18"/>
+                <w:sz w:val="16"/>
+                <w:szCs w:val="16"/>
               </w:rPr>
               <w:t xml:space="preserve"/>
             </w:r>
@@ -3925,7 +3871,7 @@
         </w:tc>
         <w:tc>
           <w:tcPr>
-            <w:tcW w:type="dxa" w:w="820"/>
+            <w:tcW w:type="dxa" w:w="880"/>
             <w:tcMar>
               <w:top w:type="dxa" w:w="60"/>
               <w:left w:type="dxa" w:w="80"/>
@@ -3941,8 +3887,8 @@
               <w:rPr>
                 <w:b/>
                 <w:bCs/>
-                <w:sz w:val="18"/>
-                <w:szCs w:val="18"/>
+                <w:sz w:val="16"/>
+                <w:szCs w:val="16"/>
               </w:rPr>
               <w:t xml:space="preserve"/>
             </w:r>
@@ -3950,7 +3896,7 @@
         </w:tc>
         <w:tc>
           <w:tcPr>
-            <w:tcW w:type="dxa" w:w="820"/>
+            <w:tcW w:type="dxa" w:w="880"/>
             <w:tcMar>
               <w:top w:type="dxa" w:w="60"/>
               <w:left w:type="dxa" w:w="80"/>
@@ -3966,58 +3912,8 @@
               <w:rPr>
                 <w:b/>
                 <w:bCs/>
-                <w:sz w:val="18"/>
-                <w:szCs w:val="18"/>
-              </w:rPr>
-              <w:t xml:space="preserve"/>
-            </w:r>
-          </w:p>
-        </w:tc>
-        <w:tc>
-          <w:tcPr>
-            <w:tcW w:type="dxa" w:w="820"/>
-            <w:tcMar>
-              <w:top w:type="dxa" w:w="60"/>
-              <w:left w:type="dxa" w:w="80"/>
-              <w:bottom w:type="dxa" w:w="60"/>
-              <w:right w:type="dxa" w:w="80"/>
-            </w:tcMar>
-          </w:tcPr>
-          <w:p>
-            <w:pPr>
-              <w:spacing w:after="0" w:line="240"/>
-            </w:pPr>
-            <w:r>
-              <w:rPr>
-                <w:b/>
-                <w:bCs/>
-                <w:sz w:val="18"/>
-                <w:szCs w:val="18"/>
-              </w:rPr>
-              <w:t xml:space="preserve"/>
-            </w:r>
-          </w:p>
-        </w:tc>
-        <w:tc>
-          <w:tcPr>
-            <w:tcW w:type="dxa" w:w="826"/>
-            <w:tcMar>
-              <w:top w:type="dxa" w:w="60"/>
-              <w:left w:type="dxa" w:w="80"/>
-              <w:bottom w:type="dxa" w:w="60"/>
-              <w:right w:type="dxa" w:w="80"/>
-            </w:tcMar>
-          </w:tcPr>
-          <w:p>
-            <w:pPr>
-              <w:spacing w:after="0" w:line="240"/>
-            </w:pPr>
-            <w:r>
-              <w:rPr>
-                <w:b/>
-                <w:bCs/>
-                <w:sz w:val="18"/>
-                <w:szCs w:val="18"/>
+                <w:sz w:val="16"/>
+                <w:szCs w:val="16"/>
               </w:rPr>
               <w:t xml:space="preserve"/>
             </w:r>
@@ -4030,24 +3926,24 @@
         </w:trPr>
         <w:tc>
           <w:tcPr>
-            <w:tcW w:type="dxa" w:w="820"/>
-            <w:tcMar>
-              <w:top w:type="dxa" w:w="60"/>
-              <w:left w:type="dxa" w:w="80"/>
-              <w:bottom w:type="dxa" w:w="60"/>
-              <w:right w:type="dxa" w:w="80"/>
-            </w:tcMar>
-          </w:tcPr>
-          <w:p>
-            <w:pPr>
-              <w:spacing w:after="0" w:line="240"/>
-            </w:pPr>
-            <w:r>
-              <w:rPr>
-                <w:b w:val="false"/>
-                <w:bCs w:val="false"/>
-                <w:sz w:val="18"/>
-                <w:szCs w:val="18"/>
+            <w:tcW w:type="dxa" w:w="1986"/>
+            <w:tcMar>
+              <w:top w:type="dxa" w:w="60"/>
+              <w:left w:type="dxa" w:w="80"/>
+              <w:bottom w:type="dxa" w:w="60"/>
+              <w:right w:type="dxa" w:w="80"/>
+            </w:tcMar>
+          </w:tcPr>
+          <w:p>
+            <w:pPr>
+              <w:spacing w:after="0" w:line="240"/>
+            </w:pPr>
+            <w:r>
+              <w:rPr>
+                <w:b w:val="false"/>
+                <w:bCs w:val="false"/>
+                <w:sz w:val="16"/>
+                <w:szCs w:val="16"/>
               </w:rPr>
               <w:t xml:space="preserve">Current practice</w:t>
             </w:r>
@@ -4055,24 +3951,24 @@
         </w:tc>
         <w:tc>
           <w:tcPr>
-            <w:tcW w:type="dxa" w:w="820"/>
-            <w:tcMar>
-              <w:top w:type="dxa" w:w="60"/>
-              <w:left w:type="dxa" w:w="80"/>
-              <w:bottom w:type="dxa" w:w="60"/>
-              <w:right w:type="dxa" w:w="80"/>
-            </w:tcMar>
-          </w:tcPr>
-          <w:p>
-            <w:pPr>
-              <w:spacing w:after="0" w:line="240"/>
-            </w:pPr>
-            <w:r>
-              <w:rPr>
-                <w:b w:val="false"/>
-                <w:bCs w:val="false"/>
-                <w:sz w:val="18"/>
-                <w:szCs w:val="18"/>
+            <w:tcW w:type="dxa" w:w="880"/>
+            <w:tcMar>
+              <w:top w:type="dxa" w:w="60"/>
+              <w:left w:type="dxa" w:w="80"/>
+              <w:bottom w:type="dxa" w:w="60"/>
+              <w:right w:type="dxa" w:w="80"/>
+            </w:tcMar>
+          </w:tcPr>
+          <w:p>
+            <w:pPr>
+              <w:spacing w:after="0" w:line="240"/>
+            </w:pPr>
+            <w:r>
+              <w:rPr>
+                <w:b w:val="false"/>
+                <w:bCs w:val="false"/>
+                <w:sz w:val="16"/>
+                <w:szCs w:val="16"/>
               </w:rPr>
               <w:t xml:space="preserve">116.3</w:t>
             </w:r>
@@ -4080,24 +3976,24 @@
         </w:tc>
         <w:tc>
           <w:tcPr>
-            <w:tcW w:type="dxa" w:w="820"/>
-            <w:tcMar>
-              <w:top w:type="dxa" w:w="60"/>
-              <w:left w:type="dxa" w:w="80"/>
-              <w:bottom w:type="dxa" w:w="60"/>
-              <w:right w:type="dxa" w:w="80"/>
-            </w:tcMar>
-          </w:tcPr>
-          <w:p>
-            <w:pPr>
-              <w:spacing w:after="0" w:line="240"/>
-            </w:pPr>
-            <w:r>
-              <w:rPr>
-                <w:b w:val="false"/>
-                <w:bCs w:val="false"/>
-                <w:sz w:val="18"/>
-                <w:szCs w:val="18"/>
+            <w:tcW w:type="dxa" w:w="880"/>
+            <w:tcMar>
+              <w:top w:type="dxa" w:w="60"/>
+              <w:left w:type="dxa" w:w="80"/>
+              <w:bottom w:type="dxa" w:w="60"/>
+              <w:right w:type="dxa" w:w="80"/>
+            </w:tcMar>
+          </w:tcPr>
+          <w:p>
+            <w:pPr>
+              <w:spacing w:after="0" w:line="240"/>
+            </w:pPr>
+            <w:r>
+              <w:rPr>
+                <w:b w:val="false"/>
+                <w:bCs w:val="false"/>
+                <w:sz w:val="16"/>
+                <w:szCs w:val="16"/>
               </w:rPr>
               <w:t xml:space="preserve">124.3</w:t>
             </w:r>
@@ -4105,49 +4001,24 @@
         </w:tc>
         <w:tc>
           <w:tcPr>
-            <w:tcW w:type="dxa" w:w="820"/>
-            <w:tcMar>
-              <w:top w:type="dxa" w:w="60"/>
-              <w:left w:type="dxa" w:w="80"/>
-              <w:bottom w:type="dxa" w:w="60"/>
-              <w:right w:type="dxa" w:w="80"/>
-            </w:tcMar>
-          </w:tcPr>
-          <w:p>
-            <w:pPr>
-              <w:spacing w:after="0" w:line="240"/>
-            </w:pPr>
-            <w:r>
-              <w:rPr>
-                <w:b w:val="false"/>
-                <w:bCs w:val="false"/>
-                <w:sz w:val="18"/>
-                <w:szCs w:val="18"/>
-              </w:rPr>
-              <w:t xml:space="preserve">45.6</w:t>
-            </w:r>
-          </w:p>
-        </w:tc>
-        <w:tc>
-          <w:tcPr>
-            <w:tcW w:type="dxa" w:w="820"/>
-            <w:tcMar>
-              <w:top w:type="dxa" w:w="60"/>
-              <w:left w:type="dxa" w:w="80"/>
-              <w:bottom w:type="dxa" w:w="60"/>
-              <w:right w:type="dxa" w:w="80"/>
-            </w:tcMar>
-          </w:tcPr>
-          <w:p>
-            <w:pPr>
-              <w:spacing w:after="0" w:line="240"/>
-            </w:pPr>
-            <w:r>
-              <w:rPr>
-                <w:b w:val="false"/>
-                <w:bCs w:val="false"/>
-                <w:sz w:val="18"/>
-                <w:szCs w:val="18"/>
+            <w:tcW w:type="dxa" w:w="880"/>
+            <w:tcMar>
+              <w:top w:type="dxa" w:w="60"/>
+              <w:left w:type="dxa" w:w="80"/>
+              <w:bottom w:type="dxa" w:w="60"/>
+              <w:right w:type="dxa" w:w="80"/>
+            </w:tcMar>
+          </w:tcPr>
+          <w:p>
+            <w:pPr>
+              <w:spacing w:after="0" w:line="240"/>
+            </w:pPr>
+            <w:r>
+              <w:rPr>
+                <w:b w:val="false"/>
+                <w:bCs w:val="false"/>
+                <w:sz w:val="16"/>
+                <w:szCs w:val="16"/>
               </w:rPr>
               <w:t xml:space="preserve">1.24</w:t>
             </w:r>
@@ -4155,24 +4026,24 @@
         </w:tc>
         <w:tc>
           <w:tcPr>
-            <w:tcW w:type="dxa" w:w="820"/>
-            <w:tcMar>
-              <w:top w:type="dxa" w:w="60"/>
-              <w:left w:type="dxa" w:w="80"/>
-              <w:bottom w:type="dxa" w:w="60"/>
-              <w:right w:type="dxa" w:w="80"/>
-            </w:tcMar>
-          </w:tcPr>
-          <w:p>
-            <w:pPr>
-              <w:spacing w:after="0" w:line="240"/>
-            </w:pPr>
-            <w:r>
-              <w:rPr>
-                <w:b w:val="false"/>
-                <w:bCs w:val="false"/>
-                <w:sz w:val="18"/>
-                <w:szCs w:val="18"/>
+            <w:tcW w:type="dxa" w:w="880"/>
+            <w:tcMar>
+              <w:top w:type="dxa" w:w="60"/>
+              <w:left w:type="dxa" w:w="80"/>
+              <w:bottom w:type="dxa" w:w="60"/>
+              <w:right w:type="dxa" w:w="80"/>
+            </w:tcMar>
+          </w:tcPr>
+          <w:p>
+            <w:pPr>
+              <w:spacing w:after="0" w:line="240"/>
+            </w:pPr>
+            <w:r>
+              <w:rPr>
+                <w:b w:val="false"/>
+                <w:bCs w:val="false"/>
+                <w:sz w:val="16"/>
+                <w:szCs w:val="16"/>
               </w:rPr>
               <w:t xml:space="preserve">1.2</w:t>
             </w:r>
@@ -4180,24 +4051,24 @@
         </w:tc>
         <w:tc>
           <w:tcPr>
-            <w:tcW w:type="dxa" w:w="820"/>
-            <w:tcMar>
-              <w:top w:type="dxa" w:w="60"/>
-              <w:left w:type="dxa" w:w="80"/>
-              <w:bottom w:type="dxa" w:w="60"/>
-              <w:right w:type="dxa" w:w="80"/>
-            </w:tcMar>
-          </w:tcPr>
-          <w:p>
-            <w:pPr>
-              <w:spacing w:after="0" w:line="240"/>
-            </w:pPr>
-            <w:r>
-              <w:rPr>
-                <w:b w:val="false"/>
-                <w:bCs w:val="false"/>
-                <w:sz w:val="18"/>
-                <w:szCs w:val="18"/>
+            <w:tcW w:type="dxa" w:w="880"/>
+            <w:tcMar>
+              <w:top w:type="dxa" w:w="60"/>
+              <w:left w:type="dxa" w:w="80"/>
+              <w:bottom w:type="dxa" w:w="60"/>
+              <w:right w:type="dxa" w:w="80"/>
+            </w:tcMar>
+          </w:tcPr>
+          <w:p>
+            <w:pPr>
+              <w:spacing w:after="0" w:line="240"/>
+            </w:pPr>
+            <w:r>
+              <w:rPr>
+                <w:b w:val="false"/>
+                <w:bCs w:val="false"/>
+                <w:sz w:val="16"/>
+                <w:szCs w:val="16"/>
               </w:rPr>
               <w:t xml:space="preserve">2.44 M</w:t>
             </w:r>
@@ -4205,49 +4076,24 @@
         </w:tc>
         <w:tc>
           <w:tcPr>
-            <w:tcW w:type="dxa" w:w="820"/>
-            <w:tcMar>
-              <w:top w:type="dxa" w:w="60"/>
-              <w:left w:type="dxa" w:w="80"/>
-              <w:bottom w:type="dxa" w:w="60"/>
-              <w:right w:type="dxa" w:w="80"/>
-            </w:tcMar>
-          </w:tcPr>
-          <w:p>
-            <w:pPr>
-              <w:spacing w:after="0" w:line="240"/>
-            </w:pPr>
-            <w:r>
-              <w:rPr>
-                <w:b w:val="false"/>
-                <w:bCs w:val="false"/>
-                <w:sz w:val="18"/>
-                <w:szCs w:val="18"/>
-              </w:rPr>
-              <w:t xml:space="preserve">761</w:t>
-            </w:r>
-          </w:p>
-        </w:tc>
-        <w:tc>
-          <w:tcPr>
-            <w:tcW w:type="dxa" w:w="820"/>
-            <w:tcMar>
-              <w:top w:type="dxa" w:w="60"/>
-              <w:left w:type="dxa" w:w="80"/>
-              <w:bottom w:type="dxa" w:w="60"/>
-              <w:right w:type="dxa" w:w="80"/>
-            </w:tcMar>
-          </w:tcPr>
-          <w:p>
-            <w:pPr>
-              <w:spacing w:after="0" w:line="240"/>
-            </w:pPr>
-            <w:r>
-              <w:rPr>
-                <w:b w:val="false"/>
-                <w:bCs w:val="false"/>
-                <w:sz w:val="18"/>
-                <w:szCs w:val="18"/>
+            <w:tcW w:type="dxa" w:w="880"/>
+            <w:tcMar>
+              <w:top w:type="dxa" w:w="60"/>
+              <w:left w:type="dxa" w:w="80"/>
+              <w:bottom w:type="dxa" w:w="60"/>
+              <w:right w:type="dxa" w:w="80"/>
+            </w:tcMar>
+          </w:tcPr>
+          <w:p>
+            <w:pPr>
+              <w:spacing w:after="0" w:line="240"/>
+            </w:pPr>
+            <w:r>
+              <w:rPr>
+                <w:b w:val="false"/>
+                <w:bCs w:val="false"/>
+                <w:sz w:val="16"/>
+                <w:szCs w:val="16"/>
               </w:rPr>
               <w:t xml:space="preserve">0.44</w:t>
             </w:r>
@@ -4255,24 +4101,24 @@
         </w:tc>
         <w:tc>
           <w:tcPr>
-            <w:tcW w:type="dxa" w:w="820"/>
-            <w:tcMar>
-              <w:top w:type="dxa" w:w="60"/>
-              <w:left w:type="dxa" w:w="80"/>
-              <w:bottom w:type="dxa" w:w="60"/>
-              <w:right w:type="dxa" w:w="80"/>
-            </w:tcMar>
-          </w:tcPr>
-          <w:p>
-            <w:pPr>
-              <w:spacing w:after="0" w:line="240"/>
-            </w:pPr>
-            <w:r>
-              <w:rPr>
-                <w:b w:val="false"/>
-                <w:bCs w:val="false"/>
-                <w:sz w:val="18"/>
-                <w:szCs w:val="18"/>
+            <w:tcW w:type="dxa" w:w="880"/>
+            <w:tcMar>
+              <w:top w:type="dxa" w:w="60"/>
+              <w:left w:type="dxa" w:w="80"/>
+              <w:bottom w:type="dxa" w:w="60"/>
+              <w:right w:type="dxa" w:w="80"/>
+            </w:tcMar>
+          </w:tcPr>
+          <w:p>
+            <w:pPr>
+              <w:spacing w:after="0" w:line="240"/>
+            </w:pPr>
+            <w:r>
+              <w:rPr>
+                <w:b w:val="false"/>
+                <w:bCs w:val="false"/>
+                <w:sz w:val="16"/>
+                <w:szCs w:val="16"/>
               </w:rPr>
               <w:t xml:space="preserve">148</w:t>
             </w:r>
@@ -4280,24 +4126,24 @@
         </w:tc>
         <w:tc>
           <w:tcPr>
-            <w:tcW w:type="dxa" w:w="826"/>
-            <w:tcMar>
-              <w:top w:type="dxa" w:w="60"/>
-              <w:left w:type="dxa" w:w="80"/>
-              <w:bottom w:type="dxa" w:w="60"/>
-              <w:right w:type="dxa" w:w="80"/>
-            </w:tcMar>
-          </w:tcPr>
-          <w:p>
-            <w:pPr>
-              <w:spacing w:after="0" w:line="240"/>
-            </w:pPr>
-            <w:r>
-              <w:rPr>
-                <w:b w:val="false"/>
-                <w:bCs w:val="false"/>
-                <w:sz w:val="18"/>
-                <w:szCs w:val="18"/>
+            <w:tcW w:type="dxa" w:w="880"/>
+            <w:tcMar>
+              <w:top w:type="dxa" w:w="60"/>
+              <w:left w:type="dxa" w:w="80"/>
+              <w:bottom w:type="dxa" w:w="60"/>
+              <w:right w:type="dxa" w:w="80"/>
+            </w:tcMar>
+          </w:tcPr>
+          <w:p>
+            <w:pPr>
+              <w:spacing w:after="0" w:line="240"/>
+            </w:pPr>
+            <w:r>
+              <w:rPr>
+                <w:b w:val="false"/>
+                <w:bCs w:val="false"/>
+                <w:sz w:val="16"/>
+                <w:szCs w:val="16"/>
               </w:rPr>
               <w:t xml:space="preserve">231.54 M</w:t>
             </w:r>
@@ -4310,24 +4156,24 @@
         </w:trPr>
         <w:tc>
           <w:tcPr>
-            <w:tcW w:type="dxa" w:w="820"/>
-            <w:tcMar>
-              <w:top w:type="dxa" w:w="60"/>
-              <w:left w:type="dxa" w:w="80"/>
-              <w:bottom w:type="dxa" w:w="60"/>
-              <w:right w:type="dxa" w:w="80"/>
-            </w:tcMar>
-          </w:tcPr>
-          <w:p>
-            <w:pPr>
-              <w:spacing w:after="0" w:line="240"/>
-            </w:pPr>
-            <w:r>
-              <w:rPr>
-                <w:b w:val="false"/>
-                <w:bCs w:val="false"/>
-                <w:sz w:val="18"/>
-                <w:szCs w:val="18"/>
+            <w:tcW w:type="dxa" w:w="1986"/>
+            <w:tcMar>
+              <w:top w:type="dxa" w:w="60"/>
+              <w:left w:type="dxa" w:w="80"/>
+              <w:bottom w:type="dxa" w:w="60"/>
+              <w:right w:type="dxa" w:w="80"/>
+            </w:tcMar>
+          </w:tcPr>
+          <w:p>
+            <w:pPr>
+              <w:spacing w:after="0" w:line="240"/>
+            </w:pPr>
+            <w:r>
+              <w:rPr>
+                <w:b w:val="false"/>
+                <w:bCs w:val="false"/>
+                <w:sz w:val="16"/>
+                <w:szCs w:val="16"/>
               </w:rPr>
               <w:t xml:space="preserve">Duplex printing</w:t>
             </w:r>
@@ -4335,24 +4181,24 @@
         </w:tc>
         <w:tc>
           <w:tcPr>
-            <w:tcW w:type="dxa" w:w="820"/>
-            <w:tcMar>
-              <w:top w:type="dxa" w:w="60"/>
-              <w:left w:type="dxa" w:w="80"/>
-              <w:bottom w:type="dxa" w:w="60"/>
-              <w:right w:type="dxa" w:w="80"/>
-            </w:tcMar>
-          </w:tcPr>
-          <w:p>
-            <w:pPr>
-              <w:spacing w:after="0" w:line="240"/>
-            </w:pPr>
-            <w:r>
-              <w:rPr>
-                <w:b w:val="false"/>
-                <w:bCs w:val="false"/>
-                <w:sz w:val="18"/>
-                <w:szCs w:val="18"/>
+            <w:tcW w:type="dxa" w:w="880"/>
+            <w:tcMar>
+              <w:top w:type="dxa" w:w="60"/>
+              <w:left w:type="dxa" w:w="80"/>
+              <w:bottom w:type="dxa" w:w="60"/>
+              <w:right w:type="dxa" w:w="80"/>
+            </w:tcMar>
+          </w:tcPr>
+          <w:p>
+            <w:pPr>
+              <w:spacing w:after="0" w:line="240"/>
+            </w:pPr>
+            <w:r>
+              <w:rPr>
+                <w:b w:val="false"/>
+                <w:bCs w:val="false"/>
+                <w:sz w:val="16"/>
+                <w:szCs w:val="16"/>
               </w:rPr>
               <w:t xml:space="preserve">116.3</w:t>
             </w:r>
@@ -4360,24 +4206,24 @@
         </w:tc>
         <w:tc>
           <w:tcPr>
-            <w:tcW w:type="dxa" w:w="820"/>
-            <w:tcMar>
-              <w:top w:type="dxa" w:w="60"/>
-              <w:left w:type="dxa" w:w="80"/>
-              <w:bottom w:type="dxa" w:w="60"/>
-              <w:right w:type="dxa" w:w="80"/>
-            </w:tcMar>
-          </w:tcPr>
-          <w:p>
-            <w:pPr>
-              <w:spacing w:after="0" w:line="240"/>
-            </w:pPr>
-            <w:r>
-              <w:rPr>
-                <w:b w:val="false"/>
-                <w:bCs w:val="false"/>
-                <w:sz w:val="18"/>
-                <w:szCs w:val="18"/>
+            <w:tcW w:type="dxa" w:w="880"/>
+            <w:tcMar>
+              <w:top w:type="dxa" w:w="60"/>
+              <w:left w:type="dxa" w:w="80"/>
+              <w:bottom w:type="dxa" w:w="60"/>
+              <w:right w:type="dxa" w:w="80"/>
+            </w:tcMar>
+          </w:tcPr>
+          <w:p>
+            <w:pPr>
+              <w:spacing w:after="0" w:line="240"/>
+            </w:pPr>
+            <w:r>
+              <w:rPr>
+                <w:b w:val="false"/>
+                <w:bCs w:val="false"/>
+                <w:sz w:val="16"/>
+                <w:szCs w:val="16"/>
               </w:rPr>
               <w:t xml:space="preserve">67.8</w:t>
             </w:r>
@@ -4385,49 +4231,24 @@
         </w:tc>
         <w:tc>
           <w:tcPr>
-            <w:tcW w:type="dxa" w:w="820"/>
-            <w:tcMar>
-              <w:top w:type="dxa" w:w="60"/>
-              <w:left w:type="dxa" w:w="80"/>
-              <w:bottom w:type="dxa" w:w="60"/>
-              <w:right w:type="dxa" w:w="80"/>
-            </w:tcMar>
-          </w:tcPr>
-          <w:p>
-            <w:pPr>
-              <w:spacing w:after="0" w:line="240"/>
-            </w:pPr>
-            <w:r>
-              <w:rPr>
-                <w:b w:val="false"/>
-                <w:bCs w:val="false"/>
-                <w:sz w:val="18"/>
-                <w:szCs w:val="18"/>
-              </w:rPr>
-              <w:t xml:space="preserve">45.6</w:t>
-            </w:r>
-          </w:p>
-        </w:tc>
-        <w:tc>
-          <w:tcPr>
-            <w:tcW w:type="dxa" w:w="820"/>
-            <w:tcMar>
-              <w:top w:type="dxa" w:w="60"/>
-              <w:left w:type="dxa" w:w="80"/>
-              <w:bottom w:type="dxa" w:w="60"/>
-              <w:right w:type="dxa" w:w="80"/>
-            </w:tcMar>
-          </w:tcPr>
-          <w:p>
-            <w:pPr>
-              <w:spacing w:after="0" w:line="240"/>
-            </w:pPr>
-            <w:r>
-              <w:rPr>
-                <w:b w:val="false"/>
-                <w:bCs w:val="false"/>
-                <w:sz w:val="18"/>
-                <w:szCs w:val="18"/>
+            <w:tcW w:type="dxa" w:w="880"/>
+            <w:tcMar>
+              <w:top w:type="dxa" w:w="60"/>
+              <w:left w:type="dxa" w:w="80"/>
+              <w:bottom w:type="dxa" w:w="60"/>
+              <w:right w:type="dxa" w:w="80"/>
+            </w:tcMar>
+          </w:tcPr>
+          <w:p>
+            <w:pPr>
+              <w:spacing w:after="0" w:line="240"/>
+            </w:pPr>
+            <w:r>
+              <w:rPr>
+                <w:b w:val="false"/>
+                <w:bCs w:val="false"/>
+                <w:sz w:val="16"/>
+                <w:szCs w:val="16"/>
               </w:rPr>
               <w:t xml:space="preserve">0.68</w:t>
             </w:r>
@@ -4435,24 +4256,24 @@
         </w:tc>
         <w:tc>
           <w:tcPr>
-            <w:tcW w:type="dxa" w:w="820"/>
-            <w:tcMar>
-              <w:top w:type="dxa" w:w="60"/>
-              <w:left w:type="dxa" w:w="80"/>
-              <w:bottom w:type="dxa" w:w="60"/>
-              <w:right w:type="dxa" w:w="80"/>
-            </w:tcMar>
-          </w:tcPr>
-          <w:p>
-            <w:pPr>
-              <w:spacing w:after="0" w:line="240"/>
-            </w:pPr>
-            <w:r>
-              <w:rPr>
-                <w:b w:val="false"/>
-                <w:bCs w:val="false"/>
-                <w:sz w:val="18"/>
-                <w:szCs w:val="18"/>
+            <w:tcW w:type="dxa" w:w="880"/>
+            <w:tcMar>
+              <w:top w:type="dxa" w:w="60"/>
+              <w:left w:type="dxa" w:w="80"/>
+              <w:bottom w:type="dxa" w:w="60"/>
+              <w:right w:type="dxa" w:w="80"/>
+            </w:tcMar>
+          </w:tcPr>
+          <w:p>
+            <w:pPr>
+              <w:spacing w:after="0" w:line="240"/>
+            </w:pPr>
+            <w:r>
+              <w:rPr>
+                <w:b w:val="false"/>
+                <w:bCs w:val="false"/>
+                <w:sz w:val="16"/>
+                <w:szCs w:val="16"/>
               </w:rPr>
               <w:t xml:space="preserve">0.6</w:t>
             </w:r>
@@ -4460,24 +4281,24 @@
         </w:tc>
         <w:tc>
           <w:tcPr>
-            <w:tcW w:type="dxa" w:w="820"/>
-            <w:tcMar>
-              <w:top w:type="dxa" w:w="60"/>
-              <w:left w:type="dxa" w:w="80"/>
-              <w:bottom w:type="dxa" w:w="60"/>
-              <w:right w:type="dxa" w:w="80"/>
-            </w:tcMar>
-          </w:tcPr>
-          <w:p>
-            <w:pPr>
-              <w:spacing w:after="0" w:line="240"/>
-            </w:pPr>
-            <w:r>
-              <w:rPr>
-                <w:b w:val="false"/>
-                <w:bCs w:val="false"/>
-                <w:sz w:val="18"/>
-                <w:szCs w:val="18"/>
+            <w:tcW w:type="dxa" w:w="880"/>
+            <w:tcMar>
+              <w:top w:type="dxa" w:w="60"/>
+              <w:left w:type="dxa" w:w="80"/>
+              <w:bottom w:type="dxa" w:w="60"/>
+              <w:right w:type="dxa" w:w="80"/>
+            </w:tcMar>
+          </w:tcPr>
+          <w:p>
+            <w:pPr>
+              <w:spacing w:after="0" w:line="240"/>
+            </w:pPr>
+            <w:r>
+              <w:rPr>
+                <w:b w:val="false"/>
+                <w:bCs w:val="false"/>
+                <w:sz w:val="16"/>
+                <w:szCs w:val="16"/>
               </w:rPr>
               <w:t xml:space="preserve">2.11 M</w:t>
             </w:r>
@@ -4485,49 +4306,24 @@
         </w:tc>
         <w:tc>
           <w:tcPr>
-            <w:tcW w:type="dxa" w:w="820"/>
-            <w:tcMar>
-              <w:top w:type="dxa" w:w="60"/>
-              <w:left w:type="dxa" w:w="80"/>
-              <w:bottom w:type="dxa" w:w="60"/>
-              <w:right w:type="dxa" w:w="80"/>
-            </w:tcMar>
-          </w:tcPr>
-          <w:p>
-            <w:pPr>
-              <w:spacing w:after="0" w:line="240"/>
-            </w:pPr>
-            <w:r>
-              <w:rPr>
-                <w:b w:val="false"/>
-                <w:bCs w:val="false"/>
-                <w:sz w:val="18"/>
-                <w:szCs w:val="18"/>
-              </w:rPr>
-              <w:t xml:space="preserve">761</w:t>
-            </w:r>
-          </w:p>
-        </w:tc>
-        <w:tc>
-          <w:tcPr>
-            <w:tcW w:type="dxa" w:w="820"/>
-            <w:tcMar>
-              <w:top w:type="dxa" w:w="60"/>
-              <w:left w:type="dxa" w:w="80"/>
-              <w:bottom w:type="dxa" w:w="60"/>
-              <w:right w:type="dxa" w:w="80"/>
-            </w:tcMar>
-          </w:tcPr>
-          <w:p>
-            <w:pPr>
-              <w:spacing w:after="0" w:line="240"/>
-            </w:pPr>
-            <w:r>
-              <w:rPr>
-                <w:b w:val="false"/>
-                <w:bCs w:val="false"/>
-                <w:sz w:val="18"/>
-                <w:szCs w:val="18"/>
+            <w:tcW w:type="dxa" w:w="880"/>
+            <w:tcMar>
+              <w:top w:type="dxa" w:w="60"/>
+              <w:left w:type="dxa" w:w="80"/>
+              <w:bottom w:type="dxa" w:w="60"/>
+              <w:right w:type="dxa" w:w="80"/>
+            </w:tcMar>
+          </w:tcPr>
+          <w:p>
+            <w:pPr>
+              <w:spacing w:after="0" w:line="240"/>
+            </w:pPr>
+            <w:r>
+              <w:rPr>
+                <w:b w:val="false"/>
+                <w:bCs w:val="false"/>
+                <w:sz w:val="16"/>
+                <w:szCs w:val="16"/>
               </w:rPr>
               <w:t xml:space="preserve">0.44</w:t>
             </w:r>
@@ -4535,24 +4331,24 @@
         </w:tc>
         <w:tc>
           <w:tcPr>
-            <w:tcW w:type="dxa" w:w="820"/>
-            <w:tcMar>
-              <w:top w:type="dxa" w:w="60"/>
-              <w:left w:type="dxa" w:w="80"/>
-              <w:bottom w:type="dxa" w:w="60"/>
-              <w:right w:type="dxa" w:w="80"/>
-            </w:tcMar>
-          </w:tcPr>
-          <w:p>
-            <w:pPr>
-              <w:spacing w:after="0" w:line="240"/>
-            </w:pPr>
-            <w:r>
-              <w:rPr>
-                <w:b w:val="false"/>
-                <w:bCs w:val="false"/>
-                <w:sz w:val="18"/>
-                <w:szCs w:val="18"/>
+            <w:tcW w:type="dxa" w:w="880"/>
+            <w:tcMar>
+              <w:top w:type="dxa" w:w="60"/>
+              <w:left w:type="dxa" w:w="80"/>
+              <w:bottom w:type="dxa" w:w="60"/>
+              <w:right w:type="dxa" w:w="80"/>
+            </w:tcMar>
+          </w:tcPr>
+          <w:p>
+            <w:pPr>
+              <w:spacing w:after="0" w:line="240"/>
+            </w:pPr>
+            <w:r>
+              <w:rPr>
+                <w:b w:val="false"/>
+                <w:bCs w:val="false"/>
+                <w:sz w:val="16"/>
+                <w:szCs w:val="16"/>
               </w:rPr>
               <w:t xml:space="preserve">81</w:t>
             </w:r>
@@ -4560,24 +4356,24 @@
         </w:tc>
         <w:tc>
           <w:tcPr>
-            <w:tcW w:type="dxa" w:w="826"/>
-            <w:tcMar>
-              <w:top w:type="dxa" w:w="60"/>
-              <w:left w:type="dxa" w:w="80"/>
-              <w:bottom w:type="dxa" w:w="60"/>
-              <w:right w:type="dxa" w:w="80"/>
-            </w:tcMar>
-          </w:tcPr>
-          <w:p>
-            <w:pPr>
-              <w:spacing w:after="0" w:line="240"/>
-            </w:pPr>
-            <w:r>
-              <w:rPr>
-                <w:b w:val="false"/>
-                <w:bCs w:val="false"/>
-                <w:sz w:val="18"/>
-                <w:szCs w:val="18"/>
+            <w:tcW w:type="dxa" w:w="880"/>
+            <w:tcMar>
+              <w:top w:type="dxa" w:w="60"/>
+              <w:left w:type="dxa" w:w="80"/>
+              <w:bottom w:type="dxa" w:w="60"/>
+              <w:right w:type="dxa" w:w="80"/>
+            </w:tcMar>
+          </w:tcPr>
+          <w:p>
+            <w:pPr>
+              <w:spacing w:after="0" w:line="240"/>
+            </w:pPr>
+            <w:r>
+              <w:rPr>
+                <w:b w:val="false"/>
+                <w:bCs w:val="false"/>
+                <w:sz w:val="16"/>
+                <w:szCs w:val="16"/>
               </w:rPr>
               <w:t xml:space="preserve">126.00 M</w:t>
             </w:r>
@@ -4590,24 +4386,24 @@
         </w:trPr>
         <w:tc>
           <w:tcPr>
-            <w:tcW w:type="dxa" w:w="820"/>
-            <w:tcMar>
-              <w:top w:type="dxa" w:w="60"/>
-              <w:left w:type="dxa" w:w="80"/>
-              <w:bottom w:type="dxa" w:w="60"/>
-              <w:right w:type="dxa" w:w="80"/>
-            </w:tcMar>
-          </w:tcPr>
-          <w:p>
-            <w:pPr>
-              <w:spacing w:after="0" w:line="240"/>
-            </w:pPr>
-            <w:r>
-              <w:rPr>
-                <w:b w:val="false"/>
-                <w:bCs w:val="false"/>
-                <w:sz w:val="18"/>
-                <w:szCs w:val="18"/>
+            <w:tcW w:type="dxa" w:w="1986"/>
+            <w:tcMar>
+              <w:top w:type="dxa" w:w="60"/>
+              <w:left w:type="dxa" w:w="80"/>
+              <w:bottom w:type="dxa" w:w="60"/>
+              <w:right w:type="dxa" w:w="80"/>
+            </w:tcMar>
+          </w:tcPr>
+          <w:p>
+            <w:pPr>
+              <w:spacing w:after="0" w:line="240"/>
+            </w:pPr>
+            <w:r>
+              <w:rPr>
+                <w:b w:val="false"/>
+                <w:bCs w:val="false"/>
+                <w:sz w:val="16"/>
+                <w:szCs w:val="16"/>
               </w:rPr>
               <w:t xml:space="preserve">Electronic result delivery</w:t>
             </w:r>
@@ -4615,24 +4411,24 @@
         </w:tc>
         <w:tc>
           <w:tcPr>
-            <w:tcW w:type="dxa" w:w="820"/>
-            <w:tcMar>
-              <w:top w:type="dxa" w:w="60"/>
-              <w:left w:type="dxa" w:w="80"/>
-              <w:bottom w:type="dxa" w:w="60"/>
-              <w:right w:type="dxa" w:w="80"/>
-            </w:tcMar>
-          </w:tcPr>
-          <w:p>
-            <w:pPr>
-              <w:spacing w:after="0" w:line="240"/>
-            </w:pPr>
-            <w:r>
-              <w:rPr>
-                <w:b w:val="false"/>
-                <w:bCs w:val="false"/>
-                <w:sz w:val="18"/>
-                <w:szCs w:val="18"/>
+            <w:tcW w:type="dxa" w:w="880"/>
+            <w:tcMar>
+              <w:top w:type="dxa" w:w="60"/>
+              <w:left w:type="dxa" w:w="80"/>
+              <w:bottom w:type="dxa" w:w="60"/>
+              <w:right w:type="dxa" w:w="80"/>
+            </w:tcMar>
+          </w:tcPr>
+          <w:p>
+            <w:pPr>
+              <w:spacing w:after="0" w:line="240"/>
+            </w:pPr>
+            <w:r>
+              <w:rPr>
+                <w:b w:val="false"/>
+                <w:bCs w:val="false"/>
+                <w:sz w:val="16"/>
+                <w:szCs w:val="16"/>
               </w:rPr>
               <w:t xml:space="preserve">35.3</w:t>
             </w:r>
@@ -4640,24 +4436,24 @@
         </w:tc>
         <w:tc>
           <w:tcPr>
-            <w:tcW w:type="dxa" w:w="820"/>
-            <w:tcMar>
-              <w:top w:type="dxa" w:w="60"/>
-              <w:left w:type="dxa" w:w="80"/>
-              <w:bottom w:type="dxa" w:w="60"/>
-              <w:right w:type="dxa" w:w="80"/>
-            </w:tcMar>
-          </w:tcPr>
-          <w:p>
-            <w:pPr>
-              <w:spacing w:after="0" w:line="240"/>
-            </w:pPr>
-            <w:r>
-              <w:rPr>
-                <w:b w:val="false"/>
-                <w:bCs w:val="false"/>
-                <w:sz w:val="18"/>
-                <w:szCs w:val="18"/>
+            <w:tcW w:type="dxa" w:w="880"/>
+            <w:tcMar>
+              <w:top w:type="dxa" w:w="60"/>
+              <w:left w:type="dxa" w:w="80"/>
+              <w:bottom w:type="dxa" w:w="60"/>
+              <w:right w:type="dxa" w:w="80"/>
+            </w:tcMar>
+          </w:tcPr>
+          <w:p>
+            <w:pPr>
+              <w:spacing w:after="0" w:line="240"/>
+            </w:pPr>
+            <w:r>
+              <w:rPr>
+                <w:b w:val="false"/>
+                <w:bCs w:val="false"/>
+                <w:sz w:val="16"/>
+                <w:szCs w:val="16"/>
               </w:rPr>
               <w:t xml:space="preserve">27.1</w:t>
             </w:r>
@@ -4665,49 +4461,24 @@
         </w:tc>
         <w:tc>
           <w:tcPr>
-            <w:tcW w:type="dxa" w:w="820"/>
-            <w:tcMar>
-              <w:top w:type="dxa" w:w="60"/>
-              <w:left w:type="dxa" w:w="80"/>
-              <w:bottom w:type="dxa" w:w="60"/>
-              <w:right w:type="dxa" w:w="80"/>
-            </w:tcMar>
-          </w:tcPr>
-          <w:p>
-            <w:pPr>
-              <w:spacing w:after="0" w:line="240"/>
-            </w:pPr>
-            <w:r>
-              <w:rPr>
-                <w:b w:val="false"/>
-                <w:bCs w:val="false"/>
-                <w:sz w:val="18"/>
-                <w:szCs w:val="18"/>
-              </w:rPr>
-              <w:t xml:space="preserve">17.6</w:t>
-            </w:r>
-          </w:p>
-        </w:tc>
-        <w:tc>
-          <w:tcPr>
-            <w:tcW w:type="dxa" w:w="820"/>
-            <w:tcMar>
-              <w:top w:type="dxa" w:w="60"/>
-              <w:left w:type="dxa" w:w="80"/>
-              <w:bottom w:type="dxa" w:w="60"/>
-              <w:right w:type="dxa" w:w="80"/>
-            </w:tcMar>
-          </w:tcPr>
-          <w:p>
-            <w:pPr>
-              <w:spacing w:after="0" w:line="240"/>
-            </w:pPr>
-            <w:r>
-              <w:rPr>
-                <w:b w:val="false"/>
-                <w:bCs w:val="false"/>
-                <w:sz w:val="18"/>
-                <w:szCs w:val="18"/>
+            <w:tcW w:type="dxa" w:w="880"/>
+            <w:tcMar>
+              <w:top w:type="dxa" w:w="60"/>
+              <w:left w:type="dxa" w:w="80"/>
+              <w:bottom w:type="dxa" w:w="60"/>
+              <w:right w:type="dxa" w:w="80"/>
+            </w:tcMar>
+          </w:tcPr>
+          <w:p>
+            <w:pPr>
+              <w:spacing w:after="0" w:line="240"/>
+            </w:pPr>
+            <w:r>
+              <w:rPr>
+                <w:b w:val="false"/>
+                <w:bCs w:val="false"/>
+                <w:sz w:val="16"/>
+                <w:szCs w:val="16"/>
               </w:rPr>
               <w:t xml:space="preserve">0.27</w:t>
             </w:r>
@@ -4715,24 +4486,24 @@
         </w:tc>
         <w:tc>
           <w:tcPr>
-            <w:tcW w:type="dxa" w:w="820"/>
-            <w:tcMar>
-              <w:top w:type="dxa" w:w="60"/>
-              <w:left w:type="dxa" w:w="80"/>
-              <w:bottom w:type="dxa" w:w="60"/>
-              <w:right w:type="dxa" w:w="80"/>
-            </w:tcMar>
-          </w:tcPr>
-          <w:p>
-            <w:pPr>
-              <w:spacing w:after="0" w:line="240"/>
-            </w:pPr>
-            <w:r>
-              <w:rPr>
-                <w:b w:val="false"/>
-                <w:bCs w:val="false"/>
-                <w:sz w:val="18"/>
-                <w:szCs w:val="18"/>
+            <w:tcW w:type="dxa" w:w="880"/>
+            <w:tcMar>
+              <w:top w:type="dxa" w:w="60"/>
+              <w:left w:type="dxa" w:w="80"/>
+              <w:bottom w:type="dxa" w:w="60"/>
+              <w:right w:type="dxa" w:w="80"/>
+            </w:tcMar>
+          </w:tcPr>
+          <w:p>
+            <w:pPr>
+              <w:spacing w:after="0" w:line="240"/>
+            </w:pPr>
+            <w:r>
+              <w:rPr>
+                <w:b w:val="false"/>
+                <w:bCs w:val="false"/>
+                <w:sz w:val="16"/>
+                <w:szCs w:val="16"/>
               </w:rPr>
               <w:t xml:space="preserve">0.3</w:t>
             </w:r>
@@ -4740,24 +4511,24 @@
         </w:tc>
         <w:tc>
           <w:tcPr>
-            <w:tcW w:type="dxa" w:w="820"/>
-            <w:tcMar>
-              <w:top w:type="dxa" w:w="60"/>
-              <w:left w:type="dxa" w:w="80"/>
-              <w:bottom w:type="dxa" w:w="60"/>
-              <w:right w:type="dxa" w:w="80"/>
-            </w:tcMar>
-          </w:tcPr>
-          <w:p>
-            <w:pPr>
-              <w:spacing w:after="0" w:line="240"/>
-            </w:pPr>
-            <w:r>
-              <w:rPr>
-                <w:b w:val="false"/>
-                <w:bCs w:val="false"/>
-                <w:sz w:val="18"/>
-                <w:szCs w:val="18"/>
+            <w:tcW w:type="dxa" w:w="880"/>
+            <w:tcMar>
+              <w:top w:type="dxa" w:w="60"/>
+              <w:left w:type="dxa" w:w="80"/>
+              <w:bottom w:type="dxa" w:w="60"/>
+              <w:right w:type="dxa" w:w="80"/>
+            </w:tcMar>
+          </w:tcPr>
+          <w:p>
+            <w:pPr>
+              <w:spacing w:after="0" w:line="240"/>
+            </w:pPr>
+            <w:r>
+              <w:rPr>
+                <w:b w:val="false"/>
+                <w:bCs w:val="false"/>
+                <w:sz w:val="16"/>
+                <w:szCs w:val="16"/>
               </w:rPr>
               <w:t xml:space="preserve">744.90k</w:t>
             </w:r>
@@ -4765,49 +4536,24 @@
         </w:tc>
         <w:tc>
           <w:tcPr>
-            <w:tcW w:type="dxa" w:w="820"/>
-            <w:tcMar>
-              <w:top w:type="dxa" w:w="60"/>
-              <w:left w:type="dxa" w:w="80"/>
-              <w:bottom w:type="dxa" w:w="60"/>
-              <w:right w:type="dxa" w:w="80"/>
-            </w:tcMar>
-          </w:tcPr>
-          <w:p>
-            <w:pPr>
-              <w:spacing w:after="0" w:line="240"/>
-            </w:pPr>
-            <w:r>
-              <w:rPr>
-                <w:b w:val="false"/>
-                <w:bCs w:val="false"/>
-                <w:sz w:val="18"/>
-                <w:szCs w:val="18"/>
-              </w:rPr>
-              <w:t xml:space="preserve">294</w:t>
-            </w:r>
-          </w:p>
-        </w:tc>
-        <w:tc>
-          <w:tcPr>
-            <w:tcW w:type="dxa" w:w="820"/>
-            <w:tcMar>
-              <w:top w:type="dxa" w:w="60"/>
-              <w:left w:type="dxa" w:w="80"/>
-              <w:bottom w:type="dxa" w:w="60"/>
-              <w:right w:type="dxa" w:w="80"/>
-            </w:tcMar>
-          </w:tcPr>
-          <w:p>
-            <w:pPr>
-              <w:spacing w:after="0" w:line="240"/>
-            </w:pPr>
-            <w:r>
-              <w:rPr>
-                <w:b w:val="false"/>
-                <w:bCs w:val="false"/>
-                <w:sz w:val="18"/>
-                <w:szCs w:val="18"/>
+            <w:tcW w:type="dxa" w:w="880"/>
+            <w:tcMar>
+              <w:top w:type="dxa" w:w="60"/>
+              <w:left w:type="dxa" w:w="80"/>
+              <w:bottom w:type="dxa" w:w="60"/>
+              <w:right w:type="dxa" w:w="80"/>
+            </w:tcMar>
+          </w:tcPr>
+          <w:p>
+            <w:pPr>
+              <w:spacing w:after="0" w:line="240"/>
+            </w:pPr>
+            <w:r>
+              <w:rPr>
+                <w:b w:val="false"/>
+                <w:bCs w:val="false"/>
+                <w:sz w:val="16"/>
+                <w:szCs w:val="16"/>
               </w:rPr>
               <w:t xml:space="preserve">0.17</w:t>
             </w:r>
@@ -4815,24 +4561,24 @@
         </w:tc>
         <w:tc>
           <w:tcPr>
-            <w:tcW w:type="dxa" w:w="820"/>
-            <w:tcMar>
-              <w:top w:type="dxa" w:w="60"/>
-              <w:left w:type="dxa" w:w="80"/>
-              <w:bottom w:type="dxa" w:w="60"/>
-              <w:right w:type="dxa" w:w="80"/>
-            </w:tcMar>
-          </w:tcPr>
-          <w:p>
-            <w:pPr>
-              <w:spacing w:after="0" w:line="240"/>
-            </w:pPr>
-            <w:r>
-              <w:rPr>
-                <w:b w:val="false"/>
-                <w:bCs w:val="false"/>
-                <w:sz w:val="18"/>
-                <w:szCs w:val="18"/>
+            <w:tcW w:type="dxa" w:w="880"/>
+            <w:tcMar>
+              <w:top w:type="dxa" w:w="60"/>
+              <w:left w:type="dxa" w:w="80"/>
+              <w:bottom w:type="dxa" w:w="60"/>
+              <w:right w:type="dxa" w:w="80"/>
+            </w:tcMar>
+          </w:tcPr>
+          <w:p>
+            <w:pPr>
+              <w:spacing w:after="0" w:line="240"/>
+            </w:pPr>
+            <w:r>
+              <w:rPr>
+                <w:b w:val="false"/>
+                <w:bCs w:val="false"/>
+                <w:sz w:val="16"/>
+                <w:szCs w:val="16"/>
               </w:rPr>
               <w:t xml:space="preserve">36</w:t>
             </w:r>
@@ -4840,24 +4586,24 @@
         </w:tc>
         <w:tc>
           <w:tcPr>
-            <w:tcW w:type="dxa" w:w="826"/>
-            <w:tcMar>
-              <w:top w:type="dxa" w:w="60"/>
-              <w:left w:type="dxa" w:w="80"/>
-              <w:bottom w:type="dxa" w:w="60"/>
-              <w:right w:type="dxa" w:w="80"/>
-            </w:tcMar>
-          </w:tcPr>
-          <w:p>
-            <w:pPr>
-              <w:spacing w:after="0" w:line="240"/>
-            </w:pPr>
-            <w:r>
-              <w:rPr>
-                <w:b w:val="false"/>
-                <w:bCs w:val="false"/>
-                <w:sz w:val="18"/>
-                <w:szCs w:val="18"/>
+            <w:tcW w:type="dxa" w:w="880"/>
+            <w:tcMar>
+              <w:top w:type="dxa" w:w="60"/>
+              <w:left w:type="dxa" w:w="80"/>
+              <w:bottom w:type="dxa" w:w="60"/>
+              <w:right w:type="dxa" w:w="80"/>
+            </w:tcMar>
+          </w:tcPr>
+          <w:p>
+            <w:pPr>
+              <w:spacing w:after="0" w:line="240"/>
+            </w:pPr>
+            <w:r>
+              <w:rPr>
+                <w:b w:val="false"/>
+                <w:bCs w:val="false"/>
+                <w:sz w:val="16"/>
+                <w:szCs w:val="16"/>
               </w:rPr>
               <w:t xml:space="preserve">56.78 M</w:t>
             </w:r>
@@ -4870,24 +4616,24 @@
         </w:trPr>
         <w:tc>
           <w:tcPr>
-            <w:tcW w:type="dxa" w:w="820"/>
-            <w:tcMar>
-              <w:top w:type="dxa" w:w="60"/>
-              <w:left w:type="dxa" w:w="80"/>
-              <w:bottom w:type="dxa" w:w="60"/>
-              <w:right w:type="dxa" w:w="80"/>
-            </w:tcMar>
-          </w:tcPr>
-          <w:p>
-            <w:pPr>
-              <w:spacing w:after="0" w:line="240"/>
-            </w:pPr>
-            <w:r>
-              <w:rPr>
-                <w:b w:val="false"/>
-                <w:bCs w:val="false"/>
-                <w:sz w:val="18"/>
-                <w:szCs w:val="18"/>
+            <w:tcW w:type="dxa" w:w="1986"/>
+            <w:tcMar>
+              <w:top w:type="dxa" w:w="60"/>
+              <w:left w:type="dxa" w:w="80"/>
+              <w:bottom w:type="dxa" w:w="60"/>
+              <w:right w:type="dxa" w:w="80"/>
+            </w:tcMar>
+          </w:tcPr>
+          <w:p>
+            <w:pPr>
+              <w:spacing w:after="0" w:line="240"/>
+            </w:pPr>
+            <w:r>
+              <w:rPr>
+                <w:b w:val="false"/>
+                <w:bCs w:val="false"/>
+                <w:sz w:val="16"/>
+                <w:szCs w:val="16"/>
               </w:rPr>
               <w:t xml:space="preserve">Paperless pathway</w:t>
             </w:r>
@@ -4895,24 +4641,24 @@
         </w:tc>
         <w:tc>
           <w:tcPr>
-            <w:tcW w:type="dxa" w:w="820"/>
-            <w:tcMar>
-              <w:top w:type="dxa" w:w="60"/>
-              <w:left w:type="dxa" w:w="80"/>
-              <w:bottom w:type="dxa" w:w="60"/>
-              <w:right w:type="dxa" w:w="80"/>
-            </w:tcMar>
-          </w:tcPr>
-          <w:p>
-            <w:pPr>
-              <w:spacing w:after="0" w:line="240"/>
-            </w:pPr>
-            <w:r>
-              <w:rPr>
-                <w:b w:val="false"/>
-                <w:bCs w:val="false"/>
-                <w:sz w:val="18"/>
-                <w:szCs w:val="18"/>
+            <w:tcW w:type="dxa" w:w="880"/>
+            <w:tcMar>
+              <w:top w:type="dxa" w:w="60"/>
+              <w:left w:type="dxa" w:w="80"/>
+              <w:bottom w:type="dxa" w:w="60"/>
+              <w:right w:type="dxa" w:w="80"/>
+            </w:tcMar>
+          </w:tcPr>
+          <w:p>
+            <w:pPr>
+              <w:spacing w:after="0" w:line="240"/>
+            </w:pPr>
+            <w:r>
+              <w:rPr>
+                <w:b w:val="false"/>
+                <w:bCs w:val="false"/>
+                <w:sz w:val="16"/>
+                <w:szCs w:val="16"/>
               </w:rPr>
               <w:t xml:space="preserve">0.0</w:t>
             </w:r>
@@ -4920,24 +4666,24 @@
         </w:tc>
         <w:tc>
           <w:tcPr>
-            <w:tcW w:type="dxa" w:w="820"/>
-            <w:tcMar>
-              <w:top w:type="dxa" w:w="60"/>
-              <w:left w:type="dxa" w:w="80"/>
-              <w:bottom w:type="dxa" w:w="60"/>
-              <w:right w:type="dxa" w:w="80"/>
-            </w:tcMar>
-          </w:tcPr>
-          <w:p>
-            <w:pPr>
-              <w:spacing w:after="0" w:line="240"/>
-            </w:pPr>
-            <w:r>
-              <w:rPr>
-                <w:b w:val="false"/>
-                <w:bCs w:val="false"/>
-                <w:sz w:val="18"/>
-                <w:szCs w:val="18"/>
+            <w:tcW w:type="dxa" w:w="880"/>
+            <w:tcMar>
+              <w:top w:type="dxa" w:w="60"/>
+              <w:left w:type="dxa" w:w="80"/>
+              <w:bottom w:type="dxa" w:w="60"/>
+              <w:right w:type="dxa" w:w="80"/>
+            </w:tcMar>
+          </w:tcPr>
+          <w:p>
+            <w:pPr>
+              <w:spacing w:after="0" w:line="240"/>
+            </w:pPr>
+            <w:r>
+              <w:rPr>
+                <w:b w:val="false"/>
+                <w:bCs w:val="false"/>
+                <w:sz w:val="16"/>
+                <w:szCs w:val="16"/>
               </w:rPr>
               <w:t xml:space="preserve">8.0</w:t>
             </w:r>
@@ -4945,49 +4691,24 @@
         </w:tc>
         <w:tc>
           <w:tcPr>
-            <w:tcW w:type="dxa" w:w="820"/>
-            <w:tcMar>
-              <w:top w:type="dxa" w:w="60"/>
-              <w:left w:type="dxa" w:w="80"/>
-              <w:bottom w:type="dxa" w:w="60"/>
-              <w:right w:type="dxa" w:w="80"/>
-            </w:tcMar>
-          </w:tcPr>
-          <w:p>
-            <w:pPr>
-              <w:spacing w:after="0" w:line="240"/>
-            </w:pPr>
-            <w:r>
-              <w:rPr>
-                <w:b w:val="false"/>
-                <w:bCs w:val="false"/>
-                <w:sz w:val="18"/>
-                <w:szCs w:val="18"/>
-              </w:rPr>
-              <w:t xml:space="preserve">0.0</w:t>
-            </w:r>
-          </w:p>
-        </w:tc>
-        <w:tc>
-          <w:tcPr>
-            <w:tcW w:type="dxa" w:w="820"/>
-            <w:tcMar>
-              <w:top w:type="dxa" w:w="60"/>
-              <w:left w:type="dxa" w:w="80"/>
-              <w:bottom w:type="dxa" w:w="60"/>
-              <w:right w:type="dxa" w:w="80"/>
-            </w:tcMar>
-          </w:tcPr>
-          <w:p>
-            <w:pPr>
-              <w:spacing w:after="0" w:line="240"/>
-            </w:pPr>
-            <w:r>
-              <w:rPr>
-                <w:b w:val="false"/>
-                <w:bCs w:val="false"/>
-                <w:sz w:val="18"/>
-                <w:szCs w:val="18"/>
+            <w:tcW w:type="dxa" w:w="880"/>
+            <w:tcMar>
+              <w:top w:type="dxa" w:w="60"/>
+              <w:left w:type="dxa" w:w="80"/>
+              <w:bottom w:type="dxa" w:w="60"/>
+              <w:right w:type="dxa" w:w="80"/>
+            </w:tcMar>
+          </w:tcPr>
+          <w:p>
+            <w:pPr>
+              <w:spacing w:after="0" w:line="240"/>
+            </w:pPr>
+            <w:r>
+              <w:rPr>
+                <w:b w:val="false"/>
+                <w:bCs w:val="false"/>
+                <w:sz w:val="16"/>
+                <w:szCs w:val="16"/>
               </w:rPr>
               <w:t xml:space="preserve">0.08</w:t>
             </w:r>
@@ -4995,24 +4716,24 @@
         </w:tc>
         <w:tc>
           <w:tcPr>
-            <w:tcW w:type="dxa" w:w="820"/>
-            <w:tcMar>
-              <w:top w:type="dxa" w:w="60"/>
-              <w:left w:type="dxa" w:w="80"/>
-              <w:bottom w:type="dxa" w:w="60"/>
-              <w:right w:type="dxa" w:w="80"/>
-            </w:tcMar>
-          </w:tcPr>
-          <w:p>
-            <w:pPr>
-              <w:spacing w:after="0" w:line="240"/>
-            </w:pPr>
-            <w:r>
-              <w:rPr>
-                <w:b w:val="false"/>
-                <w:bCs w:val="false"/>
-                <w:sz w:val="18"/>
-                <w:szCs w:val="18"/>
+            <w:tcW w:type="dxa" w:w="880"/>
+            <w:tcMar>
+              <w:top w:type="dxa" w:w="60"/>
+              <w:left w:type="dxa" w:w="80"/>
+              <w:bottom w:type="dxa" w:w="60"/>
+              <w:right w:type="dxa" w:w="80"/>
+            </w:tcMar>
+          </w:tcPr>
+          <w:p>
+            <w:pPr>
+              <w:spacing w:after="0" w:line="240"/>
+            </w:pPr>
+            <w:r>
+              <w:rPr>
+                <w:b w:val="false"/>
+                <w:bCs w:val="false"/>
+                <w:sz w:val="16"/>
+                <w:szCs w:val="16"/>
               </w:rPr>
               <w:t xml:space="preserve">0.1</w:t>
             </w:r>
@@ -5020,24 +4741,24 @@
         </w:tc>
         <w:tc>
           <w:tcPr>
-            <w:tcW w:type="dxa" w:w="820"/>
-            <w:tcMar>
-              <w:top w:type="dxa" w:w="60"/>
-              <w:left w:type="dxa" w:w="80"/>
-              <w:bottom w:type="dxa" w:w="60"/>
-              <w:right w:type="dxa" w:w="80"/>
-            </w:tcMar>
-          </w:tcPr>
-          <w:p>
-            <w:pPr>
-              <w:spacing w:after="0" w:line="240"/>
-            </w:pPr>
-            <w:r>
-              <w:rPr>
-                <w:b w:val="false"/>
-                <w:bCs w:val="false"/>
-                <w:sz w:val="18"/>
-                <w:szCs w:val="18"/>
+            <w:tcW w:type="dxa" w:w="880"/>
+            <w:tcMar>
+              <w:top w:type="dxa" w:w="60"/>
+              <w:left w:type="dxa" w:w="80"/>
+              <w:bottom w:type="dxa" w:w="60"/>
+              <w:right w:type="dxa" w:w="80"/>
+            </w:tcMar>
+          </w:tcPr>
+          <w:p>
+            <w:pPr>
+              <w:spacing w:after="0" w:line="240"/>
+            </w:pPr>
+            <w:r>
+              <w:rPr>
+                <w:b w:val="false"/>
+                <w:bCs w:val="false"/>
+                <w:sz w:val="16"/>
+                <w:szCs w:val="16"/>
               </w:rPr>
               <w:t xml:space="preserve">140.00k</w:t>
             </w:r>
@@ -5045,49 +4766,24 @@
         </w:tc>
         <w:tc>
           <w:tcPr>
-            <w:tcW w:type="dxa" w:w="820"/>
-            <w:tcMar>
-              <w:top w:type="dxa" w:w="60"/>
-              <w:left w:type="dxa" w:w="80"/>
-              <w:bottom w:type="dxa" w:w="60"/>
-              <w:right w:type="dxa" w:w="80"/>
-            </w:tcMar>
-          </w:tcPr>
-          <w:p>
-            <w:pPr>
-              <w:spacing w:after="0" w:line="240"/>
-            </w:pPr>
-            <w:r>
-              <w:rPr>
-                <w:b w:val="false"/>
-                <w:bCs w:val="false"/>
-                <w:sz w:val="18"/>
-                <w:szCs w:val="18"/>
-              </w:rPr>
-              <w:t xml:space="preserve">0</w:t>
-            </w:r>
-          </w:p>
-        </w:tc>
-        <w:tc>
-          <w:tcPr>
-            <w:tcW w:type="dxa" w:w="820"/>
-            <w:tcMar>
-              <w:top w:type="dxa" w:w="60"/>
-              <w:left w:type="dxa" w:w="80"/>
-              <w:bottom w:type="dxa" w:w="60"/>
-              <w:right w:type="dxa" w:w="80"/>
-            </w:tcMar>
-          </w:tcPr>
-          <w:p>
-            <w:pPr>
-              <w:spacing w:after="0" w:line="240"/>
-            </w:pPr>
-            <w:r>
-              <w:rPr>
-                <w:b w:val="false"/>
-                <w:bCs w:val="false"/>
-                <w:sz w:val="18"/>
-                <w:szCs w:val="18"/>
+            <w:tcW w:type="dxa" w:w="880"/>
+            <w:tcMar>
+              <w:top w:type="dxa" w:w="60"/>
+              <w:left w:type="dxa" w:w="80"/>
+              <w:bottom w:type="dxa" w:w="60"/>
+              <w:right w:type="dxa" w:w="80"/>
+            </w:tcMar>
+          </w:tcPr>
+          <w:p>
+            <w:pPr>
+              <w:spacing w:after="0" w:line="240"/>
+            </w:pPr>
+            <w:r>
+              <w:rPr>
+                <w:b w:val="false"/>
+                <w:bCs w:val="false"/>
+                <w:sz w:val="16"/>
+                <w:szCs w:val="16"/>
               </w:rPr>
               <w:t xml:space="preserve">0.00</w:t>
             </w:r>
@@ -5095,24 +4791,24 @@
         </w:tc>
         <w:tc>
           <w:tcPr>
-            <w:tcW w:type="dxa" w:w="820"/>
-            <w:tcMar>
-              <w:top w:type="dxa" w:w="60"/>
-              <w:left w:type="dxa" w:w="80"/>
-              <w:bottom w:type="dxa" w:w="60"/>
-              <w:right w:type="dxa" w:w="80"/>
-            </w:tcMar>
-          </w:tcPr>
-          <w:p>
-            <w:pPr>
-              <w:spacing w:after="0" w:line="240"/>
-            </w:pPr>
-            <w:r>
-              <w:rPr>
-                <w:b w:val="false"/>
-                <w:bCs w:val="false"/>
-                <w:sz w:val="18"/>
-                <w:szCs w:val="18"/>
+            <w:tcW w:type="dxa" w:w="880"/>
+            <w:tcMar>
+              <w:top w:type="dxa" w:w="60"/>
+              <w:left w:type="dxa" w:w="80"/>
+              <w:bottom w:type="dxa" w:w="60"/>
+              <w:right w:type="dxa" w:w="80"/>
+            </w:tcMar>
+          </w:tcPr>
+          <w:p>
+            <w:pPr>
+              <w:spacing w:after="0" w:line="240"/>
+            </w:pPr>
+            <w:r>
+              <w:rPr>
+                <w:b w:val="false"/>
+                <w:bCs w:val="false"/>
+                <w:sz w:val="16"/>
+                <w:szCs w:val="16"/>
               </w:rPr>
               <w:t xml:space="preserve">9</w:t>
             </w:r>
@@ -5120,24 +4816,24 @@
         </w:tc>
         <w:tc>
           <w:tcPr>
-            <w:tcW w:type="dxa" w:w="826"/>
-            <w:tcMar>
-              <w:top w:type="dxa" w:w="60"/>
-              <w:left w:type="dxa" w:w="80"/>
-              <w:bottom w:type="dxa" w:w="60"/>
-              <w:right w:type="dxa" w:w="80"/>
-            </w:tcMar>
-          </w:tcPr>
-          <w:p>
-            <w:pPr>
-              <w:spacing w:after="0" w:line="240"/>
-            </w:pPr>
-            <w:r>
-              <w:rPr>
-                <w:b w:val="false"/>
-                <w:bCs w:val="false"/>
-                <w:sz w:val="18"/>
-                <w:szCs w:val="18"/>
+            <w:tcW w:type="dxa" w:w="880"/>
+            <w:tcMar>
+              <w:top w:type="dxa" w:w="60"/>
+              <w:left w:type="dxa" w:w="80"/>
+              <w:bottom w:type="dxa" w:w="60"/>
+              <w:right w:type="dxa" w:w="80"/>
+            </w:tcMar>
+          </w:tcPr>
+          <w:p>
+            <w:pPr>
+              <w:spacing w:after="0" w:line="240"/>
+            </w:pPr>
+            <w:r>
+              <w:rPr>
+                <w:b w:val="false"/>
+                <w:bCs w:val="false"/>
+                <w:sz w:val="16"/>
+                <w:szCs w:val="16"/>
               </w:rPr>
               <w:t xml:space="preserve">13.61 M</w:t>
             </w:r>
@@ -5150,7 +4846,7 @@
         </w:trPr>
         <w:tc>
           <w:tcPr>
-            <w:tcW w:type="dxa" w:w="820"/>
+            <w:tcW w:type="dxa" w:w="1986"/>
             <w:tcMar>
               <w:top w:type="dxa" w:w="60"/>
               <w:left w:type="dxa" w:w="80"/>
@@ -5166,8 +4862,8 @@
               <w:rPr>
                 <w:b/>
                 <w:bCs/>
-                <w:sz w:val="18"/>
-                <w:szCs w:val="18"/>
+                <w:sz w:val="16"/>
+                <w:szCs w:val="16"/>
               </w:rPr>
               <w:t xml:space="preserve">Hungary, 77,500 episodes/year</w:t>
             </w:r>
@@ -5175,7 +4871,7 @@
         </w:tc>
         <w:tc>
           <w:tcPr>
-            <w:tcW w:type="dxa" w:w="820"/>
+            <w:tcW w:type="dxa" w:w="880"/>
             <w:tcMar>
               <w:top w:type="dxa" w:w="60"/>
               <w:left w:type="dxa" w:w="80"/>
@@ -5191,8 +4887,8 @@
               <w:rPr>
                 <w:b/>
                 <w:bCs/>
-                <w:sz w:val="18"/>
-                <w:szCs w:val="18"/>
+                <w:sz w:val="16"/>
+                <w:szCs w:val="16"/>
               </w:rPr>
               <w:t xml:space="preserve"/>
             </w:r>
@@ -5200,7 +4896,7 @@
         </w:tc>
         <w:tc>
           <w:tcPr>
-            <w:tcW w:type="dxa" w:w="820"/>
+            <w:tcW w:type="dxa" w:w="880"/>
             <w:tcMar>
               <w:top w:type="dxa" w:w="60"/>
               <w:left w:type="dxa" w:w="80"/>
@@ -5216,8 +4912,8 @@
               <w:rPr>
                 <w:b/>
                 <w:bCs/>
-                <w:sz w:val="18"/>
-                <w:szCs w:val="18"/>
+                <w:sz w:val="16"/>
+                <w:szCs w:val="16"/>
               </w:rPr>
               <w:t xml:space="preserve"/>
             </w:r>
@@ -5225,7 +4921,7 @@
         </w:tc>
         <w:tc>
           <w:tcPr>
-            <w:tcW w:type="dxa" w:w="820"/>
+            <w:tcW w:type="dxa" w:w="880"/>
             <w:tcMar>
               <w:top w:type="dxa" w:w="60"/>
               <w:left w:type="dxa" w:w="80"/>
@@ -5241,8 +4937,8 @@
               <w:rPr>
                 <w:b/>
                 <w:bCs/>
-                <w:sz w:val="18"/>
-                <w:szCs w:val="18"/>
+                <w:sz w:val="16"/>
+                <w:szCs w:val="16"/>
               </w:rPr>
               <w:t xml:space="preserve"/>
             </w:r>
@@ -5250,7 +4946,7 @@
         </w:tc>
         <w:tc>
           <w:tcPr>
-            <w:tcW w:type="dxa" w:w="820"/>
+            <w:tcW w:type="dxa" w:w="880"/>
             <w:tcMar>
               <w:top w:type="dxa" w:w="60"/>
               <w:left w:type="dxa" w:w="80"/>
@@ -5266,8 +4962,8 @@
               <w:rPr>
                 <w:b/>
                 <w:bCs/>
-                <w:sz w:val="18"/>
-                <w:szCs w:val="18"/>
+                <w:sz w:val="16"/>
+                <w:szCs w:val="16"/>
               </w:rPr>
               <w:t xml:space="preserve"/>
             </w:r>
@@ -5275,7 +4971,7 @@
         </w:tc>
         <w:tc>
           <w:tcPr>
-            <w:tcW w:type="dxa" w:w="820"/>
+            <w:tcW w:type="dxa" w:w="880"/>
             <w:tcMar>
               <w:top w:type="dxa" w:w="60"/>
               <w:left w:type="dxa" w:w="80"/>
@@ -5291,8 +4987,8 @@
               <w:rPr>
                 <w:b/>
                 <w:bCs/>
-                <w:sz w:val="18"/>
-                <w:szCs w:val="18"/>
+                <w:sz w:val="16"/>
+                <w:szCs w:val="16"/>
               </w:rPr>
               <w:t xml:space="preserve"/>
             </w:r>
@@ -5300,7 +4996,7 @@
         </w:tc>
         <w:tc>
           <w:tcPr>
-            <w:tcW w:type="dxa" w:w="820"/>
+            <w:tcW w:type="dxa" w:w="880"/>
             <w:tcMar>
               <w:top w:type="dxa" w:w="60"/>
               <w:left w:type="dxa" w:w="80"/>
@@ -5316,8 +5012,8 @@
               <w:rPr>
                 <w:b/>
                 <w:bCs/>
-                <w:sz w:val="18"/>
-                <w:szCs w:val="18"/>
+                <w:sz w:val="16"/>
+                <w:szCs w:val="16"/>
               </w:rPr>
               <w:t xml:space="preserve"/>
             </w:r>
@@ -5325,7 +5021,7 @@
         </w:tc>
         <w:tc>
           <w:tcPr>
-            <w:tcW w:type="dxa" w:w="820"/>
+            <w:tcW w:type="dxa" w:w="880"/>
             <w:tcMar>
               <w:top w:type="dxa" w:w="60"/>
               <w:left w:type="dxa" w:w="80"/>
@@ -5341,8 +5037,8 @@
               <w:rPr>
                 <w:b/>
                 <w:bCs/>
-                <w:sz w:val="18"/>
-                <w:szCs w:val="18"/>
+                <w:sz w:val="16"/>
+                <w:szCs w:val="16"/>
               </w:rPr>
               <w:t xml:space="preserve"/>
             </w:r>
@@ -5350,7 +5046,7 @@
         </w:tc>
         <w:tc>
           <w:tcPr>
-            <w:tcW w:type="dxa" w:w="820"/>
+            <w:tcW w:type="dxa" w:w="880"/>
             <w:tcMar>
               <w:top w:type="dxa" w:w="60"/>
               <w:left w:type="dxa" w:w="80"/>
@@ -5366,58 +5062,8 @@
               <w:rPr>
                 <w:b/>
                 <w:bCs/>
-                <w:sz w:val="18"/>
-                <w:szCs w:val="18"/>
-              </w:rPr>
-              <w:t xml:space="preserve"/>
-            </w:r>
-          </w:p>
-        </w:tc>
-        <w:tc>
-          <w:tcPr>
-            <w:tcW w:type="dxa" w:w="820"/>
-            <w:tcMar>
-              <w:top w:type="dxa" w:w="60"/>
-              <w:left w:type="dxa" w:w="80"/>
-              <w:bottom w:type="dxa" w:w="60"/>
-              <w:right w:type="dxa" w:w="80"/>
-            </w:tcMar>
-          </w:tcPr>
-          <w:p>
-            <w:pPr>
-              <w:spacing w:after="0" w:line="240"/>
-            </w:pPr>
-            <w:r>
-              <w:rPr>
-                <w:b/>
-                <w:bCs/>
-                <w:sz w:val="18"/>
-                <w:szCs w:val="18"/>
-              </w:rPr>
-              <w:t xml:space="preserve"/>
-            </w:r>
-          </w:p>
-        </w:tc>
-        <w:tc>
-          <w:tcPr>
-            <w:tcW w:type="dxa" w:w="826"/>
-            <w:tcMar>
-              <w:top w:type="dxa" w:w="60"/>
-              <w:left w:type="dxa" w:w="80"/>
-              <w:bottom w:type="dxa" w:w="60"/>
-              <w:right w:type="dxa" w:w="80"/>
-            </w:tcMar>
-          </w:tcPr>
-          <w:p>
-            <w:pPr>
-              <w:spacing w:after="0" w:line="240"/>
-            </w:pPr>
-            <w:r>
-              <w:rPr>
-                <w:b/>
-                <w:bCs/>
-                <w:sz w:val="18"/>
-                <w:szCs w:val="18"/>
+                <w:sz w:val="16"/>
+                <w:szCs w:val="16"/>
               </w:rPr>
               <w:t xml:space="preserve"/>
             </w:r>
@@ -5430,24 +5076,24 @@
         </w:trPr>
         <w:tc>
           <w:tcPr>
-            <w:tcW w:type="dxa" w:w="820"/>
-            <w:tcMar>
-              <w:top w:type="dxa" w:w="60"/>
-              <w:left w:type="dxa" w:w="80"/>
-              <w:bottom w:type="dxa" w:w="60"/>
-              <w:right w:type="dxa" w:w="80"/>
-            </w:tcMar>
-          </w:tcPr>
-          <w:p>
-            <w:pPr>
-              <w:spacing w:after="0" w:line="240"/>
-            </w:pPr>
-            <w:r>
-              <w:rPr>
-                <w:b w:val="false"/>
-                <w:bCs w:val="false"/>
-                <w:sz w:val="18"/>
-                <w:szCs w:val="18"/>
+            <w:tcW w:type="dxa" w:w="1986"/>
+            <w:tcMar>
+              <w:top w:type="dxa" w:w="60"/>
+              <w:left w:type="dxa" w:w="80"/>
+              <w:bottom w:type="dxa" w:w="60"/>
+              <w:right w:type="dxa" w:w="80"/>
+            </w:tcMar>
+          </w:tcPr>
+          <w:p>
+            <w:pPr>
+              <w:spacing w:after="0" w:line="240"/>
+            </w:pPr>
+            <w:r>
+              <w:rPr>
+                <w:b w:val="false"/>
+                <w:bCs w:val="false"/>
+                <w:sz w:val="16"/>
+                <w:szCs w:val="16"/>
               </w:rPr>
               <w:t xml:space="preserve">Current practice</w:t>
             </w:r>
@@ -5455,24 +5101,24 @@
         </w:tc>
         <w:tc>
           <w:tcPr>
-            <w:tcW w:type="dxa" w:w="820"/>
-            <w:tcMar>
-              <w:top w:type="dxa" w:w="60"/>
-              <w:left w:type="dxa" w:w="80"/>
-              <w:bottom w:type="dxa" w:w="60"/>
-              <w:right w:type="dxa" w:w="80"/>
-            </w:tcMar>
-          </w:tcPr>
-          <w:p>
-            <w:pPr>
-              <w:spacing w:after="0" w:line="240"/>
-            </w:pPr>
-            <w:r>
-              <w:rPr>
-                <w:b w:val="false"/>
-                <w:bCs w:val="false"/>
-                <w:sz w:val="18"/>
-                <w:szCs w:val="18"/>
+            <w:tcW w:type="dxa" w:w="880"/>
+            <w:tcMar>
+              <w:top w:type="dxa" w:w="60"/>
+              <w:left w:type="dxa" w:w="80"/>
+              <w:bottom w:type="dxa" w:w="60"/>
+              <w:right w:type="dxa" w:w="80"/>
+            </w:tcMar>
+          </w:tcPr>
+          <w:p>
+            <w:pPr>
+              <w:spacing w:after="0" w:line="240"/>
+            </w:pPr>
+            <w:r>
+              <w:rPr>
+                <w:b w:val="false"/>
+                <w:bCs w:val="false"/>
+                <w:sz w:val="16"/>
+                <w:szCs w:val="16"/>
               </w:rPr>
               <w:t xml:space="preserve">116.3</w:t>
             </w:r>
@@ -5480,24 +5126,24 @@
         </w:tc>
         <w:tc>
           <w:tcPr>
-            <w:tcW w:type="dxa" w:w="820"/>
-            <w:tcMar>
-              <w:top w:type="dxa" w:w="60"/>
-              <w:left w:type="dxa" w:w="80"/>
-              <w:bottom w:type="dxa" w:w="60"/>
-              <w:right w:type="dxa" w:w="80"/>
-            </w:tcMar>
-          </w:tcPr>
-          <w:p>
-            <w:pPr>
-              <w:spacing w:after="0" w:line="240"/>
-            </w:pPr>
-            <w:r>
-              <w:rPr>
-                <w:b w:val="false"/>
-                <w:bCs w:val="false"/>
-                <w:sz w:val="18"/>
-                <w:szCs w:val="18"/>
+            <w:tcW w:type="dxa" w:w="880"/>
+            <w:tcMar>
+              <w:top w:type="dxa" w:w="60"/>
+              <w:left w:type="dxa" w:w="80"/>
+              <w:bottom w:type="dxa" w:w="60"/>
+              <w:right w:type="dxa" w:w="80"/>
+            </w:tcMar>
+          </w:tcPr>
+          <w:p>
+            <w:pPr>
+              <w:spacing w:after="0" w:line="240"/>
+            </w:pPr>
+            <w:r>
+              <w:rPr>
+                <w:b w:val="false"/>
+                <w:bCs w:val="false"/>
+                <w:sz w:val="16"/>
+                <w:szCs w:val="16"/>
               </w:rPr>
               <w:t xml:space="preserve">124.3</w:t>
             </w:r>
@@ -5505,49 +5151,24 @@
         </w:tc>
         <w:tc>
           <w:tcPr>
-            <w:tcW w:type="dxa" w:w="820"/>
-            <w:tcMar>
-              <w:top w:type="dxa" w:w="60"/>
-              <w:left w:type="dxa" w:w="80"/>
-              <w:bottom w:type="dxa" w:w="60"/>
-              <w:right w:type="dxa" w:w="80"/>
-            </w:tcMar>
-          </w:tcPr>
-          <w:p>
-            <w:pPr>
-              <w:spacing w:after="0" w:line="240"/>
-            </w:pPr>
-            <w:r>
-              <w:rPr>
-                <w:b w:val="false"/>
-                <w:bCs w:val="false"/>
-                <w:sz w:val="18"/>
-                <w:szCs w:val="18"/>
-              </w:rPr>
-              <w:t xml:space="preserve">45.6</w:t>
-            </w:r>
-          </w:p>
-        </w:tc>
-        <w:tc>
-          <w:tcPr>
-            <w:tcW w:type="dxa" w:w="820"/>
-            <w:tcMar>
-              <w:top w:type="dxa" w:w="60"/>
-              <w:left w:type="dxa" w:w="80"/>
-              <w:bottom w:type="dxa" w:w="60"/>
-              <w:right w:type="dxa" w:w="80"/>
-            </w:tcMar>
-          </w:tcPr>
-          <w:p>
-            <w:pPr>
-              <w:spacing w:after="0" w:line="240"/>
-            </w:pPr>
-            <w:r>
-              <w:rPr>
-                <w:b w:val="false"/>
-                <w:bCs w:val="false"/>
-                <w:sz w:val="18"/>
-                <w:szCs w:val="18"/>
+            <w:tcW w:type="dxa" w:w="880"/>
+            <w:tcMar>
+              <w:top w:type="dxa" w:w="60"/>
+              <w:left w:type="dxa" w:w="80"/>
+              <w:bottom w:type="dxa" w:w="60"/>
+              <w:right w:type="dxa" w:w="80"/>
+            </w:tcMar>
+          </w:tcPr>
+          <w:p>
+            <w:pPr>
+              <w:spacing w:after="0" w:line="240"/>
+            </w:pPr>
+            <w:r>
+              <w:rPr>
+                <w:b w:val="false"/>
+                <w:bCs w:val="false"/>
+                <w:sz w:val="16"/>
+                <w:szCs w:val="16"/>
               </w:rPr>
               <w:t xml:space="preserve">48.05</w:t>
             </w:r>
@@ -5555,24 +5176,24 @@
         </w:tc>
         <w:tc>
           <w:tcPr>
-            <w:tcW w:type="dxa" w:w="820"/>
-            <w:tcMar>
-              <w:top w:type="dxa" w:w="60"/>
-              <w:left w:type="dxa" w:w="80"/>
-              <w:bottom w:type="dxa" w:w="60"/>
-              <w:right w:type="dxa" w:w="80"/>
-            </w:tcMar>
-          </w:tcPr>
-          <w:p>
-            <w:pPr>
-              <w:spacing w:after="0" w:line="240"/>
-            </w:pPr>
-            <w:r>
-              <w:rPr>
-                <w:b w:val="false"/>
-                <w:bCs w:val="false"/>
-                <w:sz w:val="18"/>
-                <w:szCs w:val="18"/>
+            <w:tcW w:type="dxa" w:w="880"/>
+            <w:tcMar>
+              <w:top w:type="dxa" w:w="60"/>
+              <w:left w:type="dxa" w:w="80"/>
+              <w:bottom w:type="dxa" w:w="60"/>
+              <w:right w:type="dxa" w:w="80"/>
+            </w:tcMar>
+          </w:tcPr>
+          <w:p>
+            <w:pPr>
+              <w:spacing w:after="0" w:line="240"/>
+            </w:pPr>
+            <w:r>
+              <w:rPr>
+                <w:b w:val="false"/>
+                <w:bCs w:val="false"/>
+                <w:sz w:val="16"/>
+                <w:szCs w:val="16"/>
               </w:rPr>
               <w:t xml:space="preserve">45.7</w:t>
             </w:r>
@@ -5580,24 +5201,24 @@
         </w:tc>
         <w:tc>
           <w:tcPr>
-            <w:tcW w:type="dxa" w:w="820"/>
-            <w:tcMar>
-              <w:top w:type="dxa" w:w="60"/>
-              <w:left w:type="dxa" w:w="80"/>
-              <w:bottom w:type="dxa" w:w="60"/>
-              <w:right w:type="dxa" w:w="80"/>
-            </w:tcMar>
-          </w:tcPr>
-          <w:p>
-            <w:pPr>
-              <w:spacing w:after="0" w:line="240"/>
-            </w:pPr>
-            <w:r>
-              <w:rPr>
-                <w:b w:val="false"/>
-                <w:bCs w:val="false"/>
-                <w:sz w:val="18"/>
-                <w:szCs w:val="18"/>
+            <w:tcW w:type="dxa" w:w="880"/>
+            <w:tcMar>
+              <w:top w:type="dxa" w:w="60"/>
+              <w:left w:type="dxa" w:w="80"/>
+              <w:bottom w:type="dxa" w:w="60"/>
+              <w:right w:type="dxa" w:w="80"/>
+            </w:tcMar>
+          </w:tcPr>
+          <w:p>
+            <w:pPr>
+              <w:spacing w:after="0" w:line="240"/>
+            </w:pPr>
+            <w:r>
+              <w:rPr>
+                <w:b w:val="false"/>
+                <w:bCs w:val="false"/>
+                <w:sz w:val="16"/>
+                <w:szCs w:val="16"/>
               </w:rPr>
               <w:t xml:space="preserve">94.54 M</w:t>
             </w:r>
@@ -5605,49 +5226,24 @@
         </w:tc>
         <w:tc>
           <w:tcPr>
-            <w:tcW w:type="dxa" w:w="820"/>
-            <w:tcMar>
-              <w:top w:type="dxa" w:w="60"/>
-              <w:left w:type="dxa" w:w="80"/>
-              <w:bottom w:type="dxa" w:w="60"/>
-              <w:right w:type="dxa" w:w="80"/>
-            </w:tcMar>
-          </w:tcPr>
-          <w:p>
-            <w:pPr>
-              <w:spacing w:after="0" w:line="240"/>
-            </w:pPr>
-            <w:r>
-              <w:rPr>
-                <w:b w:val="false"/>
-                <w:bCs w:val="false"/>
-                <w:sz w:val="18"/>
-                <w:szCs w:val="18"/>
-              </w:rPr>
-              <w:t xml:space="preserve">29,476</w:t>
-            </w:r>
-          </w:p>
-        </w:tc>
-        <w:tc>
-          <w:tcPr>
-            <w:tcW w:type="dxa" w:w="820"/>
-            <w:tcMar>
-              <w:top w:type="dxa" w:w="60"/>
-              <w:left w:type="dxa" w:w="80"/>
-              <w:bottom w:type="dxa" w:w="60"/>
-              <w:right w:type="dxa" w:w="80"/>
-            </w:tcMar>
-          </w:tcPr>
-          <w:p>
-            <w:pPr>
-              <w:spacing w:after="0" w:line="240"/>
-            </w:pPr>
-            <w:r>
-              <w:rPr>
-                <w:b w:val="false"/>
-                <w:bCs w:val="false"/>
-                <w:sz w:val="18"/>
-                <w:szCs w:val="18"/>
+            <w:tcW w:type="dxa" w:w="880"/>
+            <w:tcMar>
+              <w:top w:type="dxa" w:w="60"/>
+              <w:left w:type="dxa" w:w="80"/>
+              <w:bottom w:type="dxa" w:w="60"/>
+              <w:right w:type="dxa" w:w="80"/>
+            </w:tcMar>
+          </w:tcPr>
+          <w:p>
+            <w:pPr>
+              <w:spacing w:after="0" w:line="240"/>
+            </w:pPr>
+            <w:r>
+              <w:rPr>
+                <w:b w:val="false"/>
+                <w:bCs w:val="false"/>
+                <w:sz w:val="16"/>
+                <w:szCs w:val="16"/>
               </w:rPr>
               <w:t xml:space="preserve">17.14</w:t>
             </w:r>
@@ -5655,24 +5251,24 @@
         </w:tc>
         <w:tc>
           <w:tcPr>
-            <w:tcW w:type="dxa" w:w="820"/>
-            <w:tcMar>
-              <w:top w:type="dxa" w:w="60"/>
-              <w:left w:type="dxa" w:w="80"/>
-              <w:bottom w:type="dxa" w:w="60"/>
-              <w:right w:type="dxa" w:w="80"/>
-            </w:tcMar>
-          </w:tcPr>
-          <w:p>
-            <w:pPr>
-              <w:spacing w:after="0" w:line="240"/>
-            </w:pPr>
-            <w:r>
-              <w:rPr>
-                <w:b w:val="false"/>
-                <w:bCs w:val="false"/>
-                <w:sz w:val="18"/>
-                <w:szCs w:val="18"/>
+            <w:tcW w:type="dxa" w:w="880"/>
+            <w:tcMar>
+              <w:top w:type="dxa" w:w="60"/>
+              <w:left w:type="dxa" w:w="80"/>
+              <w:bottom w:type="dxa" w:w="60"/>
+              <w:right w:type="dxa" w:w="80"/>
+            </w:tcMar>
+          </w:tcPr>
+          <w:p>
+            <w:pPr>
+              <w:spacing w:after="0" w:line="240"/>
+            </w:pPr>
+            <w:r>
+              <w:rPr>
+                <w:b w:val="false"/>
+                <w:bCs w:val="false"/>
+                <w:sz w:val="16"/>
+                <w:szCs w:val="16"/>
               </w:rPr>
               <w:t xml:space="preserve">5,751</w:t>
             </w:r>
@@ -5680,24 +5276,24 @@
         </w:tc>
         <w:tc>
           <w:tcPr>
-            <w:tcW w:type="dxa" w:w="826"/>
-            <w:tcMar>
-              <w:top w:type="dxa" w:w="60"/>
-              <w:left w:type="dxa" w:w="80"/>
-              <w:bottom w:type="dxa" w:w="60"/>
-              <w:right w:type="dxa" w:w="80"/>
-            </w:tcMar>
-          </w:tcPr>
-          <w:p>
-            <w:pPr>
-              <w:spacing w:after="0" w:line="240"/>
-            </w:pPr>
-            <w:r>
-              <w:rPr>
-                <w:b w:val="false"/>
-                <w:bCs w:val="false"/>
-                <w:sz w:val="18"/>
-                <w:szCs w:val="18"/>
+            <w:tcW w:type="dxa" w:w="880"/>
+            <w:tcMar>
+              <w:top w:type="dxa" w:w="60"/>
+              <w:left w:type="dxa" w:w="80"/>
+              <w:bottom w:type="dxa" w:w="60"/>
+              <w:right w:type="dxa" w:w="80"/>
+            </w:tcMar>
+          </w:tcPr>
+          <w:p>
+            <w:pPr>
+              <w:spacing w:after="0" w:line="240"/>
+            </w:pPr>
+            <w:r>
+              <w:rPr>
+                <w:b w:val="false"/>
+                <w:bCs w:val="false"/>
+                <w:sz w:val="16"/>
+                <w:szCs w:val="16"/>
               </w:rPr>
               <w:t xml:space="preserve">8.97 bn</w:t>
             </w:r>
@@ -5710,24 +5306,24 @@
         </w:trPr>
         <w:tc>
           <w:tcPr>
-            <w:tcW w:type="dxa" w:w="820"/>
-            <w:tcMar>
-              <w:top w:type="dxa" w:w="60"/>
-              <w:left w:type="dxa" w:w="80"/>
-              <w:bottom w:type="dxa" w:w="60"/>
-              <w:right w:type="dxa" w:w="80"/>
-            </w:tcMar>
-          </w:tcPr>
-          <w:p>
-            <w:pPr>
-              <w:spacing w:after="0" w:line="240"/>
-            </w:pPr>
-            <w:r>
-              <w:rPr>
-                <w:b w:val="false"/>
-                <w:bCs w:val="false"/>
-                <w:sz w:val="18"/>
-                <w:szCs w:val="18"/>
+            <w:tcW w:type="dxa" w:w="1986"/>
+            <w:tcMar>
+              <w:top w:type="dxa" w:w="60"/>
+              <w:left w:type="dxa" w:w="80"/>
+              <w:bottom w:type="dxa" w:w="60"/>
+              <w:right w:type="dxa" w:w="80"/>
+            </w:tcMar>
+          </w:tcPr>
+          <w:p>
+            <w:pPr>
+              <w:spacing w:after="0" w:line="240"/>
+            </w:pPr>
+            <w:r>
+              <w:rPr>
+                <w:b w:val="false"/>
+                <w:bCs w:val="false"/>
+                <w:sz w:val="16"/>
+                <w:szCs w:val="16"/>
               </w:rPr>
               <w:t xml:space="preserve">Duplex printing</w:t>
             </w:r>
@@ -5735,24 +5331,24 @@
         </w:tc>
         <w:tc>
           <w:tcPr>
-            <w:tcW w:type="dxa" w:w="820"/>
-            <w:tcMar>
-              <w:top w:type="dxa" w:w="60"/>
-              <w:left w:type="dxa" w:w="80"/>
-              <w:bottom w:type="dxa" w:w="60"/>
-              <w:right w:type="dxa" w:w="80"/>
-            </w:tcMar>
-          </w:tcPr>
-          <w:p>
-            <w:pPr>
-              <w:spacing w:after="0" w:line="240"/>
-            </w:pPr>
-            <w:r>
-              <w:rPr>
-                <w:b w:val="false"/>
-                <w:bCs w:val="false"/>
-                <w:sz w:val="18"/>
-                <w:szCs w:val="18"/>
+            <w:tcW w:type="dxa" w:w="880"/>
+            <w:tcMar>
+              <w:top w:type="dxa" w:w="60"/>
+              <w:left w:type="dxa" w:w="80"/>
+              <w:bottom w:type="dxa" w:w="60"/>
+              <w:right w:type="dxa" w:w="80"/>
+            </w:tcMar>
+          </w:tcPr>
+          <w:p>
+            <w:pPr>
+              <w:spacing w:after="0" w:line="240"/>
+            </w:pPr>
+            <w:r>
+              <w:rPr>
+                <w:b w:val="false"/>
+                <w:bCs w:val="false"/>
+                <w:sz w:val="16"/>
+                <w:szCs w:val="16"/>
               </w:rPr>
               <w:t xml:space="preserve">116.3</w:t>
             </w:r>
@@ -5760,24 +5356,24 @@
         </w:tc>
         <w:tc>
           <w:tcPr>
-            <w:tcW w:type="dxa" w:w="820"/>
-            <w:tcMar>
-              <w:top w:type="dxa" w:w="60"/>
-              <w:left w:type="dxa" w:w="80"/>
-              <w:bottom w:type="dxa" w:w="60"/>
-              <w:right w:type="dxa" w:w="80"/>
-            </w:tcMar>
-          </w:tcPr>
-          <w:p>
-            <w:pPr>
-              <w:spacing w:after="0" w:line="240"/>
-            </w:pPr>
-            <w:r>
-              <w:rPr>
-                <w:b w:val="false"/>
-                <w:bCs w:val="false"/>
-                <w:sz w:val="18"/>
-                <w:szCs w:val="18"/>
+            <w:tcW w:type="dxa" w:w="880"/>
+            <w:tcMar>
+              <w:top w:type="dxa" w:w="60"/>
+              <w:left w:type="dxa" w:w="80"/>
+              <w:bottom w:type="dxa" w:w="60"/>
+              <w:right w:type="dxa" w:w="80"/>
+            </w:tcMar>
+          </w:tcPr>
+          <w:p>
+            <w:pPr>
+              <w:spacing w:after="0" w:line="240"/>
+            </w:pPr>
+            <w:r>
+              <w:rPr>
+                <w:b w:val="false"/>
+                <w:bCs w:val="false"/>
+                <w:sz w:val="16"/>
+                <w:szCs w:val="16"/>
               </w:rPr>
               <w:t xml:space="preserve">67.8</w:t>
             </w:r>
@@ -5785,49 +5381,24 @@
         </w:tc>
         <w:tc>
           <w:tcPr>
-            <w:tcW w:type="dxa" w:w="820"/>
-            <w:tcMar>
-              <w:top w:type="dxa" w:w="60"/>
-              <w:left w:type="dxa" w:w="80"/>
-              <w:bottom w:type="dxa" w:w="60"/>
-              <w:right w:type="dxa" w:w="80"/>
-            </w:tcMar>
-          </w:tcPr>
-          <w:p>
-            <w:pPr>
-              <w:spacing w:after="0" w:line="240"/>
-            </w:pPr>
-            <w:r>
-              <w:rPr>
-                <w:b w:val="false"/>
-                <w:bCs w:val="false"/>
-                <w:sz w:val="18"/>
-                <w:szCs w:val="18"/>
-              </w:rPr>
-              <w:t xml:space="preserve">45.6</w:t>
-            </w:r>
-          </w:p>
-        </w:tc>
-        <w:tc>
-          <w:tcPr>
-            <w:tcW w:type="dxa" w:w="820"/>
-            <w:tcMar>
-              <w:top w:type="dxa" w:w="60"/>
-              <w:left w:type="dxa" w:w="80"/>
-              <w:bottom w:type="dxa" w:w="60"/>
-              <w:right w:type="dxa" w:w="80"/>
-            </w:tcMar>
-          </w:tcPr>
-          <w:p>
-            <w:pPr>
-              <w:spacing w:after="0" w:line="240"/>
-            </w:pPr>
-            <w:r>
-              <w:rPr>
-                <w:b w:val="false"/>
-                <w:bCs w:val="false"/>
-                <w:sz w:val="18"/>
-                <w:szCs w:val="18"/>
+            <w:tcW w:type="dxa" w:w="880"/>
+            <w:tcMar>
+              <w:top w:type="dxa" w:w="60"/>
+              <w:left w:type="dxa" w:w="80"/>
+              <w:bottom w:type="dxa" w:w="60"/>
+              <w:right w:type="dxa" w:w="80"/>
+            </w:tcMar>
+          </w:tcPr>
+          <w:p>
+            <w:pPr>
+              <w:spacing w:after="0" w:line="240"/>
+            </w:pPr>
+            <w:r>
+              <w:rPr>
+                <w:b w:val="false"/>
+                <w:bCs w:val="false"/>
+                <w:sz w:val="16"/>
+                <w:szCs w:val="16"/>
               </w:rPr>
               <w:t xml:space="preserve">26.20</w:t>
             </w:r>
@@ -5835,24 +5406,24 @@
         </w:tc>
         <w:tc>
           <w:tcPr>
-            <w:tcW w:type="dxa" w:w="820"/>
-            <w:tcMar>
-              <w:top w:type="dxa" w:w="60"/>
-              <w:left w:type="dxa" w:w="80"/>
-              <w:bottom w:type="dxa" w:w="60"/>
-              <w:right w:type="dxa" w:w="80"/>
-            </w:tcMar>
-          </w:tcPr>
-          <w:p>
-            <w:pPr>
-              <w:spacing w:after="0" w:line="240"/>
-            </w:pPr>
-            <w:r>
-              <w:rPr>
-                <w:b w:val="false"/>
-                <w:bCs w:val="false"/>
-                <w:sz w:val="18"/>
-                <w:szCs w:val="18"/>
+            <w:tcW w:type="dxa" w:w="880"/>
+            <w:tcMar>
+              <w:top w:type="dxa" w:w="60"/>
+              <w:left w:type="dxa" w:w="80"/>
+              <w:bottom w:type="dxa" w:w="60"/>
+              <w:right w:type="dxa" w:w="80"/>
+            </w:tcMar>
+          </w:tcPr>
+          <w:p>
+            <w:pPr>
+              <w:spacing w:after="0" w:line="240"/>
+            </w:pPr>
+            <w:r>
+              <w:rPr>
+                <w:b w:val="false"/>
+                <w:bCs w:val="false"/>
+                <w:sz w:val="16"/>
+                <w:szCs w:val="16"/>
               </w:rPr>
               <w:t xml:space="preserve">24.9</w:t>
             </w:r>
@@ -5860,24 +5431,24 @@
         </w:tc>
         <w:tc>
           <w:tcPr>
-            <w:tcW w:type="dxa" w:w="820"/>
-            <w:tcMar>
-              <w:top w:type="dxa" w:w="60"/>
-              <w:left w:type="dxa" w:w="80"/>
-              <w:bottom w:type="dxa" w:w="60"/>
-              <w:right w:type="dxa" w:w="80"/>
-            </w:tcMar>
-          </w:tcPr>
-          <w:p>
-            <w:pPr>
-              <w:spacing w:after="0" w:line="240"/>
-            </w:pPr>
-            <w:r>
-              <w:rPr>
-                <w:b w:val="false"/>
-                <w:bCs w:val="false"/>
-                <w:sz w:val="18"/>
-                <w:szCs w:val="18"/>
+            <w:tcW w:type="dxa" w:w="880"/>
+            <w:tcMar>
+              <w:top w:type="dxa" w:w="60"/>
+              <w:left w:type="dxa" w:w="80"/>
+              <w:bottom w:type="dxa" w:w="60"/>
+              <w:right w:type="dxa" w:w="80"/>
+            </w:tcMar>
+          </w:tcPr>
+          <w:p>
+            <w:pPr>
+              <w:spacing w:after="0" w:line="240"/>
+            </w:pPr>
+            <w:r>
+              <w:rPr>
+                <w:b w:val="false"/>
+                <w:bCs w:val="false"/>
+                <w:sz w:val="16"/>
+                <w:szCs w:val="16"/>
               </w:rPr>
               <w:t xml:space="preserve">81.88 M</w:t>
             </w:r>
@@ -5885,49 +5456,24 @@
         </w:tc>
         <w:tc>
           <w:tcPr>
-            <w:tcW w:type="dxa" w:w="820"/>
-            <w:tcMar>
-              <w:top w:type="dxa" w:w="60"/>
-              <w:left w:type="dxa" w:w="80"/>
-              <w:bottom w:type="dxa" w:w="60"/>
-              <w:right w:type="dxa" w:w="80"/>
-            </w:tcMar>
-          </w:tcPr>
-          <w:p>
-            <w:pPr>
-              <w:spacing w:after="0" w:line="240"/>
-            </w:pPr>
-            <w:r>
-              <w:rPr>
-                <w:b w:val="false"/>
-                <w:bCs w:val="false"/>
-                <w:sz w:val="18"/>
-                <w:szCs w:val="18"/>
-              </w:rPr>
-              <w:t xml:space="preserve">29,476</w:t>
-            </w:r>
-          </w:p>
-        </w:tc>
-        <w:tc>
-          <w:tcPr>
-            <w:tcW w:type="dxa" w:w="820"/>
-            <w:tcMar>
-              <w:top w:type="dxa" w:w="60"/>
-              <w:left w:type="dxa" w:w="80"/>
-              <w:bottom w:type="dxa" w:w="60"/>
-              <w:right w:type="dxa" w:w="80"/>
-            </w:tcMar>
-          </w:tcPr>
-          <w:p>
-            <w:pPr>
-              <w:spacing w:after="0" w:line="240"/>
-            </w:pPr>
-            <w:r>
-              <w:rPr>
-                <w:b w:val="false"/>
-                <w:bCs w:val="false"/>
-                <w:sz w:val="18"/>
-                <w:szCs w:val="18"/>
+            <w:tcW w:type="dxa" w:w="880"/>
+            <w:tcMar>
+              <w:top w:type="dxa" w:w="60"/>
+              <w:left w:type="dxa" w:w="80"/>
+              <w:bottom w:type="dxa" w:w="60"/>
+              <w:right w:type="dxa" w:w="80"/>
+            </w:tcMar>
+          </w:tcPr>
+          <w:p>
+            <w:pPr>
+              <w:spacing w:after="0" w:line="240"/>
+            </w:pPr>
+            <w:r>
+              <w:rPr>
+                <w:b w:val="false"/>
+                <w:bCs w:val="false"/>
+                <w:sz w:val="16"/>
+                <w:szCs w:val="16"/>
               </w:rPr>
               <w:t xml:space="preserve">17.14</w:t>
             </w:r>
@@ -5935,24 +5481,24 @@
         </w:tc>
         <w:tc>
           <w:tcPr>
-            <w:tcW w:type="dxa" w:w="820"/>
-            <w:tcMar>
-              <w:top w:type="dxa" w:w="60"/>
-              <w:left w:type="dxa" w:w="80"/>
-              <w:bottom w:type="dxa" w:w="60"/>
-              <w:right w:type="dxa" w:w="80"/>
-            </w:tcMar>
-          </w:tcPr>
-          <w:p>
-            <w:pPr>
-              <w:spacing w:after="0" w:line="240"/>
-            </w:pPr>
-            <w:r>
-              <w:rPr>
-                <w:b w:val="false"/>
-                <w:bCs w:val="false"/>
-                <w:sz w:val="18"/>
-                <w:szCs w:val="18"/>
+            <w:tcW w:type="dxa" w:w="880"/>
+            <w:tcMar>
+              <w:top w:type="dxa" w:w="60"/>
+              <w:left w:type="dxa" w:w="80"/>
+              <w:bottom w:type="dxa" w:w="60"/>
+              <w:right w:type="dxa" w:w="80"/>
+            </w:tcMar>
+          </w:tcPr>
+          <w:p>
+            <w:pPr>
+              <w:spacing w:after="0" w:line="240"/>
+            </w:pPr>
+            <w:r>
+              <w:rPr>
+                <w:b w:val="false"/>
+                <w:bCs w:val="false"/>
+                <w:sz w:val="16"/>
+                <w:szCs w:val="16"/>
               </w:rPr>
               <w:t xml:space="preserve">3,130</w:t>
             </w:r>
@@ -5960,24 +5506,24 @@
         </w:tc>
         <w:tc>
           <w:tcPr>
-            <w:tcW w:type="dxa" w:w="826"/>
-            <w:tcMar>
-              <w:top w:type="dxa" w:w="60"/>
-              <w:left w:type="dxa" w:w="80"/>
-              <w:bottom w:type="dxa" w:w="60"/>
-              <w:right w:type="dxa" w:w="80"/>
-            </w:tcMar>
-          </w:tcPr>
-          <w:p>
-            <w:pPr>
-              <w:spacing w:after="0" w:line="240"/>
-            </w:pPr>
-            <w:r>
-              <w:rPr>
-                <w:b w:val="false"/>
-                <w:bCs w:val="false"/>
-                <w:sz w:val="18"/>
-                <w:szCs w:val="18"/>
+            <w:tcW w:type="dxa" w:w="880"/>
+            <w:tcMar>
+              <w:top w:type="dxa" w:w="60"/>
+              <w:left w:type="dxa" w:w="80"/>
+              <w:bottom w:type="dxa" w:w="60"/>
+              <w:right w:type="dxa" w:w="80"/>
+            </w:tcMar>
+          </w:tcPr>
+          <w:p>
+            <w:pPr>
+              <w:spacing w:after="0" w:line="240"/>
+            </w:pPr>
+            <w:r>
+              <w:rPr>
+                <w:b w:val="false"/>
+                <w:bCs w:val="false"/>
+                <w:sz w:val="16"/>
+                <w:szCs w:val="16"/>
               </w:rPr>
               <w:t xml:space="preserve">4.88 bn</w:t>
             </w:r>
@@ -5990,24 +5536,24 @@
         </w:trPr>
         <w:tc>
           <w:tcPr>
-            <w:tcW w:type="dxa" w:w="820"/>
-            <w:tcMar>
-              <w:top w:type="dxa" w:w="60"/>
-              <w:left w:type="dxa" w:w="80"/>
-              <w:bottom w:type="dxa" w:w="60"/>
-              <w:right w:type="dxa" w:w="80"/>
-            </w:tcMar>
-          </w:tcPr>
-          <w:p>
-            <w:pPr>
-              <w:spacing w:after="0" w:line="240"/>
-            </w:pPr>
-            <w:r>
-              <w:rPr>
-                <w:b w:val="false"/>
-                <w:bCs w:val="false"/>
-                <w:sz w:val="18"/>
-                <w:szCs w:val="18"/>
+            <w:tcW w:type="dxa" w:w="1986"/>
+            <w:tcMar>
+              <w:top w:type="dxa" w:w="60"/>
+              <w:left w:type="dxa" w:w="80"/>
+              <w:bottom w:type="dxa" w:w="60"/>
+              <w:right w:type="dxa" w:w="80"/>
+            </w:tcMar>
+          </w:tcPr>
+          <w:p>
+            <w:pPr>
+              <w:spacing w:after="0" w:line="240"/>
+            </w:pPr>
+            <w:r>
+              <w:rPr>
+                <w:b w:val="false"/>
+                <w:bCs w:val="false"/>
+                <w:sz w:val="16"/>
+                <w:szCs w:val="16"/>
               </w:rPr>
               <w:t xml:space="preserve">Electronic result delivery</w:t>
             </w:r>
@@ -6015,24 +5561,24 @@
         </w:tc>
         <w:tc>
           <w:tcPr>
-            <w:tcW w:type="dxa" w:w="820"/>
-            <w:tcMar>
-              <w:top w:type="dxa" w:w="60"/>
-              <w:left w:type="dxa" w:w="80"/>
-              <w:bottom w:type="dxa" w:w="60"/>
-              <w:right w:type="dxa" w:w="80"/>
-            </w:tcMar>
-          </w:tcPr>
-          <w:p>
-            <w:pPr>
-              <w:spacing w:after="0" w:line="240"/>
-            </w:pPr>
-            <w:r>
-              <w:rPr>
-                <w:b w:val="false"/>
-                <w:bCs w:val="false"/>
-                <w:sz w:val="18"/>
-                <w:szCs w:val="18"/>
+            <w:tcW w:type="dxa" w:w="880"/>
+            <w:tcMar>
+              <w:top w:type="dxa" w:w="60"/>
+              <w:left w:type="dxa" w:w="80"/>
+              <w:bottom w:type="dxa" w:w="60"/>
+              <w:right w:type="dxa" w:w="80"/>
+            </w:tcMar>
+          </w:tcPr>
+          <w:p>
+            <w:pPr>
+              <w:spacing w:after="0" w:line="240"/>
+            </w:pPr>
+            <w:r>
+              <w:rPr>
+                <w:b w:val="false"/>
+                <w:bCs w:val="false"/>
+                <w:sz w:val="16"/>
+                <w:szCs w:val="16"/>
               </w:rPr>
               <w:t xml:space="preserve">35.3</w:t>
             </w:r>
@@ -6040,24 +5586,24 @@
         </w:tc>
         <w:tc>
           <w:tcPr>
-            <w:tcW w:type="dxa" w:w="820"/>
-            <w:tcMar>
-              <w:top w:type="dxa" w:w="60"/>
-              <w:left w:type="dxa" w:w="80"/>
-              <w:bottom w:type="dxa" w:w="60"/>
-              <w:right w:type="dxa" w:w="80"/>
-            </w:tcMar>
-          </w:tcPr>
-          <w:p>
-            <w:pPr>
-              <w:spacing w:after="0" w:line="240"/>
-            </w:pPr>
-            <w:r>
-              <w:rPr>
-                <w:b w:val="false"/>
-                <w:bCs w:val="false"/>
-                <w:sz w:val="18"/>
-                <w:szCs w:val="18"/>
+            <w:tcW w:type="dxa" w:w="880"/>
+            <w:tcMar>
+              <w:top w:type="dxa" w:w="60"/>
+              <w:left w:type="dxa" w:w="80"/>
+              <w:bottom w:type="dxa" w:w="60"/>
+              <w:right w:type="dxa" w:w="80"/>
+            </w:tcMar>
+          </w:tcPr>
+          <w:p>
+            <w:pPr>
+              <w:spacing w:after="0" w:line="240"/>
+            </w:pPr>
+            <w:r>
+              <w:rPr>
+                <w:b w:val="false"/>
+                <w:bCs w:val="false"/>
+                <w:sz w:val="16"/>
+                <w:szCs w:val="16"/>
               </w:rPr>
               <w:t xml:space="preserve">27.1</w:t>
             </w:r>
@@ -6065,49 +5611,24 @@
         </w:tc>
         <w:tc>
           <w:tcPr>
-            <w:tcW w:type="dxa" w:w="820"/>
-            <w:tcMar>
-              <w:top w:type="dxa" w:w="60"/>
-              <w:left w:type="dxa" w:w="80"/>
-              <w:bottom w:type="dxa" w:w="60"/>
-              <w:right w:type="dxa" w:w="80"/>
-            </w:tcMar>
-          </w:tcPr>
-          <w:p>
-            <w:pPr>
-              <w:spacing w:after="0" w:line="240"/>
-            </w:pPr>
-            <w:r>
-              <w:rPr>
-                <w:b w:val="false"/>
-                <w:bCs w:val="false"/>
-                <w:sz w:val="18"/>
-                <w:szCs w:val="18"/>
-              </w:rPr>
-              <w:t xml:space="preserve">17.6</w:t>
-            </w:r>
-          </w:p>
-        </w:tc>
-        <w:tc>
-          <w:tcPr>
-            <w:tcW w:type="dxa" w:w="820"/>
-            <w:tcMar>
-              <w:top w:type="dxa" w:w="60"/>
-              <w:left w:type="dxa" w:w="80"/>
-              <w:bottom w:type="dxa" w:w="60"/>
-              <w:right w:type="dxa" w:w="80"/>
-            </w:tcMar>
-          </w:tcPr>
-          <w:p>
-            <w:pPr>
-              <w:spacing w:after="0" w:line="240"/>
-            </w:pPr>
-            <w:r>
-              <w:rPr>
-                <w:b w:val="false"/>
-                <w:bCs w:val="false"/>
-                <w:sz w:val="18"/>
-                <w:szCs w:val="18"/>
+            <w:tcW w:type="dxa" w:w="880"/>
+            <w:tcMar>
+              <w:top w:type="dxa" w:w="60"/>
+              <w:left w:type="dxa" w:w="80"/>
+              <w:bottom w:type="dxa" w:w="60"/>
+              <w:right w:type="dxa" w:w="80"/>
+            </w:tcMar>
+          </w:tcPr>
+          <w:p>
+            <w:pPr>
+              <w:spacing w:after="0" w:line="240"/>
+            </w:pPr>
+            <w:r>
+              <w:rPr>
+                <w:b w:val="false"/>
+                <w:bCs w:val="false"/>
+                <w:sz w:val="16"/>
+                <w:szCs w:val="16"/>
               </w:rPr>
               <w:t xml:space="preserve">10.47</w:t>
             </w:r>
@@ -6115,24 +5636,24 @@
         </w:tc>
         <w:tc>
           <w:tcPr>
-            <w:tcW w:type="dxa" w:w="820"/>
-            <w:tcMar>
-              <w:top w:type="dxa" w:w="60"/>
-              <w:left w:type="dxa" w:w="80"/>
-              <w:bottom w:type="dxa" w:w="60"/>
-              <w:right w:type="dxa" w:w="80"/>
-            </w:tcMar>
-          </w:tcPr>
-          <w:p>
-            <w:pPr>
-              <w:spacing w:after="0" w:line="240"/>
-            </w:pPr>
-            <w:r>
-              <w:rPr>
-                <w:b w:val="false"/>
-                <w:bCs w:val="false"/>
-                <w:sz w:val="18"/>
-                <w:szCs w:val="18"/>
+            <w:tcW w:type="dxa" w:w="880"/>
+            <w:tcMar>
+              <w:top w:type="dxa" w:w="60"/>
+              <w:left w:type="dxa" w:w="80"/>
+              <w:bottom w:type="dxa" w:w="60"/>
+              <w:right w:type="dxa" w:w="80"/>
+            </w:tcMar>
+          </w:tcPr>
+          <w:p>
+            <w:pPr>
+              <w:spacing w:after="0" w:line="240"/>
+            </w:pPr>
+            <w:r>
+              <w:rPr>
+                <w:b w:val="false"/>
+                <w:bCs w:val="false"/>
+                <w:sz w:val="16"/>
+                <w:szCs w:val="16"/>
               </w:rPr>
               <w:t xml:space="preserve">9.9</w:t>
             </w:r>
@@ -6140,24 +5661,24 @@
         </w:tc>
         <w:tc>
           <w:tcPr>
-            <w:tcW w:type="dxa" w:w="820"/>
-            <w:tcMar>
-              <w:top w:type="dxa" w:w="60"/>
-              <w:left w:type="dxa" w:w="80"/>
-              <w:bottom w:type="dxa" w:w="60"/>
-              <w:right w:type="dxa" w:w="80"/>
-            </w:tcMar>
-          </w:tcPr>
-          <w:p>
-            <w:pPr>
-              <w:spacing w:after="0" w:line="240"/>
-            </w:pPr>
-            <w:r>
-              <w:rPr>
-                <w:b w:val="false"/>
-                <w:bCs w:val="false"/>
-                <w:sz w:val="18"/>
-                <w:szCs w:val="18"/>
+            <w:tcW w:type="dxa" w:w="880"/>
+            <w:tcMar>
+              <w:top w:type="dxa" w:w="60"/>
+              <w:left w:type="dxa" w:w="80"/>
+              <w:bottom w:type="dxa" w:w="60"/>
+              <w:right w:type="dxa" w:w="80"/>
+            </w:tcMar>
+          </w:tcPr>
+          <w:p>
+            <w:pPr>
+              <w:spacing w:after="0" w:line="240"/>
+            </w:pPr>
+            <w:r>
+              <w:rPr>
+                <w:b w:val="false"/>
+                <w:bCs w:val="false"/>
+                <w:sz w:val="16"/>
+                <w:szCs w:val="16"/>
               </w:rPr>
               <w:t xml:space="preserve">28.86 M</w:t>
             </w:r>
@@ -6165,49 +5686,24 @@
         </w:tc>
         <w:tc>
           <w:tcPr>
-            <w:tcW w:type="dxa" w:w="820"/>
-            <w:tcMar>
-              <w:top w:type="dxa" w:w="60"/>
-              <w:left w:type="dxa" w:w="80"/>
-              <w:bottom w:type="dxa" w:w="60"/>
-              <w:right w:type="dxa" w:w="80"/>
-            </w:tcMar>
-          </w:tcPr>
-          <w:p>
-            <w:pPr>
-              <w:spacing w:after="0" w:line="240"/>
-            </w:pPr>
-            <w:r>
-              <w:rPr>
-                <w:b w:val="false"/>
-                <w:bCs w:val="false"/>
-                <w:sz w:val="18"/>
-                <w:szCs w:val="18"/>
-              </w:rPr>
-              <w:t xml:space="preserve">11,399</w:t>
-            </w:r>
-          </w:p>
-        </w:tc>
-        <w:tc>
-          <w:tcPr>
-            <w:tcW w:type="dxa" w:w="820"/>
-            <w:tcMar>
-              <w:top w:type="dxa" w:w="60"/>
-              <w:left w:type="dxa" w:w="80"/>
-              <w:bottom w:type="dxa" w:w="60"/>
-              <w:right w:type="dxa" w:w="80"/>
-            </w:tcMar>
-          </w:tcPr>
-          <w:p>
-            <w:pPr>
-              <w:spacing w:after="0" w:line="240"/>
-            </w:pPr>
-            <w:r>
-              <w:rPr>
-                <w:b w:val="false"/>
-                <w:bCs w:val="false"/>
-                <w:sz w:val="18"/>
-                <w:szCs w:val="18"/>
+            <w:tcW w:type="dxa" w:w="880"/>
+            <w:tcMar>
+              <w:top w:type="dxa" w:w="60"/>
+              <w:left w:type="dxa" w:w="80"/>
+              <w:bottom w:type="dxa" w:w="60"/>
+              <w:right w:type="dxa" w:w="80"/>
+            </w:tcMar>
+          </w:tcPr>
+          <w:p>
+            <w:pPr>
+              <w:spacing w:after="0" w:line="240"/>
+            </w:pPr>
+            <w:r>
+              <w:rPr>
+                <w:b w:val="false"/>
+                <w:bCs w:val="false"/>
+                <w:sz w:val="16"/>
+                <w:szCs w:val="16"/>
               </w:rPr>
               <w:t xml:space="preserve">6.63</w:t>
             </w:r>
@@ -6215,24 +5711,24 @@
         </w:tc>
         <w:tc>
           <w:tcPr>
-            <w:tcW w:type="dxa" w:w="820"/>
-            <w:tcMar>
-              <w:top w:type="dxa" w:w="60"/>
-              <w:left w:type="dxa" w:w="80"/>
-              <w:bottom w:type="dxa" w:w="60"/>
-              <w:right w:type="dxa" w:w="80"/>
-            </w:tcMar>
-          </w:tcPr>
-          <w:p>
-            <w:pPr>
-              <w:spacing w:after="0" w:line="240"/>
-            </w:pPr>
-            <w:r>
-              <w:rPr>
-                <w:b w:val="false"/>
-                <w:bCs w:val="false"/>
-                <w:sz w:val="18"/>
-                <w:szCs w:val="18"/>
+            <w:tcW w:type="dxa" w:w="880"/>
+            <w:tcMar>
+              <w:top w:type="dxa" w:w="60"/>
+              <w:left w:type="dxa" w:w="80"/>
+              <w:bottom w:type="dxa" w:w="60"/>
+              <w:right w:type="dxa" w:w="80"/>
+            </w:tcMar>
+          </w:tcPr>
+          <w:p>
+            <w:pPr>
+              <w:spacing w:after="0" w:line="240"/>
+            </w:pPr>
+            <w:r>
+              <w:rPr>
+                <w:b w:val="false"/>
+                <w:bCs w:val="false"/>
+                <w:sz w:val="16"/>
+                <w:szCs w:val="16"/>
               </w:rPr>
               <w:t xml:space="preserve">1,410</w:t>
             </w:r>
@@ -6240,24 +5736,24 @@
         </w:tc>
         <w:tc>
           <w:tcPr>
-            <w:tcW w:type="dxa" w:w="826"/>
-            <w:tcMar>
-              <w:top w:type="dxa" w:w="60"/>
-              <w:left w:type="dxa" w:w="80"/>
-              <w:bottom w:type="dxa" w:w="60"/>
-              <w:right w:type="dxa" w:w="80"/>
-            </w:tcMar>
-          </w:tcPr>
-          <w:p>
-            <w:pPr>
-              <w:spacing w:after="0" w:line="240"/>
-            </w:pPr>
-            <w:r>
-              <w:rPr>
-                <w:b w:val="false"/>
-                <w:bCs w:val="false"/>
-                <w:sz w:val="18"/>
-                <w:szCs w:val="18"/>
+            <w:tcW w:type="dxa" w:w="880"/>
+            <w:tcMar>
+              <w:top w:type="dxa" w:w="60"/>
+              <w:left w:type="dxa" w:w="80"/>
+              <w:bottom w:type="dxa" w:w="60"/>
+              <w:right w:type="dxa" w:w="80"/>
+            </w:tcMar>
+          </w:tcPr>
+          <w:p>
+            <w:pPr>
+              <w:spacing w:after="0" w:line="240"/>
+            </w:pPr>
+            <w:r>
+              <w:rPr>
+                <w:b w:val="false"/>
+                <w:bCs w:val="false"/>
+                <w:sz w:val="16"/>
+                <w:szCs w:val="16"/>
               </w:rPr>
               <w:t xml:space="preserve">2.20 bn</w:t>
             </w:r>
@@ -6270,24 +5766,24 @@
         </w:trPr>
         <w:tc>
           <w:tcPr>
-            <w:tcW w:type="dxa" w:w="820"/>
-            <w:tcMar>
-              <w:top w:type="dxa" w:w="60"/>
-              <w:left w:type="dxa" w:w="80"/>
-              <w:bottom w:type="dxa" w:w="60"/>
-              <w:right w:type="dxa" w:w="80"/>
-            </w:tcMar>
-          </w:tcPr>
-          <w:p>
-            <w:pPr>
-              <w:spacing w:after="0" w:line="240"/>
-            </w:pPr>
-            <w:r>
-              <w:rPr>
-                <w:b w:val="false"/>
-                <w:bCs w:val="false"/>
-                <w:sz w:val="18"/>
-                <w:szCs w:val="18"/>
+            <w:tcW w:type="dxa" w:w="1986"/>
+            <w:tcMar>
+              <w:top w:type="dxa" w:w="60"/>
+              <w:left w:type="dxa" w:w="80"/>
+              <w:bottom w:type="dxa" w:w="60"/>
+              <w:right w:type="dxa" w:w="80"/>
+            </w:tcMar>
+          </w:tcPr>
+          <w:p>
+            <w:pPr>
+              <w:spacing w:after="0" w:line="240"/>
+            </w:pPr>
+            <w:r>
+              <w:rPr>
+                <w:b w:val="false"/>
+                <w:bCs w:val="false"/>
+                <w:sz w:val="16"/>
+                <w:szCs w:val="16"/>
               </w:rPr>
               <w:t xml:space="preserve">Paperless pathway</w:t>
             </w:r>
@@ -6295,24 +5791,24 @@
         </w:tc>
         <w:tc>
           <w:tcPr>
-            <w:tcW w:type="dxa" w:w="820"/>
-            <w:tcMar>
-              <w:top w:type="dxa" w:w="60"/>
-              <w:left w:type="dxa" w:w="80"/>
-              <w:bottom w:type="dxa" w:w="60"/>
-              <w:right w:type="dxa" w:w="80"/>
-            </w:tcMar>
-          </w:tcPr>
-          <w:p>
-            <w:pPr>
-              <w:spacing w:after="0" w:line="240"/>
-            </w:pPr>
-            <w:r>
-              <w:rPr>
-                <w:b w:val="false"/>
-                <w:bCs w:val="false"/>
-                <w:sz w:val="18"/>
-                <w:szCs w:val="18"/>
+            <w:tcW w:type="dxa" w:w="880"/>
+            <w:tcMar>
+              <w:top w:type="dxa" w:w="60"/>
+              <w:left w:type="dxa" w:w="80"/>
+              <w:bottom w:type="dxa" w:w="60"/>
+              <w:right w:type="dxa" w:w="80"/>
+            </w:tcMar>
+          </w:tcPr>
+          <w:p>
+            <w:pPr>
+              <w:spacing w:after="0" w:line="240"/>
+            </w:pPr>
+            <w:r>
+              <w:rPr>
+                <w:b w:val="false"/>
+                <w:bCs w:val="false"/>
+                <w:sz w:val="16"/>
+                <w:szCs w:val="16"/>
               </w:rPr>
               <w:t xml:space="preserve">0.0</w:t>
             </w:r>
@@ -6320,24 +5816,24 @@
         </w:tc>
         <w:tc>
           <w:tcPr>
-            <w:tcW w:type="dxa" w:w="820"/>
-            <w:tcMar>
-              <w:top w:type="dxa" w:w="60"/>
-              <w:left w:type="dxa" w:w="80"/>
-              <w:bottom w:type="dxa" w:w="60"/>
-              <w:right w:type="dxa" w:w="80"/>
-            </w:tcMar>
-          </w:tcPr>
-          <w:p>
-            <w:pPr>
-              <w:spacing w:after="0" w:line="240"/>
-            </w:pPr>
-            <w:r>
-              <w:rPr>
-                <w:b w:val="false"/>
-                <w:bCs w:val="false"/>
-                <w:sz w:val="18"/>
-                <w:szCs w:val="18"/>
+            <w:tcW w:type="dxa" w:w="880"/>
+            <w:tcMar>
+              <w:top w:type="dxa" w:w="60"/>
+              <w:left w:type="dxa" w:w="80"/>
+              <w:bottom w:type="dxa" w:w="60"/>
+              <w:right w:type="dxa" w:w="80"/>
+            </w:tcMar>
+          </w:tcPr>
+          <w:p>
+            <w:pPr>
+              <w:spacing w:after="0" w:line="240"/>
+            </w:pPr>
+            <w:r>
+              <w:rPr>
+                <w:b w:val="false"/>
+                <w:bCs w:val="false"/>
+                <w:sz w:val="16"/>
+                <w:szCs w:val="16"/>
               </w:rPr>
               <w:t xml:space="preserve">8.0</w:t>
             </w:r>
@@ -6345,49 +5841,24 @@
         </w:tc>
         <w:tc>
           <w:tcPr>
-            <w:tcW w:type="dxa" w:w="820"/>
-            <w:tcMar>
-              <w:top w:type="dxa" w:w="60"/>
-              <w:left w:type="dxa" w:w="80"/>
-              <w:bottom w:type="dxa" w:w="60"/>
-              <w:right w:type="dxa" w:w="80"/>
-            </w:tcMar>
-          </w:tcPr>
-          <w:p>
-            <w:pPr>
-              <w:spacing w:after="0" w:line="240"/>
-            </w:pPr>
-            <w:r>
-              <w:rPr>
-                <w:b w:val="false"/>
-                <w:bCs w:val="false"/>
-                <w:sz w:val="18"/>
-                <w:szCs w:val="18"/>
-              </w:rPr>
-              <w:t xml:space="preserve">0.0</w:t>
-            </w:r>
-          </w:p>
-        </w:tc>
-        <w:tc>
-          <w:tcPr>
-            <w:tcW w:type="dxa" w:w="820"/>
-            <w:tcMar>
-              <w:top w:type="dxa" w:w="60"/>
-              <w:left w:type="dxa" w:w="80"/>
-              <w:bottom w:type="dxa" w:w="60"/>
-              <w:right w:type="dxa" w:w="80"/>
-            </w:tcMar>
-          </w:tcPr>
-          <w:p>
-            <w:pPr>
-              <w:spacing w:after="0" w:line="240"/>
-            </w:pPr>
-            <w:r>
-              <w:rPr>
-                <w:b w:val="false"/>
-                <w:bCs w:val="false"/>
-                <w:sz w:val="18"/>
-                <w:szCs w:val="18"/>
+            <w:tcW w:type="dxa" w:w="880"/>
+            <w:tcMar>
+              <w:top w:type="dxa" w:w="60"/>
+              <w:left w:type="dxa" w:w="80"/>
+              <w:bottom w:type="dxa" w:w="60"/>
+              <w:right w:type="dxa" w:w="80"/>
+            </w:tcMar>
+          </w:tcPr>
+          <w:p>
+            <w:pPr>
+              <w:spacing w:after="0" w:line="240"/>
+            </w:pPr>
+            <w:r>
+              <w:rPr>
+                <w:b w:val="false"/>
+                <w:bCs w:val="false"/>
+                <w:sz w:val="16"/>
+                <w:szCs w:val="16"/>
               </w:rPr>
               <w:t xml:space="preserve">3.09</w:t>
             </w:r>
@@ -6395,24 +5866,24 @@
         </w:tc>
         <w:tc>
           <w:tcPr>
-            <w:tcW w:type="dxa" w:w="820"/>
-            <w:tcMar>
-              <w:top w:type="dxa" w:w="60"/>
-              <w:left w:type="dxa" w:w="80"/>
-              <w:bottom w:type="dxa" w:w="60"/>
-              <w:right w:type="dxa" w:w="80"/>
-            </w:tcMar>
-          </w:tcPr>
-          <w:p>
-            <w:pPr>
-              <w:spacing w:after="0" w:line="240"/>
-            </w:pPr>
-            <w:r>
-              <w:rPr>
-                <w:b w:val="false"/>
-                <w:bCs w:val="false"/>
-                <w:sz w:val="18"/>
-                <w:szCs w:val="18"/>
+            <w:tcW w:type="dxa" w:w="880"/>
+            <w:tcMar>
+              <w:top w:type="dxa" w:w="60"/>
+              <w:left w:type="dxa" w:w="80"/>
+              <w:bottom w:type="dxa" w:w="60"/>
+              <w:right w:type="dxa" w:w="80"/>
+            </w:tcMar>
+          </w:tcPr>
+          <w:p>
+            <w:pPr>
+              <w:spacing w:after="0" w:line="240"/>
+            </w:pPr>
+            <w:r>
+              <w:rPr>
+                <w:b w:val="false"/>
+                <w:bCs w:val="false"/>
+                <w:sz w:val="16"/>
+                <w:szCs w:val="16"/>
               </w:rPr>
               <w:t xml:space="preserve">2.9</w:t>
             </w:r>
@@ -6420,24 +5891,24 @@
         </w:tc>
         <w:tc>
           <w:tcPr>
-            <w:tcW w:type="dxa" w:w="820"/>
-            <w:tcMar>
-              <w:top w:type="dxa" w:w="60"/>
-              <w:left w:type="dxa" w:w="80"/>
-              <w:bottom w:type="dxa" w:w="60"/>
-              <w:right w:type="dxa" w:w="80"/>
-            </w:tcMar>
-          </w:tcPr>
-          <w:p>
-            <w:pPr>
-              <w:spacing w:after="0" w:line="240"/>
-            </w:pPr>
-            <w:r>
-              <w:rPr>
-                <w:b w:val="false"/>
-                <w:bCs w:val="false"/>
-                <w:sz w:val="18"/>
-                <w:szCs w:val="18"/>
+            <w:tcW w:type="dxa" w:w="880"/>
+            <w:tcMar>
+              <w:top w:type="dxa" w:w="60"/>
+              <w:left w:type="dxa" w:w="80"/>
+              <w:bottom w:type="dxa" w:w="60"/>
+              <w:right w:type="dxa" w:w="80"/>
+            </w:tcMar>
+          </w:tcPr>
+          <w:p>
+            <w:pPr>
+              <w:spacing w:after="0" w:line="240"/>
+            </w:pPr>
+            <w:r>
+              <w:rPr>
+                <w:b w:val="false"/>
+                <w:bCs w:val="false"/>
+                <w:sz w:val="16"/>
+                <w:szCs w:val="16"/>
               </w:rPr>
               <w:t xml:space="preserve">5.42 M</w:t>
             </w:r>
@@ -6445,49 +5916,24 @@
         </w:tc>
         <w:tc>
           <w:tcPr>
-            <w:tcW w:type="dxa" w:w="820"/>
-            <w:tcMar>
-              <w:top w:type="dxa" w:w="60"/>
-              <w:left w:type="dxa" w:w="80"/>
-              <w:bottom w:type="dxa" w:w="60"/>
-              <w:right w:type="dxa" w:w="80"/>
-            </w:tcMar>
-          </w:tcPr>
-          <w:p>
-            <w:pPr>
-              <w:spacing w:after="0" w:line="240"/>
-            </w:pPr>
-            <w:r>
-              <w:rPr>
-                <w:b w:val="false"/>
-                <w:bCs w:val="false"/>
-                <w:sz w:val="18"/>
-                <w:szCs w:val="18"/>
-              </w:rPr>
-              <w:t xml:space="preserve">0</w:t>
-            </w:r>
-          </w:p>
-        </w:tc>
-        <w:tc>
-          <w:tcPr>
-            <w:tcW w:type="dxa" w:w="820"/>
-            <w:tcMar>
-              <w:top w:type="dxa" w:w="60"/>
-              <w:left w:type="dxa" w:w="80"/>
-              <w:bottom w:type="dxa" w:w="60"/>
-              <w:right w:type="dxa" w:w="80"/>
-            </w:tcMar>
-          </w:tcPr>
-          <w:p>
-            <w:pPr>
-              <w:spacing w:after="0" w:line="240"/>
-            </w:pPr>
-            <w:r>
-              <w:rPr>
-                <w:b w:val="false"/>
-                <w:bCs w:val="false"/>
-                <w:sz w:val="18"/>
-                <w:szCs w:val="18"/>
+            <w:tcW w:type="dxa" w:w="880"/>
+            <w:tcMar>
+              <w:top w:type="dxa" w:w="60"/>
+              <w:left w:type="dxa" w:w="80"/>
+              <w:bottom w:type="dxa" w:w="60"/>
+              <w:right w:type="dxa" w:w="80"/>
+            </w:tcMar>
+          </w:tcPr>
+          <w:p>
+            <w:pPr>
+              <w:spacing w:after="0" w:line="240"/>
+            </w:pPr>
+            <w:r>
+              <w:rPr>
+                <w:b w:val="false"/>
+                <w:bCs w:val="false"/>
+                <w:sz w:val="16"/>
+                <w:szCs w:val="16"/>
               </w:rPr>
               <w:t xml:space="preserve">0.00</w:t>
             </w:r>
@@ -6495,24 +5941,24 @@
         </w:tc>
         <w:tc>
           <w:tcPr>
-            <w:tcW w:type="dxa" w:w="820"/>
-            <w:tcMar>
-              <w:top w:type="dxa" w:w="60"/>
-              <w:left w:type="dxa" w:w="80"/>
-              <w:bottom w:type="dxa" w:w="60"/>
-              <w:right w:type="dxa" w:w="80"/>
-            </w:tcMar>
-          </w:tcPr>
-          <w:p>
-            <w:pPr>
-              <w:spacing w:after="0" w:line="240"/>
-            </w:pPr>
-            <w:r>
-              <w:rPr>
-                <w:b w:val="false"/>
-                <w:bCs w:val="false"/>
-                <w:sz w:val="18"/>
-                <w:szCs w:val="18"/>
+            <w:tcW w:type="dxa" w:w="880"/>
+            <w:tcMar>
+              <w:top w:type="dxa" w:w="60"/>
+              <w:left w:type="dxa" w:w="80"/>
+              <w:bottom w:type="dxa" w:w="60"/>
+              <w:right w:type="dxa" w:w="80"/>
+            </w:tcMar>
+          </w:tcPr>
+          <w:p>
+            <w:pPr>
+              <w:spacing w:after="0" w:line="240"/>
+            </w:pPr>
+            <w:r>
+              <w:rPr>
+                <w:b w:val="false"/>
+                <w:bCs w:val="false"/>
+                <w:sz w:val="16"/>
+                <w:szCs w:val="16"/>
               </w:rPr>
               <w:t xml:space="preserve">338</w:t>
             </w:r>
@@ -6520,24 +5966,24 @@
         </w:tc>
         <w:tc>
           <w:tcPr>
-            <w:tcW w:type="dxa" w:w="826"/>
-            <w:tcMar>
-              <w:top w:type="dxa" w:w="60"/>
-              <w:left w:type="dxa" w:w="80"/>
-              <w:bottom w:type="dxa" w:w="60"/>
-              <w:right w:type="dxa" w:w="80"/>
-            </w:tcMar>
-          </w:tcPr>
-          <w:p>
-            <w:pPr>
-              <w:spacing w:after="0" w:line="240"/>
-            </w:pPr>
-            <w:r>
-              <w:rPr>
-                <w:b w:val="false"/>
-                <w:bCs w:val="false"/>
-                <w:sz w:val="18"/>
-                <w:szCs w:val="18"/>
+            <w:tcW w:type="dxa" w:w="880"/>
+            <w:tcMar>
+              <w:top w:type="dxa" w:w="60"/>
+              <w:left w:type="dxa" w:w="80"/>
+              <w:bottom w:type="dxa" w:w="60"/>
+              <w:right w:type="dxa" w:w="80"/>
+            </w:tcMar>
+          </w:tcPr>
+          <w:p>
+            <w:pPr>
+              <w:spacing w:after="0" w:line="240"/>
+            </w:pPr>
+            <w:r>
+              <w:rPr>
+                <w:b w:val="false"/>
+                <w:bCs w:val="false"/>
+                <w:sz w:val="16"/>
+                <w:szCs w:val="16"/>
               </w:rPr>
               <w:t xml:space="preserve">527.56 M</w:t>
             </w:r>
@@ -6549,6 +5995,14 @@
       <w:pPr>
         <w:spacing w:after="200"/>
       </w:pPr>
+    </w:p>
+    <w:p>
+      <w:pPr>
+        <w:spacing w:after="160" w:line="320"/>
+      </w:pPr>
+      <w:r>
+        <w:t xml:space="preserve">Costs are 2024 HUF, net of VAT. Printing is charged per printed page at 7 HUF, so duplex printing halves sheets but not pages and saves no toner. Handling time covers referrals and diagnostic reports at 30 s per document and is reported as displaced capacity, not costed; documents handled per episode and handling hours are given in supplementary table S1. Greenhouse-gas emissions are cradle-to-gate for paper manufacture at 950 kg CO2e per tonne and exclude printing energy and end-of-life disposal. Property value is the capital immobilised by the archive at steady state under statutory retention, not an annual rent. Full cost components are given in supplementary table S1.</w:t>
+      </w:r>
     </w:p>
     <w:p>
       <w:pPr>
@@ -7212,6 +6666,14 @@
       <w:pPr>
         <w:spacing w:after="200"/>
       </w:pPr>
+    </w:p>
+    <w:p>
+      <w:pPr>
+        <w:spacing w:after="160" w:line="320"/>
+      </w:pPr>
+      <w:r>
+        <w:t xml:space="preserve">National steady-state immobilised property value; base case 8.97 bn HUF. Each parameter is varied alone across the range given in the parameter file, with all others held at base case.</w:t>
+      </w:r>
     </w:p>
     <w:p>
       <w:pPr>

--- a/manuscripts/obstetric-paper-burden/BMJ-HCI-submission.docx
+++ b/manuscripts/obstetric-paper-burden/BMJ-HCI-submission.docx
@@ -58,7 +58,7 @@
         <w:t xml:space="preserve">Word count</w:t>
       </w:r>
       <w:r>
-        <w:t xml:space="preserve"> Abstract 358; main text 5,407 excluding abstract, tables, statements, references and figure legends.</w:t>
+        <w:t xml:space="preserve"> Abstract 358; main text 5,709 excluding abstract, tables, statements, references and figure legends.</w:t>
       </w:r>
     </w:p>
     <w:p>
@@ -83,7 +83,7 @@
         <w:t xml:space="preserve">Figures</w:t>
       </w:r>
       <w:r>
-        <w:t xml:space="preserve"> 4, supplied as separate files. </w:t>
+        <w:t xml:space="preserve"> 5, supplied as separate files. </w:t>
       </w:r>
       <w:r>
         <w:rPr>
@@ -93,7 +93,7 @@
         <w:t xml:space="preserve">References</w:t>
       </w:r>
       <w:r>
-        <w:t xml:space="preserve"> 13.</w:t>
+        <w:t xml:space="preserve"> 14.</w:t>
       </w:r>
     </w:p>
     <w:p>
@@ -194,7 +194,7 @@
         <w:t xml:space="preserve">Results.</w:t>
       </w:r>
       <w:r>
-        <w:t xml:space="preserve"> A care episode generated a mean of 131.3 printed pages (SD 10.5; 95% CI 129.2 to 133.4) on 124.3 sheets, in 45.6 documents. Diagnostic reports accounted for 61.7% of pages and generated clinical record for 13.5%; each referral produced exactly four report pages in every episode. Consumables cost 1,220 HUF net per episode (94.5 million HUF/year nationally), 66.7% of it toner, and paper manufacture accounted for 45.7 tonnes CO2e per year nationally. Printing and filing took an estimated 22.8 minutes per episode: 17.1 FTE nationally (11.4 to 34.3). At steady state the national archive occupied 5,751 m² and immobilised 8.97 billion HUF of property (range 6.90 to 12.34 billion), 95 times the annual consumable spend.</w:t>
+        <w:t xml:space="preserve"> A care episode generated a mean of 131.3 printed pages (SD 10.5; 95% CI 129.2 to 133.4) on 124.3 sheets, in 45.6 documents. Diagnostic reports accounted for 61.7% of pages and generated clinical record for 13.5%; each referral produced exactly four report pages in every episode. Consumables cost 1,220 HUF net per episode (94.5 million HUF/year nationally), 66.7% of it toner, and paper manufacture consumed 899 litres of water and emitted 0.59 kg CO2e per episode, 69,700 m³ and 45.7 tonnes CO2e per year nationally. Printing and filing took an estimated 22.8 minutes per episode: 17.1 FTE nationally (11.4 to 34.3). At steady state the national archive occupied 5,751 m² and immobilised 8.97 billion HUF of property (range 6.90 to 12.34 billion), 95 times the annual consumable spend.</w:t>
       </w:r>
     </w:p>
     <w:p>
@@ -364,7 +364,7 @@
         <w:spacing w:after="100" w:line="320"/>
       </w:pPr>
       <w:r>
-        <w:t xml:space="preserve">Under statutory retention the national archive immobilises 8.97 billion HUF of property and 5,751 m² of hospital floor, equivalent to 320 antenatal consulting rooms, and 95 times the annual consumable spend; paper manufacture adds 45.7 tonnes CO2e per year.</w:t>
+        <w:t xml:space="preserve">Under statutory retention the national archive immobilises 8.97 billion HUF of property and 5,751 m² of hospital floor, equivalent to 320 antenatal consulting rooms, and 95 times the annual consumable spend; paper manufacture consumes 899 litres of water and emits 0.59 kg CO2e per episode.</w:t>
       </w:r>
     </w:p>
     <w:p>
@@ -651,7 +651,7 @@
         <w:t xml:space="preserve">Paper.</w:t>
       </w:r>
       <w:r>
-        <w:t xml:space="preserve"> A4 80 g/m² copier paper under the framework agreements of the centralised public procurement system (KEF), at 1,430–1,460 HUF net per 500-sheet ream — 1,815–1,855 HUF gross — giving a base case of 1,445 HUF net per ream, or 2.89 HUF per sheet [10].</w:t>
+        <w:t xml:space="preserve"> A4 80 g/m² copier paper under the framework agreements of the centralised public procurement system (KEF), at 1,430–1,460 HUF net per 500-sheet ream — 1,815–1,855 HUF gross — giving a base case of 1,445 HUF net per ream, or 2.89 HUF per sheet [6].</w:t>
       </w:r>
     </w:p>
     <w:p>
@@ -701,7 +701,7 @@
         <w:t xml:space="preserve">Archive floor area.</w:t>
       </w:r>
       <w:r>
-        <w:t xml:space="preserve"> 1,560,000 HUF/m², the tax authority (NAV) property valuation applicable to the archive site [11]. This is a capital value — the property the archive immobilises — not an annual rent, and is reported as such.</w:t>
+        <w:t xml:space="preserve"> 1,560,000 HUF/m², the tax authority (NAV) property valuation applicable to the archive site [7]. This is a capital value — the property the archive immobilises — not an annual rent, and is reported as such.</w:t>
       </w:r>
     </w:p>
     <w:p>
@@ -845,7 +845,25 @@
         <w:t xml:space="preserve">Greenhouse-gas emissions.</w:t>
       </w:r>
       <w:r>
-        <w:t xml:space="preserve"> Paper mass was converted to carbon dioxide equivalent using a cradle-to-gate factor of 950 kg CO2e per tonne, the production-weighted mean of a systematic review and meta-analysis of 45 paper-making life-cycle assessments [12]. Sensitivity used the full spread across paper grades in 252 mills, 608 to 1978 kg CO2e per tonne, and the narrower interquartile range for Kraft-based paper, 688 to 1004 [13]. The factor covers paper manufacture only: printing energy, transport, decades of archive conditioning and end-of-life destruction are all excluded, so the emissions reported here are a floor in the same direction as the monetary ones. We report emissions rather than a full life-cycle assessment, which was outside the scope of this study.</w:t>
+        <w:t xml:space="preserve"> Paper mass was converted to carbon dioxide equivalent using a cradle-to-gate factor of 950 kg CO2e per tonne, the production-weighted mean of a systematic review and meta-analysis of 45 paper-making life-cycle assessments [8]. Sensitivity used the full spread across paper grades in 252 mills, 608 to 1978 kg CO2e per tonne, and the narrower interquartile range for Kraft-based paper, 688 to 1004 [9]. The factor covers paper manufacture only: printing energy, transport, decades of archive conditioning and end-of-life destruction are all excluded, so the emissions reported here are a floor in the same direction as the monetary ones. </w:t>
+      </w:r>
+      <w:r>
+        <w:rPr>
+          <w:b/>
+          <w:bCs/>
+        </w:rPr>
+        <w:t xml:space="preserve">Water.</w:t>
+      </w:r>
+      <w:r>
+        <w:t xml:space="preserve"> Paper mass was converted to consumptive (green plus blue) water using 300 to 2600 m³ per tonne, the published range for printing and writing paper accounting for current recovery rates [10]. The source gives a range rather than a central value; we use its midpoint of 1450 m³ per tonne as the point estimate and carry the full range through every reported figure. Grey water, the volume needed to dilute effluent, is not included.</w:t>
+      </w:r>
+    </w:p>
+    <w:p>
+      <w:pPr>
+        <w:spacing w:after="160" w:line="320"/>
+      </w:pPr>
+      <w:r>
+        <w:t xml:space="preserve">We report these two indicators rather than a full life-cycle assessment, which was outside the scope of this study.</w:t>
       </w:r>
     </w:p>
     <w:p>
@@ -3400,7 +3418,7 @@
         <w:t xml:space="preserve">national scale</w:t>
       </w:r>
       <w:r>
-        <w:t xml:space="preserve"> (77,500 births, KSH 2024) it prints 9.01 million pages onto </w:t>
+        <w:t xml:space="preserve"> (77,500 live births in 2024 [11]) it prints 9.01 million pages onto </w:t>
       </w:r>
       <w:r>
         <w:rPr>
@@ -6009,6 +6027,14 @@
         <w:spacing w:after="160" w:line="320"/>
       </w:pPr>
       <w:r>
+        <w:t xml:space="preserve">Costs are 2024 HUF, net of VAT. Printing is charged per printed page at 7 HUF, so duplex printing halves sheets but not pages and saves no toner. Handling time covers referrals and diagnostic reports at 30 s per document and is reported as displaced capacity, not costed; documents handled per episode and handling hours are given in supplementary table S1. Greenhouse-gas emissions are cradle-to-gate for paper manufacture at 950 kg CO2e per tonne and exclude printing energy and end-of-life disposal. Property value is the capital immobilised by the archive at steady state under statutory retention, not an annual rent. Full cost components are given in supplementary table S1.</w:t>
+      </w:r>
+    </w:p>
+    <w:p>
+      <w:pPr>
+        <w:spacing w:after="160" w:line="320"/>
+      </w:pPr>
+      <w:r>
         <w:t xml:space="preserve">Costs are 2024 HUF, net of VAT. Printing is charged per printed page at 7 HUF, so duplex printing halves sheets but not pages and saves no toner. Handling time covers referrals and diagnostic reports at 30 s per document and is reported as displaced capacity, not costed. Greenhouse-gas emissions are cradle-to-gate for paper manufacture at 950 kg CO2e per tonne and exclude printing energy and end-of-life disposal. Property value is the capital immobilised by the archive at steady state under statutory retention, not an annual rent. Full cost components are given in supplementary table S1.</w:t>
       </w:r>
     </w:p>
@@ -6685,6 +6711,14 @@
     </w:p>
     <w:p>
       <w:pPr>
+        <w:spacing w:after="160" w:line="320"/>
+      </w:pPr>
+      <w:r>
+        <w:t xml:space="preserve">National steady-state immobilised property value; base case 8.97 bn HUF. Each parameter is varied alone across the range given in the parameter file, with all others held at base case.</w:t>
+      </w:r>
+    </w:p>
+    <w:p>
+      <w:pPr>
         <w:pStyle w:val="Heading2"/>
         <w:spacing w:after="140" w:before="280"/>
       </w:pPr>
@@ -6886,43 +6920,71 @@
           <w:sz w:val="22"/>
           <w:szCs w:val="22"/>
         </w:rPr>
-        <w:t xml:space="preserve">Greenhouse-gas emissions</w:t>
-      </w:r>
-    </w:p>
-    <w:p>
-      <w:pPr>
-        <w:spacing w:after="160" w:line="320"/>
-      </w:pPr>
-      <w:r>
-        <w:t xml:space="preserve">Paper manufacture for current practice accounts for </w:t>
-      </w:r>
-      <w:r>
-        <w:rPr>
-          <w:b/>
-          <w:bCs/>
-        </w:rPr>
-        <w:t xml:space="preserve">45.7 tonnes CO2e per year nationally</w:t>
-      </w:r>
-      <w:r>
-        <w:t xml:space="preserve"> (sensitivity 29.2 to 95.1 across paper grades; 33.1 to 48.2 across the Kraft interquartile range) and 1.2 tonnes at departmental scale, or </w:t>
-      </w:r>
-      <w:r>
-        <w:rPr>
-          <w:b/>
-          <w:bCs/>
-        </w:rPr>
-        <w:t xml:space="preserve">0.59 kg CO2e per care episode</w:t>
-      </w:r>
-      <w:r>
-        <w:t xml:space="preserve">. Duplex printing halves this to 24.9 tonnes, electronic report delivery reduces it to 9.9 and a paperless pathway to 2.9 (Table 2).</w:t>
-      </w:r>
-    </w:p>
-    <w:p>
-      <w:pPr>
-        <w:spacing w:after="160" w:line="320"/>
-      </w:pPr>
-      <w:r>
-        <w:t xml:space="preserve">These are modest quantities in absolute terms, and we state that plainly rather than inflate them: on its own, the emissions saving is not the reason to change this pathway. The emissions figure earns its place for two other reasons. It converts a physical count into the unit that sustainability reporting now requires, so a department can put a defensible number in an environmental report rather than an estimate. And it points the same way as everything else in this analysis: the reduction tracks the number of pages printed, so the intervention that removes printed copies of electronic results removes 78% of the emissions as well as 78% of the sheets.</w:t>
+        <w:t xml:space="preserve">Environmental footprint</w:t>
+      </w:r>
+    </w:p>
+    <w:p>
+      <w:pPr>
+        <w:spacing w:after="160" w:line="320"/>
+      </w:pPr>
+      <w:r>
+        <w:t xml:space="preserve">Current practice consumes </w:t>
+      </w:r>
+      <w:r>
+        <w:rPr>
+          <w:b/>
+          <w:bCs/>
+        </w:rPr>
+        <w:t xml:space="preserve">899 litres of water and emits 0.59 kg CO2e per care episode</w:t>
+      </w:r>
+      <w:r>
+        <w:t xml:space="preserve">. Nationally this is </w:t>
+      </w:r>
+      <w:r>
+        <w:rPr>
+          <w:b/>
+          <w:bCs/>
+        </w:rPr>
+        <w:t xml:space="preserve">69,700 m³ of water per year</w:t>
+      </w:r>
+      <w:r>
+        <w:t xml:space="preserve"> (range 14,400 to 124,900 across the published factor range) and </w:t>
+      </w:r>
+      <w:r>
+        <w:rPr>
+          <w:b/>
+          <w:bCs/>
+        </w:rPr>
+        <w:t xml:space="preserve">45.7 tonnes CO2e</w:t>
+      </w:r>
+      <w:r>
+        <w:t xml:space="preserve"> (29.2 to 95.1); at departmental scale, 1,798 m³ and 1.2 tonnes. Figure 5 gives both by scenario.</w:t>
+      </w:r>
+    </w:p>
+    <w:p>
+      <w:pPr>
+        <w:spacing w:after="160" w:line="320"/>
+      </w:pPr>
+      <w:r>
+        <w:t xml:space="preserve">The two indicators behave identically because both are driven by paper mass: duplex printing removes 45% of each, electronic report delivery 78%, and a paperless pathway 94%. Their absolute sizes differ in how much they will impress a reader. The greenhouse-gas figure is small — 45.7 tonnes CO2e a year for an entire national obstetric service — and we say so rather than dress it up; on its own it is not a reason to change the pathway. The water figure is the more arresting of the two: </w:t>
+      </w:r>
+      <w:r>
+        <w:rPr>
+          <w:b/>
+          <w:bCs/>
+        </w:rPr>
+        <w:t xml:space="preserve">nearly a cubic metre of water per pregnancy documented</w:t>
+      </w:r>
+      <w:r>
+        <w:t xml:space="preserve">, and a national annual volume equivalent to about 28 Olympic swimming pools, consumed to manufacture paper most of which duplicates data already held electronically.</w:t>
+      </w:r>
+    </w:p>
+    <w:p>
+      <w:pPr>
+        <w:spacing w:after="160" w:line="320"/>
+      </w:pPr>
+      <w:r>
+        <w:t xml:space="preserve">Both are reported because sustainability reporting increasingly requires these units, and because they point the same way as every other outcome in this study: the reduction tracks the number of pages printed, so the intervention that stops printing copies of electronic results removes roughly four-fifths of the environmental burden along with four-fifths of the sheets.</w:t>
       </w:r>
     </w:p>
     <w:p>
@@ -6998,7 +7060,7 @@
         <w:t xml:space="preserve">22.8 minutes of staff handling per episode — 17.1 FTE nationally — and 5,751 m² of hospital floor withdrawn from clinical use.</w:t>
       </w:r>
       <w:r>
-        <w:t xml:space="preserve"> Any analysis that stops at the annual stationery invoice, as cost arguments in this area usually do, sees just over a quarter of the recurrent consumable cost, about one percent of the capital position, and none of the workforce or the space. Greenhouse-gas emissions, at 45.7 tonnes CO2e a year, are the one dimension where the honest answer is that the quantity is small; we report it because environmental reporting requires it and because it moves with the same lever, not because it carries the argument.</w:t>
+        <w:t xml:space="preserve"> Any analysis that stops at the annual stationery invoice, as cost arguments in this area usually do, sees just over a quarter of the recurrent consumable cost, about one percent of the capital position, and none of the workforce or the space. The environmental footprint — 899 litres of water and 0.59 kg CO2e per episode — is reported because sustainability reporting requires those units and because it moves with the same lever; the emissions figure in particular is small in absolute terms and does not carry the argument.</w:t>
       </w:r>
     </w:p>
     <w:p>
@@ -7049,7 +7111,7 @@
         <w:t xml:space="preserve">time</w:t>
       </w:r>
       <w:r>
-        <w:t xml:space="preserve"> inside electronic systems [1,2], and on the design of paper records where they remain in use [6,7]. Our result is complementary rather than contradictory — it prices the artefact rather than the labour — but it also suggests the two literatures have been measuring opposite ends of the same problem and missing the middle.</w:t>
+        <w:t xml:space="preserve"> inside electronic systems [1,2], and on the design of paper records where they remain in use [12,13]. Our result is complementary rather than contradictory — it prices the artefact rather than the labour — but it also suggests the two literatures have been measuring opposite ends of the same problem and missing the middle.</w:t>
       </w:r>
     </w:p>
     <w:p>
@@ -7090,7 +7152,7 @@
         <w:t xml:space="preserve">digital</w:t>
       </w:r>
       <w:r>
-        <w:t xml:space="preserve"> preservation is not a solved problem: format obsolescence, migration obligations, and above all the maintenance of authenticated electronic signatures and timestamps across a 50-year retention period all require active, funded curation from the first day of a project rather than as an afterthought. Cyber risk is real and its failure mode is a forced reversion to exactly the paper process being replaced, as documented in a solo practice that spent three months on paper after a ransomware attack [8]. And usability is not a soft consideration: hospitals with poorer electronic record usability show significantly higher odds of nurse burnout (OR 1.41, 95% CI 1.21–1.64) and of surgical inpatient mortality (OR 1.21, 95% CI 1.09–1.35) [3]. A badly implemented paperless pathway can plausibly cost more, in the currency that matters, than the paper it removes.</w:t>
+        <w:t xml:space="preserve"> preservation is not a solved problem: format obsolescence, migration obligations, and above all the maintenance of authenticated electronic signatures and timestamps across a 50-year retention period all require active, funded curation from the first day of a project rather than as an afterthought. Cyber risk is real and its failure mode is a forced reversion to exactly the paper process being replaced, as documented in a solo practice that spent three months on paper after a ransomware attack [14]. And usability is not a soft consideration: hospitals with poorer electronic record usability show significantly higher odds of nurse burnout (OR 1.41, 95% CI 1.21–1.64) and of surgical inpatient mortality (OR 1.21, 95% CI 1.09–1.35) [3]. A badly implemented paperless pathway can plausibly cost more, in the currency that matters, than the paper it removes.</w:t>
       </w:r>
     </w:p>
     <w:p>
@@ -7236,10 +7298,10 @@
           <w:i/>
           <w:iCs/>
         </w:rPr>
-        <w:t xml:space="preserve">Emissions are a factor-based estimate, not a life-cycle assessment.</w:t>
-      </w:r>
-      <w:r>
-        <w:t xml:space="preserve"> A single cradle-to-gate factor is applied to paper mass. Printing energy, transport, archive conditioning over decades and end-of-life destruction are excluded, and the grade-level spread in the source data is wide (608 to 1978 kg CO2e per tonne), so the figure is an order of magnitude rather than a measurement. Water and land-use footprints were considered and omitted: we could not identify a per-tonne figure we were willing to cite, and reporting an unsourced number beside a sourced one would misrepresent the confidence of both.</w:t>
+        <w:t xml:space="preserve">The environmental figures are factor-based estimates, not a life-cycle assessment.</w:t>
+      </w:r>
+      <w:r>
+        <w:t xml:space="preserve"> Single published factors are applied to paper mass. Printing energy, transport, decades of archive conditioning and end-of-life destruction are excluded from both indicators, and grey water is excluded from the water figure. The published spreads are wide — 608 to 1978 kg CO2e per tonne and 300 to 2600 m³ per tonne — and the water factor has no published central value, so we used the midpoint of its range. Both indicators are therefore orders of magnitude rather than measurements, and Figure 5 shows the full range rather than the point estimate alone. Land use was considered and omitted for want of a factor we were willing to cite.</w:t>
       </w:r>
     </w:p>
     <w:p>
@@ -7624,7 +7686,7 @@
         <w:ind w:left="420" w:hanging="420"/>
       </w:pPr>
       <w:r>
-        <w:t xml:space="preserve">6. Muinga N, Abejirinde IO, Paton C, et al. Designing paper-based records to improve the quality of nursing documentation in hospitals: a scoping review. J Clin Nurs 2021;30:56-71. doi:10.1111/jocn.15545</w:t>
+        <w:t xml:space="preserve">6. Közbeszerzési és Ellátási Főigazgatóság. Framework agreement price list, A4 80 g/m2 copier paper, 500-sheet ream. https://www.parlament.hu/documents/d/guest/10_2023_megrendelo ⟦Add accessed date.⟧</w:t>
       </w:r>
     </w:p>
     <w:p>
@@ -7633,7 +7695,7 @@
         <w:ind w:left="420" w:hanging="420"/>
       </w:pPr>
       <w:r>
-        <w:t xml:space="preserve">7. Avila-Alvarez A, Ruiz Campillo CW, Zeballos-Sarrato G, et al. Time to improve documentation of neonatal resuscitation: a narrative review. Minerva Pediatr (Torino) 2022. doi:10.23736/S2724-5276.22.06914-2</w:t>
+        <w:t xml:space="preserve">7. Nemzeti Adó- és Vámhivatal. Property valuation for the archive site, 1 560 000 HUF/m2. ⟦Add valuation reference and date.⟧</w:t>
       </w:r>
     </w:p>
     <w:p>
@@ -7642,7 +7704,7 @@
         <w:ind w:left="420" w:hanging="420"/>
       </w:pPr>
       <w:r>
-        <w:t xml:space="preserve">8. Bujold E. You have been hacked! Ann Fam Med 2023;21:85-7. doi:10.1370/afm.2906</w:t>
+        <w:t xml:space="preserve">8. Sun M, Wang Y, Shi L, et al. Uncovering energy use, carbon emissions and environmental burdens of pulp and paper industry: a systematic review and meta-analysis. Renew Sustain Energy Rev 2018;92:823-33. doi:10.1016/j.rser.2018.04.036</w:t>
       </w:r>
     </w:p>
     <w:p>
@@ -7651,7 +7713,7 @@
         <w:ind w:left="420" w:hanging="420"/>
       </w:pPr>
       <w:r>
-        <w:t xml:space="preserve">9. Hungarian Central Statistical Office. Live births, total fertility rate. Budapest: KSH 2025. ⟦Add stadat table URL and accessed date.⟧</w:t>
+        <w:t xml:space="preserve">9. Tomberlin KE, Venditti R, Yao Y. Life cycle carbon footprint analysis of pulp and paper grades in the United States using production-line-based data and integration. BioResources 2020;15:3899-914. doi:10.15376/biores.15.2.3899-3914</w:t>
       </w:r>
     </w:p>
     <w:p>
@@ -7660,7 +7722,7 @@
         <w:ind w:left="420" w:hanging="420"/>
       </w:pPr>
       <w:r>
-        <w:t xml:space="preserve">10. Közbeszerzési és Ellátási Főigazgatóság. Framework agreement price list, A4 80 g/m2 copier paper, 500-sheet ream. https://www.parlament.hu/documents/d/guest/10_2023_megrendelo ⟦Add accessed date.⟧</w:t>
+        <w:t xml:space="preserve">10. van Oel PR, Hoekstra AY. Towards quantification of the water footprint of paper: a first estimate of its consumptive component. Water Resour Manag 2012;26:733-49. doi:10.1007/s11269-011-9942-7</w:t>
       </w:r>
     </w:p>
     <w:p>
@@ -7669,7 +7731,7 @@
         <w:ind w:left="420" w:hanging="420"/>
       </w:pPr>
       <w:r>
-        <w:t xml:space="preserve">11. Nemzeti Adó- és Vámhivatal. Property valuation for the archive site, 1 560 000 HUF/m2. ⟦Add valuation reference and date.⟧</w:t>
+        <w:t xml:space="preserve">11. Hungarian Central Statistical Office. Live births, total fertility rate. Budapest: KSH 2025. ⟦Add stadat table URL and accessed date.⟧</w:t>
       </w:r>
     </w:p>
     <w:p>
@@ -7678,7 +7740,7 @@
         <w:ind w:left="420" w:hanging="420"/>
       </w:pPr>
       <w:r>
-        <w:t xml:space="preserve">12. Sun M, Wang Y, Shi L, et al. Uncovering energy use, carbon emissions and environmental burdens of pulp and paper industry: a systematic review and meta-analysis. Renew Sustain Energy Rev 2018;92:823-33. doi:10.1016/j.rser.2018.04.036</w:t>
+        <w:t xml:space="preserve">12. Muinga N, Abejirinde IO, Paton C, et al. Designing paper-based records to improve the quality of nursing documentation in hospitals: a scoping review. J Clin Nurs 2021;30:56-71. doi:10.1111/jocn.15545</w:t>
       </w:r>
     </w:p>
     <w:p>
@@ -7687,25 +7749,16 @@
         <w:ind w:left="420" w:hanging="420"/>
       </w:pPr>
       <w:r>
-        <w:t xml:space="preserve">13. Tomberlin KE, Venditti R, Yao Y. Life cycle carbon footprint analysis of pulp and paper grades in the United States using production-line-based data and integration. BioResources 2020;15:3899-914. doi:10.15376/biores.15.2.3899-3914</w:t>
-      </w:r>
-    </w:p>
-    <w:p>
-      <w:pPr>
-        <w:spacing w:after="160" w:line="320"/>
-      </w:pPr>
-      <w:r>
-        <w:t xml:space="preserve">⟦</w:t>
-      </w:r>
-      <w:r>
-        <w:rPr>
-          <w:b/>
-          <w:bCs/>
-        </w:rPr>
-        <w:t xml:space="preserve">References still to add:</w:t>
-      </w:r>
-      <w:r>
-        <w:t xml:space="preserve"> the Hungarian decree governing the 30/50/70-year retention periods, and the national health technology assessment guideline specifying the 3.7% discount rate.⟧</w:t>
+        <w:t xml:space="preserve">13. Avila-Alvarez A, Ruiz Campillo CW, Zeballos-Sarrato G, et al. Time to improve documentation of neonatal resuscitation: a narrative review. Minerva Pediatr (Torino) 2022. doi:10.23736/S2724-5276.22.06914-2</w:t>
+      </w:r>
+    </w:p>
+    <w:p>
+      <w:pPr>
+        <w:spacing w:after="100" w:line="300"/>
+        <w:ind w:left="420" w:hanging="420"/>
+      </w:pPr>
+      <w:r>
+        <w:t xml:space="preserve">14. Bujold E. You have been hacked! Ann Fam Med 2023;21:85-7. doi:10.1370/afm.2906</w:t>
       </w:r>
     </w:p>
     <w:p>
@@ -7750,7 +7803,7 @@
         <w:t xml:space="preserve">Figure 2.</w:t>
       </w:r>
       <w:r>
-        <w:t xml:space="preserve"> Distribution of total printed pages per care episode (n = 100). Dashed line, mean 131.3 pages. The distribution is symmetric and narrow (IQR 124–138), indicating that documentation volume behaves as a near-fixed cost of the care pathway.</w:t>
+        <w:t xml:space="preserve"> Distribution of total printed pages per care episode (n = 100). Dashed line, mean 131.3 pages. The distribution is symmetric and narrow (IQR 124 to 138), indicating that documentation volume behaves as a near-fixed cost of the care pathway.</w:t>
       </w:r>
     </w:p>
     <w:p>
@@ -7765,7 +7818,7 @@
         <w:t xml:space="preserve">Figure 3.</w:t>
       </w:r>
       <w:r>
-        <w:t xml:space="preserve"> Annual national paper consumption by scenario, at 77,500 care episodes per year. Percentages are reductions relative to current practice. At departmental scale (2,000 episodes/year) the same scenarios correspond to 1.24, 0.68, 0.27 and 0.08 tonnes per year. Note that the mass reduction under duplex printing does not carry through to consumable cost, because toner is charged per printed page (Table 2).</w:t>
+        <w:t xml:space="preserve"> Annual national paper consumption by scenario, at 77,500 care episodes per year. Percentages are reductions relative to current practice. At departmental scale (2,000 episodes per year) the same scenarios correspond to 1.24, 0.68, 0.27 and 0.08 tonnes per year. The mass reduction under duplex printing does not carry through to consumable cost, because toner is charged per printed page (Table 2).</w:t>
       </w:r>
     </w:p>
     <w:p>
@@ -7781,6 +7834,21 @@
       </w:r>
       <w:r>
         <w:t xml:space="preserve"> Cumulative national archive floor area by scenario, at constant annual volume, before any retention period expires. Slopes are 963, 525, 210 and 62 linear metres of shelving per year respectively.</w:t>
+      </w:r>
+    </w:p>
+    <w:p>
+      <w:pPr>
+        <w:spacing w:after="160" w:line="320"/>
+      </w:pPr>
+      <w:r>
+        <w:rPr>
+          <w:b/>
+          <w:bCs/>
+        </w:rPr>
+        <w:t xml:space="preserve">Figure 5.</w:t>
+      </w:r>
+      <w:r>
+        <w:t xml:space="preserve"> Environmental footprint of paper manufacture by scenario, at national scale (77,500 care episodes per year). Greenhouse-gas emissions and water consumption are shown in separate panels because they are measured on different scales. Bars are the point estimate; whiskers span the full published factor range, which is the dominant uncertainty in both indicators. At departmental scale (2,000 episodes per year) the values are 1/38.75 of those shown.</w:t>
       </w:r>
     </w:p>
     <w:p>
@@ -7818,7 +7886,7 @@
         <w:t xml:space="preserve">Supplementary table S1.</w:t>
       </w:r>
       <w:r>
-        <w:t xml:space="preserve"> Full cost, staff-time and space breakdown by scenario, at departmental and national scale. Cited in Results.</w:t>
+        <w:t xml:space="preserve"> Full cost, staff-time, space and environmental breakdown by scenario, at departmental and national scale. Cited in Results.</w:t>
       </w:r>
     </w:p>
     <w:sectPr>

--- a/manuscripts/obstetric-paper-burden/BMJ-HCI-submission.docx
+++ b/manuscripts/obstetric-paper-burden/BMJ-HCI-submission.docx
@@ -58,7 +58,7 @@
         <w:t xml:space="preserve">Word count</w:t>
       </w:r>
       <w:r>
-        <w:t xml:space="preserve"> Abstract 358; main text 5,709 excluding abstract, tables, statements, references and figure legends.</w:t>
+        <w:t xml:space="preserve"> Abstract 358; main text 6,150 excluding abstract, tables, statements, references and figure legends.</w:t>
       </w:r>
     </w:p>
     <w:p>
@@ -93,7 +93,7 @@
         <w:t xml:space="preserve">References</w:t>
       </w:r>
       <w:r>
-        <w:t xml:space="preserve"> 14.</w:t>
+        <w:t xml:space="preserve"> 17.</w:t>
       </w:r>
     </w:p>
     <w:p>
@@ -403,6 +403,19 @@
       </w:pPr>
       <w:r>
         <w:t xml:space="preserve">Electronic delivery of diagnostic reports is the only intervention that reduces consumables, capital, staff time and floor area together, which makes report delivery — not clinical charting — the target for digitisation in this pathway.</w:t>
+      </w:r>
+    </w:p>
+    <w:p>
+      <w:pPr>
+        <w:pStyle w:val="ListParagraph"/>
+        <w:numPr>
+          <w:ilvl w:val="0"/>
+          <w:numId w:val="1"/>
+        </w:numPr>
+        <w:spacing w:after="100" w:line="320"/>
+      </w:pPr>
+      <w:r>
+        <w:t xml:space="preserve">Beyond cost, paper records can be misread, misfiled, lost or degraded across a retention period measured in decades; published audits show that scanning paper does not remove these failure modes, so the case rests on capturing data electronically at source.</w:t>
       </w:r>
     </w:p>
     <w:p>
@@ -6035,6 +6048,14 @@
         <w:spacing w:after="160" w:line="320"/>
       </w:pPr>
       <w:r>
+        <w:t xml:space="preserve">Costs are 2024 HUF, net of VAT. Printing is charged per printed page at 7 HUF, so duplex printing halves sheets but not pages and saves no toner. Handling time covers referrals and diagnostic reports at 30 s per document and is reported as displaced capacity, not costed; documents handled per episode and handling hours are given in supplementary table S1. Greenhouse-gas emissions are cradle-to-gate for paper manufacture at 950 kg CO2e per tonne and exclude printing energy and end-of-life disposal. Property value is the capital immobilised by the archive at steady state under statutory retention, not an annual rent. Full cost components are given in supplementary table S1.</w:t>
+      </w:r>
+    </w:p>
+    <w:p>
+      <w:pPr>
+        <w:spacing w:after="160" w:line="320"/>
+      </w:pPr>
+      <w:r>
         <w:t xml:space="preserve">Costs are 2024 HUF, net of VAT. Printing is charged per printed page at 7 HUF, so duplex printing halves sheets but not pages and saves no toner. Handling time covers referrals and diagnostic reports at 30 s per document and is reported as displaced capacity, not costed. Greenhouse-gas emissions are cradle-to-gate for paper manufacture at 950 kg CO2e per tonne and exclude printing energy and end-of-life disposal. Property value is the capital immobilised by the archive at steady state under statutory retention, not an annual rent. Full cost components are given in supplementary table S1.</w:t>
       </w:r>
     </w:p>
@@ -6719,6 +6740,14 @@
     </w:p>
     <w:p>
       <w:pPr>
+        <w:spacing w:after="160" w:line="320"/>
+      </w:pPr>
+      <w:r>
+        <w:t xml:space="preserve">National steady-state immobilised property value; base case 8.97 bn HUF. Each parameter is varied alone across the range given in the parameter file, with all others held at base case.</w:t>
+      </w:r>
+    </w:p>
+    <w:p>
+      <w:pPr>
         <w:pStyle w:val="Heading2"/>
         <w:spacing w:after="140" w:before="280"/>
       </w:pPr>
@@ -7134,6 +7163,91 @@
           <w:sz w:val="22"/>
           <w:szCs w:val="22"/>
         </w:rPr>
+        <w:t xml:space="preserve">Record integrity: what paper costs beyond money</w:t>
+      </w:r>
+    </w:p>
+    <w:p>
+      <w:pPr>
+        <w:spacing w:after="160" w:line="320"/>
+      </w:pPr>
+      <w:r>
+        <w:t xml:space="preserve">This study measured cost, not safety, and nothing in our data speaks to error rates. But a costing that stops at money understates the case against paper in a second way, because the paper record carries four failure modes that a natively electronic one does not.</w:t>
+      </w:r>
+    </w:p>
+    <w:p>
+      <w:pPr>
+        <w:spacing w:after="160" w:line="320"/>
+      </w:pPr>
+      <w:r>
+        <w:t xml:space="preserve">It can be </w:t>
+      </w:r>
+      <w:r>
+        <w:rPr>
+          <w:b/>
+          <w:bCs/>
+        </w:rPr>
+        <w:t xml:space="preserve">misread</w:t>
+      </w:r>
+      <w:r>
+        <w:t xml:space="preserve">. In 405 general surgical operation notes, 8.3% of the handwritten ones were illegible and none of the electronic ones were, and electronic notes were more complete on 17 of 18 quality criteria (p&lt;0.001) [14]. In 398 prescriptions, errors were found in 35.7% of handwritten against 2.5% of electronic ones [15]. Obstetric documentation is written under the conditions that produce this — at speed, often at night, sometimes with gloves on.</w:t>
+      </w:r>
+    </w:p>
+    <w:p>
+      <w:pPr>
+        <w:spacing w:after="160" w:line="320"/>
+      </w:pPr>
+      <w:r>
+        <w:t xml:space="preserve">It can be </w:t>
+      </w:r>
+      <w:r>
+        <w:rPr>
+          <w:b/>
+          <w:bCs/>
+        </w:rPr>
+        <w:t xml:space="preserve">misfiled or lost</w:t>
+      </w:r>
+      <w:r>
+        <w:t xml:space="preserve">, and here the evidence carries a warning for the intervention as much as for the status quo. In an audit of 100 patients whose paper records had been scanned into an electronic document management system, 5% of operation notes were missing outright and 80% were filed in the wrong section [16]. Scanning paper is not the remedy; capturing data electronically in the first place is. That distinction matters for scenario S2, which retrieves reports from the national exchange rather than scanning printed copies of them.</w:t>
+      </w:r>
+    </w:p>
+    <w:p>
+      <w:pPr>
+        <w:spacing w:after="160" w:line="320"/>
+      </w:pPr>
+      <w:r>
+        <w:t xml:space="preserve">It can </w:t>
+      </w:r>
+      <w:r>
+        <w:rPr>
+          <w:b/>
+          <w:bCs/>
+        </w:rPr>
+        <w:t xml:space="preserve">degrade</w:t>
+      </w:r>
+      <w:r>
+        <w:t xml:space="preserve">. Our own retention analysis makes this concrete: a record must remain legible for 30 to 50 years, and thermal cardiotocograph traces, ballpoint ink and carbon copies are not designed to. We have no data on how much of an archive survives legibly, which is precisely why we propose the legibility audit below.</w:t>
+      </w:r>
+    </w:p>
+    <w:p>
+      <w:pPr>
+        <w:spacing w:after="160" w:line="320"/>
+      </w:pPr>
+      <w:r>
+        <w:t xml:space="preserve">None of this is a finding of ours, and all of it must be weighed against the risks digitisation introduces, which is the subject of the next section.</w:t>
+      </w:r>
+    </w:p>
+    <w:p>
+      <w:pPr>
+        <w:pStyle w:val="Heading2"/>
+        <w:spacing w:after="140" w:before="280"/>
+      </w:pPr>
+      <w:r>
+        <w:rPr>
+          <w:b/>
+          <w:bCs/>
+          <w:sz w:val="22"/>
+          <w:szCs w:val="22"/>
+        </w:rPr>
         <w:t xml:space="preserve">The other side of the ledger</w:t>
       </w:r>
     </w:p>
@@ -7152,7 +7266,7 @@
         <w:t xml:space="preserve">digital</w:t>
       </w:r>
       <w:r>
-        <w:t xml:space="preserve"> preservation is not a solved problem: format obsolescence, migration obligations, and above all the maintenance of authenticated electronic signatures and timestamps across a 50-year retention period all require active, funded curation from the first day of a project rather than as an afterthought. Cyber risk is real and its failure mode is a forced reversion to exactly the paper process being replaced, as documented in a solo practice that spent three months on paper after a ransomware attack [14]. And usability is not a soft consideration: hospitals with poorer electronic record usability show significantly higher odds of nurse burnout (OR 1.41, 95% CI 1.21–1.64) and of surgical inpatient mortality (OR 1.21, 95% CI 1.09–1.35) [3]. A badly implemented paperless pathway can plausibly cost more, in the currency that matters, than the paper it removes.</w:t>
+        <w:t xml:space="preserve"> preservation is not a solved problem: format obsolescence, migration obligations, and above all the maintenance of authenticated electronic signatures and timestamps across a 50-year retention period all require active, funded curation from the first day of a project rather than as an afterthought. Cyber risk is real and its failure mode is a forced reversion to exactly the paper process being replaced, as documented in a solo practice that spent three months on paper after a ransomware attack [17]. And usability is not a soft consideration: hospitals with poorer electronic record usability show significantly higher odds of nurse burnout (OR 1.41, 95% CI 1.21–1.64) and of surgical inpatient mortality (OR 1.21, 95% CI 1.09–1.35) [3]. A badly implemented paperless pathway can plausibly cost more, in the currency that matters, than the paper it removes.</w:t>
       </w:r>
     </w:p>
     <w:p>
@@ -7758,7 +7872,34 @@
         <w:ind w:left="420" w:hanging="420"/>
       </w:pPr>
       <w:r>
-        <w:t xml:space="preserve">14. Bujold E. You have been hacked! Ann Fam Med 2023;21:85-7. doi:10.1370/afm.2906</w:t>
+        <w:t xml:space="preserve">14. Ekowo O, Hammenga C, Altaf K, et al. A cross-sectional retrospective study comparing handwritten operation notes with electronic operation notes. Ann R Coll Surg Engl 2022;105:35-42. doi:10.1308/rcsann.2022.0066</w:t>
+      </w:r>
+    </w:p>
+    <w:p>
+      <w:pPr>
+        <w:spacing w:after="100" w:line="300"/>
+        <w:ind w:left="420" w:hanging="420"/>
+      </w:pPr>
+      <w:r>
+        <w:t xml:space="preserve">15. Albarrak AI, Al Rashidi EA, Fatani RK, et al. Assessment of legibility and completeness of handwritten and electronic prescriptions. Saudi Pharm J 2014;22:522-7. doi:10.1016/j.jsps.2014.02.013</w:t>
+      </w:r>
+    </w:p>
+    <w:p>
+      <w:pPr>
+        <w:spacing w:after="100" w:line="300"/>
+        <w:ind w:left="420" w:hanging="420"/>
+      </w:pPr>
+      <w:r>
+        <w:t xml:space="preserve">16. Murphy C, Keogh IJ. The evolution of the medical record from paper to digital: an ENT perspective. J Laryngol Otol 2022;137:246-8. doi:10.1017/S0022215122002018</w:t>
+      </w:r>
+    </w:p>
+    <w:p>
+      <w:pPr>
+        <w:spacing w:after="100" w:line="300"/>
+        <w:ind w:left="420" w:hanging="420"/>
+      </w:pPr>
+      <w:r>
+        <w:t xml:space="preserve">17. Bujold E. You have been hacked! Ann Fam Med 2023;21:85-7. doi:10.1370/afm.2906</w:t>
       </w:r>
     </w:p>
     <w:p>

--- a/manuscripts/obstetric-paper-burden/BMJ-HCI-submission.docx
+++ b/manuscripts/obstetric-paper-burden/BMJ-HCI-submission.docx
@@ -7929,7 +7929,7 @@
         <w:t xml:space="preserve">Figure 1.</w:t>
       </w:r>
       <w:r>
-        <w:t xml:space="preserve"> Mean printed pages per care episode by document family, split by document role. Diagnostic reports (solid fill) account for 61.7% of all pages; referrals (hatched) for 13.4%; clinical records (dotted) for 24.9%. Each diagnostic referral generates exactly four report pages.</w:t>
+        <w:t xml:space="preserve"> Mean printed pages per care episode by document family, split by document role. Values are per care episode and therefore independent of departmental or national volume. Diagnostic reports (solid fill) account for 61.7% of all pages; referrals (hatched) for 13.4%; clinical records (dotted) for 24.9%. Each diagnostic referral generates exactly four report pages.</w:t>
       </w:r>
     </w:p>
     <w:p>
@@ -7944,7 +7944,7 @@
         <w:t xml:space="preserve">Figure 2.</w:t>
       </w:r>
       <w:r>
-        <w:t xml:space="preserve"> Distribution of total printed pages per care episode (n = 100). Dashed line, mean 131.3 pages. The distribution is symmetric and narrow (IQR 124 to 138), indicating that documentation volume behaves as a near-fixed cost of the care pathway.</w:t>
+        <w:t xml:space="preserve"> Distribution of total printed pages per care episode in the study sample (n = 100). Dashed line, mean 131.3 pages. The distribution is symmetric and narrow (IQR 124 to 138), indicating that documentation volume behaves as a near-fixed cost of the care pathway.</w:t>
       </w:r>
     </w:p>
     <w:p>

--- a/manuscripts/obstetric-paper-burden/BMJ-HCI-submission.docx
+++ b/manuscripts/obstetric-paper-burden/BMJ-HCI-submission.docx
@@ -58,7 +58,7 @@
         <w:t xml:space="preserve">Word count</w:t>
       </w:r>
       <w:r>
-        <w:t xml:space="preserve"> Abstract 358; main text 6,150 excluding abstract, tables, statements, references and figure legends.</w:t>
+        <w:t xml:space="preserve"> Abstract 359; main text 4,061 excluding abstract, tables, statements, references and figure legends.</w:t>
       </w:r>
     </w:p>
     <w:p>
@@ -73,7 +73,7 @@
         <w:t xml:space="preserve">Tables</w:t>
       </w:r>
       <w:r>
-        <w:t xml:space="preserve"> 3 in-text, 1 supplementary. </w:t>
+        <w:t xml:space="preserve"> 3 in-text, 2 supplementary. </w:t>
       </w:r>
       <w:r>
         <w:rPr>
@@ -194,7 +194,7 @@
         <w:t xml:space="preserve">Results.</w:t>
       </w:r>
       <w:r>
-        <w:t xml:space="preserve"> A care episode generated a mean of 131.3 printed pages (SD 10.5; 95% CI 129.2 to 133.4) on 124.3 sheets, in 45.6 documents. Diagnostic reports accounted for 61.7% of pages and generated clinical record for 13.5%; each referral produced exactly four report pages in every episode. Consumables cost 1,220 HUF net per episode (94.5 million HUF/year nationally), 66.7% of it toner, and paper manufacture consumed 899 litres of water and emitted 0.59 kg CO2e per episode, 69,700 m³ and 45.7 tonnes CO2e per year nationally. Printing and filing took an estimated 22.8 minutes per episode: 17.1 FTE nationally (11.4 to 34.3). At steady state the national archive occupied 5,751 m² and immobilised 8.97 billion HUF of property (range 6.90 to 12.34 billion), 95 times the annual consumable spend.</w:t>
+        <w:t xml:space="preserve"> A care episode generated a mean of 131.3 printed pages (SD 10.5; 95% CI 129.2 to 133.4) on 124.3 sheets, in 45.6 documents. Diagnostic reports accounted for 61.7% of pages and generated clinical record for 13.5%; each referral produced exactly four report pages in every episode. Consumables cost 1,220 HUF net per episode (94.5 million HUF/year nationally), 66.7% of it toner; printing and filing took an estimated 22.8 minutes per episode, 17.1 FTE nationally; and paper manufacture consumed 899 litres of water and emitted 0.59 kg CO2e per episode. At steady state the national archive occupied 5,751 m² and immobilised 8.97 billion HUF of property (range 6.90 to 12.34 billion), 95 times the annual consumable spend.</w:t>
       </w:r>
     </w:p>
     <w:p>
@@ -459,40 +459,32 @@
         <w:spacing w:after="160" w:line="320"/>
       </w:pPr>
       <w:r>
-        <w:t xml:space="preserve">Health systems across Europe have spent two decades building national electronic health infrastructures, and Hungary's Electronic Health Service Space (EESZT) is among the more complete of them: laboratory results, imaging reports, discharge summaries and prescriptions are uploaded centrally and are legally retrievable at the point of care. Yet in obstetric and antenatal care the paper has not gone away. Referrals are printed, carried and filed; results already present in the national exchange are printed again on arrival and filed a second time; and the resulting dossier is retained for decades because obstetric liability horizons are long.</w:t>
-      </w:r>
-    </w:p>
-    <w:p>
-      <w:pPr>
-        <w:spacing w:after="160" w:line="320"/>
-      </w:pPr>
-      <w:r>
-        <w:t xml:space="preserve">The economic case for removing that paper is made surprisingly often and measured surprisingly rarely. Costing arguments in this area typically begin from an assumed number of pages per patient, and the assumption is rarely traced to a count. This matters because the two candidate answers differ by an order of magnitude in their policy implications: if a care episode generates a few dozen pages, paper is a rounding error and digitisation must be justified on clinical grounds alone; if it generates well over a hundred, and if those pages are then held under statutory retention for thirty to fifty years, the accumulated physical footprint becomes a capital question rather than a stationery question.</w:t>
-      </w:r>
-    </w:p>
-    <w:p>
-      <w:pPr>
-        <w:spacing w:after="160" w:line="320"/>
-      </w:pPr>
-      <w:r>
-        <w:t xml:space="preserve">The second gap is structural. Most published work on documentation burden concerns clinician time inside electronic systems — task switching, after-hours charting, and the usability failures that drive burnout and are associated with worse patient outcomes [1-3]. Far less attention has gone to the physical artefact: how many sheets a pathway actually produces, what proportion of them are duplicates of data that already exist electronically, and what happens to them across a retention period longer than most clinicians' careers. Guidance on how to cost such resource use exists and is explicit that bottom-up micro-costing is the appropriate method where the resource is countable and the unit price is known [4,5]; it has simply not been applied here.</w:t>
-      </w:r>
-    </w:p>
-    <w:p>
-      <w:pPr>
-        <w:spacing w:after="160" w:line="320"/>
-      </w:pPr>
-      <w:r>
-        <w:t xml:space="preserve">We therefore set out to answer three questions. How many printed pages does one obstetric care episode actually generate? What is the composition of that output — how much of it is clinical record and how much is a printed copy of an electronic result? And what does the resulting volume cost, once the statutory retention period is priced not as an abstraction but as square metres of building?</w:t>
-      </w:r>
-    </w:p>
-    <w:p>
-      <w:pPr>
-        <w:pBdr>
-          <w:bottom w:val="single" w:color="CCCCCC" w:sz="6"/>
-        </w:pBdr>
-        <w:spacing w:after="200" w:before="200"/>
-      </w:pPr>
+        <w:t xml:space="preserve">Health systems across Europe have spent two decades building national electronic health infrastructures, and Hungary's Electronic Health Service Space is among the more complete: laboratory results, imaging reports, discharge summaries and prescriptions are uploaded centrally and are legally retrievable at the point of care. Yet in obstetric and antenatal care the paper has not gone away. Referrals are printed, carried and filed; results already present in the national exchange are printed again on arrival and filed a second time; and the resulting dossier is retained for decades because obstetric liability horizons are long.</w:t>
+      </w:r>
+    </w:p>
+    <w:p>
+      <w:pPr>
+        <w:spacing w:after="160" w:line="320"/>
+      </w:pPr>
+      <w:r>
+        <w:t xml:space="preserve">The economic case for removing that paper is made often and measured rarely. Costing arguments here typically begin from an assumed number of pages per patient, and the assumption is rarely traced to a count. This matters because the candidate answers differ by an order of magnitude in what they imply: if an episode generates a few dozen pages, paper is a rounding error and digitisation must be justified on clinical grounds alone; if it generates well over a hundred, and those pages are then held under statutory retention for thirty to fifty years, the accumulated footprint becomes a capital question rather than a stationery one.</w:t>
+      </w:r>
+    </w:p>
+    <w:p>
+      <w:pPr>
+        <w:spacing w:after="160" w:line="320"/>
+      </w:pPr>
+      <w:r>
+        <w:t xml:space="preserve">The second gap is structural. Most published work on documentation burden concerns clinician time inside electronic systems — task switching, after-hours charting, and the usability failures that drive burnout and are associated with worse patient outcomes [1-3]. Far less attention has gone to the physical artefact: how many sheets a pathway produces, what proportion duplicate data that already exist electronically, and what happens to them across a retention period longer than most clinicians' careers. Guidance on costing such resource use exists and is explicit that bottom-up micro-costing suits a countable resource with a known unit price [4,5]; it has simply not been applied here.</w:t>
+      </w:r>
+    </w:p>
+    <w:p>
+      <w:pPr>
+        <w:spacing w:after="160" w:line="320"/>
+      </w:pPr>
+      <w:r>
+        <w:t xml:space="preserve">We therefore asked three questions. How many printed pages does one obstetric care episode generate? How much of that output is clinical record and how much a printed copy of an electronic result? And what does the resulting volume cost, once statutory retention is priced not as an abstraction but as square metres of hospital building?</w:t>
+      </w:r>
     </w:p>
     <w:p>
       <w:pPr>
@@ -529,17 +521,27 @@
         <w:spacing w:after="160" w:line="320"/>
       </w:pPr>
       <w:r>
-        <w:t xml:space="preserve">Retrospective observational bottom-up micro-costing study of documentation output, conducted in ⟦setting: institution, unit, country⟧. Reporting follows STROBE for the observational component and the costing-method taxonomy of Špacírová et al. [4] for the economic component. The unit of analysis is the </w:t>
+        <w:t xml:space="preserve">Retrospective observational bottom-up micro-costing study of documentation output in ⟦setting: institution, unit, country⟧, reported following STROBE and the costing-method taxonomy of Špacírová </w:t>
       </w:r>
       <w:r>
         <w:rPr>
           <w:i/>
           <w:iCs/>
         </w:rPr>
+        <w:t xml:space="preserve">et al</w:t>
+      </w:r>
+      <w:r>
+        <w:t xml:space="preserve"> [4]. The unit of analysis is the </w:t>
+      </w:r>
+      <w:r>
+        <w:rPr>
+          <w:i/>
+          <w:iCs/>
+        </w:rPr>
         <w:t xml:space="preserve">care episode</w:t>
       </w:r>
       <w:r>
-        <w:t xml:space="preserve">: one pregnancy followed to delivery, together with all paper documents generated for it in the antenatal and delivery pathway.</w:t>
+        <w:t xml:space="preserve">: one pregnancy followed to delivery, with all paper documents generated for it in the antenatal and delivery pathway. Full derivations are given in the supplementary methods.</w:t>
       </w:r>
     </w:p>
     <w:p>
@@ -557,7 +559,7 @@
         <w:t xml:space="preserve">Author to specify:</w:t>
       </w:r>
       <w:r>
-        <w:t xml:space="preserve"> the sampling frame and period — whether the 100 episodes were consecutive, and over what calendar interval; and any exclusions (multiple pregnancy, transfer of care, pregnancy loss). This is the single most important remaining gap in the Methods and reviewers will ask for it.⟧</w:t>
+        <w:t xml:space="preserve"> the sampling frame and period — whether the 100 episodes were consecutive, over what interval, and with what exclusions. This is the largest remaining gap in the Methods.⟧</w:t>
       </w:r>
     </w:p>
     <w:p>
@@ -580,15 +582,15 @@
         <w:spacing w:after="160" w:line="320"/>
       </w:pPr>
       <w:r>
-        <w:t xml:space="preserve">For each episode we counted printed A4 pages in ten prespecified categories: laboratory referrals and reports, blood-group referrals and reports, microbiology referrals and reports, ultrasound reports, the antenatal care booklet, ward documentation and delivery documentation. Counts were recorded per episode in a single spreadsheet; a per-episode total was computed independently of the workbook's own sum column and the two agreed for all 100 episodes with zero discrepancies.</w:t>
-      </w:r>
-    </w:p>
-    <w:p>
-      <w:pPr>
-        <w:spacing w:after="160" w:line="320"/>
-      </w:pPr>
-      <w:r>
-        <w:t xml:space="preserve">Two features of the source data constrain interpretation and are stated here rather than in the limitations alone. First, report pages for the three diagnostic families were </w:t>
+        <w:t xml:space="preserve">For each episode we counted printed A4 pages in ten prespecified categories: laboratory, blood-group and microbiology referrals and reports, ultrasound reports, the antenatal care booklet, ward documentation and delivery documentation. A per-episode total computed independently of the workbook's own sum column agreed for all 100 episodes with zero discrepancies.</w:t>
+      </w:r>
+    </w:p>
+    <w:p>
+      <w:pPr>
+        <w:spacing w:after="160" w:line="320"/>
+      </w:pPr>
+      <w:r>
+        <w:t xml:space="preserve">Two features of the source data constrain interpretation. Report pages for the three diagnostic families were </w:t>
       </w:r>
       <w:r>
         <w:rPr>
@@ -598,7 +600,7 @@
         <w:t xml:space="preserve">derived</w:t>
       </w:r>
       <w:r>
-        <w:t xml:space="preserve"> from referral counts using the institution's fixed convention of four printed report pages per referral, not counted independently; the observed ratio was exactly 4.00 in every one of the 100 episodes, in all three families. Report page counts are therefore deterministic functions of referral counts, and their dispersion is inherited rather than observed. Second, the antenatal care booklet is recorded as a single unit per episode. It is a bound, pre-printed, double-sided booklet of 15 printed pages, so one recorded unit was expanded to 15 pages occupying 8 sheets. Because it is manufactured double-sided, it is treated as duplex in every scenario, including the single-sided base case — a printing policy cannot change how a pre-printed booklet is made.</w:t>
+        <w:t xml:space="preserve"> from referral counts using the institution's fixed convention of four report pages per referral, not counted independently; the observed ratio was exactly 4.00 in all 100 episodes and all three families, so report page counts are deterministic functions of referral counts and their dispersion is inherited rather than observed. The antenatal booklet is recorded as one unit per episode; it is a bound, pre-printed, double-sided 15-page item, so one unit was expanded to 15 pages on 8 sheets and treated as duplex in every scenario, since a printing policy cannot change how a pre-printed booklet is made.</w:t>
       </w:r>
     </w:p>
     <w:p>
@@ -621,7 +623,7 @@
         <w:spacing w:after="160" w:line="320"/>
       </w:pPr>
       <w:r>
-        <w:t xml:space="preserve">Page counts were converted to physical quantities using stated constants: A4 area 0.06237 m² and grammage 80 g/m², giving 4.99 g per sheet; 10,000 filed sheets per linear metre of shelving (allowing for folders and covers); and 5.5 linear metres of shelving per m² of archive floor, inclusive of an aisle allowance. The latter two are conventions rather than measurements and are carried through sensitivity analysis at 8,000–12,000 sheets/linear metre and 4.0–7.0 linear metres/m².</w:t>
+        <w:t xml:space="preserve">Page counts were converted to physical quantities using A4 area 0.06237 m² and grammage 80 g/m² (4.99 g per sheet), 10,000 filed sheets per linear metre of shelving, and 5.5 linear metres of shelving per m² of archive floor inclusive of an aisle allowance. The latter two are conventions rather than measurements and are carried through sensitivity analysis (supplementary table S1).</w:t>
       </w:r>
     </w:p>
     <w:p>
@@ -644,123 +646,15 @@
         <w:spacing w:after="160" w:line="320"/>
       </w:pPr>
       <w:r>
-        <w:t xml:space="preserve">Costs are reported in 2024 Hungarian forint (HUF), net of VAT, with gross figures given alongside at the 27% standard rate. Two unit prices enter the base case, both from official sources rather than estimation:</w:t>
-      </w:r>
-    </w:p>
-    <w:p>
-      <w:pPr>
-        <w:pStyle w:val="ListParagraph"/>
-        <w:numPr>
-          <w:ilvl w:val="0"/>
-          <w:numId w:val="1"/>
-        </w:numPr>
-        <w:spacing w:after="100" w:line="320"/>
-      </w:pPr>
-      <w:r>
-        <w:rPr>
-          <w:b/>
-          <w:bCs/>
-        </w:rPr>
-        <w:t xml:space="preserve">Paper.</w:t>
-      </w:r>
-      <w:r>
-        <w:t xml:space="preserve"> A4 80 g/m² copier paper under the framework agreements of the centralised public procurement system (KEF), at 1,430–1,460 HUF net per 500-sheet ream — 1,815–1,855 HUF gross — giving a base case of 1,445 HUF net per ream, or 2.89 HUF per sheet [6].</w:t>
-      </w:r>
-    </w:p>
-    <w:p>
-      <w:pPr>
-        <w:pStyle w:val="ListParagraph"/>
-        <w:numPr>
-          <w:ilvl w:val="0"/>
-          <w:numId w:val="1"/>
-        </w:numPr>
-        <w:spacing w:after="100" w:line="320"/>
-      </w:pPr>
-      <w:r>
-        <w:rPr>
-          <w:b/>
-          <w:bCs/>
-        </w:rPr>
-        <w:t xml:space="preserve">Printing.</w:t>
-      </w:r>
-      <w:r>
-        <w:t xml:space="preserve"> 7 HUF per printed page (toner, device amortisation and service), the prevailing Hungarian cost-per-page charge, so a double-sided sheet costs 14 HUF. Because the charge is levied per page rather than per sheet, </w:t>
-      </w:r>
-      <w:r>
-        <w:rPr>
-          <w:b/>
-          <w:bCs/>
-        </w:rPr>
-        <w:t xml:space="preserve">duplex printing reduces paper but not toner</w:t>
-      </w:r>
-      <w:r>
-        <w:t xml:space="preserve"> — an asymmetry that turns out to matter. Sensitivity range 5–10 HUF. We treat this as exclusive of paper, which is priced separately above; a single flag in the parameter file switches the model to an all-in interpretation if that is the local convention.</w:t>
-      </w:r>
-    </w:p>
-    <w:p>
-      <w:pPr>
-        <w:pStyle w:val="ListParagraph"/>
-        <w:numPr>
-          <w:ilvl w:val="0"/>
-          <w:numId w:val="1"/>
-        </w:numPr>
-        <w:spacing w:after="100" w:line="320"/>
-      </w:pPr>
-      <w:r>
-        <w:rPr>
-          <w:b/>
-          <w:bCs/>
-        </w:rPr>
-        <w:t xml:space="preserve">Archive floor area.</w:t>
-      </w:r>
-      <w:r>
-        <w:t xml:space="preserve"> 1,560,000 HUF/m², the tax authority (NAV) property valuation applicable to the archive site [7]. This is a capital value — the property the archive immobilises — not an annual rent, and is reported as such.</w:t>
-      </w:r>
-    </w:p>
-    <w:p>
-      <w:pPr>
-        <w:pStyle w:val="ListParagraph"/>
-        <w:numPr>
-          <w:ilvl w:val="0"/>
-          <w:numId w:val="1"/>
-        </w:numPr>
-        <w:spacing w:after="100" w:line="320"/>
-      </w:pPr>
-      <w:r>
-        <w:rPr>
-          <w:b/>
-          <w:bCs/>
-        </w:rPr>
-        <w:t xml:space="preserve">Antenatal booklet.</w:t>
-      </w:r>
-      <w:r>
-        <w:t xml:space="preserve"> 70 HUF per booklet. It is purchased as a finished item rather than printed, so it carries the purchase price instead of the printing and paper charges, in every scenario including the paperless one.</w:t>
-      </w:r>
-    </w:p>
-    <w:p>
-      <w:pPr>
-        <w:spacing w:after="160" w:line="320"/>
-      </w:pPr>
-      <w:r>
-        <w:t xml:space="preserve">Staff time spent handling paper is </w:t>
-      </w:r>
-      <w:r>
-        <w:rPr>
-          <w:b/>
-          <w:bCs/>
-        </w:rPr>
-        <w:t xml:space="preserve">not</w:t>
-      </w:r>
-      <w:r>
-        <w:t xml:space="preserve"> monetised, by design rather than for want of a figure; the Costing subsection sets out why, and it is reported in hours and FTE-equivalent instead. Its omission is one-directional — including it could only increase the estimated cost of current practice — so every monetary figure in this paper is a floor.</w:t>
-      </w:r>
-    </w:p>
-    <w:p>
-      <w:pPr>
-        <w:spacing w:after="160" w:line="320"/>
-      </w:pPr>
-      <w:r>
-        <w:t xml:space="preserve">The costing therefore distinguishes four quantities that must not be conflated: </w:t>
+        <w:t xml:space="preserve">Costs are 2024 Hungarian forint (HUF), net of VAT, with gross figures at the 27% standard rate. Unit prices were paper at 1,445 HUF net per 500-sheet ream, or 2.89 HUF per sheet, under the centralised public procurement framework [6]; printing at 7 HUF per printed page covering toner, device amortisation and service; archive floor at 1,560,000 HUF/m², the tax authority's property valuation for the site [7], reported as immobilised capital rather than annual rent; and 70 HUF for the purchased antenatal booklet, which carries neither printing nor paper charge. Supplementary table S1 lists every parameter with its source and sensitivity range.</w:t>
+      </w:r>
+    </w:p>
+    <w:p>
+      <w:pPr>
+        <w:spacing w:after="160" w:line="320"/>
+      </w:pPr>
+      <w:r>
+        <w:t xml:space="preserve">Because printing is charged per page and paper per sheet, the model distinguishes four quantities that are easily conflated: </w:t>
       </w:r>
       <w:r>
         <w:rPr>
@@ -770,7 +664,7 @@
         <w:t xml:space="preserve">printed pages</w:t>
       </w:r>
       <w:r>
-        <w:t xml:space="preserve">, which drive toner cost; </w:t>
+        <w:t xml:space="preserve"> drive toner, </w:t>
       </w:r>
       <w:r>
         <w:rPr>
@@ -780,7 +674,7 @@
         <w:t xml:space="preserve">physical sheets</w:t>
       </w:r>
       <w:r>
-        <w:t xml:space="preserve">, which drive paper cost; </w:t>
+        <w:t xml:space="preserve"> drive paper, </w:t>
       </w:r>
       <w:r>
         <w:rPr>
@@ -790,7 +684,7 @@
         <w:t xml:space="preserve">archived sheets</w:t>
       </w:r>
       <w:r>
-        <w:t xml:space="preserve">, which drive storage; and </w:t>
+        <w:t xml:space="preserve"> drive storage, and </w:t>
       </w:r>
       <w:r>
         <w:rPr>
@@ -800,40 +694,25 @@
         <w:t xml:space="preserve">documents</w:t>
       </w:r>
       <w:r>
-        <w:t xml:space="preserve">, which drive staff handling time. Duplex printing changes the second and third but neither the first nor the fourth.</w:t>
-      </w:r>
-    </w:p>
-    <w:p>
-      <w:pPr>
-        <w:spacing w:after="160" w:line="320"/>
-      </w:pPr>
-      <w:r>
-        <w:rPr>
-          <w:b/>
-          <w:bCs/>
-        </w:rPr>
-        <w:t xml:space="preserve">Handling time.</w:t>
-      </w:r>
-      <w:r>
-        <w:t xml:space="preserve"> Each referral and each diagnostic report is one document a member of staff must print, collect, check and file, irrespective of how many pages it runs to. A referral is one document; a paired report is one document per referral; ultrasound reports are counted at one page per report. We applied 30 seconds per document — a deliberately conservative lower bound — with a sensitivity range of 20–60 seconds.</w:t>
-      </w:r>
-    </w:p>
-    <w:p>
-      <w:pPr>
-        <w:spacing w:after="160" w:line="320"/>
-      </w:pPr>
-      <w:r>
-        <w:t xml:space="preserve">We report this time in hours and full-time equivalents (1,720 h/FTE) and </w:t>
-      </w:r>
-      <w:r>
-        <w:rPr>
-          <w:b/>
-          <w:bCs/>
-        </w:rPr>
-        <w:t xml:space="preserve">deliberately do not monetise it</w:t>
-      </w:r>
-      <w:r>
-        <w:t xml:space="preserve">. Document handling in this setting is not a staffed post: it is absorbed into the existing duties of clinicians, midwives and administrators, a few seconds at a time. There is consequently no wage rate that would represent it honestly, and attaching one would imply a budget line that does not exist. The FTE figure should be read as </w:t>
+        <w:t xml:space="preserve"> drive staff handling time. Duplex printing changes the second and third but neither the first nor the fourth, an asymmetry that proves decisive.</w:t>
+      </w:r>
+    </w:p>
+    <w:p>
+      <w:pPr>
+        <w:spacing w:after="160" w:line="320"/>
+      </w:pPr>
+      <w:r>
+        <w:t xml:space="preserve">Staff handling time — one document being printed, collected, checked and filed for each referral and each diagnostic report, at a deliberately conservative 30 seconds — is reported in hours and full-time equivalents (1,720 h/FTE) and </w:t>
+      </w:r>
+      <w:r>
+        <w:rPr>
+          <w:b/>
+          <w:bCs/>
+        </w:rPr>
+        <w:t xml:space="preserve">deliberately not monetised</w:t>
+      </w:r>
+      <w:r>
+        <w:t xml:space="preserve">. Handling here is not a staffed post; it is absorbed into the existing duties of clinicians, midwives and administrators a few seconds at a time, so no wage rate would represent it honestly and attaching one would imply a budget line that does not exist. The FTE figure is </w:t>
       </w:r>
       <w:r>
         <w:rPr>
@@ -843,55 +722,15 @@
         <w:t xml:space="preserve">displaced capacity</w:t>
       </w:r>
       <w:r>
-        <w:t xml:space="preserve"> — the volume of existing staff time consumed — not as posts that could be cut. Ward and delivery documentation are excluded: they are written during care rather than printed on demand, so their production time is clinical documentation time, not handling time.</w:t>
-      </w:r>
-    </w:p>
-    <w:p>
-      <w:pPr>
-        <w:spacing w:after="160" w:line="320"/>
-      </w:pPr>
-      <w:r>
-        <w:rPr>
-          <w:b/>
-          <w:bCs/>
-        </w:rPr>
-        <w:t xml:space="preserve">Greenhouse-gas emissions.</w:t>
-      </w:r>
-      <w:r>
-        <w:t xml:space="preserve"> Paper mass was converted to carbon dioxide equivalent using a cradle-to-gate factor of 950 kg CO2e per tonne, the production-weighted mean of a systematic review and meta-analysis of 45 paper-making life-cycle assessments [8]. Sensitivity used the full spread across paper grades in 252 mills, 608 to 1978 kg CO2e per tonne, and the narrower interquartile range for Kraft-based paper, 688 to 1004 [9]. The factor covers paper manufacture only: printing energy, transport, decades of archive conditioning and end-of-life destruction are all excluded, so the emissions reported here are a floor in the same direction as the monetary ones. </w:t>
-      </w:r>
-      <w:r>
-        <w:rPr>
-          <w:b/>
-          <w:bCs/>
-        </w:rPr>
-        <w:t xml:space="preserve">Water.</w:t>
-      </w:r>
-      <w:r>
-        <w:t xml:space="preserve"> Paper mass was converted to consumptive (green plus blue) water using 300 to 2600 m³ per tonne, the published range for printing and writing paper accounting for current recovery rates [10]. The source gives a range rather than a central value; we use its midpoint of 1450 m³ per tonne as the point estimate and carry the full range through every reported figure. Grey water, the volume needed to dilute effluent, is not included.</w:t>
-      </w:r>
-    </w:p>
-    <w:p>
-      <w:pPr>
-        <w:spacing w:after="160" w:line="320"/>
-      </w:pPr>
-      <w:r>
-        <w:t xml:space="preserve">We report these two indicators rather than a full life-cycle assessment, which was outside the scope of this study.</w:t>
-      </w:r>
-    </w:p>
-    <w:p>
-      <w:pPr>
-        <w:spacing w:after="160" w:line="320"/>
-      </w:pPr>
-      <w:r>
-        <w:rPr>
-          <w:b/>
-          <w:bCs/>
-        </w:rPr>
-        <w:t xml:space="preserve">Space as opportunity cost.</w:t>
-      </w:r>
-      <w:r>
-        <w:t xml:space="preserve"> Archive floor area is not neutral space. It sits inside hospital buildings and is therefore withdrawn from clinical or productive use, so we also express it in clinical equivalents at 18 m² per antenatal consulting room and 35 m² per delivery room.</w:t>
+        <w:t xml:space="preserve">, not posts that could be cut. Ward and delivery documentation are excluded, being written during care rather than printed on demand. This omission is one-directional, so every monetary total reported here is a floor.</w:t>
+      </w:r>
+    </w:p>
+    <w:p>
+      <w:pPr>
+        <w:spacing w:after="160" w:line="320"/>
+      </w:pPr>
+      <w:r>
+        <w:t xml:space="preserve">Paper mass was converted to greenhouse-gas emissions at 950 kg CO2e per tonne [8,9] and to consumptive green plus blue water at 300 to 2600 m³ per tonne, whose midpoint is the point estimate [10]. Both are cradle to gate and exclude printing energy, transport, archive conditioning and disposal; grey water is excluded. Archive floor area is also expressed in clinical equivalents at 18 m² per antenatal consulting room, since it is withdrawn from clinical use rather than neutral space.</w:t>
       </w:r>
     </w:p>
     <w:p>
@@ -914,7 +753,7 @@
         <w:spacing w:after="160" w:line="320"/>
       </w:pPr>
       <w:r>
-        <w:t xml:space="preserve">Documents were assigned statutory retention periods by type: 30 years for outpatient antenatal documentation and 50 years for inpatient ward and delivery documentation. At steady state — constant annual volume, each cohort discarded on expiry — the archive holds, for each document type, the annual page volume multiplied by its retention period. This steady-state stock, not the annual flow, is what determines the floor area a health system must own.</w:t>
+        <w:t xml:space="preserve">Documents were assigned statutory retention periods by type: 30 years for outpatient antenatal documentation, 50 years for inpatient ward and delivery documentation. At steady state the archive holds, for each document type, its annual page volume multiplied by its retention period. This steady-state stock, not the annual flow, determines the floor area a health system must own, and it is what the reported property value prices.</w:t>
       </w:r>
     </w:p>
     <w:p>
@@ -947,7 +786,7 @@
         <w:t xml:space="preserve">S0, current practice</w:t>
       </w:r>
       <w:r>
-        <w:t xml:space="preserve">: single-sided printing of all documents. </w:t>
+        <w:t xml:space="preserve">: single-sided printing of all self-printed output. </w:t>
       </w:r>
       <w:r>
         <w:rPr>
@@ -957,7 +796,7 @@
         <w:t xml:space="preserve">S1, duplex printing</w:t>
       </w:r>
       <w:r>
-        <w:t xml:space="preserve">: double-sided printing of all printed output, requiring no capital investment; the antenatal booklet is already double-sided and cannot be improved further. </w:t>
+        <w:t xml:space="preserve">: double-sided throughout, requiring no capital investment. </w:t>
       </w:r>
       <w:r>
         <w:rPr>
@@ -967,7 +806,7 @@
         <w:t xml:space="preserve">S2, electronic result delivery</w:t>
       </w:r>
       <w:r>
-        <w:t xml:space="preserve">: diagnostic reports retrieved from the national exchange rather than printed, referrals still printed, duplex throughout. </w:t>
+        <w:t xml:space="preserve">: diagnostic reports retrieved from the national exchange rather than printed, referrals still printed. </w:t>
       </w:r>
       <w:r>
         <w:rPr>
@@ -985,7 +824,7 @@
         <w:spacing w:after="160" w:line="320"/>
       </w:pPr>
       <w:r>
-        <w:t xml:space="preserve">Descriptive statistics are reported as mean (SD) with 95% confidence intervals from Student's </w:t>
+        <w:t xml:space="preserve">Descriptive statistics are mean (SD) with 95% confidence intervals from Student's </w:t>
       </w:r>
       <w:r>
         <w:rPr>
@@ -995,7 +834,7 @@
         <w:t xml:space="preserve">t</w:t>
       </w:r>
       <w:r>
-        <w:t xml:space="preserve">, and as median (IQR) and range. Confidence intervals for the mean were corroborated by a 10,000-replicate non-parametric bootstrap (seed fixed for reproducibility). Scenario results are deterministic functions of the observed mean and the stated parameters; uncertainty is expressed through one-way sensitivity analysis rather than probabilistic simulation, because the dominant parameters are conventions with defensible bounds rather than sampled quantities. A 10-year discounted paper spend is reported at both scales at the 3.7% rate specified by Hungarian health technology assessment guidance. All analyses were performed in Python 3; the analysis script and the parameter file that drives it are provided so that every reported number can be re-derived, and so that substituting a local unit price regenerates the whole model.</w:t>
+        <w:t xml:space="preserve">, corroborated by a 10,000-replicate bootstrap, and median (IQR). Scenario results are deterministic functions of the observed mean and the stated parameters, so uncertainty is expressed as one-way sensitivity analysis rather than probabilistic simulation. A 10-year discounted spend is reported at both scales at the 3.7% rate in national health technology assessment guidance. Analyses used Python 3; the script and parameter file are provided, so every number can be re-derived.</w:t>
       </w:r>
     </w:p>
     <w:p>
@@ -3288,14 +3127,6 @@
     </w:p>
     <w:p>
       <w:pPr>
-        <w:spacing w:after="160" w:line="320"/>
-      </w:pPr>
-      <w:r>
-        <w:t xml:space="preserve">Retention is the statutory period the document must be kept. Shares are of the mean total. Report page counts were derived from referral counts at the institution's fixed four-pages-per-referral convention and were not counted independently.</w:t>
-      </w:r>
-    </w:p>
-    <w:p>
-      <w:pPr>
         <w:pStyle w:val="Heading2"/>
         <w:spacing w:after="140" w:before="280"/>
       </w:pPr>
@@ -3324,25 +3155,25 @@
         <w:t xml:space="preserve">Diagnostic reports account for 61.7% of all printed pages</w:t>
       </w:r>
       <w:r>
-        <w:t xml:space="preserve"> (mean 80.9 per episode). Referrals account for a further 13.4% (17.7 pages). Genuine clinical records account for 24.9% (32.7 pages), and 15 of those 32.7 pages are the pre-printed antenatal booklet, which is a fixed manufactured item rather than generated output. Excluding it, the documentation actually produced during care is three-quarters diagnostic traffic and less than a sixth clinical narrative.</w:t>
-      </w:r>
-    </w:p>
-    <w:p>
-      <w:pPr>
-        <w:spacing w:after="160" w:line="320"/>
-      </w:pPr>
-      <w:r>
-        <w:t xml:space="preserve">The mechanism is a fixed amplification. In every episode, in all three diagnostic families, each referral generated exactly four report pages. </w:t>
-      </w:r>
-      <w:r>
-        <w:rPr>
-          <w:b/>
-          <w:bCs/>
-        </w:rPr>
-        <w:t xml:space="preserve">One diagnostic referral therefore costs five printed pages</w:t>
-      </w:r>
-      <w:r>
-        <w:t xml:space="preserve"> — one outgoing, four returning — and the number of referrals, not the complexity of the pregnancy, is the proximate driver of paper volume. Blood-group and laboratory investigations dominate at 35.6 and 34.4 pages per episode (27.1% and 26.2%); microbiology contributes 18.4 (14.0%), all inpatient documentation combined 17.7 (13.5%), the antenatal booklet 15.0 (11.4%) and ultrasound 10.3 (7.9%).</w:t>
+        <w:t xml:space="preserve"> (mean 80.9 per episode) and referrals for a further 13.4% (17.7 pages). Clinical records account for 24.9% (32.7 pages), of which 15 are the pre-printed antenatal booklet, a fixed manufactured item rather than generated output. Excluding it, what the pathway actually produces is three-quarters diagnostic traffic and less than a sixth clinical narrative.</w:t>
+      </w:r>
+    </w:p>
+    <w:p>
+      <w:pPr>
+        <w:spacing w:after="160" w:line="320"/>
+      </w:pPr>
+      <w:r>
+        <w:t xml:space="preserve">The mechanism is a fixed amplification: in every episode and all three diagnostic families, each referral generated exactly four report pages, so </w:t>
+      </w:r>
+      <w:r>
+        <w:rPr>
+          <w:b/>
+          <w:bCs/>
+        </w:rPr>
+        <w:t xml:space="preserve">one referral costs five printed pages</w:t>
+      </w:r>
+      <w:r>
+        <w:t xml:space="preserve"> and the number of referrals, not the complexity of the pregnancy, drives paper volume. Blood-group and laboratory investigations dominate at 35.6 and 34.4 pages per episode, microbiology contributes 18.4, inpatient documentation 17.7, the booklet 15.0 and ultrasound 10.3.</w:t>
       </w:r>
     </w:p>
     <w:p>
@@ -3375,73 +3206,35 @@
         <w:t xml:space="preserve">1,220 HUF net per care episode</w:t>
       </w:r>
       <w:r>
-        <w:t xml:space="preserve"> — a scale-invariant figure that transfers directly to any unit that knows its delivery volume. Its composition is itself informative: </w:t>
-      </w:r>
-      <w:r>
-        <w:rPr>
-          <w:b/>
-          <w:bCs/>
-        </w:rPr>
-        <w:t xml:space="preserve">66.7% is toner and device cost, 27.5% is paper and 5.7% is the purchased antenatal booklet.</w:t>
-      </w:r>
-      <w:r>
-        <w:t xml:space="preserve"> An institution that counts only its paper invoice sees just over a quarter of what documentation actually costs it to produce.</w:t>
-      </w:r>
-    </w:p>
-    <w:p>
-      <w:pPr>
-        <w:spacing w:after="160" w:line="320"/>
-      </w:pPr>
-      <w:r>
-        <w:t xml:space="preserve">At </w:t>
-      </w:r>
-      <w:r>
-        <w:rPr>
-          <w:b/>
-          <w:bCs/>
-        </w:rPr>
-        <w:t xml:space="preserve">departmental scale</w:t>
-      </w:r>
-      <w:r>
-        <w:t xml:space="preserve"> (2,000 episodes/year) current practice prints 232,540 pages onto 248,540 sheets, consuming 1.24 tonnes of paper and costing </w:t>
-      </w:r>
-      <w:r>
-        <w:rPr>
-          <w:b/>
-          <w:bCs/>
-        </w:rPr>
-        <w:t xml:space="preserve">2.44 million HUF net</w:t>
-      </w:r>
-      <w:r>
-        <w:t xml:space="preserve"> (3.10 million gross) per year — 1.63 million in printing, 672,000 in paper and 140,000 in booklets — or 20.8 million HUF discounted over ten years, and adds 25 linear metres to the archive annually.</w:t>
-      </w:r>
-    </w:p>
-    <w:p>
-      <w:pPr>
-        <w:spacing w:after="160" w:line="320"/>
-      </w:pPr>
-      <w:r>
-        <w:t xml:space="preserve">At </w:t>
-      </w:r>
-      <w:r>
-        <w:rPr>
-          <w:b/>
-          <w:bCs/>
-        </w:rPr>
-        <w:t xml:space="preserve">national scale</w:t>
-      </w:r>
-      <w:r>
-        <w:t xml:space="preserve"> (77,500 live births in 2024 [11]) it prints 9.01 million pages onto </w:t>
-      </w:r>
-      <w:r>
-        <w:rPr>
-          <w:b/>
-          <w:bCs/>
-        </w:rPr>
-        <w:t xml:space="preserve">9.63 million sheets, consumes 48.1 tonnes of paper and costs 94.5 million HUF net</w:t>
-      </w:r>
-      <w:r>
-        <w:t xml:space="preserve"> (120.1 million gross) per year — 63.1 million in printing, 26.0 million in paper and 5.4 million in booklets, with a range of 76.3–121.9 million across the unit-price ranges — or 807.2 million HUF discounted over ten years, and adds 963 linear metres of shelving annually. Table 2 gives all scenarios at both scales, and supplementary table S1 the full cost breakdown.</w:t>
+        <w:t xml:space="preserve">, a scale-invariant figure that transfers to any unit that knows its delivery volume. Its composition is itself informative: </w:t>
+      </w:r>
+      <w:r>
+        <w:rPr>
+          <w:b/>
+          <w:bCs/>
+        </w:rPr>
+        <w:t xml:space="preserve">66.7% is toner and device cost, 27.5% paper and 5.7% the purchased booklet</w:t>
+      </w:r>
+      <w:r>
+        <w:t xml:space="preserve">. An institution that counts only its paper invoice sees just over a quarter of what its documentation costs to produce.</w:t>
+      </w:r>
+    </w:p>
+    <w:p>
+      <w:pPr>
+        <w:spacing w:after="160" w:line="320"/>
+      </w:pPr>
+      <w:r>
+        <w:t xml:space="preserve">Nationally (77,500 live births in 2024 [11]), current practice prints 9.01 million pages onto 9.63 million sheets, consumes 48.1 tonnes of paper and costs </w:t>
+      </w:r>
+      <w:r>
+        <w:rPr>
+          <w:b/>
+          <w:bCs/>
+        </w:rPr>
+        <w:t xml:space="preserve">94.5 million HUF net</w:t>
+      </w:r>
+      <w:r>
+        <w:t xml:space="preserve"> a year (120.1 million gross; 76.3 to 121.9 million across the unit-price ranges), or 807.2 million HUF discounted over ten years, and adds 963 linear metres of shelving. At departmental scale the same figures are 2.44 million HUF and 25 linear metres. Table 2 gives every scenario at both scales; supplementary table S2 gives the full component breakdown.</w:t>
       </w:r>
     </w:p>
     <w:p>
@@ -3456,7 +3249,7 @@
         <w:t xml:space="preserve">Table 2</w:t>
       </w:r>
       <w:r>
-        <w:t xml:space="preserve"> Physical, cost, staff-time and space outcomes by scenario, at departmental and national scale</w:t>
+        <w:t xml:space="preserve"> Physical, cost, staff-time, space and environmental outcomes by scenario, at departmental and national scale</w:t>
       </w:r>
     </w:p>
     <w:tbl>
@@ -6037,46 +5830,6 @@
     </w:p>
     <w:p>
       <w:pPr>
-        <w:spacing w:after="160" w:line="320"/>
-      </w:pPr>
-      <w:r>
-        <w:t xml:space="preserve">Costs are 2024 HUF, net of VAT. Printing is charged per printed page at 7 HUF, so duplex printing halves sheets but not pages and saves no toner. Handling time covers referrals and diagnostic reports at 30 s per document and is reported as displaced capacity, not costed; documents handled per episode and handling hours are given in supplementary table S1. Greenhouse-gas emissions are cradle-to-gate for paper manufacture at 950 kg CO2e per tonne and exclude printing energy and end-of-life disposal. Property value is the capital immobilised by the archive at steady state under statutory retention, not an annual rent. Full cost components are given in supplementary table S1.</w:t>
-      </w:r>
-    </w:p>
-    <w:p>
-      <w:pPr>
-        <w:spacing w:after="160" w:line="320"/>
-      </w:pPr>
-      <w:r>
-        <w:t xml:space="preserve">Costs are 2024 HUF, net of VAT. Printing is charged per printed page at 7 HUF, so duplex printing halves sheets but not pages and saves no toner. Handling time covers referrals and diagnostic reports at 30 s per document and is reported as displaced capacity, not costed; documents handled per episode and handling hours are given in supplementary table S1. Greenhouse-gas emissions are cradle-to-gate for paper manufacture at 950 kg CO2e per tonne and exclude printing energy and end-of-life disposal. Property value is the capital immobilised by the archive at steady state under statutory retention, not an annual rent. Full cost components are given in supplementary table S1.</w:t>
-      </w:r>
-    </w:p>
-    <w:p>
-      <w:pPr>
-        <w:spacing w:after="160" w:line="320"/>
-      </w:pPr>
-      <w:r>
-        <w:t xml:space="preserve">Costs are 2024 HUF, net of VAT. Printing is charged per printed page at 7 HUF, so duplex printing halves sheets but not pages and saves no toner. Handling time covers referrals and diagnostic reports at 30 s per document and is reported as displaced capacity, not costed. Greenhouse-gas emissions are cradle-to-gate for paper manufacture at 950 kg CO2e per tonne and exclude printing energy and end-of-life disposal. Property value is the capital immobilised by the archive at steady state under statutory retention, not an annual rent. Full cost components are given in supplementary table S1.</w:t>
-      </w:r>
-    </w:p>
-    <w:p>
-      <w:pPr>
-        <w:spacing w:after="160" w:line="320"/>
-      </w:pPr>
-      <w:r>
-        <w:t xml:space="preserve">Costs are 2024 HUF, net of VAT. Printing is charged per printed page at 7 HUF, so duplex printing halves sheets but not pages and saves no toner. Handling time covers referrals and diagnostic reports at 30 s per document and is reported as displaced capacity, not costed. Greenhouse-gas emissions are cradle-to-gate for paper manufacture at 950 kg CO2e per tonne and exclude printing energy and end-of-life disposal. Property value is the capital immobilised by the archive at steady state under statutory retention, not an annual rent. Full cost components are given in supplementary table S1.</w:t>
-      </w:r>
-    </w:p>
-    <w:p>
-      <w:pPr>
-        <w:spacing w:after="160" w:line="320"/>
-      </w:pPr>
-      <w:r>
-        <w:t xml:space="preserve">Costs are 2024 HUF, net of VAT. Printing is charged per printed page at 7 HUF, so duplex printing halves sheets but not pages and saves no toner. Handling time covers referrals and diagnostic reports at 30 s per document and is reported as displaced capacity, not costed. Property value is the capital immobilised by the archive at steady state under statutory retention, not an annual rent. Full cost components are given in supplementary table S1.</w:t>
-      </w:r>
-    </w:p>
-    <w:p>
-      <w:pPr>
         <w:pStyle w:val="Heading2"/>
         <w:spacing w:after="140" w:before="280"/>
       </w:pPr>
@@ -6095,27 +5848,17 @@
         <w:spacing w:after="160" w:line="320"/>
       </w:pPr>
       <w:r>
-        <w:t xml:space="preserve">Annual paper spend is not the interesting number. Under statutory retention the steady-state national holding for these documents is </w:t>
-      </w:r>
-      <w:r>
-        <w:rPr>
-          <w:b/>
-          <w:bCs/>
-        </w:rPr>
-        <w:t xml:space="preserve">316 million sheets on 31,633 linear metres of shelving, occupying 5,751 m² of floor</w:t>
-      </w:r>
-      <w:r>
-        <w:t xml:space="preserve"> and immobilising </w:t>
-      </w:r>
-      <w:r>
-        <w:rPr>
-          <w:b/>
-          <w:bCs/>
-        </w:rPr>
-        <w:t xml:space="preserve">8.97 billion HUF</w:t>
-      </w:r>
-      <w:r>
-        <w:t xml:space="preserve"> of property value at the NAV valuation. The consumables cost 94.5 million HUF a year; the building the output lives in represents </w:t>
+        <w:t xml:space="preserve">Annual spend is not the interesting number. Under statutory retention the steady-state national holding is </w:t>
+      </w:r>
+      <w:r>
+        <w:rPr>
+          <w:b/>
+          <w:bCs/>
+        </w:rPr>
+        <w:t xml:space="preserve">316 million sheets on 31,633 linear metres of shelving, occupying 5,751 m² and immobilising 8.97 billion HUF</w:t>
+      </w:r>
+      <w:r>
+        <w:t xml:space="preserve"> of property at the tax authority's valuation. The consumables cost 94.5 million HUF a year; the building the output lives in represents </w:t>
       </w:r>
       <w:r>
         <w:rPr>
@@ -6125,7 +5868,7 @@
         <w:t xml:space="preserve">95 times</w:t>
       </w:r>
       <w:r>
-        <w:t xml:space="preserve"> that in tied-up capital. Per care episode this is </w:t>
+        <w:t xml:space="preserve"> that in tied-up capital. Per episode this is </w:t>
       </w:r>
       <w:r>
         <w:rPr>
@@ -6135,15 +5878,15 @@
         <w:t xml:space="preserve">115,772 HUF of immobilised property against 1,220 HUF of consumables</w:t>
       </w:r>
       <w:r>
-        <w:t xml:space="preserve"> — again scale-invariant, and at departmental scale it amounts to 231.5 million HUF held in 148 m² of archive.</w:t>
-      </w:r>
-    </w:p>
-    <w:p>
-      <w:pPr>
-        <w:spacing w:after="160" w:line="320"/>
-      </w:pPr>
-      <w:r>
-        <w:t xml:space="preserve">One-way sensitivity analysis (Table 3) puts the national estimate between 6.90 and 12.34 billion HUF.</w:t>
+        <w:t xml:space="preserve"> — again scale-invariant, and departmentally 231.5 million HUF held in 148 m².</w:t>
+      </w:r>
+    </w:p>
+    <w:p>
+      <w:pPr>
+        <w:spacing w:after="160" w:line="320"/>
+      </w:pPr>
+      <w:r>
+        <w:t xml:space="preserve">One-way sensitivity analysis puts the national estimate between 6.90 and 12.34 billion HUF (Table 3). The two largest sources of uncertainty are shelving density and floor efficiency, both archival conventions we assumed rather than measured, and both should be measured directly before this figure is used in a business case. Even the most favourable corner of the parameter space leaves the tied-up value above 6.9 billion HUF.</w:t>
       </w:r>
     </w:p>
     <w:p>
@@ -6724,30 +6467,6 @@
     </w:p>
     <w:p>
       <w:pPr>
-        <w:spacing w:after="160" w:line="320"/>
-      </w:pPr>
-      <w:r>
-        <w:t xml:space="preserve">National steady-state immobilised property value; base case 8.97 bn HUF. Each parameter is varied alone across the range given in the parameter file, with all others held at base case.</w:t>
-      </w:r>
-    </w:p>
-    <w:p>
-      <w:pPr>
-        <w:spacing w:after="160" w:line="320"/>
-      </w:pPr>
-      <w:r>
-        <w:t xml:space="preserve">National steady-state immobilised property value; base case 8.97 bn HUF. Each parameter is varied alone across the range given in the parameter file, with all others held at base case.</w:t>
-      </w:r>
-    </w:p>
-    <w:p>
-      <w:pPr>
-        <w:spacing w:after="160" w:line="320"/>
-      </w:pPr>
-      <w:r>
-        <w:t xml:space="preserve">National steady-state immobilised property value; base case 8.97 bn HUF. Each parameter is varied alone across the range given in the parameter file, with all others held at base case.</w:t>
-      </w:r>
-    </w:p>
-    <w:p>
-      <w:pPr>
         <w:pStyle w:val="Heading2"/>
         <w:spacing w:after="140" w:before="280"/>
       </w:pPr>
@@ -6766,27 +6485,27 @@
         <w:spacing w:after="160" w:line="320"/>
       </w:pPr>
       <w:r>
-        <w:t xml:space="preserve">Two burdens do not appear in any invoice. The first is time. Current practice requires </w:t>
-      </w:r>
-      <w:r>
-        <w:rPr>
-          <w:b/>
-          <w:bCs/>
-        </w:rPr>
-        <w:t xml:space="preserve">45.6 documents to be printed and filed per care episode</w:t>
-      </w:r>
-      <w:r>
-        <w:t xml:space="preserve"> — 17.7 referrals, 17.7 paired diagnostic reports and 10.3 ultrasound reports. At a conservative 30 seconds each this is </w:t>
-      </w:r>
-      <w:r>
-        <w:rPr>
-          <w:b/>
-          <w:bCs/>
-        </w:rPr>
-        <w:t xml:space="preserve">22.8 minutes of handling per care episode</w:t>
-      </w:r>
-      <w:r>
-        <w:t xml:space="preserve">: 761 hours a year at departmental scale (0.44 FTE) and </w:t>
+        <w:t xml:space="preserve">Two burdens appear in no invoice. Current practice requires </w:t>
+      </w:r>
+      <w:r>
+        <w:rPr>
+          <w:b/>
+          <w:bCs/>
+        </w:rPr>
+        <w:t xml:space="preserve">45.6 documents to be printed and filed per episode</w:t>
+      </w:r>
+      <w:r>
+        <w:t xml:space="preserve"> — 17.7 referrals, 17.7 paired diagnostic reports and 10.3 ultrasound reports — which at 30 seconds each is </w:t>
+      </w:r>
+      <w:r>
+        <w:rPr>
+          <w:b/>
+          <w:bCs/>
+        </w:rPr>
+        <w:t xml:space="preserve">22.8 minutes per episode</w:t>
+      </w:r>
+      <w:r>
+        <w:t xml:space="preserve">: 761 hours a year departmentally (0.44 FTE) and </w:t>
       </w:r>
       <w:r>
         <w:rPr>
@@ -6796,7 +6515,7 @@
         <w:t xml:space="preserve">29,476 hours, or 17.1 FTE, nationally</w:t>
       </w:r>
       <w:r>
-        <w:t xml:space="preserve"> (11.4–34.3 FTE across the 20–60 second range). Duplex printing does not change this at all — the same documents are still printed and filed — whereas electronic report delivery removes the reports entirely, cutting handling to 8.8 minutes per episode and </w:t>
+        <w:t xml:space="preserve"> (11.4 to 34.3 across the 20 to 60 second range). Duplex printing changes this not at all, since the same documents are still printed and filed; electronic report delivery removes the reports entirely, cutting handling to 8.8 minutes per episode and </w:t>
       </w:r>
       <w:r>
         <w:rPr>
@@ -6814,7 +6533,7 @@
         <w:spacing w:after="160" w:line="320"/>
       </w:pPr>
       <w:r>
-        <w:t xml:space="preserve">The second is space. The 5,751 m² the national archive occupies at steady state is not warehouse space on an industrial estate; it is floor area inside hospital buildings, withdrawn from clinical or productive use. It is equivalent to </w:t>
+        <w:t xml:space="preserve">The second is space. The 5,751 m² the national archive occupies at steady state is not warehouse space on an industrial estate but floor area inside hospital buildings, equivalent to </w:t>
       </w:r>
       <w:r>
         <w:rPr>
@@ -6824,7 +6543,7 @@
         <w:t xml:space="preserve">320 antenatal consulting rooms or 164 delivery rooms</w:t>
       </w:r>
       <w:r>
-        <w:t xml:space="preserve">. At departmental scale the 148 m² archive is equivalent to 8 consulting rooms, or just over 4 delivery rooms. This is the sense in which the property valuation above understates the position: the capital is not merely tied up, it is displacing the activity the building exists for.</w:t>
+        <w:t xml:space="preserve">; departmentally, 148 m² is 8 consulting rooms. This is the sense in which the property valuation understates the position: the capital is not merely tied up, it is displacing the activity the building exists for.</w:t>
       </w:r>
     </w:p>
     <w:p>
@@ -6854,7 +6573,7 @@
         <w:t xml:space="preserve">Duplex printing (S1)</w:t>
       </w:r>
       <w:r>
-        <w:t xml:space="preserve"> requires no capital investment, no software and no legal change. It reduces output from 124.3 to 67.8 sheets per episode — a 45.5% reduction, short of 50% because odd page counts round up and the booklet is already double-sided — and cuts the steady-state archive to 3,130 m² and 4.88 billion HUF, </w:t>
+        <w:t xml:space="preserve"> requires no capital investment, no software and no legal change. It reduces output from 124.3 to 67.8 sheets per episode — 45.5%, short of half because odd page counts round up and the booklet is already double-sided — and cuts the steady-state archive to 3,130 m² and 4.88 billion HUF, </w:t>
       </w:r>
       <w:r>
         <w:rPr>
@@ -6864,77 +6583,192 @@
         <w:t xml:space="preserve">releasing 4.09 billion HUF of property value</w:t>
       </w:r>
       <w:r>
-        <w:t xml:space="preserve"> (105.5 million HUF at departmental scale). But it leaves the number of </w:t>
+        <w:t xml:space="preserve"> (105.5 million departmentally). But it leaves printed pages and documents untouched, so it saves no toner and no staff time: consumable spend falls only 13.4%, from 94.5 to 81.9 million HUF nationally. Duplex is an archive intervention, not a printing-cost or workforce one, and should be argued as such. One operational caveat: a form carrying a signature field on its reverse cannot be duplexed without redesign.</w:t>
+      </w:r>
+    </w:p>
+    <w:p>
+      <w:pPr>
+        <w:spacing w:after="160" w:line="320"/>
+      </w:pPr>
+      <w:r>
+        <w:rPr>
+          <w:b/>
+          <w:bCs/>
+        </w:rPr>
+        <w:t xml:space="preserve">Electronic result delivery (S2)</w:t>
+      </w:r>
+      <w:r>
+        <w:t xml:space="preserve"> is the only intervention that reduces every burden at once. Printed pages fall from 116.3 to 35.3 per episode and sheets to 27.1, a 78.2% reduction; consumable spend falls 69.5% to 28.9 million HUF; handling falls to 8.8 minutes per episode, releasing 10.5 FTE; and the archive falls to 1,410 m² and 2.20 billion HUF, </w:t>
+      </w:r>
+      <w:r>
+        <w:rPr>
+          <w:b/>
+          <w:bCs/>
+        </w:rPr>
+        <w:t xml:space="preserve">releasing 6.77 billion HUF</w:t>
+      </w:r>
+      <w:r>
+        <w:t xml:space="preserve">. On recurrent cost it is worth five times what duplex is worth, on capital 1.7 times, and on staff time duplex is worth nothing at all.</w:t>
+      </w:r>
+    </w:p>
+    <w:p>
+      <w:pPr>
+        <w:spacing w:after="160" w:line="320"/>
+      </w:pPr>
+      <w:r>
+        <w:rPr>
+          <w:b/>
+          <w:bCs/>
+        </w:rPr>
+        <w:t xml:space="preserve">A paperless pathway (S3)</w:t>
+      </w:r>
+      <w:r>
+        <w:t xml:space="preserve"> reduces printed output to zero and the archive to 338 m², but is not free: the booklets still cost 70 HUF per episode, 5.4 million HUF a year nationally — the irreducible floor while the patient-held record stays on paper.</w:t>
+      </w:r>
+    </w:p>
+    <w:p>
+      <w:pPr>
+        <w:pStyle w:val="Heading2"/>
+        <w:spacing w:after="140" w:before="280"/>
+      </w:pPr>
+      <w:r>
+        <w:rPr>
+          <w:b/>
+          <w:bCs/>
+          <w:sz w:val="22"/>
+          <w:szCs w:val="22"/>
+        </w:rPr>
+        <w:t xml:space="preserve">Environmental footprint</w:t>
+      </w:r>
+    </w:p>
+    <w:p>
+      <w:pPr>
+        <w:spacing w:after="160" w:line="320"/>
+      </w:pPr>
+      <w:r>
+        <w:t xml:space="preserve">Current practice consumes </w:t>
+      </w:r>
+      <w:r>
+        <w:rPr>
+          <w:b/>
+          <w:bCs/>
+        </w:rPr>
+        <w:t xml:space="preserve">899 litres of water and emits 0.59 kg CO2e per care episode</w:t>
+      </w:r>
+      <w:r>
+        <w:t xml:space="preserve">: nationally 69,700 m³ of water a year (14,400 to 124,900 across the published factor range) and 45.7 tonnes CO2e (29.2 to 95.1); departmentally, 1,798 m³ and 1.2 tonnes. Figure 5 gives both by scenario.</w:t>
+      </w:r>
+    </w:p>
+    <w:p>
+      <w:pPr>
+        <w:spacing w:after="160" w:line="320"/>
+      </w:pPr>
+      <w:r>
+        <w:t xml:space="preserve">Both indicators are driven by paper mass and so fall together — 45% under duplex, 78% under electronic report delivery — but they differ in force. The emissions figure is small in absolute terms for an entire national obstetric service, and we say so rather than dress it up; on its own it is not a reason to change the pathway. The water figure is the more arresting: </w:t>
+      </w:r>
+      <w:r>
+        <w:rPr>
+          <w:b/>
+          <w:bCs/>
+        </w:rPr>
+        <w:t xml:space="preserve">nearly a cubic metre per pregnancy documented</w:t>
+      </w:r>
+      <w:r>
+        <w:t xml:space="preserve">, consumed to manufacture paper most of which duplicates data already held electronically.</w:t>
+      </w:r>
+    </w:p>
+    <w:p>
+      <w:pPr>
+        <w:pStyle w:val="Heading1"/>
+        <w:spacing w:after="200" w:before="400"/>
+      </w:pPr>
+      <w:r>
+        <w:rPr>
+          <w:b/>
+          <w:bCs/>
+          <w:sz w:val="24"/>
+          <w:szCs w:val="24"/>
+        </w:rPr>
+        <w:t xml:space="preserve">DISCUSSION</w:t>
+      </w:r>
+    </w:p>
+    <w:p>
+      <w:pPr>
+        <w:pStyle w:val="Heading2"/>
+        <w:spacing w:after="140" w:before="280"/>
+      </w:pPr>
+      <w:r>
+        <w:rPr>
+          <w:b/>
+          <w:bCs/>
+          <w:sz w:val="22"/>
+          <w:szCs w:val="22"/>
+        </w:rPr>
+        <w:t xml:space="preserve">Principal findings</w:t>
+      </w:r>
+    </w:p>
+    <w:p>
+      <w:pPr>
+        <w:spacing w:after="160" w:line="320"/>
+      </w:pPr>
+      <w:r>
+        <w:t xml:space="preserve">An obstetric care episode generates about 131 printed pages on 124 sheets, and roughly six in ten of those pages are printed copies of diagnostic reports that already exist in a national electronic exchange. The pathway's paper is therefore not, in the main, a record of clinical work. It is a physical rendering of data captured electronically, printed once, filed once, then stored for three to five decades at a cost dominated by real estate rather than stationery.</w:t>
+      </w:r>
+    </w:p>
+    <w:p>
+      <w:pPr>
+        <w:spacing w:after="160" w:line="320"/>
+      </w:pPr>
+      <w:r>
+        <w:t xml:space="preserve">Four numbers carry the argument, and all are scale-invariant, so they transfer to any unit or country that knows its delivery volume and its property prices. The first is composition: 62% reports against 14% generated clinical record. The second is the ratio of flow to stock: </w:t>
+      </w:r>
+      <w:r>
+        <w:rPr>
+          <w:b/>
+          <w:bCs/>
+        </w:rPr>
+        <w:t xml:space="preserve">1,220 HUF of consumables per episode against 115,772 HUF of immobilised property</w:t>
+      </w:r>
+      <w:r>
+        <w:t xml:space="preserve">, a factor of 95. The third sits inside the consumable figure — </w:t>
+      </w:r>
+      <w:r>
+        <w:rPr>
+          <w:b/>
+          <w:bCs/>
+        </w:rPr>
+        <w:t xml:space="preserve">two-thirds of it is toner, not paper</w:t>
+      </w:r>
+      <w:r>
+        <w:t xml:space="preserve">. The fourth is that none of these capture the two largest burdens, because neither reaches an invoice: </w:t>
+      </w:r>
+      <w:r>
+        <w:rPr>
+          <w:b/>
+          <w:bCs/>
+        </w:rPr>
+        <w:t xml:space="preserve">22.8 minutes of staff handling per episode, 17.1 FTE nationally, and 5,751 m² of hospital floor withdrawn from clinical use</w:t>
+      </w:r>
+      <w:r>
+        <w:t xml:space="preserve">. An analysis that stops at the stationery invoice sees just over a quarter of the recurrent cost, about one percent of the capital position, and none of the workforce or the space.</w:t>
+      </w:r>
+    </w:p>
+    <w:p>
+      <w:pPr>
+        <w:spacing w:after="160" w:line="320"/>
+      </w:pPr>
+      <w:r>
+        <w:t xml:space="preserve">The fixed 4:1 amplification gives the finding a clean policy handle: paper volume is a linear function of referral count, so any intervention changing how </w:t>
       </w:r>
       <w:r>
         <w:rPr>
           <w:i/>
           <w:iCs/>
         </w:rPr>
-        <w:t xml:space="preserve">printed pages</w:t>
-      </w:r>
-      <w:r>
-        <w:t xml:space="preserve"> untouched, so it saves nothing on toner: consumable spend falls only from 94.5 to 81.9 million HUF nationally, a </w:t>
-      </w:r>
-      <w:r>
-        <w:rPr>
-          <w:b/>
-          <w:bCs/>
-        </w:rPr>
-        <w:t xml:space="preserve">13.4% reduction</w:t>
-      </w:r>
-      <w:r>
-        <w:t xml:space="preserve"> (327,000 HUF departmentally). It leaves handling time untouched for the same reason. Duplex is an archive intervention, not a printing-cost or a workforce intervention, and should be argued as one. A caveat is operational rather than economic: any form carrying a signature field on its reverse cannot be duplexed without redesign.</w:t>
-      </w:r>
-    </w:p>
-    <w:p>
-      <w:pPr>
-        <w:spacing w:after="160" w:line="320"/>
-      </w:pPr>
-      <w:r>
-        <w:rPr>
-          <w:b/>
-          <w:bCs/>
-        </w:rPr>
-        <w:t xml:space="preserve">Electronic result delivery (S2)</w:t>
-      </w:r>
-      <w:r>
-        <w:t xml:space="preserve"> — retrieving diagnostic reports from the national exchange instead of printing them — is the only intervention that reduces both burdens at once. Printed pages fall from 116.3 to 35.3 per episode and sheets to 27.1, a 78.2% reduction. Consumable spend falls to 28.9 million HUF nationally, a </w:t>
-      </w:r>
-      <w:r>
-        <w:rPr>
-          <w:b/>
-          <w:bCs/>
-        </w:rPr>
-        <w:t xml:space="preserve">69.5% reduction</w:t>
-      </w:r>
-      <w:r>
-        <w:t xml:space="preserve"> (1.70 million HUF saved departmentally), and the archive to 1,410 m² and 2.20 billion HUF, </w:t>
-      </w:r>
-      <w:r>
-        <w:rPr>
-          <w:b/>
-          <w:bCs/>
-        </w:rPr>
-        <w:t xml:space="preserve">releasing 6.77 billion HUF</w:t>
-      </w:r>
-      <w:r>
-        <w:t xml:space="preserve">. Handling time falls from 22.8 to 8.8 minutes per episode, releasing 466 hours a year departmentally and 10.5 FTE nationally. Measured on recurrent cost it is worth five times what duplex is worth; measured on capital, 1.7 times; measured on staff time, duplex is worth nothing at all.</w:t>
-      </w:r>
-    </w:p>
-    <w:p>
-      <w:pPr>
-        <w:spacing w:after="160" w:line="320"/>
-      </w:pPr>
-      <w:r>
-        <w:rPr>
-          <w:b/>
-          <w:bCs/>
-        </w:rPr>
-        <w:t xml:space="preserve">A paperless pathway (S3)</w:t>
-      </w:r>
-      <w:r>
-        <w:t xml:space="preserve">, retaining only the patient-held booklet, reduces printed output to zero and the archive to 338 m² and 0.53 billion HUF. It is not free: the booklets themselves still cost 70 HUF per episode, 5.4 million HUF a year nationally, which is the irreducible floor of this pathway as long as the patient-held record stays on paper. The residual is the booklet, and it is deliberate: a patient-held record that works offline has a function no electronic system replaces.</w:t>
+        <w:t xml:space="preserve">reports</w:t>
+      </w:r>
+      <w:r>
+        <w:t xml:space="preserve"> are delivered scales with the number of investigations ordered. This is why electronic report delivery releases 1.7 times as much property value as duplex printing, and five times as much recurrent cost, despite being conceptually the smaller change.</w:t>
       </w:r>
     </w:p>
     <w:p>
@@ -6949,71 +6783,303 @@
           <w:sz w:val="22"/>
           <w:szCs w:val="22"/>
         </w:rPr>
-        <w:t xml:space="preserve">Environmental footprint</w:t>
-      </w:r>
-    </w:p>
-    <w:p>
-      <w:pPr>
-        <w:spacing w:after="160" w:line="320"/>
-      </w:pPr>
-      <w:r>
-        <w:t xml:space="preserve">Current practice consumes </w:t>
-      </w:r>
-      <w:r>
-        <w:rPr>
-          <w:b/>
-          <w:bCs/>
-        </w:rPr>
-        <w:t xml:space="preserve">899 litres of water and emits 0.59 kg CO2e per care episode</w:t>
-      </w:r>
-      <w:r>
-        <w:t xml:space="preserve">. Nationally this is </w:t>
-      </w:r>
-      <w:r>
-        <w:rPr>
-          <w:b/>
-          <w:bCs/>
-        </w:rPr>
-        <w:t xml:space="preserve">69,700 m³ of water per year</w:t>
-      </w:r>
-      <w:r>
-        <w:t xml:space="preserve"> (range 14,400 to 124,900 across the published factor range) and </w:t>
-      </w:r>
-      <w:r>
-        <w:rPr>
-          <w:b/>
-          <w:bCs/>
-        </w:rPr>
-        <w:t xml:space="preserve">45.7 tonnes CO2e</w:t>
-      </w:r>
-      <w:r>
-        <w:t xml:space="preserve"> (29.2 to 95.1); at departmental scale, 1,798 m³ and 1.2 tonnes. Figure 5 gives both by scenario.</w:t>
-      </w:r>
-    </w:p>
-    <w:p>
-      <w:pPr>
-        <w:spacing w:after="160" w:line="320"/>
-      </w:pPr>
-      <w:r>
-        <w:t xml:space="preserve">The two indicators behave identically because both are driven by paper mass: duplex printing removes 45% of each, electronic report delivery 78%, and a paperless pathway 94%. Their absolute sizes differ in how much they will impress a reader. The greenhouse-gas figure is small — 45.7 tonnes CO2e a year for an entire national obstetric service — and we say so rather than dress it up; on its own it is not a reason to change the pathway. The water figure is the more arresting of the two: </w:t>
-      </w:r>
-      <w:r>
-        <w:rPr>
-          <w:b/>
-          <w:bCs/>
-        </w:rPr>
-        <w:t xml:space="preserve">nearly a cubic metre of water per pregnancy documented</w:t>
-      </w:r>
-      <w:r>
-        <w:t xml:space="preserve">, and a national annual volume equivalent to about 28 Olympic swimming pools, consumed to manufacture paper most of which duplicates data already held electronically.</w:t>
-      </w:r>
-    </w:p>
-    <w:p>
-      <w:pPr>
-        <w:spacing w:after="160" w:line="320"/>
-      </w:pPr>
-      <w:r>
-        <w:t xml:space="preserve">Both are reported because sustainability reporting increasingly requires these units, and because they point the same way as every other outcome in this study: the reduction tracks the number of pages printed, so the intervention that stops printing copies of electronic results removes roughly four-fifths of the environmental burden along with four-fifths of the sheets.</w:t>
+        <w:t xml:space="preserve">Comparison with existing work</w:t>
+      </w:r>
+    </w:p>
+    <w:p>
+      <w:pPr>
+        <w:spacing w:after="160" w:line="320"/>
+      </w:pPr>
+      <w:r>
+        <w:t xml:space="preserve">Direct comparators are scarce, which is itself a finding: we could not identify a published bottom-up page count for an obstetric care pathway. The adjacent literature has concentrated on documentation as a claim on clinician </w:t>
+      </w:r>
+      <w:r>
+        <w:rPr>
+          <w:i/>
+          <w:iCs/>
+        </w:rPr>
+        <w:t xml:space="preserve">time</w:t>
+      </w:r>
+      <w:r>
+        <w:t xml:space="preserve"> inside electronic systems [1,2] and on the design of paper records where they remain in use [12,13]. Our result prices the artefact rather than the labour, and suggests the two literatures have been measuring opposite ends of the same problem.</w:t>
+      </w:r>
+    </w:p>
+    <w:p>
+      <w:pPr>
+        <w:spacing w:after="160" w:line="320"/>
+      </w:pPr>
+      <w:r>
+        <w:t xml:space="preserve">Our count is roughly double the working assumption of 64 pages per birth used in earlier planning for this project. The gap is scope: the lower figure covers the delivery hospital chart, whereas our count spans the whole antenatal and delivery pathway including the diagnostic traffic that dominates it. That is precisely the kind of scope difference that makes unmeasured assumptions unsafe.</w:t>
+      </w:r>
+    </w:p>
+    <w:p>
+      <w:pPr>
+        <w:pStyle w:val="Heading2"/>
+        <w:spacing w:after="140" w:before="280"/>
+      </w:pPr>
+      <w:r>
+        <w:rPr>
+          <w:b/>
+          <w:bCs/>
+          <w:sz w:val="22"/>
+          <w:szCs w:val="22"/>
+        </w:rPr>
+        <w:t xml:space="preserve">Record integrity: what paper costs beyond money</w:t>
+      </w:r>
+    </w:p>
+    <w:p>
+      <w:pPr>
+        <w:spacing w:after="160" w:line="320"/>
+      </w:pPr>
+      <w:r>
+        <w:t xml:space="preserve">This study measured cost, not safety, and nothing in our data speaks to error rates. But a costing that stops at money understates the case against paper, because the paper record carries failure modes a natively electronic one does not.</w:t>
+      </w:r>
+    </w:p>
+    <w:p>
+      <w:pPr>
+        <w:spacing w:after="160" w:line="320"/>
+      </w:pPr>
+      <w:r>
+        <w:t xml:space="preserve">It can be </w:t>
+      </w:r>
+      <w:r>
+        <w:rPr>
+          <w:b/>
+          <w:bCs/>
+        </w:rPr>
+        <w:t xml:space="preserve">misread</w:t>
+      </w:r>
+      <w:r>
+        <w:t xml:space="preserve">. Of 405 general surgical operation notes, 8.3% of the handwritten ones were illegible and none of the electronic ones were, and electronic notes were more complete on 17 of 18 quality criteria (p&lt;0.001) [14]. Of 398 prescriptions, errors were found in 35.7% of handwritten against 2.5% of electronic ones [15]. Obstetric documentation is written under the conditions that produce this: at speed, often at night, sometimes with gloves on.</w:t>
+      </w:r>
+    </w:p>
+    <w:p>
+      <w:pPr>
+        <w:spacing w:after="160" w:line="320"/>
+      </w:pPr>
+      <w:r>
+        <w:t xml:space="preserve">It can be </w:t>
+      </w:r>
+      <w:r>
+        <w:rPr>
+          <w:b/>
+          <w:bCs/>
+        </w:rPr>
+        <w:t xml:space="preserve">misfiled or lost</w:t>
+      </w:r>
+      <w:r>
+        <w:t xml:space="preserve">, and here the evidence warns about the intervention as much as the status quo: in an audit of 100 patients whose paper records had been scanned into a document management system, 5% of operation notes were missing and 80% were filed in the wrong section [16]. Scanning paper is not the remedy; capturing data electronically at source is — the distinction that separates scenario S2 from digitising printed copies.</w:t>
+      </w:r>
+    </w:p>
+    <w:p>
+      <w:pPr>
+        <w:spacing w:after="160" w:line="320"/>
+      </w:pPr>
+      <w:r>
+        <w:t xml:space="preserve">It can </w:t>
+      </w:r>
+      <w:r>
+        <w:rPr>
+          <w:b/>
+          <w:bCs/>
+        </w:rPr>
+        <w:t xml:space="preserve">degrade</w:t>
+      </w:r>
+      <w:r>
+        <w:t xml:space="preserve">: a record must stay legible for thirty to fifty years, and thermal cardiotocograph traces, ballpoint ink and carbon copies are not built for it. We have no data on how much of an archive survives legibly, which is why we propose the legibility audit below. None of this is a finding of ours, and all of it must be weighed against the risks digitisation introduces.</w:t>
+      </w:r>
+    </w:p>
+    <w:p>
+      <w:pPr>
+        <w:pStyle w:val="Heading2"/>
+        <w:spacing w:after="140" w:before="280"/>
+      </w:pPr>
+      <w:r>
+        <w:rPr>
+          <w:b/>
+          <w:bCs/>
+          <w:sz w:val="22"/>
+          <w:szCs w:val="22"/>
+        </w:rPr>
+        <w:t xml:space="preserve">The other side of the ledger</w:t>
+      </w:r>
+    </w:p>
+    <w:p>
+      <w:pPr>
+        <w:spacing w:after="160" w:line="320"/>
+      </w:pPr>
+      <w:r>
+        <w:t xml:space="preserve">A paper arguing for digitisation owes the reader the risks it creates. Long-term </w:t>
+      </w:r>
+      <w:r>
+        <w:rPr>
+          <w:i/>
+          <w:iCs/>
+        </w:rPr>
+        <w:t xml:space="preserve">digital</w:t>
+      </w:r>
+      <w:r>
+        <w:t xml:space="preserve"> preservation is not solved: format obsolescence, migration obligations and the maintenance of authenticated signatures and timestamps across a fifty-year retention period need funded curation from a project's first day. Cyber risk is real and its failure mode is forced reversion to the paper process being replaced, as in a practice that spent three months on paper after a ransomware attack [17]. And usability is not a soft consideration: hospitals with poorer electronic record usability show higher odds of nurse burnout (OR 1.41, 95% CI 1.21 to 1.64) and of surgical inpatient mortality (OR 1.21, 95% CI 1.09 to 1.35) [3]. A badly implemented paperless pathway can cost more, in the currency that matters, than the paper it removes.</w:t>
+      </w:r>
+    </w:p>
+    <w:p>
+      <w:pPr>
+        <w:spacing w:after="160" w:line="320"/>
+      </w:pPr>
+      <w:r>
+        <w:t xml:space="preserve">The corollary is not that digitisation should wait, but that the two interventions answer different questions. Duplex printing releases 4.09 billion HUF of property value nationally, requires no investment, no legal change and no new system, and carries none of these risks; it should be done now and defended on archive space rather than on a printing-cost saving it does not deliver. Electronic report delivery is the only lever that moves cost, staff time and space together, and it is also the one carrying the risks above, so it is the one needing careful implementation.</w:t>
+      </w:r>
+    </w:p>
+    <w:p>
+      <w:pPr>
+        <w:pStyle w:val="Heading2"/>
+        <w:spacing w:after="140" w:before="280"/>
+      </w:pPr>
+      <w:r>
+        <w:rPr>
+          <w:b/>
+          <w:bCs/>
+          <w:sz w:val="22"/>
+          <w:szCs w:val="22"/>
+        </w:rPr>
+        <w:t xml:space="preserve">Strengths and limitations</w:t>
+      </w:r>
+    </w:p>
+    <w:p>
+      <w:pPr>
+        <w:spacing w:after="160" w:line="320"/>
+      </w:pPr>
+      <w:r>
+        <w:t xml:space="preserve">The principal strength is that the primary outcome is counted rather than assumed, at the level of the individual document type, with an internal cross-check that reconciled across all 100 episodes, and that the monetary unit costs are official published prices.</w:t>
+      </w:r>
+    </w:p>
+    <w:p>
+      <w:pPr>
+        <w:spacing w:after="160" w:line="320"/>
+      </w:pPr>
+      <w:r>
+        <w:t xml:space="preserve">The limitations are substantial, in order of severity. </w:t>
+      </w:r>
+      <w:r>
+        <w:rPr>
+          <w:i/>
+          <w:iCs/>
+        </w:rPr>
+        <w:t xml:space="preserve">Derived report counts:</w:t>
+      </w:r>
+      <w:r>
+        <w:t xml:space="preserve"> report pages were not counted independently but derived from referrals at the institution's fixed 4:1 convention, so if real reports vary in length our estimate of the 62% report share is soft and the standard deviation of the total is understated. External validation should measure this first. </w:t>
+      </w:r>
+      <w:r>
+        <w:rPr>
+          <w:i/>
+          <w:iCs/>
+        </w:rPr>
+        <w:t xml:space="preserve">Single centre, single country:</w:t>
+      </w:r>
+      <w:r>
+        <w:t xml:space="preserve"> one institution's forms, one country's retention law, one procurement price; the constants and the model structure transfer, the absolute figures do not. </w:t>
+      </w:r>
+      <w:r>
+        <w:rPr>
+          <w:i/>
+          <w:iCs/>
+        </w:rPr>
+        <w:t xml:space="preserve">Sampling frame unspecified:</w:t>
+      </w:r>
+      <w:r>
+        <w:t xml:space="preserve"> ⟦pending author input — see Design and setting⟧; until stated, the 100 episodes cannot be claimed representative of the department's case mix. </w:t>
+      </w:r>
+      <w:r>
+        <w:rPr>
+          <w:i/>
+          <w:iCs/>
+        </w:rPr>
+        <w:t xml:space="preserve">Handling time is modelled, not observed:</w:t>
+      </w:r>
+      <w:r>
+        <w:t xml:space="preserve"> 30 seconds per document is a conservative assumption, not a time-and-motion measurement, and the FTE figures inherit that status entirely — they are reported in hours and FTE precisely so they are not mistaken for a costed finding. </w:t>
+      </w:r>
+      <w:r>
+        <w:rPr>
+          <w:i/>
+          <w:iCs/>
+        </w:rPr>
+        <w:t xml:space="preserve">Staff time is quantified but not costed,</w:t>
+      </w:r>
+      <w:r>
+        <w:t xml:space="preserve"> by the deliberate choice set out in Methods, so the monetary totals are floors and are not comparable with analyses that do monetise it. </w:t>
+      </w:r>
+      <w:r>
+        <w:rPr>
+          <w:i/>
+          <w:iCs/>
+        </w:rPr>
+        <w:t xml:space="preserve">The environmental figures are factor-based estimates, not a life-cycle assessment:</w:t>
+      </w:r>
+      <w:r>
+        <w:t xml:space="preserve"> the published spreads are wide, the water factor has no central value so its midpoint was used, and both exclude printing energy, transport, archive conditioning and disposal; Figure 5 shows the ranges rather than the point estimates alone. </w:t>
+      </w:r>
+      <w:r>
+        <w:rPr>
+          <w:i/>
+          <w:iCs/>
+        </w:rPr>
+        <w:t xml:space="preserve">Property value is capital, not cash:</w:t>
+      </w:r>
+      <w:r>
+        <w:t xml:space="preserve"> releasing it requires the space to be repurposable, and it rests on a single site's valuation that will not hold across a national estate; expressing it as consulting rooms assumes a convertibility an old building often lacks. </w:t>
+      </w:r>
+      <w:r>
+        <w:rPr>
+          <w:i/>
+          <w:iCs/>
+        </w:rPr>
+        <w:t xml:space="preserve">Archival conventions assumed:</w:t>
+      </w:r>
+      <w:r>
+        <w:t xml:space="preserve"> shelving density and floor efficiency are the largest sources of uncertainty in the headline figure and the cheapest to eliminate, both measurable in an afternoon in a real archive.</w:t>
+      </w:r>
+    </w:p>
+    <w:p>
+      <w:pPr>
+        <w:pStyle w:val="Heading2"/>
+        <w:spacing w:after="140" w:before="280"/>
+      </w:pPr>
+      <w:r>
+        <w:rPr>
+          <w:b/>
+          <w:bCs/>
+          <w:sz w:val="22"/>
+          <w:szCs w:val="22"/>
+        </w:rPr>
+        <w:t xml:space="preserve">Implications and further work</w:t>
+      </w:r>
+    </w:p>
+    <w:p>
+      <w:pPr>
+        <w:spacing w:after="160" w:line="320"/>
+      </w:pPr>
+      <w:r>
+        <w:t xml:space="preserve">Three things follow. Duplex printing and duplex-ready form design are an immediate, investment-free intervention, subject only to keeping signature fields off reverse sides. The target of any digitisation effort here is </w:t>
+      </w:r>
+      <w:r>
+        <w:rPr>
+          <w:i/>
+          <w:iCs/>
+        </w:rPr>
+        <w:t xml:space="preserve">report delivery</w:t>
+      </w:r>
+      <w:r>
+        <w:t xml:space="preserve">, not clinical charting, because that is where the paper is. And retention policy is an economic decision distinct from printing policy: a health system can pay for retention in archivist labour or in building, and should choose knowingly.</w:t>
+      </w:r>
+    </w:p>
+    <w:p>
+      <w:pPr>
+        <w:spacing w:after="160" w:line="320"/>
+      </w:pPr>
+      <w:r>
+        <w:t xml:space="preserve">Three studies would strengthen this work: a time-and-motion measurement of document handling, replacing the assumed 30 seconds with an observed distribution; direct measurement of report length and archival shelving density, replacing the two weakest assumptions; and a retrospective legibility audit of archived obstetric records at 10, 20, 30 and 40 years, testing whether the long retention period delivers the legal protection it is designed to provide — the thermal-paper cardiotocograph trace being the obvious case where it may not.</w:t>
       </w:r>
     </w:p>
     <w:p>
@@ -7028,510 +7094,23 @@
           <w:sz w:val="24"/>
           <w:szCs w:val="24"/>
         </w:rPr>
-        <w:t xml:space="preserve">DISCUSSION</w:t>
-      </w:r>
-    </w:p>
-    <w:p>
-      <w:pPr>
-        <w:pStyle w:val="Heading2"/>
-        <w:spacing w:after="140" w:before="280"/>
-      </w:pPr>
-      <w:r>
-        <w:rPr>
-          <w:b/>
-          <w:bCs/>
-          <w:sz w:val="22"/>
-          <w:szCs w:val="22"/>
-        </w:rPr>
-        <w:t xml:space="preserve">Principal findings</w:t>
-      </w:r>
-    </w:p>
-    <w:p>
-      <w:pPr>
-        <w:spacing w:after="160" w:line="320"/>
-      </w:pPr>
-      <w:r>
-        <w:t xml:space="preserve">An obstetric care episode generates about 131 printed pages on 124 sheets, and roughly six in ten of those pages are printed copies of diagnostic reports that already exist in a national electronic exchange. The pathway's paper is therefore not, in the main, a record of clinical work. It is a physical rendering of data that has been captured electronically, printed once, filed once, and then stored for three to five decades at a cost dominated by real estate rather than stationery.</w:t>
-      </w:r>
-    </w:p>
-    <w:p>
-      <w:pPr>
-        <w:spacing w:after="160" w:line="320"/>
-      </w:pPr>
-      <w:r>
-        <w:t xml:space="preserve">Four numbers carry the argument, and all are scale-invariant, so they transfer to any unit or country that knows its delivery volume and its property prices. The first is the composition: 62% reports against 14% generated clinical record. The second is the ratio between flow and stock: </w:t>
-      </w:r>
-      <w:r>
-        <w:rPr>
-          <w:b/>
-          <w:bCs/>
-        </w:rPr>
-        <w:t xml:space="preserve">1,220 HUF of consumables per care episode against 115,772 HUF of immobilised property</w:t>
-      </w:r>
-      <w:r>
-        <w:t xml:space="preserve"> — a factor of 95. The third is inside the consumable figure itself: </w:t>
-      </w:r>
-      <w:r>
-        <w:rPr>
-          <w:b/>
-          <w:bCs/>
-        </w:rPr>
-        <w:t xml:space="preserve">66.7% of it is toner, not paper.</w:t>
-      </w:r>
-      <w:r>
-        <w:t xml:space="preserve"> The fourth is that none of these capture the two largest burdens, because neither reaches an invoice: </w:t>
-      </w:r>
-      <w:r>
-        <w:rPr>
-          <w:b/>
-          <w:bCs/>
-        </w:rPr>
-        <w:t xml:space="preserve">22.8 minutes of staff handling per episode — 17.1 FTE nationally — and 5,751 m² of hospital floor withdrawn from clinical use.</w:t>
-      </w:r>
-      <w:r>
-        <w:t xml:space="preserve"> Any analysis that stops at the annual stationery invoice, as cost arguments in this area usually do, sees just over a quarter of the recurrent consumable cost, about one percent of the capital position, and none of the workforce or the space. The environmental footprint — 899 litres of water and 0.59 kg CO2e per episode — is reported because sustainability reporting requires those units and because it moves with the same lever; the emissions figure in particular is small in absolute terms and does not carry the argument.</w:t>
-      </w:r>
-    </w:p>
-    <w:p>
-      <w:pPr>
-        <w:spacing w:after="160" w:line="320"/>
-      </w:pPr>
-      <w:r>
-        <w:t xml:space="preserve">The fixed 4:1 amplification gives the finding an unusually clean policy handle. Because every referral deterministically produces five printed pages, paper volume is a linear function of referral count, and any intervention that changes how </w:t>
-      </w:r>
-      <w:r>
-        <w:rPr>
-          <w:i/>
-          <w:iCs/>
-        </w:rPr>
-        <w:t xml:space="preserve">reports</w:t>
-      </w:r>
-      <w:r>
-        <w:t xml:space="preserve"> are delivered scales directly with the number of investigations ordered. This is why S2 releases 1.7 times as much property value as S1 despite being conceptually the smaller change, and five times as much recurrent cost, and why the gap would widen further in any setting that orders more investigations.</w:t>
-      </w:r>
-    </w:p>
-    <w:p>
-      <w:pPr>
-        <w:pStyle w:val="Heading2"/>
-        <w:spacing w:after="140" w:before="280"/>
-      </w:pPr>
-      <w:r>
-        <w:rPr>
-          <w:b/>
-          <w:bCs/>
-          <w:sz w:val="22"/>
-          <w:szCs w:val="22"/>
-        </w:rPr>
-        <w:t xml:space="preserve">Comparison with existing work</w:t>
-      </w:r>
-    </w:p>
-    <w:p>
-      <w:pPr>
-        <w:spacing w:after="160" w:line="320"/>
-      </w:pPr>
-      <w:r>
-        <w:t xml:space="preserve">Direct comparators are scarce, and this is itself a finding: we could not identify a published bottom-up page count for an obstetric care pathway. The adjacent literature has concentrated on documentation as a claim on clinician </w:t>
-      </w:r>
-      <w:r>
-        <w:rPr>
-          <w:i/>
-          <w:iCs/>
-        </w:rPr>
-        <w:t xml:space="preserve">time</w:t>
-      </w:r>
-      <w:r>
-        <w:t xml:space="preserve"> inside electronic systems [1,2], and on the design of paper records where they remain in use [12,13]. Our result is complementary rather than contradictory — it prices the artefact rather than the labour — but it also suggests the two literatures have been measuring opposite ends of the same problem and missing the middle.</w:t>
-      </w:r>
-    </w:p>
-    <w:p>
-      <w:pPr>
-        <w:spacing w:after="160" w:line="320"/>
-      </w:pPr>
-      <w:r>
-        <w:t xml:space="preserve">Our count is roughly double the working assumption of 64 pages per birth used in earlier planning for this project. The gap is explained by scope: the lower figure covers the delivery hospital chart, whereas our count spans the whole antenatal and delivery pathway including the diagnostic traffic that dominates it. The discrepancy is worth stating plainly, because it is precisely the kind of scope difference that makes unmeasured assumptions unsafe.</w:t>
-      </w:r>
-    </w:p>
-    <w:p>
-      <w:pPr>
-        <w:pStyle w:val="Heading2"/>
-        <w:spacing w:after="140" w:before="280"/>
-      </w:pPr>
-      <w:r>
-        <w:rPr>
-          <w:b/>
-          <w:bCs/>
-          <w:sz w:val="22"/>
-          <w:szCs w:val="22"/>
-        </w:rPr>
-        <w:t xml:space="preserve">Record integrity: what paper costs beyond money</w:t>
-      </w:r>
-    </w:p>
-    <w:p>
-      <w:pPr>
-        <w:spacing w:after="160" w:line="320"/>
-      </w:pPr>
-      <w:r>
-        <w:t xml:space="preserve">This study measured cost, not safety, and nothing in our data speaks to error rates. But a costing that stops at money understates the case against paper in a second way, because the paper record carries four failure modes that a natively electronic one does not.</w:t>
-      </w:r>
-    </w:p>
-    <w:p>
-      <w:pPr>
-        <w:spacing w:after="160" w:line="320"/>
-      </w:pPr>
-      <w:r>
-        <w:t xml:space="preserve">It can be </w:t>
-      </w:r>
-      <w:r>
-        <w:rPr>
-          <w:b/>
-          <w:bCs/>
-        </w:rPr>
-        <w:t xml:space="preserve">misread</w:t>
-      </w:r>
-      <w:r>
-        <w:t xml:space="preserve">. In 405 general surgical operation notes, 8.3% of the handwritten ones were illegible and none of the electronic ones were, and electronic notes were more complete on 17 of 18 quality criteria (p&lt;0.001) [14]. In 398 prescriptions, errors were found in 35.7% of handwritten against 2.5% of electronic ones [15]. Obstetric documentation is written under the conditions that produce this — at speed, often at night, sometimes with gloves on.</w:t>
-      </w:r>
-    </w:p>
-    <w:p>
-      <w:pPr>
-        <w:spacing w:after="160" w:line="320"/>
-      </w:pPr>
-      <w:r>
-        <w:t xml:space="preserve">It can be </w:t>
-      </w:r>
-      <w:r>
-        <w:rPr>
-          <w:b/>
-          <w:bCs/>
-        </w:rPr>
-        <w:t xml:space="preserve">misfiled or lost</w:t>
-      </w:r>
-      <w:r>
-        <w:t xml:space="preserve">, and here the evidence carries a warning for the intervention as much as for the status quo. In an audit of 100 patients whose paper records had been scanned into an electronic document management system, 5% of operation notes were missing outright and 80% were filed in the wrong section [16]. Scanning paper is not the remedy; capturing data electronically in the first place is. That distinction matters for scenario S2, which retrieves reports from the national exchange rather than scanning printed copies of them.</w:t>
-      </w:r>
-    </w:p>
-    <w:p>
-      <w:pPr>
-        <w:spacing w:after="160" w:line="320"/>
-      </w:pPr>
-      <w:r>
-        <w:t xml:space="preserve">It can </w:t>
-      </w:r>
-      <w:r>
-        <w:rPr>
-          <w:b/>
-          <w:bCs/>
-        </w:rPr>
-        <w:t xml:space="preserve">degrade</w:t>
-      </w:r>
-      <w:r>
-        <w:t xml:space="preserve">. Our own retention analysis makes this concrete: a record must remain legible for 30 to 50 years, and thermal cardiotocograph traces, ballpoint ink and carbon copies are not designed to. We have no data on how much of an archive survives legibly, which is precisely why we propose the legibility audit below.</w:t>
-      </w:r>
-    </w:p>
-    <w:p>
-      <w:pPr>
-        <w:spacing w:after="160" w:line="320"/>
-      </w:pPr>
-      <w:r>
-        <w:t xml:space="preserve">None of this is a finding of ours, and all of it must be weighed against the risks digitisation introduces, which is the subject of the next section.</w:t>
-      </w:r>
-    </w:p>
-    <w:p>
-      <w:pPr>
-        <w:pStyle w:val="Heading2"/>
-        <w:spacing w:after="140" w:before="280"/>
-      </w:pPr>
-      <w:r>
-        <w:rPr>
-          <w:b/>
-          <w:bCs/>
-          <w:sz w:val="22"/>
-          <w:szCs w:val="22"/>
-        </w:rPr>
-        <w:t xml:space="preserve">The other side of the ledger</w:t>
-      </w:r>
-    </w:p>
-    <w:p>
-      <w:pPr>
-        <w:spacing w:after="160" w:line="320"/>
-      </w:pPr>
-      <w:r>
-        <w:t xml:space="preserve">A paper that argues for digitisation owes the reader the risks it creates. Long-term </w:t>
-      </w:r>
-      <w:r>
-        <w:rPr>
-          <w:i/>
-          <w:iCs/>
-        </w:rPr>
-        <w:t xml:space="preserve">digital</w:t>
-      </w:r>
-      <w:r>
-        <w:t xml:space="preserve"> preservation is not a solved problem: format obsolescence, migration obligations, and above all the maintenance of authenticated electronic signatures and timestamps across a 50-year retention period all require active, funded curation from the first day of a project rather than as an afterthought. Cyber risk is real and its failure mode is a forced reversion to exactly the paper process being replaced, as documented in a solo practice that spent three months on paper after a ransomware attack [17]. And usability is not a soft consideration: hospitals with poorer electronic record usability show significantly higher odds of nurse burnout (OR 1.41, 95% CI 1.21–1.64) and of surgical inpatient mortality (OR 1.21, 95% CI 1.09–1.35) [3]. A badly implemented paperless pathway can plausibly cost more, in the currency that matters, than the paper it removes.</w:t>
-      </w:r>
-    </w:p>
-    <w:p>
-      <w:pPr>
-        <w:spacing w:after="160" w:line="320"/>
-      </w:pPr>
-      <w:r>
-        <w:t xml:space="preserve">The corollary is not that digitisation should wait, but that the two interventions answer different questions and should be argued separately. Duplex printing releases 4.09 billion HUF of property value nationally — 105.5 million HUF for a single 2,000-delivery department — requires no investment, no legal change and no new system, and carries none of the risks above; it should be done immediately, and defended on archive space rather than on a printing-cost saving it does not deliver. Electronic report delivery is the only lever that moves the recurrent cost, the staff time and the space at once — and it is also the one that carries the risks above, so it is the one that needs the careful implementation. The 17.1 FTE it addresses is worth stating in workforce terms precisely because it is </w:t>
-      </w:r>
-      <w:r>
-        <w:rPr>
-          <w:i/>
-          <w:iCs/>
-        </w:rPr>
-        <w:t xml:space="preserve">not</w:t>
-      </w:r>
-      <w:r>
-        <w:t xml:space="preserve"> money: this time is not paid to anyone as a documentation post, it is taken a few seconds at a time from clinicians, midwives and administrators who are doing something else. That is why it never appears in a budget, and why it is nonetheless real. In a system with an obstetric and midwifery staffing shortage, seventeen full-time equivalents of displaced clinical capacity spent printing and filing copies of electronic documents is the more consequential of the two findings.</w:t>
-      </w:r>
-    </w:p>
-    <w:p>
-      <w:pPr>
-        <w:pStyle w:val="Heading2"/>
-        <w:spacing w:after="140" w:before="280"/>
-      </w:pPr>
-      <w:r>
-        <w:rPr>
-          <w:b/>
-          <w:bCs/>
-          <w:sz w:val="22"/>
-          <w:szCs w:val="22"/>
-        </w:rPr>
-        <w:t xml:space="preserve">Strengths and limitations</w:t>
-      </w:r>
-    </w:p>
-    <w:p>
-      <w:pPr>
-        <w:spacing w:after="160" w:line="320"/>
-      </w:pPr>
-      <w:r>
-        <w:t xml:space="preserve">The principal strength is that the primary outcome is counted rather than assumed, at the level of the individual document type, with an internal cross-check that reconciled perfectly across all 100 episodes; and that both monetary unit costs are official published prices rather than estimates.</w:t>
-      </w:r>
-    </w:p>
-    <w:p>
-      <w:pPr>
-        <w:spacing w:after="160" w:line="320"/>
-      </w:pPr>
-      <w:r>
-        <w:t xml:space="preserve">The limitations are substantial and we state them in order of severity.</w:t>
-      </w:r>
-    </w:p>
-    <w:p>
-      <w:pPr>
-        <w:spacing w:after="160" w:line="320"/>
-      </w:pPr>
-      <w:r>
-        <w:rPr>
-          <w:i/>
-          <w:iCs/>
-        </w:rPr>
-        <w:t xml:space="preserve">Derived report counts.</w:t>
-      </w:r>
-      <w:r>
-        <w:t xml:space="preserve"> Report pages were not counted independently but derived from referrals at the institution's fixed 4:1 convention. If real reports vary in length, our estimate of the 69% report share is correspondingly soft, and the standard deviation of the total is understated. This is the first thing an external validation should measure.</w:t>
-      </w:r>
-    </w:p>
-    <w:p>
-      <w:pPr>
-        <w:spacing w:after="160" w:line="320"/>
-      </w:pPr>
-      <w:r>
-        <w:rPr>
-          <w:i/>
-          <w:iCs/>
-        </w:rPr>
-        <w:t xml:space="preserve">Single centre, single country.</w:t>
-      </w:r>
-      <w:r>
-        <w:t xml:space="preserve"> One institution's forms, one country's retention law and one procurement price. The physical constants and the structure of the model transfer; the absolute figures do not.</w:t>
-      </w:r>
-    </w:p>
-    <w:p>
-      <w:pPr>
-        <w:spacing w:after="160" w:line="320"/>
-      </w:pPr>
-      <w:r>
-        <w:rPr>
-          <w:i/>
-          <w:iCs/>
-        </w:rPr>
-        <w:t xml:space="preserve">Sampling frame unspecified.</w:t>
-      </w:r>
-      <w:r>
-        <w:t xml:space="preserve"> ⟦Pending author input — see Design and setting.⟧ Until it is stated, the 100 episodes cannot be claimed to be representative of the department's case mix.</w:t>
-      </w:r>
-    </w:p>
-    <w:p>
-      <w:pPr>
-        <w:spacing w:after="160" w:line="320"/>
-      </w:pPr>
-      <w:r>
-        <w:rPr>
-          <w:i/>
-          <w:iCs/>
-        </w:rPr>
-        <w:t xml:space="preserve">Staff time is quantified but not costed.</w:t>
-      </w:r>
-      <w:r>
-        <w:t xml:space="preserve"> Handling time is absorbed into existing duties rather than paid as a distinct post, so we report it as displaced capacity and not as money. This is a deliberate choice, but it means the monetary totals — </w:t>
-      </w:r>
-      <w:r>
-        <w:rPr>
-          <w:b/>
-          <w:bCs/>
-        </w:rPr>
-        <w:t xml:space="preserve">94.5 million HUF of annual consumables and 8.97 billion HUF of immobilised property nationally, 2.44 million and 231.5 million departmentally</w:t>
-      </w:r>
-      <w:r>
-        <w:t xml:space="preserve"> — are floors, and are not comparable with analyses that do monetise staff time.</w:t>
-      </w:r>
-    </w:p>
-    <w:p>
-      <w:pPr>
-        <w:spacing w:after="160" w:line="320"/>
-      </w:pPr>
-      <w:r>
-        <w:rPr>
-          <w:i/>
-          <w:iCs/>
-        </w:rPr>
-        <w:t xml:space="preserve">Handling time is modelled, not observed.</w:t>
-      </w:r>
-      <w:r>
-        <w:t xml:space="preserve"> The 30 seconds per document is an assumption supplied by the authors as a conservative lower bound, not a time-and-motion measurement, and the resulting FTE figures inherit that status entirely. They are reported in hours and FTE rather than money precisely so that they are not mistaken for a costed finding. A direct time-and-motion study is the obvious next step, and the 20–60 second range should be read as the honest width of the current estimate.</w:t>
-      </w:r>
-    </w:p>
-    <w:p>
-      <w:pPr>
-        <w:spacing w:after="160" w:line="320"/>
-      </w:pPr>
-      <w:r>
-        <w:rPr>
-          <w:i/>
-          <w:iCs/>
-        </w:rPr>
-        <w:t xml:space="preserve">The environmental figures are factor-based estimates, not a life-cycle assessment.</w:t>
-      </w:r>
-      <w:r>
-        <w:t xml:space="preserve"> Single published factors are applied to paper mass. Printing energy, transport, decades of archive conditioning and end-of-life destruction are excluded from both indicators, and grey water is excluded from the water figure. The published spreads are wide — 608 to 1978 kg CO2e per tonne and 300 to 2600 m³ per tonne — and the water factor has no published central value, so we used the midpoint of its range. Both indicators are therefore orders of magnitude rather than measurements, and Figure 5 shows the full range rather than the point estimate alone. Land use was considered and omitted for want of a factor we were willing to cite.</w:t>
-      </w:r>
-    </w:p>
-    <w:p>
-      <w:pPr>
-        <w:spacing w:after="160" w:line="320"/>
-      </w:pPr>
-      <w:r>
-        <w:rPr>
-          <w:i/>
-          <w:iCs/>
-        </w:rPr>
-        <w:t xml:space="preserve">Space equivalents are illustrative.</w:t>
-      </w:r>
-      <w:r>
-        <w:t xml:space="preserve"> Expressing the archive as consulting or delivery rooms assumes the space is physically convertible, which in an old hospital building it often is not.</w:t>
-      </w:r>
-    </w:p>
-    <w:p>
-      <w:pPr>
-        <w:spacing w:after="160" w:line="320"/>
-      </w:pPr>
-      <w:r>
-        <w:rPr>
-          <w:i/>
-          <w:iCs/>
-        </w:rPr>
-        <w:t xml:space="preserve">Printing charge interpretation.</w:t>
-      </w:r>
-      <w:r>
-        <w:t xml:space="preserve"> We treat the 7 HUF per-page charge as toner and device cost exclusive of paper, and add paper on top. If the local convention is an all-in cost per page, consumable cost falls by the paper component; the parameter file carries a single flag for this and the model recomputes without further change.</w:t>
-      </w:r>
-    </w:p>
-    <w:p>
-      <w:pPr>
-        <w:spacing w:after="160" w:line="320"/>
-      </w:pPr>
-      <w:r>
-        <w:rPr>
-          <w:i/>
-          <w:iCs/>
-        </w:rPr>
-        <w:t xml:space="preserve">Property value is capital, not cash.</w:t>
-      </w:r>
-      <w:r>
-        <w:t xml:space="preserve"> Immobilised property value is not an annual budget line, and releasing it requires the space to be repurposable. Where it is not, the saving is notional. We report it as capital deliberately and do not annuitise it. It is also valued at a single site's NAV assessment, which will not hold across a national archive estate.</w:t>
-      </w:r>
-    </w:p>
-    <w:p>
-      <w:pPr>
-        <w:spacing w:after="160" w:line="320"/>
-      </w:pPr>
-      <w:r>
-        <w:rPr>
-          <w:i/>
-          <w:iCs/>
-        </w:rPr>
-        <w:t xml:space="preserve">Archival conventions assumed.</w:t>
-      </w:r>
-      <w:r>
-        <w:t xml:space="preserve"> Shelving density and floor efficiency are the two largest sources of uncertainty in the headline figure and are the cheapest to eliminate: both can be measured in an afternoon in a real archive.</w:t>
-      </w:r>
-    </w:p>
-    <w:p>
-      <w:pPr>
-        <w:spacing w:after="160" w:line="320"/>
-      </w:pPr>
-      <w:r>
-        <w:rPr>
-          <w:i/>
-          <w:iCs/>
-        </w:rPr>
-        <w:t xml:space="preserve">Environmental figures are illustrative.</w:t>
-      </w:r>
-      <w:r>
-        <w:t xml:space="preserve"> Generic emission factors, not a life-cycle assessment.</w:t>
-      </w:r>
-    </w:p>
-    <w:p>
-      <w:pPr>
-        <w:pStyle w:val="Heading2"/>
-        <w:spacing w:after="140" w:before="280"/>
-      </w:pPr>
-      <w:r>
-        <w:rPr>
-          <w:b/>
-          <w:bCs/>
-          <w:sz w:val="22"/>
-          <w:szCs w:val="22"/>
-        </w:rPr>
-        <w:t xml:space="preserve">Implications and further work</w:t>
-      </w:r>
-    </w:p>
-    <w:p>
-      <w:pPr>
-        <w:spacing w:after="160" w:line="320"/>
-      </w:pPr>
-      <w:r>
-        <w:t xml:space="preserve">Three things follow. First, duplex printing and duplex-ready form design are an immediate, investment-free intervention, subject only to keeping signature fields off reverse sides. Second, the target of any digitisation effort in this pathway is </w:t>
-      </w:r>
-      <w:r>
-        <w:rPr>
-          <w:i/>
-          <w:iCs/>
-        </w:rPr>
-        <w:t xml:space="preserve">report delivery</w:t>
-      </w:r>
-      <w:r>
-        <w:t xml:space="preserve">, not clinical charting — the reports are where the paper is. Third, the retention policy is a distinct economic decision from the printing policy, and the two should not be bundled: a health system can pay for retention in archivist labour or in building, and it should choose knowingly.</w:t>
-      </w:r>
-    </w:p>
-    <w:p>
-      <w:pPr>
-        <w:spacing w:after="160" w:line="320"/>
-      </w:pPr>
-      <w:r>
-        <w:t xml:space="preserve">Three studies would materially strengthen this line of work: a time-and-motion measurement of document handling, replacing the assumed 30 seconds with an observed distribution; a direct measurement of report length and of archival shelving density, replacing our two weakest assumptions; and a retrospective legibility audit of archived obstetric records at 10, 20, 30 and 40 years, which would test whether the long retention period actually delivers the legal protection it is designed to provide — the thermal-paper cardiotocograph trace being the obvious case where it may not.</w:t>
+        <w:t xml:space="preserve">CONCLUSION</w:t>
+      </w:r>
+    </w:p>
+    <w:p>
+      <w:pPr>
+        <w:spacing w:after="160" w:line="320"/>
+      </w:pPr>
+      <w:r>
+        <w:t xml:space="preserve">An obstetric care episode generates about 131 printed pages, and about six in ten of them are printed copies of results that already exist electronically. The cost of that practice is not mainly the 1,220 HUF of consumables per episode — 94.5 million HUF a year nationally, two-thirds of it toner rather than paper — but the 115,772 HUF of property per episode immobilised by holding the output for three to five decades, 8.97 billion HUF nationally. Nor is money the largest item: printing and filing takes an estimated 22.8 minutes per episode, 17.1 full-time equivalents nationally, and the archive occupies 5,751 m² of hospital floor, 320 consulting rooms' worth, withdrawn from clinical use. Because staff time is excluded from the monetary totals, both figures are floors.</w:t>
+      </w:r>
+    </w:p>
+    <w:p>
+      <w:pPr>
+        <w:spacing w:after="160" w:line="320"/>
+      </w:pPr>
+      <w:r>
+        <w:t xml:space="preserve">Double-sided printing releases 46% of the capital immediately and for nothing, though it saves only 13% of the recurrent cost and no staff time at all, because toner is charged by the page and handling by the document. Delivering diagnostic reports electronically releases 75% of the capital, 70% of the recurrent cost and 10.5 FTE. Neither requires a new hospital information system; both require deciding that a printed copy of an electronic result is not a record worth keeping for fifty years.</w:t>
       </w:r>
     </w:p>
     <w:p>
@@ -7554,15 +7133,411 @@
           <w:sz w:val="24"/>
           <w:szCs w:val="24"/>
         </w:rPr>
-        <w:t xml:space="preserve">CONCLUSION</w:t>
-      </w:r>
-    </w:p>
-    <w:p>
-      <w:pPr>
-        <w:spacing w:after="160" w:line="320"/>
-      </w:pPr>
-      <w:r>
-        <w:t xml:space="preserve">An obstetric care episode generates about 131 printed pages, and about six in ten of them are printed copies of results that already exist electronically. The cost of that practice is not mainly the 1,220 HUF of consumables per episode — 94.5 million HUF a year nationally, 2.44 million HUF for a 2,000-delivery department, and two-thirds of it toner rather than paper — but the 115,772 HUF of property per episode immobilised by holding the output for three to five decades, 8.97 billion HUF nationally. Both figures exclude archivist labour, so both are floors. Nor is money the largest item: printing and filing those documents takes an estimated 22.8 minutes per episode, 17.1 full-time equivalents nationally, and the archive occupies 5,751 m² of hospital floor — 320 consulting rooms' worth — withdrawn from clinical use. Double-sided printing releases 46% of the capital immediately and for nothing, though it saves only 13% of the recurrent cost and no staff time at all, because toner and handling are charged by the page and by the document. Delivering diagnostic reports electronically releases 75% of the capital, 70% of the recurrent cost and 10.5 FTE. Neither requires a new hospital information system; both require deciding that a printed copy of an electronic result is not a record worth keeping for fifty years.</w:t>
+        <w:t xml:space="preserve">ACKNOWLEDGEMENTS</w:t>
+      </w:r>
+    </w:p>
+    <w:p>
+      <w:pPr>
+        <w:spacing w:after="160" w:line="320"/>
+      </w:pPr>
+      <w:r>
+        <w:t xml:space="preserve">⟦Insert, or delete this heading. If any part of this work has been presented at a scientific meeting, state that here and cite any published conference abstract.⟧</w:t>
+      </w:r>
+    </w:p>
+    <w:p>
+      <w:pPr>
+        <w:pStyle w:val="Heading1"/>
+        <w:spacing w:after="200" w:before="400"/>
+      </w:pPr>
+      <w:r>
+        <w:rPr>
+          <w:b/>
+          <w:bCs/>
+          <w:sz w:val="24"/>
+          <w:szCs w:val="24"/>
+        </w:rPr>
+        <w:t xml:space="preserve">CONTRIBUTORS</w:t>
+      </w:r>
+    </w:p>
+    <w:p>
+      <w:pPr>
+        <w:spacing w:after="160" w:line="320"/>
+      </w:pPr>
+      <w:r>
+        <w:t xml:space="preserve">⟦ICMJE-conformant statement naming each author's contribution and the guarantor.⟧</w:t>
+      </w:r>
+    </w:p>
+    <w:p>
+      <w:pPr>
+        <w:pStyle w:val="Heading1"/>
+        <w:spacing w:after="200" w:before="400"/>
+      </w:pPr>
+      <w:r>
+        <w:rPr>
+          <w:b/>
+          <w:bCs/>
+          <w:sz w:val="24"/>
+          <w:szCs w:val="24"/>
+        </w:rPr>
+        <w:t xml:space="preserve">FUNDING</w:t>
+      </w:r>
+    </w:p>
+    <w:p>
+      <w:pPr>
+        <w:spacing w:after="160" w:line="320"/>
+      </w:pPr>
+      <w:r>
+        <w:t xml:space="preserve">⟦State the funder and grant number, or: "This research received no specific grant from any funding agency in the public, commercial or not-for-profit sectors."⟧</w:t>
+      </w:r>
+    </w:p>
+    <w:p>
+      <w:pPr>
+        <w:pStyle w:val="Heading1"/>
+        <w:spacing w:after="200" w:before="400"/>
+      </w:pPr>
+      <w:r>
+        <w:rPr>
+          <w:b/>
+          <w:bCs/>
+          <w:sz w:val="24"/>
+          <w:szCs w:val="24"/>
+        </w:rPr>
+        <w:t xml:space="preserve">COMPETING INTERESTS</w:t>
+      </w:r>
+    </w:p>
+    <w:p>
+      <w:pPr>
+        <w:spacing w:after="160" w:line="320"/>
+      </w:pPr>
+      <w:r>
+        <w:t xml:space="preserve">⟦Declare, or: "None declared."⟧</w:t>
+      </w:r>
+    </w:p>
+    <w:p>
+      <w:pPr>
+        <w:pStyle w:val="Heading1"/>
+        <w:spacing w:after="200" w:before="400"/>
+      </w:pPr>
+      <w:r>
+        <w:rPr>
+          <w:b/>
+          <w:bCs/>
+          <w:sz w:val="24"/>
+          <w:szCs w:val="24"/>
+        </w:rPr>
+        <w:t xml:space="preserve">PATIENT CONSENT FOR PUBLICATION</w:t>
+      </w:r>
+    </w:p>
+    <w:p>
+      <w:pPr>
+        <w:spacing w:after="160" w:line="320"/>
+      </w:pPr>
+      <w:r>
+        <w:t xml:space="preserve">Not applicable. The dataset contains document counts only, with no clinical, demographic or identifying patient information.</w:t>
+      </w:r>
+    </w:p>
+    <w:p>
+      <w:pPr>
+        <w:pStyle w:val="Heading1"/>
+        <w:spacing w:after="200" w:before="400"/>
+      </w:pPr>
+      <w:r>
+        <w:rPr>
+          <w:b/>
+          <w:bCs/>
+          <w:sz w:val="24"/>
+          <w:szCs w:val="24"/>
+        </w:rPr>
+        <w:t xml:space="preserve">ETHICS APPROVAL</w:t>
+      </w:r>
+    </w:p>
+    <w:p>
+      <w:pPr>
+        <w:spacing w:after="160" w:line="320"/>
+      </w:pPr>
+      <w:r>
+        <w:t xml:space="preserve">⟦Insert the institutional review board reference and determination, or the formal exemption.⟧</w:t>
+      </w:r>
+    </w:p>
+    <w:p>
+      <w:pPr>
+        <w:pStyle w:val="Heading1"/>
+        <w:spacing w:after="200" w:before="400"/>
+      </w:pPr>
+      <w:r>
+        <w:rPr>
+          <w:b/>
+          <w:bCs/>
+          <w:sz w:val="24"/>
+          <w:szCs w:val="24"/>
+        </w:rPr>
+        <w:t xml:space="preserve">DATA AVAILABILITY STATEMENT</w:t>
+      </w:r>
+    </w:p>
+    <w:p>
+      <w:pPr>
+        <w:spacing w:after="160" w:line="320"/>
+      </w:pPr>
+      <w:r>
+        <w:t xml:space="preserve">Data are available ⟦on reasonable request / in a public repository⟧. The per-episode page-count dataset, the analysis script and the parameter file that drives it are available ⟦repository or contact⟧; every number reported here is regenerated from the dataset and the parameter file by the supplied script.</w:t>
+      </w:r>
+    </w:p>
+    <w:p>
+      <w:pPr>
+        <w:pStyle w:val="Heading1"/>
+        <w:spacing w:after="200" w:before="400"/>
+      </w:pPr>
+      <w:r>
+        <w:rPr>
+          <w:b/>
+          <w:bCs/>
+          <w:sz w:val="24"/>
+          <w:szCs w:val="24"/>
+        </w:rPr>
+        <w:t xml:space="preserve">REFERENCES</w:t>
+      </w:r>
+    </w:p>
+    <w:p>
+      <w:pPr>
+        <w:spacing w:after="100" w:line="300"/>
+        <w:ind w:left="420" w:hanging="420"/>
+      </w:pPr>
+      <w:r>
+        <w:t xml:space="preserve">1. Moy AJ, Schwartz JM, Elias J, et al. Time-motion examination of electronic health record utilization and clinician workflows indicate frequent task switching and documentation burden. AMIA Annu Symp Proc 2021;2020:886-95.</w:t>
+      </w:r>
+    </w:p>
+    <w:p>
+      <w:pPr>
+        <w:spacing w:after="100" w:line="300"/>
+        <w:ind w:left="420" w:hanging="420"/>
+      </w:pPr>
+      <w:r>
+        <w:t xml:space="preserve">2. Schwartz J, Elias J, Slater C, et al. An interprofessional approach to clinical workflow evaluation focused on the electronic health record using time motion study methods. AMIA Annu Symp Proc 2020;2019:1187-96.</w:t>
+      </w:r>
+    </w:p>
+    <w:p>
+      <w:pPr>
+        <w:spacing w:after="100" w:line="300"/>
+        <w:ind w:left="420" w:hanging="420"/>
+      </w:pPr>
+      <w:r>
+        <w:t xml:space="preserve">3. Kutney-Lee A, Brooks Carthon M, Sloane DM, et al. Electronic health record usability: associations with nurse and patient outcomes in hospitals. Med Care 2021;59:625-31. doi:10.1097/MLR.0000000000001536</w:t>
+      </w:r>
+    </w:p>
+    <w:p>
+      <w:pPr>
+        <w:spacing w:after="100" w:line="300"/>
+        <w:ind w:left="420" w:hanging="420"/>
+      </w:pPr>
+      <w:r>
+        <w:t xml:space="preserve">4. Špacírová Z, Epstein D, García-Mochón L, et al. A general framework for classifying costing methods for economic evaluation of health care. Eur J Health Econ 2020;21:529-42. doi:10.1007/s10198-019-01157-9</w:t>
+      </w:r>
+    </w:p>
+    <w:p>
+      <w:pPr>
+        <w:spacing w:after="100" w:line="300"/>
+        <w:ind w:left="420" w:hanging="420"/>
+      </w:pPr>
+      <w:r>
+        <w:t xml:space="preserve">5. Jacobs JC, Barnett PG. Emergent challenges in determining costs for economic evaluations. Pharmacoeconomics 2017;35:129-39. doi:10.1007/s40273-016-0465-1</w:t>
+      </w:r>
+    </w:p>
+    <w:p>
+      <w:pPr>
+        <w:spacing w:after="100" w:line="300"/>
+        <w:ind w:left="420" w:hanging="420"/>
+      </w:pPr>
+      <w:r>
+        <w:t xml:space="preserve">6. Közbeszerzési és Ellátási Főigazgatóság. Framework agreement price list, A4 80 g/m2 copier paper, 500-sheet ream. https://www.parlament.hu/documents/d/guest/10_2023_megrendelo ⟦Add accessed date.⟧</w:t>
+      </w:r>
+    </w:p>
+    <w:p>
+      <w:pPr>
+        <w:spacing w:after="100" w:line="300"/>
+        <w:ind w:left="420" w:hanging="420"/>
+      </w:pPr>
+      <w:r>
+        <w:t xml:space="preserve">7. Nemzeti Adó- és Vámhivatal. Property valuation for the archive site, 1 560 000 HUF/m2. ⟦Add valuation reference and date.⟧</w:t>
+      </w:r>
+    </w:p>
+    <w:p>
+      <w:pPr>
+        <w:spacing w:after="100" w:line="300"/>
+        <w:ind w:left="420" w:hanging="420"/>
+      </w:pPr>
+      <w:r>
+        <w:t xml:space="preserve">8. Sun M, Wang Y, Shi L, et al. Uncovering energy use, carbon emissions and environmental burdens of pulp and paper industry: a systematic review and meta-analysis. Renew Sustain Energy Rev 2018;92:823-33. doi:10.1016/j.rser.2018.04.036</w:t>
+      </w:r>
+    </w:p>
+    <w:p>
+      <w:pPr>
+        <w:spacing w:after="100" w:line="300"/>
+        <w:ind w:left="420" w:hanging="420"/>
+      </w:pPr>
+      <w:r>
+        <w:t xml:space="preserve">9. Tomberlin KE, Venditti R, Yao Y. Life cycle carbon footprint analysis of pulp and paper grades in the United States using production-line-based data and integration. BioResources 2020;15:3899-914. doi:10.15376/biores.15.2.3899-3914</w:t>
+      </w:r>
+    </w:p>
+    <w:p>
+      <w:pPr>
+        <w:spacing w:after="100" w:line="300"/>
+        <w:ind w:left="420" w:hanging="420"/>
+      </w:pPr>
+      <w:r>
+        <w:t xml:space="preserve">10. van Oel PR, Hoekstra AY. Towards quantification of the water footprint of paper: a first estimate of its consumptive component. Water Resour Manag 2012;26:733-49. doi:10.1007/s11269-011-9942-7</w:t>
+      </w:r>
+    </w:p>
+    <w:p>
+      <w:pPr>
+        <w:spacing w:after="100" w:line="300"/>
+        <w:ind w:left="420" w:hanging="420"/>
+      </w:pPr>
+      <w:r>
+        <w:t xml:space="preserve">11. Hungarian Central Statistical Office. Live births, total fertility rate. Budapest: KSH 2025. ⟦Add stadat table URL and accessed date.⟧</w:t>
+      </w:r>
+    </w:p>
+    <w:p>
+      <w:pPr>
+        <w:spacing w:after="100" w:line="300"/>
+        <w:ind w:left="420" w:hanging="420"/>
+      </w:pPr>
+      <w:r>
+        <w:t xml:space="preserve">12. Muinga N, Abejirinde IO, Paton C, et al. Designing paper-based records to improve the quality of nursing documentation in hospitals: a scoping review. J Clin Nurs 2021;30:56-71. doi:10.1111/jocn.15545</w:t>
+      </w:r>
+    </w:p>
+    <w:p>
+      <w:pPr>
+        <w:spacing w:after="100" w:line="300"/>
+        <w:ind w:left="420" w:hanging="420"/>
+      </w:pPr>
+      <w:r>
+        <w:t xml:space="preserve">13. Avila-Alvarez A, Ruiz Campillo CW, Zeballos-Sarrato G, et al. Time to improve documentation of neonatal resuscitation: a narrative review. Minerva Pediatr (Torino) 2022. doi:10.23736/S2724-5276.22.06914-2</w:t>
+      </w:r>
+    </w:p>
+    <w:p>
+      <w:pPr>
+        <w:spacing w:after="100" w:line="300"/>
+        <w:ind w:left="420" w:hanging="420"/>
+      </w:pPr>
+      <w:r>
+        <w:t xml:space="preserve">14. Ekowo O, Hammenga C, Altaf K, et al. A cross-sectional retrospective study comparing handwritten operation notes with electronic operation notes. Ann R Coll Surg Engl 2022;105:35-42. doi:10.1308/rcsann.2022.0066</w:t>
+      </w:r>
+    </w:p>
+    <w:p>
+      <w:pPr>
+        <w:spacing w:after="100" w:line="300"/>
+        <w:ind w:left="420" w:hanging="420"/>
+      </w:pPr>
+      <w:r>
+        <w:t xml:space="preserve">15. Albarrak AI, Al Rashidi EA, Fatani RK, et al. Assessment of legibility and completeness of handwritten and electronic prescriptions. Saudi Pharm J 2014;22:522-7. doi:10.1016/j.jsps.2014.02.013</w:t>
+      </w:r>
+    </w:p>
+    <w:p>
+      <w:pPr>
+        <w:spacing w:after="100" w:line="300"/>
+        <w:ind w:left="420" w:hanging="420"/>
+      </w:pPr>
+      <w:r>
+        <w:t xml:space="preserve">16. Murphy C, Keogh IJ. The evolution of the medical record from paper to digital: an ENT perspective. J Laryngol Otol 2022;137:246-8. doi:10.1017/S0022215122002018</w:t>
+      </w:r>
+    </w:p>
+    <w:p>
+      <w:pPr>
+        <w:spacing w:after="100" w:line="300"/>
+        <w:ind w:left="420" w:hanging="420"/>
+      </w:pPr>
+      <w:r>
+        <w:t xml:space="preserve">17. Bujold E. You have been hacked! Ann Fam Med 2023;21:85-7. doi:10.1370/afm.2906</w:t>
+      </w:r>
+    </w:p>
+    <w:p>
+      <w:pPr>
+        <w:pStyle w:val="Heading1"/>
+        <w:spacing w:after="200" w:before="400"/>
+      </w:pPr>
+      <w:r>
+        <w:rPr>
+          <w:b/>
+          <w:bCs/>
+          <w:sz w:val="24"/>
+          <w:szCs w:val="24"/>
+        </w:rPr>
+        <w:t xml:space="preserve">FIGURE LEGENDS</w:t>
+      </w:r>
+    </w:p>
+    <w:p>
+      <w:pPr>
+        <w:spacing w:after="160" w:line="320"/>
+      </w:pPr>
+      <w:r>
+        <w:rPr>
+          <w:b/>
+          <w:bCs/>
+        </w:rPr>
+        <w:t xml:space="preserve">Figure 1.</w:t>
+      </w:r>
+      <w:r>
+        <w:t xml:space="preserve"> Mean printed pages per care episode by document family, split by document role. Values are per care episode and therefore independent of departmental or national volume. Diagnostic reports (solid fill) account for 61.7% of all pages; referrals (hatched) for 13.4%; clinical records (dotted) for 24.9%. Each diagnostic referral generates exactly four report pages.</w:t>
+      </w:r>
+    </w:p>
+    <w:p>
+      <w:pPr>
+        <w:spacing w:after="160" w:line="320"/>
+      </w:pPr>
+      <w:r>
+        <w:rPr>
+          <w:b/>
+          <w:bCs/>
+        </w:rPr>
+        <w:t xml:space="preserve">Figure 2.</w:t>
+      </w:r>
+      <w:r>
+        <w:t xml:space="preserve"> Distribution of total printed pages per care episode in the study sample (n = 100). Dashed line, mean 131.3 pages. The distribution is symmetric and narrow (IQR 124 to 138), indicating that documentation volume behaves as a near-fixed cost of the care pathway.</w:t>
+      </w:r>
+    </w:p>
+    <w:p>
+      <w:pPr>
+        <w:spacing w:after="160" w:line="320"/>
+      </w:pPr>
+      <w:r>
+        <w:rPr>
+          <w:b/>
+          <w:bCs/>
+        </w:rPr>
+        <w:t xml:space="preserve">Figure 3.</w:t>
+      </w:r>
+      <w:r>
+        <w:t xml:space="preserve"> Annual national paper consumption by scenario, at 77,500 care episodes per year. Percentages are reductions relative to current practice. At departmental scale (2,000 episodes per year) the same scenarios correspond to 1.24, 0.68, 0.27 and 0.08 tonnes per year. The mass reduction under duplex printing does not carry through to consumable cost, because toner is charged per printed page (Table 2).</w:t>
+      </w:r>
+    </w:p>
+    <w:p>
+      <w:pPr>
+        <w:spacing w:after="160" w:line="320"/>
+      </w:pPr>
+      <w:r>
+        <w:rPr>
+          <w:b/>
+          <w:bCs/>
+        </w:rPr>
+        <w:t xml:space="preserve">Figure 4.</w:t>
+      </w:r>
+      <w:r>
+        <w:t xml:space="preserve"> Cumulative national archive floor area by scenario, at constant annual volume, before any retention period expires. Slopes are 963, 525, 210 and 62 linear metres of shelving per year respectively.</w:t>
+      </w:r>
+    </w:p>
+    <w:p>
+      <w:pPr>
+        <w:spacing w:after="160" w:line="320"/>
+      </w:pPr>
+      <w:r>
+        <w:rPr>
+          <w:b/>
+          <w:bCs/>
+        </w:rPr>
+        <w:t xml:space="preserve">Figure 5.</w:t>
+      </w:r>
+      <w:r>
+        <w:t xml:space="preserve"> Environmental footprint of paper manufacture by scenario, at national scale (77,500 care episodes per year). Greenhouse-gas emissions and water consumption are shown in separate panels because they are measured on different scales. Bars are the point estimate; whiskers span the full published factor range, which is the dominant uncertainty in both indicators. At departmental scale (2,000 episodes per year) the values are 1/38.75 of those shown.</w:t>
       </w:r>
     </w:p>
     <w:p>
@@ -7585,433 +7560,6 @@
           <w:sz w:val="24"/>
           <w:szCs w:val="24"/>
         </w:rPr>
-        <w:t xml:space="preserve">ACKNOWLEDGEMENTS</w:t>
-      </w:r>
-    </w:p>
-    <w:p>
-      <w:pPr>
-        <w:spacing w:after="160" w:line="320"/>
-      </w:pPr>
-      <w:r>
-        <w:t xml:space="preserve">⟦Insert, or delete this heading. If any part of this work has been presented at a scientific meeting, state that here and cite any published conference abstract.⟧</w:t>
-      </w:r>
-    </w:p>
-    <w:p>
-      <w:pPr>
-        <w:pStyle w:val="Heading1"/>
-        <w:spacing w:after="200" w:before="400"/>
-      </w:pPr>
-      <w:r>
-        <w:rPr>
-          <w:b/>
-          <w:bCs/>
-          <w:sz w:val="24"/>
-          <w:szCs w:val="24"/>
-        </w:rPr>
-        <w:t xml:space="preserve">CONTRIBUTORS</w:t>
-      </w:r>
-    </w:p>
-    <w:p>
-      <w:pPr>
-        <w:spacing w:after="160" w:line="320"/>
-      </w:pPr>
-      <w:r>
-        <w:t xml:space="preserve">⟦ICMJE-conformant statement naming each author's contribution and the guarantor.⟧</w:t>
-      </w:r>
-    </w:p>
-    <w:p>
-      <w:pPr>
-        <w:pStyle w:val="Heading1"/>
-        <w:spacing w:after="200" w:before="400"/>
-      </w:pPr>
-      <w:r>
-        <w:rPr>
-          <w:b/>
-          <w:bCs/>
-          <w:sz w:val="24"/>
-          <w:szCs w:val="24"/>
-        </w:rPr>
-        <w:t xml:space="preserve">FUNDING</w:t>
-      </w:r>
-    </w:p>
-    <w:p>
-      <w:pPr>
-        <w:spacing w:after="160" w:line="320"/>
-      </w:pPr>
-      <w:r>
-        <w:t xml:space="preserve">⟦State the funder and grant number, or: "This research received no specific grant from any funding agency in the public, commercial or not-for-profit sectors."⟧</w:t>
-      </w:r>
-    </w:p>
-    <w:p>
-      <w:pPr>
-        <w:pStyle w:val="Heading1"/>
-        <w:spacing w:after="200" w:before="400"/>
-      </w:pPr>
-      <w:r>
-        <w:rPr>
-          <w:b/>
-          <w:bCs/>
-          <w:sz w:val="24"/>
-          <w:szCs w:val="24"/>
-        </w:rPr>
-        <w:t xml:space="preserve">COMPETING INTERESTS</w:t>
-      </w:r>
-    </w:p>
-    <w:p>
-      <w:pPr>
-        <w:spacing w:after="160" w:line="320"/>
-      </w:pPr>
-      <w:r>
-        <w:t xml:space="preserve">⟦Declare, or: "None declared."⟧</w:t>
-      </w:r>
-    </w:p>
-    <w:p>
-      <w:pPr>
-        <w:pStyle w:val="Heading1"/>
-        <w:spacing w:after="200" w:before="400"/>
-      </w:pPr>
-      <w:r>
-        <w:rPr>
-          <w:b/>
-          <w:bCs/>
-          <w:sz w:val="24"/>
-          <w:szCs w:val="24"/>
-        </w:rPr>
-        <w:t xml:space="preserve">PATIENT CONSENT FOR PUBLICATION</w:t>
-      </w:r>
-    </w:p>
-    <w:p>
-      <w:pPr>
-        <w:spacing w:after="160" w:line="320"/>
-      </w:pPr>
-      <w:r>
-        <w:t xml:space="preserve">Not applicable. The dataset contains document counts only, with no clinical, demographic or identifying patient information.</w:t>
-      </w:r>
-    </w:p>
-    <w:p>
-      <w:pPr>
-        <w:pStyle w:val="Heading1"/>
-        <w:spacing w:after="200" w:before="400"/>
-      </w:pPr>
-      <w:r>
-        <w:rPr>
-          <w:b/>
-          <w:bCs/>
-          <w:sz w:val="24"/>
-          <w:szCs w:val="24"/>
-        </w:rPr>
-        <w:t xml:space="preserve">ETHICS APPROVAL</w:t>
-      </w:r>
-    </w:p>
-    <w:p>
-      <w:pPr>
-        <w:spacing w:after="160" w:line="320"/>
-      </w:pPr>
-      <w:r>
-        <w:t xml:space="preserve">⟦Insert the institutional review board reference and determination, or the formal exemption.⟧</w:t>
-      </w:r>
-    </w:p>
-    <w:p>
-      <w:pPr>
-        <w:pStyle w:val="Heading1"/>
-        <w:spacing w:after="200" w:before="400"/>
-      </w:pPr>
-      <w:r>
-        <w:rPr>
-          <w:b/>
-          <w:bCs/>
-          <w:sz w:val="24"/>
-          <w:szCs w:val="24"/>
-        </w:rPr>
-        <w:t xml:space="preserve">DATA AVAILABILITY STATEMENT</w:t>
-      </w:r>
-    </w:p>
-    <w:p>
-      <w:pPr>
-        <w:spacing w:after="160" w:line="320"/>
-      </w:pPr>
-      <w:r>
-        <w:t xml:space="preserve">Data are available ⟦on reasonable request / in a public repository⟧. The per-episode page-count dataset, the analysis script and the parameter file that drives it are available ⟦repository or contact⟧; every number reported here is regenerated from the dataset and the parameter file by the supplied script.</w:t>
-      </w:r>
-    </w:p>
-    <w:p>
-      <w:pPr>
-        <w:pStyle w:val="Heading1"/>
-        <w:spacing w:after="200" w:before="400"/>
-      </w:pPr>
-      <w:r>
-        <w:rPr>
-          <w:b/>
-          <w:bCs/>
-          <w:sz w:val="24"/>
-          <w:szCs w:val="24"/>
-        </w:rPr>
-        <w:t xml:space="preserve">REFERENCES</w:t>
-      </w:r>
-    </w:p>
-    <w:p>
-      <w:pPr>
-        <w:spacing w:after="100" w:line="300"/>
-        <w:ind w:left="420" w:hanging="420"/>
-      </w:pPr>
-      <w:r>
-        <w:t xml:space="preserve">1. Moy AJ, Schwartz JM, Elias J, et al. Time-motion examination of electronic health record utilization and clinician workflows indicate frequent task switching and documentation burden. AMIA Annu Symp Proc 2021;2020:886-95.</w:t>
-      </w:r>
-    </w:p>
-    <w:p>
-      <w:pPr>
-        <w:spacing w:after="100" w:line="300"/>
-        <w:ind w:left="420" w:hanging="420"/>
-      </w:pPr>
-      <w:r>
-        <w:t xml:space="preserve">2. Schwartz J, Elias J, Slater C, et al. An interprofessional approach to clinical workflow evaluation focused on the electronic health record using time motion study methods. AMIA Annu Symp Proc 2020;2019:1187-96.</w:t>
-      </w:r>
-    </w:p>
-    <w:p>
-      <w:pPr>
-        <w:spacing w:after="100" w:line="300"/>
-        <w:ind w:left="420" w:hanging="420"/>
-      </w:pPr>
-      <w:r>
-        <w:t xml:space="preserve">3. Kutney-Lee A, Brooks Carthon M, Sloane DM, et al. Electronic health record usability: associations with nurse and patient outcomes in hospitals. Med Care 2021;59:625-31. doi:10.1097/MLR.0000000000001536</w:t>
-      </w:r>
-    </w:p>
-    <w:p>
-      <w:pPr>
-        <w:spacing w:after="100" w:line="300"/>
-        <w:ind w:left="420" w:hanging="420"/>
-      </w:pPr>
-      <w:r>
-        <w:t xml:space="preserve">4. Špacírová Z, Epstein D, García-Mochón L, et al. A general framework for classifying costing methods for economic evaluation of health care. Eur J Health Econ 2020;21:529-42. doi:10.1007/s10198-019-01157-9</w:t>
-      </w:r>
-    </w:p>
-    <w:p>
-      <w:pPr>
-        <w:spacing w:after="100" w:line="300"/>
-        <w:ind w:left="420" w:hanging="420"/>
-      </w:pPr>
-      <w:r>
-        <w:t xml:space="preserve">5. Jacobs JC, Barnett PG. Emergent challenges in determining costs for economic evaluations. Pharmacoeconomics 2017;35:129-39. doi:10.1007/s40273-016-0465-1</w:t>
-      </w:r>
-    </w:p>
-    <w:p>
-      <w:pPr>
-        <w:spacing w:after="100" w:line="300"/>
-        <w:ind w:left="420" w:hanging="420"/>
-      </w:pPr>
-      <w:r>
-        <w:t xml:space="preserve">6. Közbeszerzési és Ellátási Főigazgatóság. Framework agreement price list, A4 80 g/m2 copier paper, 500-sheet ream. https://www.parlament.hu/documents/d/guest/10_2023_megrendelo ⟦Add accessed date.⟧</w:t>
-      </w:r>
-    </w:p>
-    <w:p>
-      <w:pPr>
-        <w:spacing w:after="100" w:line="300"/>
-        <w:ind w:left="420" w:hanging="420"/>
-      </w:pPr>
-      <w:r>
-        <w:t xml:space="preserve">7. Nemzeti Adó- és Vámhivatal. Property valuation for the archive site, 1 560 000 HUF/m2. ⟦Add valuation reference and date.⟧</w:t>
-      </w:r>
-    </w:p>
-    <w:p>
-      <w:pPr>
-        <w:spacing w:after="100" w:line="300"/>
-        <w:ind w:left="420" w:hanging="420"/>
-      </w:pPr>
-      <w:r>
-        <w:t xml:space="preserve">8. Sun M, Wang Y, Shi L, et al. Uncovering energy use, carbon emissions and environmental burdens of pulp and paper industry: a systematic review and meta-analysis. Renew Sustain Energy Rev 2018;92:823-33. doi:10.1016/j.rser.2018.04.036</w:t>
-      </w:r>
-    </w:p>
-    <w:p>
-      <w:pPr>
-        <w:spacing w:after="100" w:line="300"/>
-        <w:ind w:left="420" w:hanging="420"/>
-      </w:pPr>
-      <w:r>
-        <w:t xml:space="preserve">9. Tomberlin KE, Venditti R, Yao Y. Life cycle carbon footprint analysis of pulp and paper grades in the United States using production-line-based data and integration. BioResources 2020;15:3899-914. doi:10.15376/biores.15.2.3899-3914</w:t>
-      </w:r>
-    </w:p>
-    <w:p>
-      <w:pPr>
-        <w:spacing w:after="100" w:line="300"/>
-        <w:ind w:left="420" w:hanging="420"/>
-      </w:pPr>
-      <w:r>
-        <w:t xml:space="preserve">10. van Oel PR, Hoekstra AY. Towards quantification of the water footprint of paper: a first estimate of its consumptive component. Water Resour Manag 2012;26:733-49. doi:10.1007/s11269-011-9942-7</w:t>
-      </w:r>
-    </w:p>
-    <w:p>
-      <w:pPr>
-        <w:spacing w:after="100" w:line="300"/>
-        <w:ind w:left="420" w:hanging="420"/>
-      </w:pPr>
-      <w:r>
-        <w:t xml:space="preserve">11. Hungarian Central Statistical Office. Live births, total fertility rate. Budapest: KSH 2025. ⟦Add stadat table URL and accessed date.⟧</w:t>
-      </w:r>
-    </w:p>
-    <w:p>
-      <w:pPr>
-        <w:spacing w:after="100" w:line="300"/>
-        <w:ind w:left="420" w:hanging="420"/>
-      </w:pPr>
-      <w:r>
-        <w:t xml:space="preserve">12. Muinga N, Abejirinde IO, Paton C, et al. Designing paper-based records to improve the quality of nursing documentation in hospitals: a scoping review. J Clin Nurs 2021;30:56-71. doi:10.1111/jocn.15545</w:t>
-      </w:r>
-    </w:p>
-    <w:p>
-      <w:pPr>
-        <w:spacing w:after="100" w:line="300"/>
-        <w:ind w:left="420" w:hanging="420"/>
-      </w:pPr>
-      <w:r>
-        <w:t xml:space="preserve">13. Avila-Alvarez A, Ruiz Campillo CW, Zeballos-Sarrato G, et al. Time to improve documentation of neonatal resuscitation: a narrative review. Minerva Pediatr (Torino) 2022. doi:10.23736/S2724-5276.22.06914-2</w:t>
-      </w:r>
-    </w:p>
-    <w:p>
-      <w:pPr>
-        <w:spacing w:after="100" w:line="300"/>
-        <w:ind w:left="420" w:hanging="420"/>
-      </w:pPr>
-      <w:r>
-        <w:t xml:space="preserve">14. Ekowo O, Hammenga C, Altaf K, et al. A cross-sectional retrospective study comparing handwritten operation notes with electronic operation notes. Ann R Coll Surg Engl 2022;105:35-42. doi:10.1308/rcsann.2022.0066</w:t>
-      </w:r>
-    </w:p>
-    <w:p>
-      <w:pPr>
-        <w:spacing w:after="100" w:line="300"/>
-        <w:ind w:left="420" w:hanging="420"/>
-      </w:pPr>
-      <w:r>
-        <w:t xml:space="preserve">15. Albarrak AI, Al Rashidi EA, Fatani RK, et al. Assessment of legibility and completeness of handwritten and electronic prescriptions. Saudi Pharm J 2014;22:522-7. doi:10.1016/j.jsps.2014.02.013</w:t>
-      </w:r>
-    </w:p>
-    <w:p>
-      <w:pPr>
-        <w:spacing w:after="100" w:line="300"/>
-        <w:ind w:left="420" w:hanging="420"/>
-      </w:pPr>
-      <w:r>
-        <w:t xml:space="preserve">16. Murphy C, Keogh IJ. The evolution of the medical record from paper to digital: an ENT perspective. J Laryngol Otol 2022;137:246-8. doi:10.1017/S0022215122002018</w:t>
-      </w:r>
-    </w:p>
-    <w:p>
-      <w:pPr>
-        <w:spacing w:after="100" w:line="300"/>
-        <w:ind w:left="420" w:hanging="420"/>
-      </w:pPr>
-      <w:r>
-        <w:t xml:space="preserve">17. Bujold E. You have been hacked! Ann Fam Med 2023;21:85-7. doi:10.1370/afm.2906</w:t>
-      </w:r>
-    </w:p>
-    <w:p>
-      <w:pPr>
-        <w:pStyle w:val="Heading1"/>
-        <w:spacing w:after="200" w:before="400"/>
-      </w:pPr>
-      <w:r>
-        <w:rPr>
-          <w:b/>
-          <w:bCs/>
-          <w:sz w:val="24"/>
-          <w:szCs w:val="24"/>
-        </w:rPr>
-        <w:t xml:space="preserve">FIGURE LEGENDS</w:t>
-      </w:r>
-    </w:p>
-    <w:p>
-      <w:pPr>
-        <w:spacing w:after="160" w:line="320"/>
-      </w:pPr>
-      <w:r>
-        <w:rPr>
-          <w:b/>
-          <w:bCs/>
-        </w:rPr>
-        <w:t xml:space="preserve">Figure 1.</w:t>
-      </w:r>
-      <w:r>
-        <w:t xml:space="preserve"> Mean printed pages per care episode by document family, split by document role. Values are per care episode and therefore independent of departmental or national volume. Diagnostic reports (solid fill) account for 61.7% of all pages; referrals (hatched) for 13.4%; clinical records (dotted) for 24.9%. Each diagnostic referral generates exactly four report pages.</w:t>
-      </w:r>
-    </w:p>
-    <w:p>
-      <w:pPr>
-        <w:spacing w:after="160" w:line="320"/>
-      </w:pPr>
-      <w:r>
-        <w:rPr>
-          <w:b/>
-          <w:bCs/>
-        </w:rPr>
-        <w:t xml:space="preserve">Figure 2.</w:t>
-      </w:r>
-      <w:r>
-        <w:t xml:space="preserve"> Distribution of total printed pages per care episode in the study sample (n = 100). Dashed line, mean 131.3 pages. The distribution is symmetric and narrow (IQR 124 to 138), indicating that documentation volume behaves as a near-fixed cost of the care pathway.</w:t>
-      </w:r>
-    </w:p>
-    <w:p>
-      <w:pPr>
-        <w:spacing w:after="160" w:line="320"/>
-      </w:pPr>
-      <w:r>
-        <w:rPr>
-          <w:b/>
-          <w:bCs/>
-        </w:rPr>
-        <w:t xml:space="preserve">Figure 3.</w:t>
-      </w:r>
-      <w:r>
-        <w:t xml:space="preserve"> Annual national paper consumption by scenario, at 77,500 care episodes per year. Percentages are reductions relative to current practice. At departmental scale (2,000 episodes per year) the same scenarios correspond to 1.24, 0.68, 0.27 and 0.08 tonnes per year. The mass reduction under duplex printing does not carry through to consumable cost, because toner is charged per printed page (Table 2).</w:t>
-      </w:r>
-    </w:p>
-    <w:p>
-      <w:pPr>
-        <w:spacing w:after="160" w:line="320"/>
-      </w:pPr>
-      <w:r>
-        <w:rPr>
-          <w:b/>
-          <w:bCs/>
-        </w:rPr>
-        <w:t xml:space="preserve">Figure 4.</w:t>
-      </w:r>
-      <w:r>
-        <w:t xml:space="preserve"> Cumulative national archive floor area by scenario, at constant annual volume, before any retention period expires. Slopes are 963, 525, 210 and 62 linear metres of shelving per year respectively.</w:t>
-      </w:r>
-    </w:p>
-    <w:p>
-      <w:pPr>
-        <w:spacing w:after="160" w:line="320"/>
-      </w:pPr>
-      <w:r>
-        <w:rPr>
-          <w:b/>
-          <w:bCs/>
-        </w:rPr>
-        <w:t xml:space="preserve">Figure 5.</w:t>
-      </w:r>
-      <w:r>
-        <w:t xml:space="preserve"> Environmental footprint of paper manufacture by scenario, at national scale (77,500 care episodes per year). Greenhouse-gas emissions and water consumption are shown in separate panels because they are measured on different scales. Bars are the point estimate; whiskers span the full published factor range, which is the dominant uncertainty in both indicators. At departmental scale (2,000 episodes per year) the values are 1/38.75 of those shown.</w:t>
-      </w:r>
-    </w:p>
-    <w:p>
-      <w:pPr>
-        <w:pBdr>
-          <w:bottom w:val="single" w:color="CCCCCC" w:sz="6"/>
-        </w:pBdr>
-        <w:spacing w:after="200" w:before="200"/>
-      </w:pPr>
-    </w:p>
-    <w:p>
-      <w:pPr>
-        <w:pStyle w:val="Heading1"/>
-        <w:spacing w:after="200" w:before="400"/>
-      </w:pPr>
-      <w:r>
-        <w:rPr>
-          <w:b/>
-          <w:bCs/>
-          <w:sz w:val="24"/>
-          <w:szCs w:val="24"/>
-        </w:rPr>
         <w:t xml:space="preserve">SUPPLEMENTARY MATERIAL</w:t>
       </w:r>
     </w:p>
@@ -8024,10 +7572,40 @@
           <w:b/>
           <w:bCs/>
         </w:rPr>
+        <w:t xml:space="preserve">Supplementary methods.</w:t>
+      </w:r>
+      <w:r>
+        <w:t xml:space="preserve"> Derivation of the physical, retention, handling-time and environmental quantities, and the statistical and computational methods.</w:t>
+      </w:r>
+    </w:p>
+    <w:p>
+      <w:pPr>
+        <w:spacing w:after="160" w:line="320"/>
+      </w:pPr>
+      <w:r>
+        <w:rPr>
+          <w:b/>
+          <w:bCs/>
+        </w:rPr>
         <w:t xml:space="preserve">Supplementary table S1.</w:t>
       </w:r>
       <w:r>
-        <w:t xml:space="preserve"> Full cost, staff-time, space and environmental breakdown by scenario, at departmental and national scale. Cited in Results.</w:t>
+        <w:t xml:space="preserve"> Model parameters, base-case values, sensitivity ranges and sources.</w:t>
+      </w:r>
+    </w:p>
+    <w:p>
+      <w:pPr>
+        <w:spacing w:after="160" w:line="320"/>
+      </w:pPr>
+      <w:r>
+        <w:rPr>
+          <w:b/>
+          <w:bCs/>
+        </w:rPr>
+        <w:t xml:space="preserve">Supplementary table S2.</w:t>
+      </w:r>
+      <w:r>
+        <w:t xml:space="preserve"> Full cost, staff-time, space and environmental breakdown by scenario, at departmental and national scale.</w:t>
       </w:r>
     </w:p>
     <w:sectPr>

--- a/manuscripts/obstetric-paper-burden/BMJ-HCI-submission.docx
+++ b/manuscripts/obstetric-paper-burden/BMJ-HCI-submission.docx
@@ -58,7 +58,7 @@
         <w:t xml:space="preserve">Word count</w:t>
       </w:r>
       <w:r>
-        <w:t xml:space="preserve"> Abstract 359; main text 4,061 excluding abstract, tables, statements, references and figure legends.</w:t>
+        <w:t xml:space="preserve"> Abstract 312; main text 4,106 excluding abstract, tables, statements, references and figure legends.</w:t>
       </w:r>
     </w:p>
     <w:p>
@@ -108,7 +108,7 @@
         <w:t xml:space="preserve">Reporting guideline</w:t>
       </w:r>
       <w:r>
-        <w:t xml:space="preserve"> STROBE (cross-sectional) for the observational component.</w:t>
+        <w:t xml:space="preserve"> STROBE (cross-sectional) for the observational component and CHEERS 2022 for the costing component. ⟦Upload both completed checklists as supplementary files.⟧</w:t>
       </w:r>
     </w:p>
     <w:p>
@@ -126,7 +126,7 @@
         <w:t xml:space="preserve">Before submission:</w:t>
       </w:r>
       <w:r>
-        <w:t xml:space="preserve"> this document follows BMJ's general formatting guidance. The journal-specific limits for Original Research — main-text word ceiling, abstract ceiling, maximum tables and figures — could not be retrieved from the build environment and must be checked at https://informatics.bmj.com/pages/authors. Convert this file to .docx, keep tables as Word tables in place, and upload the four figures separately.⟧</w:t>
+        <w:t xml:space="preserve"> this document follows BMJ's general formatting guidance. The journal-specific limits for Original Research — main-text word ceiling, abstract ceiling, maximum tables and figures — could not be retrieved from the build environment and must be checked at https://informatics.bmj.com/pages/authors. Convert this file to .docx, keep tables as Word tables in place, and upload the five figures separately.⟧</w:t>
       </w:r>
     </w:p>
     <w:p>
@@ -179,7 +179,7 @@
         <w:t xml:space="preserve">Methods.</w:t>
       </w:r>
       <w:r>
-        <w:t xml:space="preserve"> Retrospective bottom-up micro-costing study in ⟦setting⟧. For 100 antenatal and delivery care episodes we counted printed pages in ten document categories; the primary outcome was printed pages per episode. Counts were converted to sheets, mass, shelf length, archive floor area and staff handling time, and costed at official unit prices: centralised procurement for paper, 7 HUF per printed page for toner, and the tax authority's property valuation for the archive. Four scenarios were modelled at departmental (2,000/year) and national (77,500 births/year) scale, with one-way sensitivity analysis.</w:t>
+        <w:t xml:space="preserve"> Retrospective bottom-up micro-costing study in ⟦setting⟧. For 100 antenatal and delivery care episodes we counted printed pages in ten document categories; the primary outcome was printed pages per episode. Counts were converted to sheets, mass, archive floor area and staff handling time and costed at official unit prices, and five scenario arms were modelled at departmental (2,000/year) and national (77,500 births/year) scale with one-way sensitivity analysis.</w:t>
       </w:r>
     </w:p>
     <w:p>
@@ -194,7 +194,7 @@
         <w:t xml:space="preserve">Results.</w:t>
       </w:r>
       <w:r>
-        <w:t xml:space="preserve"> A care episode generated a mean of 131.3 printed pages (SD 10.5; 95% CI 129.2 to 133.4) on 124.3 sheets, in 45.6 documents. Diagnostic reports accounted for 61.7% of pages and generated clinical record for 13.5%; each referral produced exactly four report pages in every episode. Consumables cost 1,220 HUF net per episode (94.5 million HUF/year nationally), 66.7% of it toner; printing and filing took an estimated 22.8 minutes per episode, 17.1 FTE nationally; and paper manufacture consumed 899 litres of water and emitted 0.59 kg CO2e per episode. At steady state the national archive occupied 5,751 m² and immobilised 8.97 billion HUF of property (range 6.90 to 12.34 billion), 95 times the annual consumable spend.</w:t>
+        <w:t xml:space="preserve"> A care episode generated a mean of 131.3 printed pages (SD 10.5; 95% CI 129.2 to 133.4) on 124.3 sheets, in 45.6 documents. Diagnostic reports accounted for 61.7% of pages and generated clinical record for 13.5%. Consumables cost 1,220 HUF net per episode (94.5 million HUF/year nationally), 66.7% of it toner; printing and filing took an estimated 22.8 minutes per episode, 17.1 full-time equivalents nationally. At steady state the national archive occupied 5,751 m² and immobilised 8.97 billion HUF of property, an annualised opportunity cost of 332 million HUF — 3.5 times the annual consumable spend.</w:t>
       </w:r>
     </w:p>
     <w:p>
@@ -209,7 +209,7 @@
         <w:t xml:space="preserve">Discussion.</w:t>
       </w:r>
       <w:r>
-        <w:t xml:space="preserve"> Duplex printing removed 45.5% of sheets and 4.09 billion HUF of tied-up property, but only 13.4% of consumable cost and no staff time, because toner is charged per page and handling per document. Electronic report delivery removed 78.2% of sheets, 6.77 billion HUF, 69.5% of consumable cost and 10.5 FTE. Handling time is reported as displaced capacity rather than money and archivist labour is excluded, so monetary totals are floors.</w:t>
+        <w:t xml:space="preserve"> Duplex printing removed 45.5% of sheets and 4.09 billion HUF of tied-up property, but only 13.4% of consumable cost and no staff time, because toner is charged per page and handling per document. Electronic report delivery alone removed 65.1% of sheets, 5.34 billion HUF and 10.5 FTE. Handling time is reported as displaced capacity rather than money, so monetary totals are floors.</w:t>
       </w:r>
     </w:p>
     <w:p>
@@ -224,7 +224,7 @@
         <w:t xml:space="preserve">Conclusion.</w:t>
       </w:r>
       <w:r>
-        <w:t xml:space="preserve"> Obstetric paper is dominated not by clinical narrative but by printed copies of results that already exist electronically, and its dominant cost is the hospital floor it occupies for thirty to fifty years. Only electronic report delivery moves cost, staff time and space together.</w:t>
+        <w:t xml:space="preserve"> Obstetric paper is dominated not by clinical narrative but by printed copies of results that already exist electronically, and its dominant cost is the hospital floor it occupies for decades. Only electronic report delivery moves cost, staff time and space together.</w:t>
       </w:r>
     </w:p>
     <w:p>
@@ -338,7 +338,7 @@
         <w:spacing w:after="100" w:line="320"/>
       </w:pPr>
       <w:r>
-        <w:t xml:space="preserve">One obstetric care episode generated 131.3 printed pages on 124.3 sheets, in 45.6 separate documents; 61.7% of the pages were printed copies of diagnostic reports that already exist in the national exchange, and each referral produced exactly four report pages.</w:t>
+        <w:t xml:space="preserve">One obstetric care episode generated 131.3 printed pages on 124.3 sheets, in 45.6 separate documents; 61.7% of the pages were printed copies of diagnostic reports that already exist in the national exchange, so paper volume tracks the number of investigations ordered rather than the complexity of the pregnancy.</w:t>
       </w:r>
     </w:p>
     <w:p>
@@ -364,7 +364,7 @@
         <w:spacing w:after="100" w:line="320"/>
       </w:pPr>
       <w:r>
-        <w:t xml:space="preserve">Under statutory retention the national archive immobilises 8.97 billion HUF of property and 5,751 m² of hospital floor, equivalent to 320 antenatal consulting rooms, and 95 times the annual consumable spend; paper manufacture consumes 899 litres of water and emits 0.59 kg CO2e per episode.</w:t>
+        <w:t xml:space="preserve">Under statutory retention the national archive immobilises 8.97 billion HUF of property and 5,751 m² of hospital floor, equivalent to 320 antenatal consulting rooms; annualised, that capital costs 332 million HUF a year against 94.5 million of consumables. Paper manufacture consumes 899 litres of water and emits 0.59 kg CO2e per episode.</w:t>
       </w:r>
     </w:p>
     <w:p>
@@ -402,7 +402,7 @@
         <w:spacing w:after="100" w:line="320"/>
       </w:pPr>
       <w:r>
-        <w:t xml:space="preserve">Electronic delivery of diagnostic reports is the only intervention that reduces consumables, capital, staff time and floor area together, which makes report delivery — not clinical charting — the target for digitisation in this pathway.</w:t>
+        <w:t xml:space="preserve">Electronic delivery of diagnostic reports is the only intervention that reduces consumables, capital, staff time and floor area together, which makes report delivery — not clinical charting — the target for digitisation in this pathway; it is worth 1.3 times duplex printing on capital and five times on recurrent cost.</w:t>
       </w:r>
     </w:p>
     <w:p>
@@ -459,7 +459,7 @@
         <w:spacing w:after="160" w:line="320"/>
       </w:pPr>
       <w:r>
-        <w:t xml:space="preserve">Health systems across Europe have spent two decades building national electronic health infrastructures, and Hungary's Electronic Health Service Space is among the more complete: laboratory results, imaging reports, discharge summaries and prescriptions are uploaded centrally and are legally retrievable at the point of care. Yet in obstetric and antenatal care the paper has not gone away. Referrals are printed, carried and filed; results already present in the national exchange are printed again on arrival and filed a second time; and the resulting dossier is retained for decades because obstetric liability horizons are long.</w:t>
+        <w:t xml:space="preserve">Health systems across Europe have spent two decades building national electronic health infrastructures, and Hungary's Electronic Health Service Space is among the more complete: laboratory results, imaging reports, discharge summaries and prescriptions are uploaded centrally and are legally retrievable at the point of care. Yet in obstetric and antenatal care the paper has not gone away. Referrals are printed, carried and filed; results already in the exchange are printed again on arrival and filed a second time; and the dossier is retained for decades because obstetric liability horizons are long.</w:t>
       </w:r>
     </w:p>
     <w:p>
@@ -467,7 +467,7 @@
         <w:spacing w:after="160" w:line="320"/>
       </w:pPr>
       <w:r>
-        <w:t xml:space="preserve">The economic case for removing that paper is made often and measured rarely. Costing arguments here typically begin from an assumed number of pages per patient, and the assumption is rarely traced to a count. This matters because the candidate answers differ by an order of magnitude in what they imply: if an episode generates a few dozen pages, paper is a rounding error and digitisation must be justified on clinical grounds alone; if it generates well over a hundred, and those pages are then held under statutory retention for thirty to fifty years, the accumulated footprint becomes a capital question rather than a stationery one.</w:t>
+        <w:t xml:space="preserve">The economic case for removing that paper is made often and measured rarely, typically beginning from an assumed number of pages per patient that is rarely traced to a count. This matters because the candidate answers differ by an order of magnitude in what they imply: a few dozen pages an episode makes paper a rounding error, and digitisation must then be justified on clinical grounds alone; well over a hundred, held under statutory retention for thirty to fifty years, makes it a capital question rather than a stationery one.</w:t>
       </w:r>
     </w:p>
     <w:p>
@@ -475,7 +475,7 @@
         <w:spacing w:after="160" w:line="320"/>
       </w:pPr>
       <w:r>
-        <w:t xml:space="preserve">The second gap is structural. Most published work on documentation burden concerns clinician time inside electronic systems — task switching, after-hours charting, and the usability failures that drive burnout and are associated with worse patient outcomes [1-3]. Far less attention has gone to the physical artefact: how many sheets a pathway produces, what proportion duplicate data that already exist electronically, and what happens to them across a retention period longer than most clinicians' careers. Guidance on costing such resource use exists and is explicit that bottom-up micro-costing suits a countable resource with a known unit price [4,5]; it has simply not been applied here.</w:t>
+        <w:t xml:space="preserve">The second gap is structural. Most published work on documentation burden concerns clinician time inside electronic systems — task switching, after-hours charting, and the usability failures that drive burnout and are associated with worse patient outcomes [1-3]. Far less has gone to the physical artefact: how many sheets a pathway produces, how many duplicate data that already exist electronically, and what happens to them across a retention period longer than most clinicians' careers. Bottom-up micro-costing is the established method for a countable resource with a known unit price [4,5]; it has simply not been applied here.</w:t>
       </w:r>
     </w:p>
     <w:p>
@@ -483,7 +483,7 @@
         <w:spacing w:after="160" w:line="320"/>
       </w:pPr>
       <w:r>
-        <w:t xml:space="preserve">We therefore asked three questions. How many printed pages does one obstetric care episode generate? How much of that output is clinical record and how much a printed copy of an electronic result? And what does the resulting volume cost, once statutory retention is priced not as an abstraction but as square metres of hospital building?</w:t>
+        <w:t xml:space="preserve">We therefore asked three questions. How many printed pages does one obstetric care episode generate? How much is clinical record and how much a printed copy of an electronic result? And what does that volume cost, once statutory retention is priced as square metres of hospital building?</w:t>
       </w:r>
     </w:p>
     <w:p>
@@ -582,7 +582,7 @@
         <w:spacing w:after="160" w:line="320"/>
       </w:pPr>
       <w:r>
-        <w:t xml:space="preserve">For each episode we counted printed A4 pages in ten prespecified categories: laboratory, blood-group and microbiology referrals and reports, ultrasound reports, the antenatal care booklet, ward documentation and delivery documentation. A per-episode total computed independently of the workbook's own sum column agreed for all 100 episodes with zero discrepancies.</w:t>
+        <w:t xml:space="preserve">For each episode we counted printed A4 pages in ten prespecified categories: laboratory, blood-group and microbiology referrals and reports, ultrasound reports, the antenatal care booklet, ward documentation and delivery documentation. A per-episode total computed independently of the workbook's own sum column agreed for all 100 episodes with zero discrepancies; because the report columns are derived, this verifies transcription and arithmetic rather than the independence of the counts.</w:t>
       </w:r>
     </w:p>
     <w:p>
@@ -590,7 +590,7 @@
         <w:spacing w:after="160" w:line="320"/>
       </w:pPr>
       <w:r>
-        <w:t xml:space="preserve">Two features of the source data constrain interpretation. Report pages for the three diagnostic families were </w:t>
+        <w:t xml:space="preserve">Three features of the source data constrain interpretation. Report pages for the three diagnostic families were </w:t>
       </w:r>
       <w:r>
         <w:rPr>
@@ -600,7 +600,17 @@
         <w:t xml:space="preserve">derived</w:t>
       </w:r>
       <w:r>
-        <w:t xml:space="preserve"> from referral counts using the institution's fixed convention of four report pages per referral, not counted independently; the observed ratio was exactly 4.00 in all 100 episodes and all three families, so report page counts are deterministic functions of referral counts and their dispersion is inherited rather than observed. The antenatal booklet is recorded as one unit per episode; it is a bound, pre-printed, double-sided 15-page item, so one unit was expanded to 15 pages on 8 sheets and treated as duplex in every scenario, since a printing policy cannot change how a pre-printed booklet is made.</w:t>
+        <w:t xml:space="preserve"> from referral counts at the institution's fixed convention of four report pages per referral, not counted independently, so they are deterministic functions of referral counts: their dispersion is inherited rather than observed, and the four-to-one ratio is a property of the data-generating convention, not an empirical finding of this study. Ultrasound reports have no paired referral and were counted at </w:t>
+      </w:r>
+      <w:r>
+        <w:rPr>
+          <w:b/>
+          <w:bCs/>
+        </w:rPr>
+        <w:t xml:space="preserve">one page per report</w:t>
+      </w:r>
+      <w:r>
+        <w:t xml:space="preserve">, which fixes the number of ultrasound documents entering the handling-time calculation. The antenatal booklet is recorded as one unit per episode; being a bound, pre-printed, double-sided 15-page item, one unit was expanded to 15 pages on 8 sheets and treated as duplex in every scenario, since a printing policy cannot change how it is manufactured.</w:t>
       </w:r>
     </w:p>
     <w:p>
@@ -623,7 +633,7 @@
         <w:spacing w:after="160" w:line="320"/>
       </w:pPr>
       <w:r>
-        <w:t xml:space="preserve">Page counts were converted to physical quantities using A4 area 0.06237 m² and grammage 80 g/m² (4.99 g per sheet), 10,000 filed sheets per linear metre of shelving, and 5.5 linear metres of shelving per m² of archive floor inclusive of an aisle allowance. The latter two are conventions rather than measurements and are carried through sensitivity analysis (supplementary table S1).</w:t>
+        <w:t xml:space="preserve">Page counts were converted to mass, shelf length and floor area at 4.99 g per A4 sheet, 10,000 filed sheets per linear metre of shelving and 5.5 linear metres per m² of floor inclusive of aisles. The last two are conventions rather than measurements and are carried through sensitivity analysis; derivations are in the supplementary methods and every constant in table S1.</w:t>
       </w:r>
     </w:p>
     <w:p>
@@ -646,7 +656,7 @@
         <w:spacing w:after="160" w:line="320"/>
       </w:pPr>
       <w:r>
-        <w:t xml:space="preserve">Costs are 2024 Hungarian forint (HUF), net of VAT, with gross figures at the 27% standard rate. Unit prices were paper at 1,445 HUF net per 500-sheet ream, or 2.89 HUF per sheet, under the centralised public procurement framework [6]; printing at 7 HUF per printed page covering toner, device amortisation and service; archive floor at 1,560,000 HUF/m², the tax authority's property valuation for the site [7], reported as immobilised capital rather than annual rent; and 70 HUF for the purchased antenatal booklet, which carries neither printing nor paper charge. Supplementary table S1 lists every parameter with its source and sensitivity range.</w:t>
+        <w:t xml:space="preserve">Costs are 2024 Hungarian forint (HUF), net of VAT, with gross figures at the 27% standard rate. Unit prices were paper at 1,445 HUF net per 500-sheet ream, or 2.89 HUF per sheet, under the centralised public procurement framework [6]; printing at 7 HUF per printed page, covering toner, device amortisation and service; archive floor at 1,560,000 HUF/m², the tax authority's valuation for the site [7], reported as immobilised capital rather than rent; and 70 HUF for the purchased antenatal booklet, which carries neither printing nor paper charge. Because a stock and an annual flow are not directly comparable, the property value is also expressed as an annualised opportunity cost at the 3.7% discount rate. Table S1 lists every parameter with its source and range.</w:t>
       </w:r>
     </w:p>
     <w:p>
@@ -654,7 +664,7 @@
         <w:spacing w:after="160" w:line="320"/>
       </w:pPr>
       <w:r>
-        <w:t xml:space="preserve">Because printing is charged per page and paper per sheet, the model distinguishes four quantities that are easily conflated: </w:t>
+        <w:t xml:space="preserve">Because printing is charged per page and paper per sheet, the model keeps four quantities apart: </w:t>
       </w:r>
       <w:r>
         <w:rPr>
@@ -702,7 +712,7 @@
         <w:spacing w:after="160" w:line="320"/>
       </w:pPr>
       <w:r>
-        <w:t xml:space="preserve">Staff handling time — one document being printed, collected, checked and filed for each referral and each diagnostic report, at a deliberately conservative 30 seconds — is reported in hours and full-time equivalents (1,720 h/FTE) and </w:t>
+        <w:t xml:space="preserve">Staff handling time — one document printed, collected, checked and filed for each referral and each diagnostic report, at a deliberately conservative 30 seconds — is reported in hours and full-time equivalents (1,720 h/FTE) and </w:t>
       </w:r>
       <w:r>
         <w:rPr>
@@ -712,7 +722,7 @@
         <w:t xml:space="preserve">deliberately not monetised</w:t>
       </w:r>
       <w:r>
-        <w:t xml:space="preserve">. Handling here is not a staffed post; it is absorbed into the existing duties of clinicians, midwives and administrators a few seconds at a time, so no wage rate would represent it honestly and attaching one would imply a budget line that does not exist. The FTE figure is </w:t>
+        <w:t xml:space="preserve">. Handling is not a staffed post but is absorbed a few seconds at a time into existing clinical and administrative duties, so no wage rate would represent it honestly and attaching one would imply a budget line that does not exist; the FTE figure is </w:t>
       </w:r>
       <w:r>
         <w:rPr>
@@ -722,7 +732,7 @@
         <w:t xml:space="preserve">displaced capacity</w:t>
       </w:r>
       <w:r>
-        <w:t xml:space="preserve">, not posts that could be cut. Ward and delivery documentation are excluded, being written during care rather than printed on demand. This omission is one-directional, so every monetary total reported here is a floor.</w:t>
+        <w:t xml:space="preserve">, not posts that could be cut. Ward and delivery documentation are excluded, being written during care rather than printed on demand. Both omissions are one-directional, so every monetary total reported here is a floor.</w:t>
       </w:r>
     </w:p>
     <w:p>
@@ -730,7 +740,7 @@
         <w:spacing w:after="160" w:line="320"/>
       </w:pPr>
       <w:r>
-        <w:t xml:space="preserve">Paper mass was converted to greenhouse-gas emissions at 950 kg CO2e per tonne [8,9] and to consumptive green plus blue water at 300 to 2600 m³ per tonne, whose midpoint is the point estimate [10]. Both are cradle to gate and exclude printing energy, transport, archive conditioning and disposal; grey water is excluded. Archive floor area is also expressed in clinical equivalents at 18 m² per antenatal consulting room, since it is withdrawn from clinical use rather than neutral space.</w:t>
+        <w:t xml:space="preserve">Paper mass was converted to greenhouse-gas emissions at 950 kg CO2e per tonne [8,9] and to consumptive green plus blue water at 300 to 2600 m³ per tonne, whose midpoint is the point estimate [10]; both are cradle to gate and exclude printing energy, transport, archive conditioning and disposal. Archive floor area is also expressed at 18 m² per antenatal consulting room, since it is withdrawn from clinical use rather than neutral space.</w:t>
       </w:r>
     </w:p>
     <w:p>
@@ -753,7 +763,7 @@
         <w:spacing w:after="160" w:line="320"/>
       </w:pPr>
       <w:r>
-        <w:t xml:space="preserve">Documents were assigned statutory retention periods by type: 30 years for outpatient antenatal documentation, 50 years for inpatient ward and delivery documentation. At steady state the archive holds, for each document type, its annual page volume multiplied by its retention period. This steady-state stock, not the annual flow, determines the floor area a health system must own, and it is what the reported property value prices.</w:t>
+        <w:t xml:space="preserve">Documents were assigned statutory retention periods by type: 30 years for outpatient antenatal documentation, 50 years for inpatient ward and delivery documentation. At steady state the archive holds each type's annual volume multiplied by its retention period. This stock, not the annual flow, determines the floor area a health system must own, and it is what the reported property value prices. The antenatal booklet is included in the stock on the assumption that an institutional copy is retained. ⟦Author to confirm: the booklet is patient-held in Hungarian practice. If no copy is archived, its 8 sheets per episode leave the stock, the national holding falls from 5,751 to 5,413 m² and from 8.97 to 8.44 billion HUF, and the paperless pathway's residual archive falls to zero.⟧</w:t>
       </w:r>
     </w:p>
     <w:p>
@@ -776,7 +786,7 @@
         <w:spacing w:after="160" w:line="320"/>
       </w:pPr>
       <w:r>
-        <w:t xml:space="preserve">Four scenarios were modelled. </w:t>
+        <w:t xml:space="preserve">Five arms were modelled. </w:t>
       </w:r>
       <w:r>
         <w:rPr>
@@ -803,10 +813,20 @@
           <w:b/>
           <w:bCs/>
         </w:rPr>
-        <w:t xml:space="preserve">S2, electronic result delivery</w:t>
-      </w:r>
-      <w:r>
-        <w:t xml:space="preserve">: diagnostic reports retrieved from the national exchange rather than printed, referrals still printed. </w:t>
+        <w:t xml:space="preserve">S2a, electronic result delivery</w:t>
+      </w:r>
+      <w:r>
+        <w:t xml:space="preserve">: diagnostic reports retrieved from the national exchange rather than printed, the remaining output still single-sided. </w:t>
+      </w:r>
+      <w:r>
+        <w:rPr>
+          <w:b/>
+          <w:bCs/>
+        </w:rPr>
+        <w:t xml:space="preserve">S2, electronic result delivery with duplex</w:t>
+      </w:r>
+      <w:r>
+        <w:t xml:space="preserve">: the same, printed double-sided. </w:t>
       </w:r>
       <w:r>
         <w:rPr>
@@ -816,7 +836,7 @@
         <w:t xml:space="preserve">S3, paperless pathway</w:t>
       </w:r>
       <w:r>
-        <w:t xml:space="preserve">: only the patient-held antenatal booklet remains on paper.</w:t>
+        <w:t xml:space="preserve">: only the antenatal booklet remains on paper. S2 combines two interventions, so only S2a is a like-for-like comparator for S1, and the two are reported separately for that reason. National extrapolation uses live births as a proxy for care episodes, which slightly overstates deliveries because of multiple births.</w:t>
       </w:r>
     </w:p>
     <w:p>
@@ -834,7 +854,7 @@
         <w:t xml:space="preserve">t</w:t>
       </w:r>
       <w:r>
-        <w:t xml:space="preserve">, corroborated by a 10,000-replicate bootstrap, and median (IQR). Scenario results are deterministic functions of the observed mean and the stated parameters, so uncertainty is expressed as one-way sensitivity analysis rather than probabilistic simulation. A 10-year discounted spend is reported at both scales at the 3.7% rate in national health technology assessment guidance. Analyses used Python 3; the script and parameter file are provided, so every number can be re-derived.</w:t>
+        <w:t xml:space="preserve">, corroborated by a 10,000-replicate bootstrap, and median (IQR). Scenario results are deterministic functions of the observed mean and the stated parameters, so uncertainty is expressed as one-way sensitivity analysis, which varies each parameter alone and therefore does not bound the joint uncertainty. A 10-year discounted spend is given in table S2 at the 3.7% rate in national health technology assessment guidance, discounted from the start of each year. Analyses used Python 3; the script and parameter file are provided, so every number can be re-derived.</w:t>
       </w:r>
     </w:p>
     <w:p>
@@ -857,7 +877,7 @@
         <w:spacing w:after="160" w:line="320"/>
       </w:pPr>
       <w:r>
-        <w:t xml:space="preserve">The dataset contains document counts only, with no clinical, demographic or identifying patient information; episodes are labelled by sequence number. ⟦Author to insert: institutional review board reference and determination, or the formal exemption.⟧</w:t>
+        <w:t xml:space="preserve">The analysed dataset contains document counts only, with no clinical, demographic or identifying patient information; episodes are labelled by sequence number. Generating it required access to source clinical records. ⟦Author to insert: who accessed the source records and under what approval, and the institutional review board reference and determination or formal exemption.⟧</w:t>
       </w:r>
     </w:p>
     <w:p>
@@ -913,7 +933,7 @@
         <w:t xml:space="preserve">131.3 printed pages per episode</w:t>
       </w:r>
       <w:r>
-        <w:t xml:space="preserve"> (SD 10.5; 95% CI 129.2–133.4; bootstrap 95% CI 129.2–133.4), occupying 124.3 physical sheets. The median was 130 pages (IQR 124–138) and the range 106–154 (Figure 2). The distribution is symmetric and tight: the ratio of the interquartile range to the median is 0.11, meaning documentation volume behaves as a near-fixed cost of the pathway rather than a function of case complexity. Table 1 gives the full breakdown.</w:t>
+        <w:t xml:space="preserve"> (SD 10.5; 95% CI 129.2–133.4; bootstrap identical), occupying 124.3 physical sheets. The median was 130 pages (IQR 124–138) and the range 106–154 (Figure 2). The distribution is symmetric and tight — the interquartile range is 0.11 of the median — so documentation volume behaves as a near-fixed cost of the pathway rather than a function of case complexity. Table 1 gives the breakdown.</w:t>
       </w:r>
     </w:p>
     <w:p>
@@ -3155,7 +3175,7 @@
         <w:t xml:space="preserve">Diagnostic reports account for 61.7% of all printed pages</w:t>
       </w:r>
       <w:r>
-        <w:t xml:space="preserve"> (mean 80.9 per episode) and referrals for a further 13.4% (17.7 pages). Clinical records account for 24.9% (32.7 pages), of which 15 are the pre-printed antenatal booklet, a fixed manufactured item rather than generated output. Excluding it, what the pathway actually produces is three-quarters diagnostic traffic and less than a sixth clinical narrative.</w:t>
+        <w:t xml:space="preserve"> (mean 80.9 per episode) and referrals for a further 13.4% (17.7 pages). Clinical records account for 24.9% (32.7 pages), of which 15 are the pre-printed booklet, a manufactured item rather than generated output. Excluding it, seven in ten of the pages the pathway produces are diagnostic reports and less than a sixth is clinical narrative.</w:t>
       </w:r>
     </w:p>
     <w:p>
@@ -3163,7 +3183,7 @@
         <w:spacing w:after="160" w:line="320"/>
       </w:pPr>
       <w:r>
-        <w:t xml:space="preserve">The mechanism is a fixed amplification: in every episode and all three diagnostic families, each referral generated exactly four report pages, so </w:t>
+        <w:t xml:space="preserve">The mechanism is a fixed amplification. Under the institution's reporting convention each referral yields four report pages, so </w:t>
       </w:r>
       <w:r>
         <w:rPr>
@@ -3173,7 +3193,7 @@
         <w:t xml:space="preserve">one referral costs five printed pages</w:t>
       </w:r>
       <w:r>
-        <w:t xml:space="preserve"> and the number of referrals, not the complexity of the pregnancy, drives paper volume. Blood-group and laboratory investigations dominate at 35.6 and 34.4 pages per episode, microbiology contributes 18.4, inpatient documentation 17.7, the booklet 15.0 and ultrasound 10.3.</w:t>
+        <w:t xml:space="preserve">, and the number of investigations ordered rather than the complexity of the pregnancy drives paper volume. That convention was applied to the source data rather than observed independently, so the ratio is a feature of local practice we inherited, not a finding of ours. Blood-group and laboratory investigations dominate at 35.6 and 34.4 pages per episode (Figure 1).</w:t>
       </w:r>
     </w:p>
     <w:p>
@@ -3224,7 +3244,7 @@
         <w:spacing w:after="160" w:line="320"/>
       </w:pPr>
       <w:r>
-        <w:t xml:space="preserve">Nationally (77,500 live births in 2024 [11]), current practice prints 9.01 million pages onto 9.63 million sheets, consumes 48.1 tonnes of paper and costs </w:t>
+        <w:t xml:space="preserve">Nationally (77,500 live births in 2024 [11]), current practice prints 9.01 million pages onto 9.63 million sheets, consumes 48.1 tonnes of paper, costs </w:t>
       </w:r>
       <w:r>
         <w:rPr>
@@ -3234,7 +3254,7 @@
         <w:t xml:space="preserve">94.5 million HUF net</w:t>
       </w:r>
       <w:r>
-        <w:t xml:space="preserve"> a year (120.1 million gross; 76.3 to 121.9 million across the unit-price ranges), or 807.2 million HUF discounted over ten years, and adds 963 linear metres of shelving. At departmental scale the same figures are 2.44 million HUF and 25 linear metres. Table 2 gives every scenario at both scales; supplementary table S2 gives the full component breakdown.</w:t>
+        <w:t xml:space="preserve"> a year (120.1 million gross; 76.3 to 121.9 million across the unit-price ranges, a spread driven almost entirely by the price per printed page) and adds 963 linear metres of shelving. Departmentally the figures are 2.44 million HUF and 25 linear metres. Table 2 gives every arm at both scales; table S2 gives the full breakdown.</w:t>
       </w:r>
     </w:p>
     <w:p>
@@ -4279,82 +4299,82 @@
                 <w:sz w:val="16"/>
                 <w:szCs w:val="16"/>
               </w:rPr>
-              <w:t xml:space="preserve">27.1</w:t>
-            </w:r>
-          </w:p>
-        </w:tc>
-        <w:tc>
-          <w:tcPr>
-            <w:tcW w:type="dxa" w:w="880"/>
-            <w:tcMar>
-              <w:top w:type="dxa" w:w="60"/>
-              <w:left w:type="dxa" w:w="80"/>
-              <w:bottom w:type="dxa" w:w="60"/>
-              <w:right w:type="dxa" w:w="80"/>
-            </w:tcMar>
-          </w:tcPr>
-          <w:p>
-            <w:pPr>
-              <w:spacing w:after="0" w:line="240"/>
-            </w:pPr>
-            <w:r>
-              <w:rPr>
-                <w:b w:val="false"/>
-                <w:bCs w:val="false"/>
-                <w:sz w:val="16"/>
-                <w:szCs w:val="16"/>
-              </w:rPr>
-              <w:t xml:space="preserve">0.27</w:t>
-            </w:r>
-          </w:p>
-        </w:tc>
-        <w:tc>
-          <w:tcPr>
-            <w:tcW w:type="dxa" w:w="880"/>
-            <w:tcMar>
-              <w:top w:type="dxa" w:w="60"/>
-              <w:left w:type="dxa" w:w="80"/>
-              <w:bottom w:type="dxa" w:w="60"/>
-              <w:right w:type="dxa" w:w="80"/>
-            </w:tcMar>
-          </w:tcPr>
-          <w:p>
-            <w:pPr>
-              <w:spacing w:after="0" w:line="240"/>
-            </w:pPr>
-            <w:r>
-              <w:rPr>
-                <w:b w:val="false"/>
-                <w:bCs w:val="false"/>
-                <w:sz w:val="16"/>
-                <w:szCs w:val="16"/>
-              </w:rPr>
-              <w:t xml:space="preserve">0.3</w:t>
-            </w:r>
-          </w:p>
-        </w:tc>
-        <w:tc>
-          <w:tcPr>
-            <w:tcW w:type="dxa" w:w="880"/>
-            <w:tcMar>
-              <w:top w:type="dxa" w:w="60"/>
-              <w:left w:type="dxa" w:w="80"/>
-              <w:bottom w:type="dxa" w:w="60"/>
-              <w:right w:type="dxa" w:w="80"/>
-            </w:tcMar>
-          </w:tcPr>
-          <w:p>
-            <w:pPr>
-              <w:spacing w:after="0" w:line="240"/>
-            </w:pPr>
-            <w:r>
-              <w:rPr>
-                <w:b w:val="false"/>
-                <w:bCs w:val="false"/>
-                <w:sz w:val="16"/>
-                <w:szCs w:val="16"/>
-              </w:rPr>
-              <w:t xml:space="preserve">744.90k</w:t>
+              <w:t xml:space="preserve">43.3</w:t>
+            </w:r>
+          </w:p>
+        </w:tc>
+        <w:tc>
+          <w:tcPr>
+            <w:tcW w:type="dxa" w:w="880"/>
+            <w:tcMar>
+              <w:top w:type="dxa" w:w="60"/>
+              <w:left w:type="dxa" w:w="80"/>
+              <w:bottom w:type="dxa" w:w="60"/>
+              <w:right w:type="dxa" w:w="80"/>
+            </w:tcMar>
+          </w:tcPr>
+          <w:p>
+            <w:pPr>
+              <w:spacing w:after="0" w:line="240"/>
+            </w:pPr>
+            <w:r>
+              <w:rPr>
+                <w:b w:val="false"/>
+                <w:bCs w:val="false"/>
+                <w:sz w:val="16"/>
+                <w:szCs w:val="16"/>
+              </w:rPr>
+              <w:t xml:space="preserve">0.43</w:t>
+            </w:r>
+          </w:p>
+        </w:tc>
+        <w:tc>
+          <w:tcPr>
+            <w:tcW w:type="dxa" w:w="880"/>
+            <w:tcMar>
+              <w:top w:type="dxa" w:w="60"/>
+              <w:left w:type="dxa" w:w="80"/>
+              <w:bottom w:type="dxa" w:w="60"/>
+              <w:right w:type="dxa" w:w="80"/>
+            </w:tcMar>
+          </w:tcPr>
+          <w:p>
+            <w:pPr>
+              <w:spacing w:after="0" w:line="240"/>
+            </w:pPr>
+            <w:r>
+              <w:rPr>
+                <w:b w:val="false"/>
+                <w:bCs w:val="false"/>
+                <w:sz w:val="16"/>
+                <w:szCs w:val="16"/>
+              </w:rPr>
+              <w:t xml:space="preserve">0.4</w:t>
+            </w:r>
+          </w:p>
+        </w:tc>
+        <w:tc>
+          <w:tcPr>
+            <w:tcW w:type="dxa" w:w="880"/>
+            <w:tcMar>
+              <w:top w:type="dxa" w:w="60"/>
+              <w:left w:type="dxa" w:w="80"/>
+              <w:bottom w:type="dxa" w:w="60"/>
+              <w:right w:type="dxa" w:w="80"/>
+            </w:tcMar>
+          </w:tcPr>
+          <w:p>
+            <w:pPr>
+              <w:spacing w:after="0" w:line="240"/>
+            </w:pPr>
+            <w:r>
+              <w:rPr>
+                <w:b w:val="false"/>
+                <w:bCs w:val="false"/>
+                <w:sz w:val="16"/>
+                <w:szCs w:val="16"/>
+              </w:rPr>
+              <w:t xml:space="preserve">838.83k</w:t>
             </w:r>
           </w:p>
         </w:tc>
@@ -4404,32 +4424,32 @@
                 <w:sz w:val="16"/>
                 <w:szCs w:val="16"/>
               </w:rPr>
-              <w:t xml:space="preserve">36</w:t>
-            </w:r>
-          </w:p>
-        </w:tc>
-        <w:tc>
-          <w:tcPr>
-            <w:tcW w:type="dxa" w:w="880"/>
-            <w:tcMar>
-              <w:top w:type="dxa" w:w="60"/>
-              <w:left w:type="dxa" w:w="80"/>
-              <w:bottom w:type="dxa" w:w="60"/>
-              <w:right w:type="dxa" w:w="80"/>
-            </w:tcMar>
-          </w:tcPr>
-          <w:p>
-            <w:pPr>
-              <w:spacing w:after="0" w:line="240"/>
-            </w:pPr>
-            <w:r>
-              <w:rPr>
-                <w:b w:val="false"/>
-                <w:bCs w:val="false"/>
-                <w:sz w:val="16"/>
-                <w:szCs w:val="16"/>
-              </w:rPr>
-              <w:t xml:space="preserve">56.78 M</w:t>
+              <w:t xml:space="preserve">60</w:t>
+            </w:r>
+          </w:p>
+        </w:tc>
+        <w:tc>
+          <w:tcPr>
+            <w:tcW w:type="dxa" w:w="880"/>
+            <w:tcMar>
+              <w:top w:type="dxa" w:w="60"/>
+              <w:left w:type="dxa" w:w="80"/>
+              <w:bottom w:type="dxa" w:w="60"/>
+              <w:right w:type="dxa" w:w="80"/>
+            </w:tcMar>
+          </w:tcPr>
+          <w:p>
+            <w:pPr>
+              <w:spacing w:after="0" w:line="240"/>
+            </w:pPr>
+            <w:r>
+              <w:rPr>
+                <w:b w:val="false"/>
+                <w:bCs w:val="false"/>
+                <w:sz w:val="16"/>
+                <w:szCs w:val="16"/>
+              </w:rPr>
+              <w:t xml:space="preserve">93.80 M</w:t>
             </w:r>
           </w:p>
         </w:tc>
@@ -4459,207 +4479,207 @@
                 <w:sz w:val="16"/>
                 <w:szCs w:val="16"/>
               </w:rPr>
-              <w:t xml:space="preserve">Paperless pathway</w:t>
-            </w:r>
-          </w:p>
-        </w:tc>
-        <w:tc>
-          <w:tcPr>
-            <w:tcW w:type="dxa" w:w="880"/>
-            <w:tcMar>
-              <w:top w:type="dxa" w:w="60"/>
-              <w:left w:type="dxa" w:w="80"/>
-              <w:bottom w:type="dxa" w:w="60"/>
-              <w:right w:type="dxa" w:w="80"/>
-            </w:tcMar>
-          </w:tcPr>
-          <w:p>
-            <w:pPr>
-              <w:spacing w:after="0" w:line="240"/>
-            </w:pPr>
-            <w:r>
-              <w:rPr>
-                <w:b w:val="false"/>
-                <w:bCs w:val="false"/>
-                <w:sz w:val="16"/>
-                <w:szCs w:val="16"/>
-              </w:rPr>
-              <w:t xml:space="preserve">0.0</w:t>
-            </w:r>
-          </w:p>
-        </w:tc>
-        <w:tc>
-          <w:tcPr>
-            <w:tcW w:type="dxa" w:w="880"/>
-            <w:tcMar>
-              <w:top w:type="dxa" w:w="60"/>
-              <w:left w:type="dxa" w:w="80"/>
-              <w:bottom w:type="dxa" w:w="60"/>
-              <w:right w:type="dxa" w:w="80"/>
-            </w:tcMar>
-          </w:tcPr>
-          <w:p>
-            <w:pPr>
-              <w:spacing w:after="0" w:line="240"/>
-            </w:pPr>
-            <w:r>
-              <w:rPr>
-                <w:b w:val="false"/>
-                <w:bCs w:val="false"/>
-                <w:sz w:val="16"/>
-                <w:szCs w:val="16"/>
-              </w:rPr>
-              <w:t xml:space="preserve">8.0</w:t>
-            </w:r>
-          </w:p>
-        </w:tc>
-        <w:tc>
-          <w:tcPr>
-            <w:tcW w:type="dxa" w:w="880"/>
-            <w:tcMar>
-              <w:top w:type="dxa" w:w="60"/>
-              <w:left w:type="dxa" w:w="80"/>
-              <w:bottom w:type="dxa" w:w="60"/>
-              <w:right w:type="dxa" w:w="80"/>
-            </w:tcMar>
-          </w:tcPr>
-          <w:p>
-            <w:pPr>
-              <w:spacing w:after="0" w:line="240"/>
-            </w:pPr>
-            <w:r>
-              <w:rPr>
-                <w:b w:val="false"/>
-                <w:bCs w:val="false"/>
-                <w:sz w:val="16"/>
-                <w:szCs w:val="16"/>
-              </w:rPr>
-              <w:t xml:space="preserve">0.08</w:t>
-            </w:r>
-          </w:p>
-        </w:tc>
-        <w:tc>
-          <w:tcPr>
-            <w:tcW w:type="dxa" w:w="880"/>
-            <w:tcMar>
-              <w:top w:type="dxa" w:w="60"/>
-              <w:left w:type="dxa" w:w="80"/>
-              <w:bottom w:type="dxa" w:w="60"/>
-              <w:right w:type="dxa" w:w="80"/>
-            </w:tcMar>
-          </w:tcPr>
-          <w:p>
-            <w:pPr>
-              <w:spacing w:after="0" w:line="240"/>
-            </w:pPr>
-            <w:r>
-              <w:rPr>
-                <w:b w:val="false"/>
-                <w:bCs w:val="false"/>
-                <w:sz w:val="16"/>
-                <w:szCs w:val="16"/>
-              </w:rPr>
-              <w:t xml:space="preserve">0.1</w:t>
-            </w:r>
-          </w:p>
-        </w:tc>
-        <w:tc>
-          <w:tcPr>
-            <w:tcW w:type="dxa" w:w="880"/>
-            <w:tcMar>
-              <w:top w:type="dxa" w:w="60"/>
-              <w:left w:type="dxa" w:w="80"/>
-              <w:bottom w:type="dxa" w:w="60"/>
-              <w:right w:type="dxa" w:w="80"/>
-            </w:tcMar>
-          </w:tcPr>
-          <w:p>
-            <w:pPr>
-              <w:spacing w:after="0" w:line="240"/>
-            </w:pPr>
-            <w:r>
-              <w:rPr>
-                <w:b w:val="false"/>
-                <w:bCs w:val="false"/>
-                <w:sz w:val="16"/>
-                <w:szCs w:val="16"/>
-              </w:rPr>
-              <w:t xml:space="preserve">140.00k</w:t>
-            </w:r>
-          </w:p>
-        </w:tc>
-        <w:tc>
-          <w:tcPr>
-            <w:tcW w:type="dxa" w:w="880"/>
-            <w:tcMar>
-              <w:top w:type="dxa" w:w="60"/>
-              <w:left w:type="dxa" w:w="80"/>
-              <w:bottom w:type="dxa" w:w="60"/>
-              <w:right w:type="dxa" w:w="80"/>
-            </w:tcMar>
-          </w:tcPr>
-          <w:p>
-            <w:pPr>
-              <w:spacing w:after="0" w:line="240"/>
-            </w:pPr>
-            <w:r>
-              <w:rPr>
-                <w:b w:val="false"/>
-                <w:bCs w:val="false"/>
-                <w:sz w:val="16"/>
-                <w:szCs w:val="16"/>
-              </w:rPr>
-              <w:t xml:space="preserve">0.00</w:t>
-            </w:r>
-          </w:p>
-        </w:tc>
-        <w:tc>
-          <w:tcPr>
-            <w:tcW w:type="dxa" w:w="880"/>
-            <w:tcMar>
-              <w:top w:type="dxa" w:w="60"/>
-              <w:left w:type="dxa" w:w="80"/>
-              <w:bottom w:type="dxa" w:w="60"/>
-              <w:right w:type="dxa" w:w="80"/>
-            </w:tcMar>
-          </w:tcPr>
-          <w:p>
-            <w:pPr>
-              <w:spacing w:after="0" w:line="240"/>
-            </w:pPr>
-            <w:r>
-              <w:rPr>
-                <w:b w:val="false"/>
-                <w:bCs w:val="false"/>
-                <w:sz w:val="16"/>
-                <w:szCs w:val="16"/>
-              </w:rPr>
-              <w:t xml:space="preserve">9</w:t>
-            </w:r>
-          </w:p>
-        </w:tc>
-        <w:tc>
-          <w:tcPr>
-            <w:tcW w:type="dxa" w:w="880"/>
-            <w:tcMar>
-              <w:top w:type="dxa" w:w="60"/>
-              <w:left w:type="dxa" w:w="80"/>
-              <w:bottom w:type="dxa" w:w="60"/>
-              <w:right w:type="dxa" w:w="80"/>
-            </w:tcMar>
-          </w:tcPr>
-          <w:p>
-            <w:pPr>
-              <w:spacing w:after="0" w:line="240"/>
-            </w:pPr>
-            <w:r>
-              <w:rPr>
-                <w:b w:val="false"/>
-                <w:bCs w:val="false"/>
-                <w:sz w:val="16"/>
-                <w:szCs w:val="16"/>
-              </w:rPr>
-              <w:t xml:space="preserve">13.61 M</w:t>
+              <w:t xml:space="preserve">Electronic result delivery with duplex</w:t>
+            </w:r>
+          </w:p>
+        </w:tc>
+        <w:tc>
+          <w:tcPr>
+            <w:tcW w:type="dxa" w:w="880"/>
+            <w:tcMar>
+              <w:top w:type="dxa" w:w="60"/>
+              <w:left w:type="dxa" w:w="80"/>
+              <w:bottom w:type="dxa" w:w="60"/>
+              <w:right w:type="dxa" w:w="80"/>
+            </w:tcMar>
+          </w:tcPr>
+          <w:p>
+            <w:pPr>
+              <w:spacing w:after="0" w:line="240"/>
+            </w:pPr>
+            <w:r>
+              <w:rPr>
+                <w:b w:val="false"/>
+                <w:bCs w:val="false"/>
+                <w:sz w:val="16"/>
+                <w:szCs w:val="16"/>
+              </w:rPr>
+              <w:t xml:space="preserve">35.3</w:t>
+            </w:r>
+          </w:p>
+        </w:tc>
+        <w:tc>
+          <w:tcPr>
+            <w:tcW w:type="dxa" w:w="880"/>
+            <w:tcMar>
+              <w:top w:type="dxa" w:w="60"/>
+              <w:left w:type="dxa" w:w="80"/>
+              <w:bottom w:type="dxa" w:w="60"/>
+              <w:right w:type="dxa" w:w="80"/>
+            </w:tcMar>
+          </w:tcPr>
+          <w:p>
+            <w:pPr>
+              <w:spacing w:after="0" w:line="240"/>
+            </w:pPr>
+            <w:r>
+              <w:rPr>
+                <w:b w:val="false"/>
+                <w:bCs w:val="false"/>
+                <w:sz w:val="16"/>
+                <w:szCs w:val="16"/>
+              </w:rPr>
+              <w:t xml:space="preserve">27.1</w:t>
+            </w:r>
+          </w:p>
+        </w:tc>
+        <w:tc>
+          <w:tcPr>
+            <w:tcW w:type="dxa" w:w="880"/>
+            <w:tcMar>
+              <w:top w:type="dxa" w:w="60"/>
+              <w:left w:type="dxa" w:w="80"/>
+              <w:bottom w:type="dxa" w:w="60"/>
+              <w:right w:type="dxa" w:w="80"/>
+            </w:tcMar>
+          </w:tcPr>
+          <w:p>
+            <w:pPr>
+              <w:spacing w:after="0" w:line="240"/>
+            </w:pPr>
+            <w:r>
+              <w:rPr>
+                <w:b w:val="false"/>
+                <w:bCs w:val="false"/>
+                <w:sz w:val="16"/>
+                <w:szCs w:val="16"/>
+              </w:rPr>
+              <w:t xml:space="preserve">0.27</w:t>
+            </w:r>
+          </w:p>
+        </w:tc>
+        <w:tc>
+          <w:tcPr>
+            <w:tcW w:type="dxa" w:w="880"/>
+            <w:tcMar>
+              <w:top w:type="dxa" w:w="60"/>
+              <w:left w:type="dxa" w:w="80"/>
+              <w:bottom w:type="dxa" w:w="60"/>
+              <w:right w:type="dxa" w:w="80"/>
+            </w:tcMar>
+          </w:tcPr>
+          <w:p>
+            <w:pPr>
+              <w:spacing w:after="0" w:line="240"/>
+            </w:pPr>
+            <w:r>
+              <w:rPr>
+                <w:b w:val="false"/>
+                <w:bCs w:val="false"/>
+                <w:sz w:val="16"/>
+                <w:szCs w:val="16"/>
+              </w:rPr>
+              <w:t xml:space="preserve">0.3</w:t>
+            </w:r>
+          </w:p>
+        </w:tc>
+        <w:tc>
+          <w:tcPr>
+            <w:tcW w:type="dxa" w:w="880"/>
+            <w:tcMar>
+              <w:top w:type="dxa" w:w="60"/>
+              <w:left w:type="dxa" w:w="80"/>
+              <w:bottom w:type="dxa" w:w="60"/>
+              <w:right w:type="dxa" w:w="80"/>
+            </w:tcMar>
+          </w:tcPr>
+          <w:p>
+            <w:pPr>
+              <w:spacing w:after="0" w:line="240"/>
+            </w:pPr>
+            <w:r>
+              <w:rPr>
+                <w:b w:val="false"/>
+                <w:bCs w:val="false"/>
+                <w:sz w:val="16"/>
+                <w:szCs w:val="16"/>
+              </w:rPr>
+              <w:t xml:space="preserve">744.90k</w:t>
+            </w:r>
+          </w:p>
+        </w:tc>
+        <w:tc>
+          <w:tcPr>
+            <w:tcW w:type="dxa" w:w="880"/>
+            <w:tcMar>
+              <w:top w:type="dxa" w:w="60"/>
+              <w:left w:type="dxa" w:w="80"/>
+              <w:bottom w:type="dxa" w:w="60"/>
+              <w:right w:type="dxa" w:w="80"/>
+            </w:tcMar>
+          </w:tcPr>
+          <w:p>
+            <w:pPr>
+              <w:spacing w:after="0" w:line="240"/>
+            </w:pPr>
+            <w:r>
+              <w:rPr>
+                <w:b w:val="false"/>
+                <w:bCs w:val="false"/>
+                <w:sz w:val="16"/>
+                <w:szCs w:val="16"/>
+              </w:rPr>
+              <w:t xml:space="preserve">0.17</w:t>
+            </w:r>
+          </w:p>
+        </w:tc>
+        <w:tc>
+          <w:tcPr>
+            <w:tcW w:type="dxa" w:w="880"/>
+            <w:tcMar>
+              <w:top w:type="dxa" w:w="60"/>
+              <w:left w:type="dxa" w:w="80"/>
+              <w:bottom w:type="dxa" w:w="60"/>
+              <w:right w:type="dxa" w:w="80"/>
+            </w:tcMar>
+          </w:tcPr>
+          <w:p>
+            <w:pPr>
+              <w:spacing w:after="0" w:line="240"/>
+            </w:pPr>
+            <w:r>
+              <w:rPr>
+                <w:b w:val="false"/>
+                <w:bCs w:val="false"/>
+                <w:sz w:val="16"/>
+                <w:szCs w:val="16"/>
+              </w:rPr>
+              <w:t xml:space="preserve">36</w:t>
+            </w:r>
+          </w:p>
+        </w:tc>
+        <w:tc>
+          <w:tcPr>
+            <w:tcW w:type="dxa" w:w="880"/>
+            <w:tcMar>
+              <w:top w:type="dxa" w:w="60"/>
+              <w:left w:type="dxa" w:w="80"/>
+              <w:bottom w:type="dxa" w:w="60"/>
+              <w:right w:type="dxa" w:w="80"/>
+            </w:tcMar>
+          </w:tcPr>
+          <w:p>
+            <w:pPr>
+              <w:spacing w:after="0" w:line="240"/>
+            </w:pPr>
+            <w:r>
+              <w:rPr>
+                <w:b w:val="false"/>
+                <w:bCs w:val="false"/>
+                <w:sz w:val="16"/>
+                <w:szCs w:val="16"/>
+              </w:rPr>
+              <w:t xml:space="preserve">56.78 M</w:t>
             </w:r>
           </w:p>
         </w:tc>
@@ -4684,212 +4704,212 @@
             </w:pPr>
             <w:r>
               <w:rPr>
-                <w:b/>
-                <w:bCs/>
-                <w:sz w:val="16"/>
-                <w:szCs w:val="16"/>
-              </w:rPr>
-              <w:t xml:space="preserve">Hungary, 77,500 episodes/year</w:t>
-            </w:r>
-          </w:p>
-        </w:tc>
-        <w:tc>
-          <w:tcPr>
-            <w:tcW w:type="dxa" w:w="880"/>
-            <w:tcMar>
-              <w:top w:type="dxa" w:w="60"/>
-              <w:left w:type="dxa" w:w="80"/>
-              <w:bottom w:type="dxa" w:w="60"/>
-              <w:right w:type="dxa" w:w="80"/>
-            </w:tcMar>
-          </w:tcPr>
-          <w:p>
-            <w:pPr>
-              <w:spacing w:after="0" w:line="240"/>
-            </w:pPr>
-            <w:r>
-              <w:rPr>
-                <w:b/>
-                <w:bCs/>
-                <w:sz w:val="16"/>
-                <w:szCs w:val="16"/>
-              </w:rPr>
-              <w:t xml:space="preserve"/>
-            </w:r>
-          </w:p>
-        </w:tc>
-        <w:tc>
-          <w:tcPr>
-            <w:tcW w:type="dxa" w:w="880"/>
-            <w:tcMar>
-              <w:top w:type="dxa" w:w="60"/>
-              <w:left w:type="dxa" w:w="80"/>
-              <w:bottom w:type="dxa" w:w="60"/>
-              <w:right w:type="dxa" w:w="80"/>
-            </w:tcMar>
-          </w:tcPr>
-          <w:p>
-            <w:pPr>
-              <w:spacing w:after="0" w:line="240"/>
-            </w:pPr>
-            <w:r>
-              <w:rPr>
-                <w:b/>
-                <w:bCs/>
-                <w:sz w:val="16"/>
-                <w:szCs w:val="16"/>
-              </w:rPr>
-              <w:t xml:space="preserve"/>
-            </w:r>
-          </w:p>
-        </w:tc>
-        <w:tc>
-          <w:tcPr>
-            <w:tcW w:type="dxa" w:w="880"/>
-            <w:tcMar>
-              <w:top w:type="dxa" w:w="60"/>
-              <w:left w:type="dxa" w:w="80"/>
-              <w:bottom w:type="dxa" w:w="60"/>
-              <w:right w:type="dxa" w:w="80"/>
-            </w:tcMar>
-          </w:tcPr>
-          <w:p>
-            <w:pPr>
-              <w:spacing w:after="0" w:line="240"/>
-            </w:pPr>
-            <w:r>
-              <w:rPr>
-                <w:b/>
-                <w:bCs/>
-                <w:sz w:val="16"/>
-                <w:szCs w:val="16"/>
-              </w:rPr>
-              <w:t xml:space="preserve"/>
-            </w:r>
-          </w:p>
-        </w:tc>
-        <w:tc>
-          <w:tcPr>
-            <w:tcW w:type="dxa" w:w="880"/>
-            <w:tcMar>
-              <w:top w:type="dxa" w:w="60"/>
-              <w:left w:type="dxa" w:w="80"/>
-              <w:bottom w:type="dxa" w:w="60"/>
-              <w:right w:type="dxa" w:w="80"/>
-            </w:tcMar>
-          </w:tcPr>
-          <w:p>
-            <w:pPr>
-              <w:spacing w:after="0" w:line="240"/>
-            </w:pPr>
-            <w:r>
-              <w:rPr>
-                <w:b/>
-                <w:bCs/>
-                <w:sz w:val="16"/>
-                <w:szCs w:val="16"/>
-              </w:rPr>
-              <w:t xml:space="preserve"/>
-            </w:r>
-          </w:p>
-        </w:tc>
-        <w:tc>
-          <w:tcPr>
-            <w:tcW w:type="dxa" w:w="880"/>
-            <w:tcMar>
-              <w:top w:type="dxa" w:w="60"/>
-              <w:left w:type="dxa" w:w="80"/>
-              <w:bottom w:type="dxa" w:w="60"/>
-              <w:right w:type="dxa" w:w="80"/>
-            </w:tcMar>
-          </w:tcPr>
-          <w:p>
-            <w:pPr>
-              <w:spacing w:after="0" w:line="240"/>
-            </w:pPr>
-            <w:r>
-              <w:rPr>
-                <w:b/>
-                <w:bCs/>
-                <w:sz w:val="16"/>
-                <w:szCs w:val="16"/>
-              </w:rPr>
-              <w:t xml:space="preserve"/>
-            </w:r>
-          </w:p>
-        </w:tc>
-        <w:tc>
-          <w:tcPr>
-            <w:tcW w:type="dxa" w:w="880"/>
-            <w:tcMar>
-              <w:top w:type="dxa" w:w="60"/>
-              <w:left w:type="dxa" w:w="80"/>
-              <w:bottom w:type="dxa" w:w="60"/>
-              <w:right w:type="dxa" w:w="80"/>
-            </w:tcMar>
-          </w:tcPr>
-          <w:p>
-            <w:pPr>
-              <w:spacing w:after="0" w:line="240"/>
-            </w:pPr>
-            <w:r>
-              <w:rPr>
-                <w:b/>
-                <w:bCs/>
-                <w:sz w:val="16"/>
-                <w:szCs w:val="16"/>
-              </w:rPr>
-              <w:t xml:space="preserve"/>
-            </w:r>
-          </w:p>
-        </w:tc>
-        <w:tc>
-          <w:tcPr>
-            <w:tcW w:type="dxa" w:w="880"/>
-            <w:tcMar>
-              <w:top w:type="dxa" w:w="60"/>
-              <w:left w:type="dxa" w:w="80"/>
-              <w:bottom w:type="dxa" w:w="60"/>
-              <w:right w:type="dxa" w:w="80"/>
-            </w:tcMar>
-          </w:tcPr>
-          <w:p>
-            <w:pPr>
-              <w:spacing w:after="0" w:line="240"/>
-            </w:pPr>
-            <w:r>
-              <w:rPr>
-                <w:b/>
-                <w:bCs/>
-                <w:sz w:val="16"/>
-                <w:szCs w:val="16"/>
-              </w:rPr>
-              <w:t xml:space="preserve"/>
-            </w:r>
-          </w:p>
-        </w:tc>
-        <w:tc>
-          <w:tcPr>
-            <w:tcW w:type="dxa" w:w="880"/>
-            <w:tcMar>
-              <w:top w:type="dxa" w:w="60"/>
-              <w:left w:type="dxa" w:w="80"/>
-              <w:bottom w:type="dxa" w:w="60"/>
-              <w:right w:type="dxa" w:w="80"/>
-            </w:tcMar>
-          </w:tcPr>
-          <w:p>
-            <w:pPr>
-              <w:spacing w:after="0" w:line="240"/>
-            </w:pPr>
-            <w:r>
-              <w:rPr>
-                <w:b/>
-                <w:bCs/>
-                <w:sz w:val="16"/>
-                <w:szCs w:val="16"/>
-              </w:rPr>
-              <w:t xml:space="preserve"/>
+                <w:b w:val="false"/>
+                <w:bCs w:val="false"/>
+                <w:sz w:val="16"/>
+                <w:szCs w:val="16"/>
+              </w:rPr>
+              <w:t xml:space="preserve">Paperless pathway</w:t>
+            </w:r>
+          </w:p>
+        </w:tc>
+        <w:tc>
+          <w:tcPr>
+            <w:tcW w:type="dxa" w:w="880"/>
+            <w:tcMar>
+              <w:top w:type="dxa" w:w="60"/>
+              <w:left w:type="dxa" w:w="80"/>
+              <w:bottom w:type="dxa" w:w="60"/>
+              <w:right w:type="dxa" w:w="80"/>
+            </w:tcMar>
+          </w:tcPr>
+          <w:p>
+            <w:pPr>
+              <w:spacing w:after="0" w:line="240"/>
+            </w:pPr>
+            <w:r>
+              <w:rPr>
+                <w:b w:val="false"/>
+                <w:bCs w:val="false"/>
+                <w:sz w:val="16"/>
+                <w:szCs w:val="16"/>
+              </w:rPr>
+              <w:t xml:space="preserve">0.0</w:t>
+            </w:r>
+          </w:p>
+        </w:tc>
+        <w:tc>
+          <w:tcPr>
+            <w:tcW w:type="dxa" w:w="880"/>
+            <w:tcMar>
+              <w:top w:type="dxa" w:w="60"/>
+              <w:left w:type="dxa" w:w="80"/>
+              <w:bottom w:type="dxa" w:w="60"/>
+              <w:right w:type="dxa" w:w="80"/>
+            </w:tcMar>
+          </w:tcPr>
+          <w:p>
+            <w:pPr>
+              <w:spacing w:after="0" w:line="240"/>
+            </w:pPr>
+            <w:r>
+              <w:rPr>
+                <w:b w:val="false"/>
+                <w:bCs w:val="false"/>
+                <w:sz w:val="16"/>
+                <w:szCs w:val="16"/>
+              </w:rPr>
+              <w:t xml:space="preserve">8.0</w:t>
+            </w:r>
+          </w:p>
+        </w:tc>
+        <w:tc>
+          <w:tcPr>
+            <w:tcW w:type="dxa" w:w="880"/>
+            <w:tcMar>
+              <w:top w:type="dxa" w:w="60"/>
+              <w:left w:type="dxa" w:w="80"/>
+              <w:bottom w:type="dxa" w:w="60"/>
+              <w:right w:type="dxa" w:w="80"/>
+            </w:tcMar>
+          </w:tcPr>
+          <w:p>
+            <w:pPr>
+              <w:spacing w:after="0" w:line="240"/>
+            </w:pPr>
+            <w:r>
+              <w:rPr>
+                <w:b w:val="false"/>
+                <w:bCs w:val="false"/>
+                <w:sz w:val="16"/>
+                <w:szCs w:val="16"/>
+              </w:rPr>
+              <w:t xml:space="preserve">0.08</w:t>
+            </w:r>
+          </w:p>
+        </w:tc>
+        <w:tc>
+          <w:tcPr>
+            <w:tcW w:type="dxa" w:w="880"/>
+            <w:tcMar>
+              <w:top w:type="dxa" w:w="60"/>
+              <w:left w:type="dxa" w:w="80"/>
+              <w:bottom w:type="dxa" w:w="60"/>
+              <w:right w:type="dxa" w:w="80"/>
+            </w:tcMar>
+          </w:tcPr>
+          <w:p>
+            <w:pPr>
+              <w:spacing w:after="0" w:line="240"/>
+            </w:pPr>
+            <w:r>
+              <w:rPr>
+                <w:b w:val="false"/>
+                <w:bCs w:val="false"/>
+                <w:sz w:val="16"/>
+                <w:szCs w:val="16"/>
+              </w:rPr>
+              <w:t xml:space="preserve">0.1</w:t>
+            </w:r>
+          </w:p>
+        </w:tc>
+        <w:tc>
+          <w:tcPr>
+            <w:tcW w:type="dxa" w:w="880"/>
+            <w:tcMar>
+              <w:top w:type="dxa" w:w="60"/>
+              <w:left w:type="dxa" w:w="80"/>
+              <w:bottom w:type="dxa" w:w="60"/>
+              <w:right w:type="dxa" w:w="80"/>
+            </w:tcMar>
+          </w:tcPr>
+          <w:p>
+            <w:pPr>
+              <w:spacing w:after="0" w:line="240"/>
+            </w:pPr>
+            <w:r>
+              <w:rPr>
+                <w:b w:val="false"/>
+                <w:bCs w:val="false"/>
+                <w:sz w:val="16"/>
+                <w:szCs w:val="16"/>
+              </w:rPr>
+              <w:t xml:space="preserve">140.00k</w:t>
+            </w:r>
+          </w:p>
+        </w:tc>
+        <w:tc>
+          <w:tcPr>
+            <w:tcW w:type="dxa" w:w="880"/>
+            <w:tcMar>
+              <w:top w:type="dxa" w:w="60"/>
+              <w:left w:type="dxa" w:w="80"/>
+              <w:bottom w:type="dxa" w:w="60"/>
+              <w:right w:type="dxa" w:w="80"/>
+            </w:tcMar>
+          </w:tcPr>
+          <w:p>
+            <w:pPr>
+              <w:spacing w:after="0" w:line="240"/>
+            </w:pPr>
+            <w:r>
+              <w:rPr>
+                <w:b w:val="false"/>
+                <w:bCs w:val="false"/>
+                <w:sz w:val="16"/>
+                <w:szCs w:val="16"/>
+              </w:rPr>
+              <w:t xml:space="preserve">0.00</w:t>
+            </w:r>
+          </w:p>
+        </w:tc>
+        <w:tc>
+          <w:tcPr>
+            <w:tcW w:type="dxa" w:w="880"/>
+            <w:tcMar>
+              <w:top w:type="dxa" w:w="60"/>
+              <w:left w:type="dxa" w:w="80"/>
+              <w:bottom w:type="dxa" w:w="60"/>
+              <w:right w:type="dxa" w:w="80"/>
+            </w:tcMar>
+          </w:tcPr>
+          <w:p>
+            <w:pPr>
+              <w:spacing w:after="0" w:line="240"/>
+            </w:pPr>
+            <w:r>
+              <w:rPr>
+                <w:b w:val="false"/>
+                <w:bCs w:val="false"/>
+                <w:sz w:val="16"/>
+                <w:szCs w:val="16"/>
+              </w:rPr>
+              <w:t xml:space="preserve">9</w:t>
+            </w:r>
+          </w:p>
+        </w:tc>
+        <w:tc>
+          <w:tcPr>
+            <w:tcW w:type="dxa" w:w="880"/>
+            <w:tcMar>
+              <w:top w:type="dxa" w:w="60"/>
+              <w:left w:type="dxa" w:w="80"/>
+              <w:bottom w:type="dxa" w:w="60"/>
+              <w:right w:type="dxa" w:w="80"/>
+            </w:tcMar>
+          </w:tcPr>
+          <w:p>
+            <w:pPr>
+              <w:spacing w:after="0" w:line="240"/>
+            </w:pPr>
+            <w:r>
+              <w:rPr>
+                <w:b w:val="false"/>
+                <w:bCs w:val="false"/>
+                <w:sz w:val="16"/>
+                <w:szCs w:val="16"/>
+              </w:rPr>
+              <w:t xml:space="preserve">13.61 M</w:t>
             </w:r>
           </w:p>
         </w:tc>
@@ -4914,212 +4934,212 @@
             </w:pPr>
             <w:r>
               <w:rPr>
-                <w:b w:val="false"/>
-                <w:bCs w:val="false"/>
-                <w:sz w:val="16"/>
-                <w:szCs w:val="16"/>
-              </w:rPr>
-              <w:t xml:space="preserve">Current practice</w:t>
-            </w:r>
-          </w:p>
-        </w:tc>
-        <w:tc>
-          <w:tcPr>
-            <w:tcW w:type="dxa" w:w="880"/>
-            <w:tcMar>
-              <w:top w:type="dxa" w:w="60"/>
-              <w:left w:type="dxa" w:w="80"/>
-              <w:bottom w:type="dxa" w:w="60"/>
-              <w:right w:type="dxa" w:w="80"/>
-            </w:tcMar>
-          </w:tcPr>
-          <w:p>
-            <w:pPr>
-              <w:spacing w:after="0" w:line="240"/>
-            </w:pPr>
-            <w:r>
-              <w:rPr>
-                <w:b w:val="false"/>
-                <w:bCs w:val="false"/>
-                <w:sz w:val="16"/>
-                <w:szCs w:val="16"/>
-              </w:rPr>
-              <w:t xml:space="preserve">116.3</w:t>
-            </w:r>
-          </w:p>
-        </w:tc>
-        <w:tc>
-          <w:tcPr>
-            <w:tcW w:type="dxa" w:w="880"/>
-            <w:tcMar>
-              <w:top w:type="dxa" w:w="60"/>
-              <w:left w:type="dxa" w:w="80"/>
-              <w:bottom w:type="dxa" w:w="60"/>
-              <w:right w:type="dxa" w:w="80"/>
-            </w:tcMar>
-          </w:tcPr>
-          <w:p>
-            <w:pPr>
-              <w:spacing w:after="0" w:line="240"/>
-            </w:pPr>
-            <w:r>
-              <w:rPr>
-                <w:b w:val="false"/>
-                <w:bCs w:val="false"/>
-                <w:sz w:val="16"/>
-                <w:szCs w:val="16"/>
-              </w:rPr>
-              <w:t xml:space="preserve">124.3</w:t>
-            </w:r>
-          </w:p>
-        </w:tc>
-        <w:tc>
-          <w:tcPr>
-            <w:tcW w:type="dxa" w:w="880"/>
-            <w:tcMar>
-              <w:top w:type="dxa" w:w="60"/>
-              <w:left w:type="dxa" w:w="80"/>
-              <w:bottom w:type="dxa" w:w="60"/>
-              <w:right w:type="dxa" w:w="80"/>
-            </w:tcMar>
-          </w:tcPr>
-          <w:p>
-            <w:pPr>
-              <w:spacing w:after="0" w:line="240"/>
-            </w:pPr>
-            <w:r>
-              <w:rPr>
-                <w:b w:val="false"/>
-                <w:bCs w:val="false"/>
-                <w:sz w:val="16"/>
-                <w:szCs w:val="16"/>
-              </w:rPr>
-              <w:t xml:space="preserve">48.05</w:t>
-            </w:r>
-          </w:p>
-        </w:tc>
-        <w:tc>
-          <w:tcPr>
-            <w:tcW w:type="dxa" w:w="880"/>
-            <w:tcMar>
-              <w:top w:type="dxa" w:w="60"/>
-              <w:left w:type="dxa" w:w="80"/>
-              <w:bottom w:type="dxa" w:w="60"/>
-              <w:right w:type="dxa" w:w="80"/>
-            </w:tcMar>
-          </w:tcPr>
-          <w:p>
-            <w:pPr>
-              <w:spacing w:after="0" w:line="240"/>
-            </w:pPr>
-            <w:r>
-              <w:rPr>
-                <w:b w:val="false"/>
-                <w:bCs w:val="false"/>
-                <w:sz w:val="16"/>
-                <w:szCs w:val="16"/>
-              </w:rPr>
-              <w:t xml:space="preserve">45.7</w:t>
-            </w:r>
-          </w:p>
-        </w:tc>
-        <w:tc>
-          <w:tcPr>
-            <w:tcW w:type="dxa" w:w="880"/>
-            <w:tcMar>
-              <w:top w:type="dxa" w:w="60"/>
-              <w:left w:type="dxa" w:w="80"/>
-              <w:bottom w:type="dxa" w:w="60"/>
-              <w:right w:type="dxa" w:w="80"/>
-            </w:tcMar>
-          </w:tcPr>
-          <w:p>
-            <w:pPr>
-              <w:spacing w:after="0" w:line="240"/>
-            </w:pPr>
-            <w:r>
-              <w:rPr>
-                <w:b w:val="false"/>
-                <w:bCs w:val="false"/>
-                <w:sz w:val="16"/>
-                <w:szCs w:val="16"/>
-              </w:rPr>
-              <w:t xml:space="preserve">94.54 M</w:t>
-            </w:r>
-          </w:p>
-        </w:tc>
-        <w:tc>
-          <w:tcPr>
-            <w:tcW w:type="dxa" w:w="880"/>
-            <w:tcMar>
-              <w:top w:type="dxa" w:w="60"/>
-              <w:left w:type="dxa" w:w="80"/>
-              <w:bottom w:type="dxa" w:w="60"/>
-              <w:right w:type="dxa" w:w="80"/>
-            </w:tcMar>
-          </w:tcPr>
-          <w:p>
-            <w:pPr>
-              <w:spacing w:after="0" w:line="240"/>
-            </w:pPr>
-            <w:r>
-              <w:rPr>
-                <w:b w:val="false"/>
-                <w:bCs w:val="false"/>
-                <w:sz w:val="16"/>
-                <w:szCs w:val="16"/>
-              </w:rPr>
-              <w:t xml:space="preserve">17.14</w:t>
-            </w:r>
-          </w:p>
-        </w:tc>
-        <w:tc>
-          <w:tcPr>
-            <w:tcW w:type="dxa" w:w="880"/>
-            <w:tcMar>
-              <w:top w:type="dxa" w:w="60"/>
-              <w:left w:type="dxa" w:w="80"/>
-              <w:bottom w:type="dxa" w:w="60"/>
-              <w:right w:type="dxa" w:w="80"/>
-            </w:tcMar>
-          </w:tcPr>
-          <w:p>
-            <w:pPr>
-              <w:spacing w:after="0" w:line="240"/>
-            </w:pPr>
-            <w:r>
-              <w:rPr>
-                <w:b w:val="false"/>
-                <w:bCs w:val="false"/>
-                <w:sz w:val="16"/>
-                <w:szCs w:val="16"/>
-              </w:rPr>
-              <w:t xml:space="preserve">5,751</w:t>
-            </w:r>
-          </w:p>
-        </w:tc>
-        <w:tc>
-          <w:tcPr>
-            <w:tcW w:type="dxa" w:w="880"/>
-            <w:tcMar>
-              <w:top w:type="dxa" w:w="60"/>
-              <w:left w:type="dxa" w:w="80"/>
-              <w:bottom w:type="dxa" w:w="60"/>
-              <w:right w:type="dxa" w:w="80"/>
-            </w:tcMar>
-          </w:tcPr>
-          <w:p>
-            <w:pPr>
-              <w:spacing w:after="0" w:line="240"/>
-            </w:pPr>
-            <w:r>
-              <w:rPr>
-                <w:b w:val="false"/>
-                <w:bCs w:val="false"/>
-                <w:sz w:val="16"/>
-                <w:szCs w:val="16"/>
-              </w:rPr>
-              <w:t xml:space="preserve">8.97 bn</w:t>
+                <w:b/>
+                <w:bCs/>
+                <w:sz w:val="16"/>
+                <w:szCs w:val="16"/>
+              </w:rPr>
+              <w:t xml:space="preserve">Hungary, 77,500 episodes/year</w:t>
+            </w:r>
+          </w:p>
+        </w:tc>
+        <w:tc>
+          <w:tcPr>
+            <w:tcW w:type="dxa" w:w="880"/>
+            <w:tcMar>
+              <w:top w:type="dxa" w:w="60"/>
+              <w:left w:type="dxa" w:w="80"/>
+              <w:bottom w:type="dxa" w:w="60"/>
+              <w:right w:type="dxa" w:w="80"/>
+            </w:tcMar>
+          </w:tcPr>
+          <w:p>
+            <w:pPr>
+              <w:spacing w:after="0" w:line="240"/>
+            </w:pPr>
+            <w:r>
+              <w:rPr>
+                <w:b/>
+                <w:bCs/>
+                <w:sz w:val="16"/>
+                <w:szCs w:val="16"/>
+              </w:rPr>
+              <w:t xml:space="preserve"/>
+            </w:r>
+          </w:p>
+        </w:tc>
+        <w:tc>
+          <w:tcPr>
+            <w:tcW w:type="dxa" w:w="880"/>
+            <w:tcMar>
+              <w:top w:type="dxa" w:w="60"/>
+              <w:left w:type="dxa" w:w="80"/>
+              <w:bottom w:type="dxa" w:w="60"/>
+              <w:right w:type="dxa" w:w="80"/>
+            </w:tcMar>
+          </w:tcPr>
+          <w:p>
+            <w:pPr>
+              <w:spacing w:after="0" w:line="240"/>
+            </w:pPr>
+            <w:r>
+              <w:rPr>
+                <w:b/>
+                <w:bCs/>
+                <w:sz w:val="16"/>
+                <w:szCs w:val="16"/>
+              </w:rPr>
+              <w:t xml:space="preserve"/>
+            </w:r>
+          </w:p>
+        </w:tc>
+        <w:tc>
+          <w:tcPr>
+            <w:tcW w:type="dxa" w:w="880"/>
+            <w:tcMar>
+              <w:top w:type="dxa" w:w="60"/>
+              <w:left w:type="dxa" w:w="80"/>
+              <w:bottom w:type="dxa" w:w="60"/>
+              <w:right w:type="dxa" w:w="80"/>
+            </w:tcMar>
+          </w:tcPr>
+          <w:p>
+            <w:pPr>
+              <w:spacing w:after="0" w:line="240"/>
+            </w:pPr>
+            <w:r>
+              <w:rPr>
+                <w:b/>
+                <w:bCs/>
+                <w:sz w:val="16"/>
+                <w:szCs w:val="16"/>
+              </w:rPr>
+              <w:t xml:space="preserve"/>
+            </w:r>
+          </w:p>
+        </w:tc>
+        <w:tc>
+          <w:tcPr>
+            <w:tcW w:type="dxa" w:w="880"/>
+            <w:tcMar>
+              <w:top w:type="dxa" w:w="60"/>
+              <w:left w:type="dxa" w:w="80"/>
+              <w:bottom w:type="dxa" w:w="60"/>
+              <w:right w:type="dxa" w:w="80"/>
+            </w:tcMar>
+          </w:tcPr>
+          <w:p>
+            <w:pPr>
+              <w:spacing w:after="0" w:line="240"/>
+            </w:pPr>
+            <w:r>
+              <w:rPr>
+                <w:b/>
+                <w:bCs/>
+                <w:sz w:val="16"/>
+                <w:szCs w:val="16"/>
+              </w:rPr>
+              <w:t xml:space="preserve"/>
+            </w:r>
+          </w:p>
+        </w:tc>
+        <w:tc>
+          <w:tcPr>
+            <w:tcW w:type="dxa" w:w="880"/>
+            <w:tcMar>
+              <w:top w:type="dxa" w:w="60"/>
+              <w:left w:type="dxa" w:w="80"/>
+              <w:bottom w:type="dxa" w:w="60"/>
+              <w:right w:type="dxa" w:w="80"/>
+            </w:tcMar>
+          </w:tcPr>
+          <w:p>
+            <w:pPr>
+              <w:spacing w:after="0" w:line="240"/>
+            </w:pPr>
+            <w:r>
+              <w:rPr>
+                <w:b/>
+                <w:bCs/>
+                <w:sz w:val="16"/>
+                <w:szCs w:val="16"/>
+              </w:rPr>
+              <w:t xml:space="preserve"/>
+            </w:r>
+          </w:p>
+        </w:tc>
+        <w:tc>
+          <w:tcPr>
+            <w:tcW w:type="dxa" w:w="880"/>
+            <w:tcMar>
+              <w:top w:type="dxa" w:w="60"/>
+              <w:left w:type="dxa" w:w="80"/>
+              <w:bottom w:type="dxa" w:w="60"/>
+              <w:right w:type="dxa" w:w="80"/>
+            </w:tcMar>
+          </w:tcPr>
+          <w:p>
+            <w:pPr>
+              <w:spacing w:after="0" w:line="240"/>
+            </w:pPr>
+            <w:r>
+              <w:rPr>
+                <w:b/>
+                <w:bCs/>
+                <w:sz w:val="16"/>
+                <w:szCs w:val="16"/>
+              </w:rPr>
+              <w:t xml:space="preserve"/>
+            </w:r>
+          </w:p>
+        </w:tc>
+        <w:tc>
+          <w:tcPr>
+            <w:tcW w:type="dxa" w:w="880"/>
+            <w:tcMar>
+              <w:top w:type="dxa" w:w="60"/>
+              <w:left w:type="dxa" w:w="80"/>
+              <w:bottom w:type="dxa" w:w="60"/>
+              <w:right w:type="dxa" w:w="80"/>
+            </w:tcMar>
+          </w:tcPr>
+          <w:p>
+            <w:pPr>
+              <w:spacing w:after="0" w:line="240"/>
+            </w:pPr>
+            <w:r>
+              <w:rPr>
+                <w:b/>
+                <w:bCs/>
+                <w:sz w:val="16"/>
+                <w:szCs w:val="16"/>
+              </w:rPr>
+              <w:t xml:space="preserve"/>
+            </w:r>
+          </w:p>
+        </w:tc>
+        <w:tc>
+          <w:tcPr>
+            <w:tcW w:type="dxa" w:w="880"/>
+            <w:tcMar>
+              <w:top w:type="dxa" w:w="60"/>
+              <w:left w:type="dxa" w:w="80"/>
+              <w:bottom w:type="dxa" w:w="60"/>
+              <w:right w:type="dxa" w:w="80"/>
+            </w:tcMar>
+          </w:tcPr>
+          <w:p>
+            <w:pPr>
+              <w:spacing w:after="0" w:line="240"/>
+            </w:pPr>
+            <w:r>
+              <w:rPr>
+                <w:b/>
+                <w:bCs/>
+                <w:sz w:val="16"/>
+                <w:szCs w:val="16"/>
+              </w:rPr>
+              <w:t xml:space="preserve"/>
             </w:r>
           </w:p>
         </w:tc>
@@ -5149,7 +5169,7 @@
                 <w:sz w:val="16"/>
                 <w:szCs w:val="16"/>
               </w:rPr>
-              <w:t xml:space="preserve">Duplex printing</w:t>
+              <w:t xml:space="preserve">Current practice</w:t>
             </w:r>
           </w:p>
         </w:tc>
@@ -5199,82 +5219,82 @@
                 <w:sz w:val="16"/>
                 <w:szCs w:val="16"/>
               </w:rPr>
-              <w:t xml:space="preserve">67.8</w:t>
-            </w:r>
-          </w:p>
-        </w:tc>
-        <w:tc>
-          <w:tcPr>
-            <w:tcW w:type="dxa" w:w="880"/>
-            <w:tcMar>
-              <w:top w:type="dxa" w:w="60"/>
-              <w:left w:type="dxa" w:w="80"/>
-              <w:bottom w:type="dxa" w:w="60"/>
-              <w:right w:type="dxa" w:w="80"/>
-            </w:tcMar>
-          </w:tcPr>
-          <w:p>
-            <w:pPr>
-              <w:spacing w:after="0" w:line="240"/>
-            </w:pPr>
-            <w:r>
-              <w:rPr>
-                <w:b w:val="false"/>
-                <w:bCs w:val="false"/>
-                <w:sz w:val="16"/>
-                <w:szCs w:val="16"/>
-              </w:rPr>
-              <w:t xml:space="preserve">26.20</w:t>
-            </w:r>
-          </w:p>
-        </w:tc>
-        <w:tc>
-          <w:tcPr>
-            <w:tcW w:type="dxa" w:w="880"/>
-            <w:tcMar>
-              <w:top w:type="dxa" w:w="60"/>
-              <w:left w:type="dxa" w:w="80"/>
-              <w:bottom w:type="dxa" w:w="60"/>
-              <w:right w:type="dxa" w:w="80"/>
-            </w:tcMar>
-          </w:tcPr>
-          <w:p>
-            <w:pPr>
-              <w:spacing w:after="0" w:line="240"/>
-            </w:pPr>
-            <w:r>
-              <w:rPr>
-                <w:b w:val="false"/>
-                <w:bCs w:val="false"/>
-                <w:sz w:val="16"/>
-                <w:szCs w:val="16"/>
-              </w:rPr>
-              <w:t xml:space="preserve">24.9</w:t>
-            </w:r>
-          </w:p>
-        </w:tc>
-        <w:tc>
-          <w:tcPr>
-            <w:tcW w:type="dxa" w:w="880"/>
-            <w:tcMar>
-              <w:top w:type="dxa" w:w="60"/>
-              <w:left w:type="dxa" w:w="80"/>
-              <w:bottom w:type="dxa" w:w="60"/>
-              <w:right w:type="dxa" w:w="80"/>
-            </w:tcMar>
-          </w:tcPr>
-          <w:p>
-            <w:pPr>
-              <w:spacing w:after="0" w:line="240"/>
-            </w:pPr>
-            <w:r>
-              <w:rPr>
-                <w:b w:val="false"/>
-                <w:bCs w:val="false"/>
-                <w:sz w:val="16"/>
-                <w:szCs w:val="16"/>
-              </w:rPr>
-              <w:t xml:space="preserve">81.88 M</w:t>
+              <w:t xml:space="preserve">124.3</w:t>
+            </w:r>
+          </w:p>
+        </w:tc>
+        <w:tc>
+          <w:tcPr>
+            <w:tcW w:type="dxa" w:w="880"/>
+            <w:tcMar>
+              <w:top w:type="dxa" w:w="60"/>
+              <w:left w:type="dxa" w:w="80"/>
+              <w:bottom w:type="dxa" w:w="60"/>
+              <w:right w:type="dxa" w:w="80"/>
+            </w:tcMar>
+          </w:tcPr>
+          <w:p>
+            <w:pPr>
+              <w:spacing w:after="0" w:line="240"/>
+            </w:pPr>
+            <w:r>
+              <w:rPr>
+                <w:b w:val="false"/>
+                <w:bCs w:val="false"/>
+                <w:sz w:val="16"/>
+                <w:szCs w:val="16"/>
+              </w:rPr>
+              <w:t xml:space="preserve">48.05</w:t>
+            </w:r>
+          </w:p>
+        </w:tc>
+        <w:tc>
+          <w:tcPr>
+            <w:tcW w:type="dxa" w:w="880"/>
+            <w:tcMar>
+              <w:top w:type="dxa" w:w="60"/>
+              <w:left w:type="dxa" w:w="80"/>
+              <w:bottom w:type="dxa" w:w="60"/>
+              <w:right w:type="dxa" w:w="80"/>
+            </w:tcMar>
+          </w:tcPr>
+          <w:p>
+            <w:pPr>
+              <w:spacing w:after="0" w:line="240"/>
+            </w:pPr>
+            <w:r>
+              <w:rPr>
+                <w:b w:val="false"/>
+                <w:bCs w:val="false"/>
+                <w:sz w:val="16"/>
+                <w:szCs w:val="16"/>
+              </w:rPr>
+              <w:t xml:space="preserve">45.7</w:t>
+            </w:r>
+          </w:p>
+        </w:tc>
+        <w:tc>
+          <w:tcPr>
+            <w:tcW w:type="dxa" w:w="880"/>
+            <w:tcMar>
+              <w:top w:type="dxa" w:w="60"/>
+              <w:left w:type="dxa" w:w="80"/>
+              <w:bottom w:type="dxa" w:w="60"/>
+              <w:right w:type="dxa" w:w="80"/>
+            </w:tcMar>
+          </w:tcPr>
+          <w:p>
+            <w:pPr>
+              <w:spacing w:after="0" w:line="240"/>
+            </w:pPr>
+            <w:r>
+              <w:rPr>
+                <w:b w:val="false"/>
+                <w:bCs w:val="false"/>
+                <w:sz w:val="16"/>
+                <w:szCs w:val="16"/>
+              </w:rPr>
+              <w:t xml:space="preserve">94.54 M</w:t>
             </w:r>
           </w:p>
         </w:tc>
@@ -5324,32 +5344,32 @@
                 <w:sz w:val="16"/>
                 <w:szCs w:val="16"/>
               </w:rPr>
-              <w:t xml:space="preserve">3,130</w:t>
-            </w:r>
-          </w:p>
-        </w:tc>
-        <w:tc>
-          <w:tcPr>
-            <w:tcW w:type="dxa" w:w="880"/>
-            <w:tcMar>
-              <w:top w:type="dxa" w:w="60"/>
-              <w:left w:type="dxa" w:w="80"/>
-              <w:bottom w:type="dxa" w:w="60"/>
-              <w:right w:type="dxa" w:w="80"/>
-            </w:tcMar>
-          </w:tcPr>
-          <w:p>
-            <w:pPr>
-              <w:spacing w:after="0" w:line="240"/>
-            </w:pPr>
-            <w:r>
-              <w:rPr>
-                <w:b w:val="false"/>
-                <w:bCs w:val="false"/>
-                <w:sz w:val="16"/>
-                <w:szCs w:val="16"/>
-              </w:rPr>
-              <w:t xml:space="preserve">4.88 bn</w:t>
+              <w:t xml:space="preserve">5,751</w:t>
+            </w:r>
+          </w:p>
+        </w:tc>
+        <w:tc>
+          <w:tcPr>
+            <w:tcW w:type="dxa" w:w="880"/>
+            <w:tcMar>
+              <w:top w:type="dxa" w:w="60"/>
+              <w:left w:type="dxa" w:w="80"/>
+              <w:bottom w:type="dxa" w:w="60"/>
+              <w:right w:type="dxa" w:w="80"/>
+            </w:tcMar>
+          </w:tcPr>
+          <w:p>
+            <w:pPr>
+              <w:spacing w:after="0" w:line="240"/>
+            </w:pPr>
+            <w:r>
+              <w:rPr>
+                <w:b w:val="false"/>
+                <w:bCs w:val="false"/>
+                <w:sz w:val="16"/>
+                <w:szCs w:val="16"/>
+              </w:rPr>
+              <w:t xml:space="preserve">8.97 bn</w:t>
             </w:r>
           </w:p>
         </w:tc>
@@ -5379,207 +5399,207 @@
                 <w:sz w:val="16"/>
                 <w:szCs w:val="16"/>
               </w:rPr>
-              <w:t xml:space="preserve">Electronic result delivery</w:t>
-            </w:r>
-          </w:p>
-        </w:tc>
-        <w:tc>
-          <w:tcPr>
-            <w:tcW w:type="dxa" w:w="880"/>
-            <w:tcMar>
-              <w:top w:type="dxa" w:w="60"/>
-              <w:left w:type="dxa" w:w="80"/>
-              <w:bottom w:type="dxa" w:w="60"/>
-              <w:right w:type="dxa" w:w="80"/>
-            </w:tcMar>
-          </w:tcPr>
-          <w:p>
-            <w:pPr>
-              <w:spacing w:after="0" w:line="240"/>
-            </w:pPr>
-            <w:r>
-              <w:rPr>
-                <w:b w:val="false"/>
-                <w:bCs w:val="false"/>
-                <w:sz w:val="16"/>
-                <w:szCs w:val="16"/>
-              </w:rPr>
-              <w:t xml:space="preserve">35.3</w:t>
-            </w:r>
-          </w:p>
-        </w:tc>
-        <w:tc>
-          <w:tcPr>
-            <w:tcW w:type="dxa" w:w="880"/>
-            <w:tcMar>
-              <w:top w:type="dxa" w:w="60"/>
-              <w:left w:type="dxa" w:w="80"/>
-              <w:bottom w:type="dxa" w:w="60"/>
-              <w:right w:type="dxa" w:w="80"/>
-            </w:tcMar>
-          </w:tcPr>
-          <w:p>
-            <w:pPr>
-              <w:spacing w:after="0" w:line="240"/>
-            </w:pPr>
-            <w:r>
-              <w:rPr>
-                <w:b w:val="false"/>
-                <w:bCs w:val="false"/>
-                <w:sz w:val="16"/>
-                <w:szCs w:val="16"/>
-              </w:rPr>
-              <w:t xml:space="preserve">27.1</w:t>
-            </w:r>
-          </w:p>
-        </w:tc>
-        <w:tc>
-          <w:tcPr>
-            <w:tcW w:type="dxa" w:w="880"/>
-            <w:tcMar>
-              <w:top w:type="dxa" w:w="60"/>
-              <w:left w:type="dxa" w:w="80"/>
-              <w:bottom w:type="dxa" w:w="60"/>
-              <w:right w:type="dxa" w:w="80"/>
-            </w:tcMar>
-          </w:tcPr>
-          <w:p>
-            <w:pPr>
-              <w:spacing w:after="0" w:line="240"/>
-            </w:pPr>
-            <w:r>
-              <w:rPr>
-                <w:b w:val="false"/>
-                <w:bCs w:val="false"/>
-                <w:sz w:val="16"/>
-                <w:szCs w:val="16"/>
-              </w:rPr>
-              <w:t xml:space="preserve">10.47</w:t>
-            </w:r>
-          </w:p>
-        </w:tc>
-        <w:tc>
-          <w:tcPr>
-            <w:tcW w:type="dxa" w:w="880"/>
-            <w:tcMar>
-              <w:top w:type="dxa" w:w="60"/>
-              <w:left w:type="dxa" w:w="80"/>
-              <w:bottom w:type="dxa" w:w="60"/>
-              <w:right w:type="dxa" w:w="80"/>
-            </w:tcMar>
-          </w:tcPr>
-          <w:p>
-            <w:pPr>
-              <w:spacing w:after="0" w:line="240"/>
-            </w:pPr>
-            <w:r>
-              <w:rPr>
-                <w:b w:val="false"/>
-                <w:bCs w:val="false"/>
-                <w:sz w:val="16"/>
-                <w:szCs w:val="16"/>
-              </w:rPr>
-              <w:t xml:space="preserve">9.9</w:t>
-            </w:r>
-          </w:p>
-        </w:tc>
-        <w:tc>
-          <w:tcPr>
-            <w:tcW w:type="dxa" w:w="880"/>
-            <w:tcMar>
-              <w:top w:type="dxa" w:w="60"/>
-              <w:left w:type="dxa" w:w="80"/>
-              <w:bottom w:type="dxa" w:w="60"/>
-              <w:right w:type="dxa" w:w="80"/>
-            </w:tcMar>
-          </w:tcPr>
-          <w:p>
-            <w:pPr>
-              <w:spacing w:after="0" w:line="240"/>
-            </w:pPr>
-            <w:r>
-              <w:rPr>
-                <w:b w:val="false"/>
-                <w:bCs w:val="false"/>
-                <w:sz w:val="16"/>
-                <w:szCs w:val="16"/>
-              </w:rPr>
-              <w:t xml:space="preserve">28.86 M</w:t>
-            </w:r>
-          </w:p>
-        </w:tc>
-        <w:tc>
-          <w:tcPr>
-            <w:tcW w:type="dxa" w:w="880"/>
-            <w:tcMar>
-              <w:top w:type="dxa" w:w="60"/>
-              <w:left w:type="dxa" w:w="80"/>
-              <w:bottom w:type="dxa" w:w="60"/>
-              <w:right w:type="dxa" w:w="80"/>
-            </w:tcMar>
-          </w:tcPr>
-          <w:p>
-            <w:pPr>
-              <w:spacing w:after="0" w:line="240"/>
-            </w:pPr>
-            <w:r>
-              <w:rPr>
-                <w:b w:val="false"/>
-                <w:bCs w:val="false"/>
-                <w:sz w:val="16"/>
-                <w:szCs w:val="16"/>
-              </w:rPr>
-              <w:t xml:space="preserve">6.63</w:t>
-            </w:r>
-          </w:p>
-        </w:tc>
-        <w:tc>
-          <w:tcPr>
-            <w:tcW w:type="dxa" w:w="880"/>
-            <w:tcMar>
-              <w:top w:type="dxa" w:w="60"/>
-              <w:left w:type="dxa" w:w="80"/>
-              <w:bottom w:type="dxa" w:w="60"/>
-              <w:right w:type="dxa" w:w="80"/>
-            </w:tcMar>
-          </w:tcPr>
-          <w:p>
-            <w:pPr>
-              <w:spacing w:after="0" w:line="240"/>
-            </w:pPr>
-            <w:r>
-              <w:rPr>
-                <w:b w:val="false"/>
-                <w:bCs w:val="false"/>
-                <w:sz w:val="16"/>
-                <w:szCs w:val="16"/>
-              </w:rPr>
-              <w:t xml:space="preserve">1,410</w:t>
-            </w:r>
-          </w:p>
-        </w:tc>
-        <w:tc>
-          <w:tcPr>
-            <w:tcW w:type="dxa" w:w="880"/>
-            <w:tcMar>
-              <w:top w:type="dxa" w:w="60"/>
-              <w:left w:type="dxa" w:w="80"/>
-              <w:bottom w:type="dxa" w:w="60"/>
-              <w:right w:type="dxa" w:w="80"/>
-            </w:tcMar>
-          </w:tcPr>
-          <w:p>
-            <w:pPr>
-              <w:spacing w:after="0" w:line="240"/>
-            </w:pPr>
-            <w:r>
-              <w:rPr>
-                <w:b w:val="false"/>
-                <w:bCs w:val="false"/>
-                <w:sz w:val="16"/>
-                <w:szCs w:val="16"/>
-              </w:rPr>
-              <w:t xml:space="preserve">2.20 bn</w:t>
+              <w:t xml:space="preserve">Duplex printing</w:t>
+            </w:r>
+          </w:p>
+        </w:tc>
+        <w:tc>
+          <w:tcPr>
+            <w:tcW w:type="dxa" w:w="880"/>
+            <w:tcMar>
+              <w:top w:type="dxa" w:w="60"/>
+              <w:left w:type="dxa" w:w="80"/>
+              <w:bottom w:type="dxa" w:w="60"/>
+              <w:right w:type="dxa" w:w="80"/>
+            </w:tcMar>
+          </w:tcPr>
+          <w:p>
+            <w:pPr>
+              <w:spacing w:after="0" w:line="240"/>
+            </w:pPr>
+            <w:r>
+              <w:rPr>
+                <w:b w:val="false"/>
+                <w:bCs w:val="false"/>
+                <w:sz w:val="16"/>
+                <w:szCs w:val="16"/>
+              </w:rPr>
+              <w:t xml:space="preserve">116.3</w:t>
+            </w:r>
+          </w:p>
+        </w:tc>
+        <w:tc>
+          <w:tcPr>
+            <w:tcW w:type="dxa" w:w="880"/>
+            <w:tcMar>
+              <w:top w:type="dxa" w:w="60"/>
+              <w:left w:type="dxa" w:w="80"/>
+              <w:bottom w:type="dxa" w:w="60"/>
+              <w:right w:type="dxa" w:w="80"/>
+            </w:tcMar>
+          </w:tcPr>
+          <w:p>
+            <w:pPr>
+              <w:spacing w:after="0" w:line="240"/>
+            </w:pPr>
+            <w:r>
+              <w:rPr>
+                <w:b w:val="false"/>
+                <w:bCs w:val="false"/>
+                <w:sz w:val="16"/>
+                <w:szCs w:val="16"/>
+              </w:rPr>
+              <w:t xml:space="preserve">67.8</w:t>
+            </w:r>
+          </w:p>
+        </w:tc>
+        <w:tc>
+          <w:tcPr>
+            <w:tcW w:type="dxa" w:w="880"/>
+            <w:tcMar>
+              <w:top w:type="dxa" w:w="60"/>
+              <w:left w:type="dxa" w:w="80"/>
+              <w:bottom w:type="dxa" w:w="60"/>
+              <w:right w:type="dxa" w:w="80"/>
+            </w:tcMar>
+          </w:tcPr>
+          <w:p>
+            <w:pPr>
+              <w:spacing w:after="0" w:line="240"/>
+            </w:pPr>
+            <w:r>
+              <w:rPr>
+                <w:b w:val="false"/>
+                <w:bCs w:val="false"/>
+                <w:sz w:val="16"/>
+                <w:szCs w:val="16"/>
+              </w:rPr>
+              <w:t xml:space="preserve">26.20</w:t>
+            </w:r>
+          </w:p>
+        </w:tc>
+        <w:tc>
+          <w:tcPr>
+            <w:tcW w:type="dxa" w:w="880"/>
+            <w:tcMar>
+              <w:top w:type="dxa" w:w="60"/>
+              <w:left w:type="dxa" w:w="80"/>
+              <w:bottom w:type="dxa" w:w="60"/>
+              <w:right w:type="dxa" w:w="80"/>
+            </w:tcMar>
+          </w:tcPr>
+          <w:p>
+            <w:pPr>
+              <w:spacing w:after="0" w:line="240"/>
+            </w:pPr>
+            <w:r>
+              <w:rPr>
+                <w:b w:val="false"/>
+                <w:bCs w:val="false"/>
+                <w:sz w:val="16"/>
+                <w:szCs w:val="16"/>
+              </w:rPr>
+              <w:t xml:space="preserve">24.9</w:t>
+            </w:r>
+          </w:p>
+        </w:tc>
+        <w:tc>
+          <w:tcPr>
+            <w:tcW w:type="dxa" w:w="880"/>
+            <w:tcMar>
+              <w:top w:type="dxa" w:w="60"/>
+              <w:left w:type="dxa" w:w="80"/>
+              <w:bottom w:type="dxa" w:w="60"/>
+              <w:right w:type="dxa" w:w="80"/>
+            </w:tcMar>
+          </w:tcPr>
+          <w:p>
+            <w:pPr>
+              <w:spacing w:after="0" w:line="240"/>
+            </w:pPr>
+            <w:r>
+              <w:rPr>
+                <w:b w:val="false"/>
+                <w:bCs w:val="false"/>
+                <w:sz w:val="16"/>
+                <w:szCs w:val="16"/>
+              </w:rPr>
+              <w:t xml:space="preserve">81.88 M</w:t>
+            </w:r>
+          </w:p>
+        </w:tc>
+        <w:tc>
+          <w:tcPr>
+            <w:tcW w:type="dxa" w:w="880"/>
+            <w:tcMar>
+              <w:top w:type="dxa" w:w="60"/>
+              <w:left w:type="dxa" w:w="80"/>
+              <w:bottom w:type="dxa" w:w="60"/>
+              <w:right w:type="dxa" w:w="80"/>
+            </w:tcMar>
+          </w:tcPr>
+          <w:p>
+            <w:pPr>
+              <w:spacing w:after="0" w:line="240"/>
+            </w:pPr>
+            <w:r>
+              <w:rPr>
+                <w:b w:val="false"/>
+                <w:bCs w:val="false"/>
+                <w:sz w:val="16"/>
+                <w:szCs w:val="16"/>
+              </w:rPr>
+              <w:t xml:space="preserve">17.14</w:t>
+            </w:r>
+          </w:p>
+        </w:tc>
+        <w:tc>
+          <w:tcPr>
+            <w:tcW w:type="dxa" w:w="880"/>
+            <w:tcMar>
+              <w:top w:type="dxa" w:w="60"/>
+              <w:left w:type="dxa" w:w="80"/>
+              <w:bottom w:type="dxa" w:w="60"/>
+              <w:right w:type="dxa" w:w="80"/>
+            </w:tcMar>
+          </w:tcPr>
+          <w:p>
+            <w:pPr>
+              <w:spacing w:after="0" w:line="240"/>
+            </w:pPr>
+            <w:r>
+              <w:rPr>
+                <w:b w:val="false"/>
+                <w:bCs w:val="false"/>
+                <w:sz w:val="16"/>
+                <w:szCs w:val="16"/>
+              </w:rPr>
+              <w:t xml:space="preserve">3,130</w:t>
+            </w:r>
+          </w:p>
+        </w:tc>
+        <w:tc>
+          <w:tcPr>
+            <w:tcW w:type="dxa" w:w="880"/>
+            <w:tcMar>
+              <w:top w:type="dxa" w:w="60"/>
+              <w:left w:type="dxa" w:w="80"/>
+              <w:bottom w:type="dxa" w:w="60"/>
+              <w:right w:type="dxa" w:w="80"/>
+            </w:tcMar>
+          </w:tcPr>
+          <w:p>
+            <w:pPr>
+              <w:spacing w:after="0" w:line="240"/>
+            </w:pPr>
+            <w:r>
+              <w:rPr>
+                <w:b w:val="false"/>
+                <w:bCs w:val="false"/>
+                <w:sz w:val="16"/>
+                <w:szCs w:val="16"/>
+              </w:rPr>
+              <w:t xml:space="preserve">4.88 bn</w:t>
             </w:r>
           </w:p>
         </w:tc>
@@ -5609,6 +5629,466 @@
                 <w:sz w:val="16"/>
                 <w:szCs w:val="16"/>
               </w:rPr>
+              <w:t xml:space="preserve">Electronic result delivery</w:t>
+            </w:r>
+          </w:p>
+        </w:tc>
+        <w:tc>
+          <w:tcPr>
+            <w:tcW w:type="dxa" w:w="880"/>
+            <w:tcMar>
+              <w:top w:type="dxa" w:w="60"/>
+              <w:left w:type="dxa" w:w="80"/>
+              <w:bottom w:type="dxa" w:w="60"/>
+              <w:right w:type="dxa" w:w="80"/>
+            </w:tcMar>
+          </w:tcPr>
+          <w:p>
+            <w:pPr>
+              <w:spacing w:after="0" w:line="240"/>
+            </w:pPr>
+            <w:r>
+              <w:rPr>
+                <w:b w:val="false"/>
+                <w:bCs w:val="false"/>
+                <w:sz w:val="16"/>
+                <w:szCs w:val="16"/>
+              </w:rPr>
+              <w:t xml:space="preserve">35.3</w:t>
+            </w:r>
+          </w:p>
+        </w:tc>
+        <w:tc>
+          <w:tcPr>
+            <w:tcW w:type="dxa" w:w="880"/>
+            <w:tcMar>
+              <w:top w:type="dxa" w:w="60"/>
+              <w:left w:type="dxa" w:w="80"/>
+              <w:bottom w:type="dxa" w:w="60"/>
+              <w:right w:type="dxa" w:w="80"/>
+            </w:tcMar>
+          </w:tcPr>
+          <w:p>
+            <w:pPr>
+              <w:spacing w:after="0" w:line="240"/>
+            </w:pPr>
+            <w:r>
+              <w:rPr>
+                <w:b w:val="false"/>
+                <w:bCs w:val="false"/>
+                <w:sz w:val="16"/>
+                <w:szCs w:val="16"/>
+              </w:rPr>
+              <w:t xml:space="preserve">43.3</w:t>
+            </w:r>
+          </w:p>
+        </w:tc>
+        <w:tc>
+          <w:tcPr>
+            <w:tcW w:type="dxa" w:w="880"/>
+            <w:tcMar>
+              <w:top w:type="dxa" w:w="60"/>
+              <w:left w:type="dxa" w:w="80"/>
+              <w:bottom w:type="dxa" w:w="60"/>
+              <w:right w:type="dxa" w:w="80"/>
+            </w:tcMar>
+          </w:tcPr>
+          <w:p>
+            <w:pPr>
+              <w:spacing w:after="0" w:line="240"/>
+            </w:pPr>
+            <w:r>
+              <w:rPr>
+                <w:b w:val="false"/>
+                <w:bCs w:val="false"/>
+                <w:sz w:val="16"/>
+                <w:szCs w:val="16"/>
+              </w:rPr>
+              <w:t xml:space="preserve">16.76</w:t>
+            </w:r>
+          </w:p>
+        </w:tc>
+        <w:tc>
+          <w:tcPr>
+            <w:tcW w:type="dxa" w:w="880"/>
+            <w:tcMar>
+              <w:top w:type="dxa" w:w="60"/>
+              <w:left w:type="dxa" w:w="80"/>
+              <w:bottom w:type="dxa" w:w="60"/>
+              <w:right w:type="dxa" w:w="80"/>
+            </w:tcMar>
+          </w:tcPr>
+          <w:p>
+            <w:pPr>
+              <w:spacing w:after="0" w:line="240"/>
+            </w:pPr>
+            <w:r>
+              <w:rPr>
+                <w:b w:val="false"/>
+                <w:bCs w:val="false"/>
+                <w:sz w:val="16"/>
+                <w:szCs w:val="16"/>
+              </w:rPr>
+              <w:t xml:space="preserve">15.9</w:t>
+            </w:r>
+          </w:p>
+        </w:tc>
+        <w:tc>
+          <w:tcPr>
+            <w:tcW w:type="dxa" w:w="880"/>
+            <w:tcMar>
+              <w:top w:type="dxa" w:w="60"/>
+              <w:left w:type="dxa" w:w="80"/>
+              <w:bottom w:type="dxa" w:w="60"/>
+              <w:right w:type="dxa" w:w="80"/>
+            </w:tcMar>
+          </w:tcPr>
+          <w:p>
+            <w:pPr>
+              <w:spacing w:after="0" w:line="240"/>
+            </w:pPr>
+            <w:r>
+              <w:rPr>
+                <w:b w:val="false"/>
+                <w:bCs w:val="false"/>
+                <w:sz w:val="16"/>
+                <w:szCs w:val="16"/>
+              </w:rPr>
+              <w:t xml:space="preserve">32.50 M</w:t>
+            </w:r>
+          </w:p>
+        </w:tc>
+        <w:tc>
+          <w:tcPr>
+            <w:tcW w:type="dxa" w:w="880"/>
+            <w:tcMar>
+              <w:top w:type="dxa" w:w="60"/>
+              <w:left w:type="dxa" w:w="80"/>
+              <w:bottom w:type="dxa" w:w="60"/>
+              <w:right w:type="dxa" w:w="80"/>
+            </w:tcMar>
+          </w:tcPr>
+          <w:p>
+            <w:pPr>
+              <w:spacing w:after="0" w:line="240"/>
+            </w:pPr>
+            <w:r>
+              <w:rPr>
+                <w:b w:val="false"/>
+                <w:bCs w:val="false"/>
+                <w:sz w:val="16"/>
+                <w:szCs w:val="16"/>
+              </w:rPr>
+              <w:t xml:space="preserve">6.63</w:t>
+            </w:r>
+          </w:p>
+        </w:tc>
+        <w:tc>
+          <w:tcPr>
+            <w:tcW w:type="dxa" w:w="880"/>
+            <w:tcMar>
+              <w:top w:type="dxa" w:w="60"/>
+              <w:left w:type="dxa" w:w="80"/>
+              <w:bottom w:type="dxa" w:w="60"/>
+              <w:right w:type="dxa" w:w="80"/>
+            </w:tcMar>
+          </w:tcPr>
+          <w:p>
+            <w:pPr>
+              <w:spacing w:after="0" w:line="240"/>
+            </w:pPr>
+            <w:r>
+              <w:rPr>
+                <w:b w:val="false"/>
+                <w:bCs w:val="false"/>
+                <w:sz w:val="16"/>
+                <w:szCs w:val="16"/>
+              </w:rPr>
+              <w:t xml:space="preserve">2,330</w:t>
+            </w:r>
+          </w:p>
+        </w:tc>
+        <w:tc>
+          <w:tcPr>
+            <w:tcW w:type="dxa" w:w="880"/>
+            <w:tcMar>
+              <w:top w:type="dxa" w:w="60"/>
+              <w:left w:type="dxa" w:w="80"/>
+              <w:bottom w:type="dxa" w:w="60"/>
+              <w:right w:type="dxa" w:w="80"/>
+            </w:tcMar>
+          </w:tcPr>
+          <w:p>
+            <w:pPr>
+              <w:spacing w:after="0" w:line="240"/>
+            </w:pPr>
+            <w:r>
+              <w:rPr>
+                <w:b w:val="false"/>
+                <w:bCs w:val="false"/>
+                <w:sz w:val="16"/>
+                <w:szCs w:val="16"/>
+              </w:rPr>
+              <w:t xml:space="preserve">3.63 bn</w:t>
+            </w:r>
+          </w:p>
+        </w:tc>
+      </w:tr>
+      <w:tr>
+        <w:trPr>
+          <w:tblHeader w:val="false"/>
+        </w:trPr>
+        <w:tc>
+          <w:tcPr>
+            <w:tcW w:type="dxa" w:w="1986"/>
+            <w:tcMar>
+              <w:top w:type="dxa" w:w="60"/>
+              <w:left w:type="dxa" w:w="80"/>
+              <w:bottom w:type="dxa" w:w="60"/>
+              <w:right w:type="dxa" w:w="80"/>
+            </w:tcMar>
+          </w:tcPr>
+          <w:p>
+            <w:pPr>
+              <w:spacing w:after="0" w:line="240"/>
+            </w:pPr>
+            <w:r>
+              <w:rPr>
+                <w:b w:val="false"/>
+                <w:bCs w:val="false"/>
+                <w:sz w:val="16"/>
+                <w:szCs w:val="16"/>
+              </w:rPr>
+              <w:t xml:space="preserve">Electronic result delivery with duplex</w:t>
+            </w:r>
+          </w:p>
+        </w:tc>
+        <w:tc>
+          <w:tcPr>
+            <w:tcW w:type="dxa" w:w="880"/>
+            <w:tcMar>
+              <w:top w:type="dxa" w:w="60"/>
+              <w:left w:type="dxa" w:w="80"/>
+              <w:bottom w:type="dxa" w:w="60"/>
+              <w:right w:type="dxa" w:w="80"/>
+            </w:tcMar>
+          </w:tcPr>
+          <w:p>
+            <w:pPr>
+              <w:spacing w:after="0" w:line="240"/>
+            </w:pPr>
+            <w:r>
+              <w:rPr>
+                <w:b w:val="false"/>
+                <w:bCs w:val="false"/>
+                <w:sz w:val="16"/>
+                <w:szCs w:val="16"/>
+              </w:rPr>
+              <w:t xml:space="preserve">35.3</w:t>
+            </w:r>
+          </w:p>
+        </w:tc>
+        <w:tc>
+          <w:tcPr>
+            <w:tcW w:type="dxa" w:w="880"/>
+            <w:tcMar>
+              <w:top w:type="dxa" w:w="60"/>
+              <w:left w:type="dxa" w:w="80"/>
+              <w:bottom w:type="dxa" w:w="60"/>
+              <w:right w:type="dxa" w:w="80"/>
+            </w:tcMar>
+          </w:tcPr>
+          <w:p>
+            <w:pPr>
+              <w:spacing w:after="0" w:line="240"/>
+            </w:pPr>
+            <w:r>
+              <w:rPr>
+                <w:b w:val="false"/>
+                <w:bCs w:val="false"/>
+                <w:sz w:val="16"/>
+                <w:szCs w:val="16"/>
+              </w:rPr>
+              <w:t xml:space="preserve">27.1</w:t>
+            </w:r>
+          </w:p>
+        </w:tc>
+        <w:tc>
+          <w:tcPr>
+            <w:tcW w:type="dxa" w:w="880"/>
+            <w:tcMar>
+              <w:top w:type="dxa" w:w="60"/>
+              <w:left w:type="dxa" w:w="80"/>
+              <w:bottom w:type="dxa" w:w="60"/>
+              <w:right w:type="dxa" w:w="80"/>
+            </w:tcMar>
+          </w:tcPr>
+          <w:p>
+            <w:pPr>
+              <w:spacing w:after="0" w:line="240"/>
+            </w:pPr>
+            <w:r>
+              <w:rPr>
+                <w:b w:val="false"/>
+                <w:bCs w:val="false"/>
+                <w:sz w:val="16"/>
+                <w:szCs w:val="16"/>
+              </w:rPr>
+              <w:t xml:space="preserve">10.47</w:t>
+            </w:r>
+          </w:p>
+        </w:tc>
+        <w:tc>
+          <w:tcPr>
+            <w:tcW w:type="dxa" w:w="880"/>
+            <w:tcMar>
+              <w:top w:type="dxa" w:w="60"/>
+              <w:left w:type="dxa" w:w="80"/>
+              <w:bottom w:type="dxa" w:w="60"/>
+              <w:right w:type="dxa" w:w="80"/>
+            </w:tcMar>
+          </w:tcPr>
+          <w:p>
+            <w:pPr>
+              <w:spacing w:after="0" w:line="240"/>
+            </w:pPr>
+            <w:r>
+              <w:rPr>
+                <w:b w:val="false"/>
+                <w:bCs w:val="false"/>
+                <w:sz w:val="16"/>
+                <w:szCs w:val="16"/>
+              </w:rPr>
+              <w:t xml:space="preserve">9.9</w:t>
+            </w:r>
+          </w:p>
+        </w:tc>
+        <w:tc>
+          <w:tcPr>
+            <w:tcW w:type="dxa" w:w="880"/>
+            <w:tcMar>
+              <w:top w:type="dxa" w:w="60"/>
+              <w:left w:type="dxa" w:w="80"/>
+              <w:bottom w:type="dxa" w:w="60"/>
+              <w:right w:type="dxa" w:w="80"/>
+            </w:tcMar>
+          </w:tcPr>
+          <w:p>
+            <w:pPr>
+              <w:spacing w:after="0" w:line="240"/>
+            </w:pPr>
+            <w:r>
+              <w:rPr>
+                <w:b w:val="false"/>
+                <w:bCs w:val="false"/>
+                <w:sz w:val="16"/>
+                <w:szCs w:val="16"/>
+              </w:rPr>
+              <w:t xml:space="preserve">28.86 M</w:t>
+            </w:r>
+          </w:p>
+        </w:tc>
+        <w:tc>
+          <w:tcPr>
+            <w:tcW w:type="dxa" w:w="880"/>
+            <w:tcMar>
+              <w:top w:type="dxa" w:w="60"/>
+              <w:left w:type="dxa" w:w="80"/>
+              <w:bottom w:type="dxa" w:w="60"/>
+              <w:right w:type="dxa" w:w="80"/>
+            </w:tcMar>
+          </w:tcPr>
+          <w:p>
+            <w:pPr>
+              <w:spacing w:after="0" w:line="240"/>
+            </w:pPr>
+            <w:r>
+              <w:rPr>
+                <w:b w:val="false"/>
+                <w:bCs w:val="false"/>
+                <w:sz w:val="16"/>
+                <w:szCs w:val="16"/>
+              </w:rPr>
+              <w:t xml:space="preserve">6.63</w:t>
+            </w:r>
+          </w:p>
+        </w:tc>
+        <w:tc>
+          <w:tcPr>
+            <w:tcW w:type="dxa" w:w="880"/>
+            <w:tcMar>
+              <w:top w:type="dxa" w:w="60"/>
+              <w:left w:type="dxa" w:w="80"/>
+              <w:bottom w:type="dxa" w:w="60"/>
+              <w:right w:type="dxa" w:w="80"/>
+            </w:tcMar>
+          </w:tcPr>
+          <w:p>
+            <w:pPr>
+              <w:spacing w:after="0" w:line="240"/>
+            </w:pPr>
+            <w:r>
+              <w:rPr>
+                <w:b w:val="false"/>
+                <w:bCs w:val="false"/>
+                <w:sz w:val="16"/>
+                <w:szCs w:val="16"/>
+              </w:rPr>
+              <w:t xml:space="preserve">1,410</w:t>
+            </w:r>
+          </w:p>
+        </w:tc>
+        <w:tc>
+          <w:tcPr>
+            <w:tcW w:type="dxa" w:w="880"/>
+            <w:tcMar>
+              <w:top w:type="dxa" w:w="60"/>
+              <w:left w:type="dxa" w:w="80"/>
+              <w:bottom w:type="dxa" w:w="60"/>
+              <w:right w:type="dxa" w:w="80"/>
+            </w:tcMar>
+          </w:tcPr>
+          <w:p>
+            <w:pPr>
+              <w:spacing w:after="0" w:line="240"/>
+            </w:pPr>
+            <w:r>
+              <w:rPr>
+                <w:b w:val="false"/>
+                <w:bCs w:val="false"/>
+                <w:sz w:val="16"/>
+                <w:szCs w:val="16"/>
+              </w:rPr>
+              <w:t xml:space="preserve">2.20 bn</w:t>
+            </w:r>
+          </w:p>
+        </w:tc>
+      </w:tr>
+      <w:tr>
+        <w:trPr>
+          <w:tblHeader w:val="false"/>
+        </w:trPr>
+        <w:tc>
+          <w:tcPr>
+            <w:tcW w:type="dxa" w:w="1986"/>
+            <w:tcMar>
+              <w:top w:type="dxa" w:w="60"/>
+              <w:left w:type="dxa" w:w="80"/>
+              <w:bottom w:type="dxa" w:w="60"/>
+              <w:right w:type="dxa" w:w="80"/>
+            </w:tcMar>
+          </w:tcPr>
+          <w:p>
+            <w:pPr>
+              <w:spacing w:after="0" w:line="240"/>
+            </w:pPr>
+            <w:r>
+              <w:rPr>
+                <w:b w:val="false"/>
+                <w:bCs w:val="false"/>
+                <w:sz w:val="16"/>
+                <w:szCs w:val="16"/>
+              </w:rPr>
               <w:t xml:space="preserve">Paperless pathway</w:t>
             </w:r>
           </w:p>
@@ -5825,7 +6305,7 @@
         <w:spacing w:after="160" w:line="320"/>
       </w:pPr>
       <w:r>
-        <w:t xml:space="preserve">Costs are 2024 HUF, net of VAT. Printing is charged per printed page at 7 HUF, so duplex printing halves sheets but not pages and saves no toner. Handling time covers referrals and diagnostic reports at 30 s per document and is reported as displaced capacity, not costed; documents handled per episode and handling hours are given in supplementary table S1. Greenhouse-gas emissions are cradle-to-gate for paper manufacture at 950 kg CO2e per tonne and exclude printing energy and end-of-life disposal. Property value is the capital immobilised by the archive at steady state under statutory retention, not an annual rent. Full cost components are given in supplementary table S1.</w:t>
+        <w:t xml:space="preserve">Costs are 2024 HUF, net of VAT. Printing is charged per printed page at 7 HUF, so duplex printing halves sheets but not pages and saves no toner. Handling time covers referrals and diagnostic reports at 30 s per document and is reported as displaced capacity, not costed; documents handled per episode and handling hours are given in supplementary table S2. Greenhouse-gas emissions are cradle-to-gate for paper manufacture at 950 kg CO2e per tonne and exclude printing energy and end-of-life disposal. Property value is the capital immobilised by the archive at steady state under statutory retention, not an annual rent. Electronic result delivery is reported both single-sided, which isolates it from the printing policy, and combined with duplex printing; only the single-sided arm is a like-for-like comparator for duplex printing alone. Full cost components are given in supplementary table S2.</w:t>
       </w:r>
     </w:p>
     <w:p>
@@ -5858,17 +6338,17 @@
         <w:t xml:space="preserve">316 million sheets on 31,633 linear metres of shelving, occupying 5,751 m² and immobilising 8.97 billion HUF</w:t>
       </w:r>
       <w:r>
-        <w:t xml:space="preserve"> of property at the tax authority's valuation. The consumables cost 94.5 million HUF a year; the building the output lives in represents </w:t>
-      </w:r>
-      <w:r>
-        <w:rPr>
-          <w:b/>
-          <w:bCs/>
-        </w:rPr>
-        <w:t xml:space="preserve">95 times</w:t>
-      </w:r>
-      <w:r>
-        <w:t xml:space="preserve"> that in tied-up capital. Per episode this is </w:t>
+        <w:t xml:space="preserve"> at the tax authority's valuation. The consumables cost 94.5 million HUF a year. That capital is a stock and cannot be set against an annual flow directly; annualised at the same 3.7% discount rate it is an opportunity cost of </w:t>
+      </w:r>
+      <w:r>
+        <w:rPr>
+          <w:b/>
+          <w:bCs/>
+        </w:rPr>
+        <w:t xml:space="preserve">332 million HUF a year, 3.5 times the recurrent consumable spend</w:t>
+      </w:r>
+      <w:r>
+        <w:t xml:space="preserve">. Per episode the position is </w:t>
       </w:r>
       <w:r>
         <w:rPr>
@@ -5886,7 +6366,7 @@
         <w:spacing w:after="160" w:line="320"/>
       </w:pPr>
       <w:r>
-        <w:t xml:space="preserve">One-way sensitivity analysis puts the national estimate between 6.90 and 12.34 billion HUF (Table 3). The two largest sources of uncertainty are shelving density and floor efficiency, both archival conventions we assumed rather than measured, and both should be measured directly before this figure is used in a business case. Even the most favourable corner of the parameter space leaves the tied-up value above 6.9 billion HUF.</w:t>
+        <w:t xml:space="preserve">Varied one at a time, no single parameter moves the national estimate outside 6.86 to 12.34 billion HUF (Table 3); the largest contributors are floor efficiency, the transferability of the observed page count to the national estate, and the property valuation. One-way analysis holds everything else at base case, so it does not bound the joint uncertainty: with the physical and price parameters simultaneously at their favourable ends the figure falls to 4.08 billion HUF, and at their adverse ends rises to 20.60 billion. Shelving density and floor efficiency are conventions we assumed rather than measured, and both are directly measurable before this figure is used in a business case.</w:t>
       </w:r>
     </w:p>
     <w:p>
@@ -6161,7 +6641,7 @@
                 <w:sz w:val="18"/>
                 <w:szCs w:val="18"/>
               </w:rPr>
-              <w:t xml:space="preserve">Property value per m²</w:t>
+              <w:t xml:space="preserve">Printed pages per episode (transferability)</w:t>
             </w:r>
           </w:p>
         </w:tc>
@@ -6186,7 +6666,7 @@
                 <w:sz w:val="18"/>
                 <w:szCs w:val="18"/>
               </w:rPr>
-              <w:t xml:space="preserve">6.90 bn</w:t>
+              <w:t xml:space="preserve">6.86 bn</w:t>
             </w:r>
           </w:p>
         </w:tc>
@@ -6211,7 +6691,7 @@
                 <w:sz w:val="18"/>
                 <w:szCs w:val="18"/>
               </w:rPr>
-              <w:t xml:space="preserve">10.93 bn</w:t>
+              <w:t xml:space="preserve">11.08 bn</w:t>
             </w:r>
           </w:p>
         </w:tc>
@@ -6236,7 +6716,7 @@
                 <w:sz w:val="18"/>
                 <w:szCs w:val="18"/>
               </w:rPr>
-              <w:t xml:space="preserve">4.03 bn</w:t>
+              <w:t xml:space="preserve">4.22 bn</w:t>
             </w:r>
           </w:p>
         </w:tc>
@@ -6266,7 +6746,7 @@
                 <w:sz w:val="18"/>
                 <w:szCs w:val="18"/>
               </w:rPr>
-              <w:t xml:space="preserve">Sheets per linear metre</w:t>
+              <w:t xml:space="preserve">Property value per m²</w:t>
             </w:r>
           </w:p>
         </w:tc>
@@ -6291,7 +6771,7 @@
                 <w:sz w:val="18"/>
                 <w:szCs w:val="18"/>
               </w:rPr>
-              <w:t xml:space="preserve">7.48 bn</w:t>
+              <w:t xml:space="preserve">6.90 bn</w:t>
             </w:r>
           </w:p>
         </w:tc>
@@ -6316,7 +6796,7 @@
                 <w:sz w:val="18"/>
                 <w:szCs w:val="18"/>
               </w:rPr>
-              <w:t xml:space="preserve">11.22 bn</w:t>
+              <w:t xml:space="preserve">10.93 bn</w:t>
             </w:r>
           </w:p>
         </w:tc>
@@ -6341,7 +6821,7 @@
                 <w:sz w:val="18"/>
                 <w:szCs w:val="18"/>
               </w:rPr>
-              <w:t xml:space="preserve">3.74 bn</w:t>
+              <w:t xml:space="preserve">4.03 bn</w:t>
             </w:r>
           </w:p>
         </w:tc>
@@ -6371,6 +6851,111 @@
                 <w:sz w:val="18"/>
                 <w:szCs w:val="18"/>
               </w:rPr>
+              <w:t xml:space="preserve">Sheets per linear metre</w:t>
+            </w:r>
+          </w:p>
+        </w:tc>
+        <w:tc>
+          <w:tcPr>
+            <w:tcW w:type="dxa" w:w="2256"/>
+            <w:tcMar>
+              <w:top w:type="dxa" w:w="60"/>
+              <w:left w:type="dxa" w:w="80"/>
+              <w:bottom w:type="dxa" w:w="60"/>
+              <w:right w:type="dxa" w:w="80"/>
+            </w:tcMar>
+          </w:tcPr>
+          <w:p>
+            <w:pPr>
+              <w:spacing w:after="0" w:line="240"/>
+            </w:pPr>
+            <w:r>
+              <w:rPr>
+                <w:b w:val="false"/>
+                <w:bCs w:val="false"/>
+                <w:sz w:val="18"/>
+                <w:szCs w:val="18"/>
+              </w:rPr>
+              <w:t xml:space="preserve">7.48 bn</w:t>
+            </w:r>
+          </w:p>
+        </w:tc>
+        <w:tc>
+          <w:tcPr>
+            <w:tcW w:type="dxa" w:w="2256"/>
+            <w:tcMar>
+              <w:top w:type="dxa" w:w="60"/>
+              <w:left w:type="dxa" w:w="80"/>
+              <w:bottom w:type="dxa" w:w="60"/>
+              <w:right w:type="dxa" w:w="80"/>
+            </w:tcMar>
+          </w:tcPr>
+          <w:p>
+            <w:pPr>
+              <w:spacing w:after="0" w:line="240"/>
+            </w:pPr>
+            <w:r>
+              <w:rPr>
+                <w:b w:val="false"/>
+                <w:bCs w:val="false"/>
+                <w:sz w:val="18"/>
+                <w:szCs w:val="18"/>
+              </w:rPr>
+              <w:t xml:space="preserve">11.22 bn</w:t>
+            </w:r>
+          </w:p>
+        </w:tc>
+        <w:tc>
+          <w:tcPr>
+            <w:tcW w:type="dxa" w:w="2258"/>
+            <w:tcMar>
+              <w:top w:type="dxa" w:w="60"/>
+              <w:left w:type="dxa" w:w="80"/>
+              <w:bottom w:type="dxa" w:w="60"/>
+              <w:right w:type="dxa" w:w="80"/>
+            </w:tcMar>
+          </w:tcPr>
+          <w:p>
+            <w:pPr>
+              <w:spacing w:after="0" w:line="240"/>
+            </w:pPr>
+            <w:r>
+              <w:rPr>
+                <w:b w:val="false"/>
+                <w:bCs w:val="false"/>
+                <w:sz w:val="18"/>
+                <w:szCs w:val="18"/>
+              </w:rPr>
+              <w:t xml:space="preserve">3.74 bn</w:t>
+            </w:r>
+          </w:p>
+        </w:tc>
+      </w:tr>
+      <w:tr>
+        <w:trPr>
+          <w:tblHeader w:val="false"/>
+        </w:trPr>
+        <w:tc>
+          <w:tcPr>
+            <w:tcW w:type="dxa" w:w="2256"/>
+            <w:tcMar>
+              <w:top w:type="dxa" w:w="60"/>
+              <w:left w:type="dxa" w:w="80"/>
+              <w:bottom w:type="dxa" w:w="60"/>
+              <w:right w:type="dxa" w:w="80"/>
+            </w:tcMar>
+          </w:tcPr>
+          <w:p>
+            <w:pPr>
+              <w:spacing w:after="0" w:line="240"/>
+            </w:pPr>
+            <w:r>
+              <w:rPr>
+                <w:b w:val="false"/>
+                <w:bCs w:val="false"/>
+                <w:sz w:val="18"/>
+                <w:szCs w:val="18"/>
+              </w:rPr>
               <w:t xml:space="preserve">Episodes per year</w:t>
             </w:r>
           </w:p>
@@ -6462,7 +7047,7 @@
         <w:spacing w:after="160" w:line="320"/>
       </w:pPr>
       <w:r>
-        <w:t xml:space="preserve">National steady-state immobilised property value; base case 8.97 bn HUF. Each parameter is varied alone across the range given in the parameter file, with all others held at base case.</w:t>
+        <w:t xml:space="preserve">National steady-state immobilised property value; base case 8.97 bn HUF. Each parameter is varied alone across the range given in the parameter file, with all others held at base case, so the table is not a joint uncertainty interval. The transferability row scales the self-printed page count observed in one department to the national estate across an assumed range, not a measured one, and it applies to self-printed output only; the purchased booklet is one per pregnancy at any diagnostic intensity.</w:t>
       </w:r>
     </w:p>
     <w:p>
@@ -6495,7 +7080,7 @@
         <w:t xml:space="preserve">45.6 documents to be printed and filed per episode</w:t>
       </w:r>
       <w:r>
-        <w:t xml:space="preserve"> — 17.7 referrals, 17.7 paired diagnostic reports and 10.3 ultrasound reports — which at 30 seconds each is </w:t>
+        <w:t xml:space="preserve"> — 17.7 referrals, 17.7 paired diagnostic reports and 10.3 single-page ultrasound reports — which at 30 seconds each is </w:t>
       </w:r>
       <w:r>
         <w:rPr>
@@ -6515,7 +7100,7 @@
         <w:t xml:space="preserve">29,476 hours, or 17.1 FTE, nationally</w:t>
       </w:r>
       <w:r>
-        <w:t xml:space="preserve"> (11.4 to 34.3 across the 20 to 60 second range). Duplex printing changes this not at all, since the same documents are still printed and filed; electronic report delivery removes the reports entirely, cutting handling to 8.8 minutes per episode and </w:t>
+        <w:t xml:space="preserve"> (11.4 to 34.3 across the 20 to 60 second range). Duplex printing changes this not at all, since the same documents are printed and filed; electronic report delivery removes the reports entirely, cutting handling to 8.8 minutes per episode and </w:t>
       </w:r>
       <w:r>
         <w:rPr>
@@ -6533,7 +7118,7 @@
         <w:spacing w:after="160" w:line="320"/>
       </w:pPr>
       <w:r>
-        <w:t xml:space="preserve">The second is space. The 5,751 m² the national archive occupies at steady state is not warehouse space on an industrial estate but floor area inside hospital buildings, equivalent to </w:t>
+        <w:t xml:space="preserve">The second is space. The 5,751 m² the archive occupies at steady state is not warehouse space on an industrial estate but floor inside hospital buildings, equivalent to </w:t>
       </w:r>
       <w:r>
         <w:rPr>
@@ -6543,7 +7128,7 @@
         <w:t xml:space="preserve">320 antenatal consulting rooms or 164 delivery rooms</w:t>
       </w:r>
       <w:r>
-        <w:t xml:space="preserve">; departmentally, 148 m² is 8 consulting rooms. This is the sense in which the property valuation understates the position: the capital is not merely tied up, it is displacing the activity the building exists for.</w:t>
+        <w:t xml:space="preserve">; departmentally, 148 m² is 8 consulting rooms. This is how the property valuation understates the position: the capital is not merely tied up, it is displacing the activity the building exists for.</w:t>
       </w:r>
     </w:p>
     <w:p>
@@ -6580,10 +7165,10 @@
           <w:b/>
           <w:bCs/>
         </w:rPr>
-        <w:t xml:space="preserve">releasing 4.09 billion HUF of property value</w:t>
-      </w:r>
-      <w:r>
-        <w:t xml:space="preserve"> (105.5 million departmentally). But it leaves printed pages and documents untouched, so it saves no toner and no staff time: consumable spend falls only 13.4%, from 94.5 to 81.9 million HUF nationally. Duplex is an archive intervention, not a printing-cost or workforce one, and should be argued as such. One operational caveat: a form carrying a signature field on its reverse cannot be duplexed without redesign.</w:t>
+        <w:t xml:space="preserve">releasing 4.09 billion HUF</w:t>
+      </w:r>
+      <w:r>
+        <w:t xml:space="preserve"> (105.5 million departmentally). But printed pages and documents are untouched, so it saves no toner and no staff time: consumable spend falls only 13.4%, to 81.9 million HUF nationally. Duplex is an archive intervention, not a printing-cost or workforce one, and should be argued as such. One caveat: a form carrying a signature field on its reverse cannot be duplexed without redesign.</w:t>
       </w:r>
     </w:p>
     <w:p>
@@ -6595,20 +7180,30 @@
           <w:b/>
           <w:bCs/>
         </w:rPr>
-        <w:t xml:space="preserve">Electronic result delivery (S2)</w:t>
-      </w:r>
-      <w:r>
-        <w:t xml:space="preserve"> is the only intervention that reduces every burden at once. Printed pages fall from 116.3 to 35.3 per episode and sheets to 27.1, a 78.2% reduction; consumable spend falls 69.5% to 28.9 million HUF; handling falls to 8.8 minutes per episode, releasing 10.5 FTE; and the archive falls to 1,410 m² and 2.20 billion HUF, </w:t>
-      </w:r>
-      <w:r>
-        <w:rPr>
-          <w:b/>
-          <w:bCs/>
-        </w:rPr>
-        <w:t xml:space="preserve">releasing 6.77 billion HUF</w:t>
-      </w:r>
-      <w:r>
-        <w:t xml:space="preserve">. On recurrent cost it is worth five times what duplex is worth, on capital 1.7 times, and on staff time duplex is worth nothing at all.</w:t>
+        <w:t xml:space="preserve">Electronic result delivery (S2a)</w:t>
+      </w:r>
+      <w:r>
+        <w:t xml:space="preserve"> is the only intervention reducing every burden at once. Printed pages fall from 116.3 to 35.3 per episode and sheets from 124.3 to 43.3, a 65.1% reduction; consumable spend falls 65.6% to 32.5 million HUF; handling falls to 8.8 minutes per episode, releasing 10.5 FTE; and the archive falls to 2,330 m² and 3.63 billion HUF, </w:t>
+      </w:r>
+      <w:r>
+        <w:rPr>
+          <w:b/>
+          <w:bCs/>
+        </w:rPr>
+        <w:t xml:space="preserve">releasing 5.34 billion HUF</w:t>
+      </w:r>
+      <w:r>
+        <w:t xml:space="preserve">. Against duplex it is worth five times as much on recurrent cost and 1.3 times as much on capital, and duplex is worth nothing on staff time. </w:t>
+      </w:r>
+      <w:r>
+        <w:rPr>
+          <w:b/>
+          <w:bCs/>
+        </w:rPr>
+        <w:t xml:space="preserve">Combining the two (S2)</w:t>
+      </w:r>
+      <w:r>
+        <w:t xml:space="preserve"> is a different intervention and must not be read as the effect of electronic delivery: sheets fall to 27.1, consumables to 28.9 million and the archive to 1,410 m² and 2.20 billion HUF, releasing 6.77 billion — of which 1.43 billion is the duplex component.</w:t>
       </w:r>
     </w:p>
     <w:p>
@@ -6623,7 +7218,7 @@
         <w:t xml:space="preserve">A paperless pathway (S3)</w:t>
       </w:r>
       <w:r>
-        <w:t xml:space="preserve"> reduces printed output to zero and the archive to 338 m², but is not free: the booklets still cost 70 HUF per episode, 5.4 million HUF a year nationally — the irreducible floor while the patient-held record stays on paper.</w:t>
+        <w:t xml:space="preserve"> reduces printed output to zero and the archive to 338 m², but is not free: the booklets still cost 5.4 million HUF a year nationally — the irreducible floor while the patient-held record stays on paper.</w:t>
       </w:r>
     </w:p>
     <w:p>
@@ -6656,7 +7251,7 @@
         <w:t xml:space="preserve">899 litres of water and emits 0.59 kg CO2e per care episode</w:t>
       </w:r>
       <w:r>
-        <w:t xml:space="preserve">: nationally 69,700 m³ of water a year (14,400 to 124,900 across the published factor range) and 45.7 tonnes CO2e (29.2 to 95.1); departmentally, 1,798 m³ and 1.2 tonnes. Figure 5 gives both by scenario.</w:t>
+        <w:t xml:space="preserve">: nationally 69,700 m³ a year (14,400 to 124,900 across the published factor range) and 45.7 tonnes CO2e (29.2 to 95.1); departmentally 1,798 m³ and 1.2 tonnes. Figure 5 gives both by arm.</w:t>
       </w:r>
     </w:p>
     <w:p>
@@ -6664,7 +7259,7 @@
         <w:spacing w:after="160" w:line="320"/>
       </w:pPr>
       <w:r>
-        <w:t xml:space="preserve">Both indicators are driven by paper mass and so fall together — 45% under duplex, 78% under electronic report delivery — but they differ in force. The emissions figure is small in absolute terms for an entire national obstetric service, and we say so rather than dress it up; on its own it is not a reason to change the pathway. The water figure is the more arresting: </w:t>
+        <w:t xml:space="preserve">Both are driven by paper mass and fall together — 45% under duplex, 65% under electronic report delivery — but they differ in force. The emissions figure is small in absolute terms for an entire national obstetric service, and we say so rather than dress it up. The water figure is the more arresting: </w:t>
       </w:r>
       <w:r>
         <w:rPr>
@@ -6674,7 +7269,7 @@
         <w:t xml:space="preserve">nearly a cubic metre per pregnancy documented</w:t>
       </w:r>
       <w:r>
-        <w:t xml:space="preserve">, consumed to manufacture paper most of which duplicates data already held electronically.</w:t>
+        <w:t xml:space="preserve">, to manufacture paper most of which duplicates data already held electronically.</w:t>
       </w:r>
     </w:p>
     <w:p>
@@ -6712,7 +7307,7 @@
         <w:spacing w:after="160" w:line="320"/>
       </w:pPr>
       <w:r>
-        <w:t xml:space="preserve">An obstetric care episode generates about 131 printed pages on 124 sheets, and roughly six in ten of those pages are printed copies of diagnostic reports that already exist in a national electronic exchange. The pathway's paper is therefore not, in the main, a record of clinical work. It is a physical rendering of data captured electronically, printed once, filed once, then stored for three to five decades at a cost dominated by real estate rather than stationery.</w:t>
+        <w:t xml:space="preserve">Roughly six in ten of the 131 pages an episode generates are printed copies of diagnostic reports that already exist in a national electronic exchange. The pathway's paper is therefore not, in the main, a record of clinical work: it is a physical rendering of data captured electronically, printed once, filed once, then stored for three to five decades at a cost dominated by real estate rather than stationery.</w:t>
       </w:r>
     </w:p>
     <w:p>
@@ -6720,7 +7315,7 @@
         <w:spacing w:after="160" w:line="320"/>
       </w:pPr>
       <w:r>
-        <w:t xml:space="preserve">Four numbers carry the argument, and all are scale-invariant, so they transfer to any unit or country that knows its delivery volume and its property prices. The first is composition: 62% reports against 14% generated clinical record. The second is the ratio of flow to stock: </w:t>
+        <w:t xml:space="preserve">Four numbers carry the argument, all scale-invariant, so they transfer to any unit or country that knows its delivery volume and its property prices. The first is composition: 62% reports against 14% generated clinical record. The second is flow against stock: </w:t>
       </w:r>
       <w:r>
         <w:rPr>
@@ -6730,17 +7325,17 @@
         <w:t xml:space="preserve">1,220 HUF of consumables per episode against 115,772 HUF of immobilised property</w:t>
       </w:r>
       <w:r>
-        <w:t xml:space="preserve">, a factor of 95. The third sits inside the consumable figure — </w:t>
-      </w:r>
-      <w:r>
-        <w:rPr>
-          <w:b/>
-          <w:bCs/>
-        </w:rPr>
-        <w:t xml:space="preserve">two-thirds of it is toner, not paper</w:t>
-      </w:r>
-      <w:r>
-        <w:t xml:space="preserve">. The fourth is that none of these capture the two largest burdens, because neither reaches an invoice: </w:t>
+        <w:t xml:space="preserve">, which annualised at 3.7% is 4,283 HUF a year against 1,220. The third sits inside the consumable figure — </w:t>
+      </w:r>
+      <w:r>
+        <w:rPr>
+          <w:b/>
+          <w:bCs/>
+        </w:rPr>
+        <w:t xml:space="preserve">two-thirds is toner, not paper</w:t>
+      </w:r>
+      <w:r>
+        <w:t xml:space="preserve">. The fourth is that none of these reach the two largest burdens, because neither reaches an invoice: </w:t>
       </w:r>
       <w:r>
         <w:rPr>
@@ -6750,7 +7345,7 @@
         <w:t xml:space="preserve">22.8 minutes of staff handling per episode, 17.1 FTE nationally, and 5,751 m² of hospital floor withdrawn from clinical use</w:t>
       </w:r>
       <w:r>
-        <w:t xml:space="preserve">. An analysis that stops at the stationery invoice sees just over a quarter of the recurrent cost, about one percent of the capital position, and none of the workforce or the space.</w:t>
+        <w:t xml:space="preserve">. An analysis stopping at the stationery invoice sees just over a quarter of the recurrent cost, under a tenth of the annualised capital, and none of the workforce or the space.</w:t>
       </w:r>
     </w:p>
     <w:p>
@@ -6758,7 +7353,7 @@
         <w:spacing w:after="160" w:line="320"/>
       </w:pPr>
       <w:r>
-        <w:t xml:space="preserve">The fixed 4:1 amplification gives the finding a clean policy handle: paper volume is a linear function of referral count, so any intervention changing how </w:t>
+        <w:t xml:space="preserve">The fixed 4:1 reporting convention gives this a clean policy handle: paper volume is a linear function of referral count, so any change in how </w:t>
       </w:r>
       <w:r>
         <w:rPr>
@@ -6768,7 +7363,7 @@
         <w:t xml:space="preserve">reports</w:t>
       </w:r>
       <w:r>
-        <w:t xml:space="preserve"> are delivered scales with the number of investigations ordered. This is why electronic report delivery releases 1.7 times as much property value as duplex printing, and five times as much recurrent cost, despite being conceptually the smaller change.</w:t>
+        <w:t xml:space="preserve"> are delivered scales with the number of investigations ordered. That is why electronic report delivery releases 1.3 times as much property value as duplex printing, and five times as much recurrent cost, despite being the conceptually smaller change.</w:t>
       </w:r>
     </w:p>
     <w:p>
@@ -6801,7 +7396,7 @@
         <w:t xml:space="preserve">time</w:t>
       </w:r>
       <w:r>
-        <w:t xml:space="preserve"> inside electronic systems [1,2] and on the design of paper records where they remain in use [12,13]. Our result prices the artefact rather than the labour, and suggests the two literatures have been measuring opposite ends of the same problem.</w:t>
+        <w:t xml:space="preserve"> inside electronic systems [1,2] and on the design of paper records where they remain in use [12,13]. Our result prices the artefact rather than the labour, so the two literatures appear to be measuring opposite ends of one problem.</w:t>
       </w:r>
     </w:p>
     <w:p>
@@ -6809,7 +7404,7 @@
         <w:spacing w:after="160" w:line="320"/>
       </w:pPr>
       <w:r>
-        <w:t xml:space="preserve">Our count is roughly double the working assumption of 64 pages per birth used in earlier planning for this project. The gap is scope: the lower figure covers the delivery hospital chart, whereas our count spans the whole antenatal and delivery pathway including the diagnostic traffic that dominates it. That is precisely the kind of scope difference that makes unmeasured assumptions unsafe.</w:t>
+        <w:t xml:space="preserve">Our count is roughly double the unpublished working assumption of 64 pages per birth used in earlier planning for this project, cited only to show how far an unmeasured assumption can sit from a count. The gap is scope: the lower figure covers the delivery hospital chart, whereas our count spans the whole antenatal and delivery pathway including the diagnostic traffic that dominates it. That is precisely the kind of scope difference that makes unmeasured assumptions unsafe.</w:t>
       </w:r>
     </w:p>
     <w:p>
@@ -6824,7 +7419,7 @@
           <w:sz w:val="22"/>
           <w:szCs w:val="22"/>
         </w:rPr>
-        <w:t xml:space="preserve">Record integrity: what paper costs beyond money</w:t>
+        <w:t xml:space="preserve">Beyond cost: record integrity, and the risk of replacing paper</w:t>
       </w:r>
     </w:p>
     <w:p>
@@ -6832,7 +7427,37 @@
         <w:spacing w:after="160" w:line="320"/>
       </w:pPr>
       <w:r>
-        <w:t xml:space="preserve">This study measured cost, not safety, and nothing in our data speaks to error rates. But a costing that stops at money understates the case against paper, because the paper record carries failure modes a natively electronic one does not.</w:t>
+        <w:t xml:space="preserve">This study measured cost, not safety, and nothing in our data speaks to error rates. But a costing that stops at money understates the case against paper, because the paper record carries failure modes a natively electronic one does not. It can be </w:t>
+      </w:r>
+      <w:r>
+        <w:rPr>
+          <w:b/>
+          <w:bCs/>
+        </w:rPr>
+        <w:t xml:space="preserve">misread</w:t>
+      </w:r>
+      <w:r>
+        <w:t xml:space="preserve">: of 405 general surgical operation notes, 8.3% of the handwritten ones were illegible and none of the electronic ones were, and electronic notes were more complete on 17 of 18 quality criteria (p&lt;0.001) [14]; of 398 prescriptions, errors were found in 35.7% of handwritten against 2.5% of electronic ones [15]. Obstetric documentation is written under the conditions that produce this: at speed, often at night, sometimes with gloves on. It can be </w:t>
+      </w:r>
+      <w:r>
+        <w:rPr>
+          <w:b/>
+          <w:bCs/>
+        </w:rPr>
+        <w:t xml:space="preserve">misfiled or lost</w:t>
+      </w:r>
+      <w:r>
+        <w:t xml:space="preserve">, and here the evidence warns about the intervention as much as the status quo: in an audit of 100 patients whose paper records had been scanned into a document management system, 5% of operation notes were missing and 80% were filed in the wrong section [16]. Scanning paper is not the remedy; capturing data electronically at source is. And it can </w:t>
+      </w:r>
+      <w:r>
+        <w:rPr>
+          <w:b/>
+          <w:bCs/>
+        </w:rPr>
+        <w:t xml:space="preserve">degrade</w:t>
+      </w:r>
+      <w:r>
+        <w:t xml:space="preserve">, since a record must stay legible for thirty to fifty years and thermal cardiotocograph traces, ballpoint ink and carbon copies are not built for it.</w:t>
       </w:r>
     </w:p>
     <w:p>
@@ -6840,53 +7465,17 @@
         <w:spacing w:after="160" w:line="320"/>
       </w:pPr>
       <w:r>
-        <w:t xml:space="preserve">It can be </w:t>
-      </w:r>
-      <w:r>
-        <w:rPr>
-          <w:b/>
-          <w:bCs/>
-        </w:rPr>
-        <w:t xml:space="preserve">misread</w:t>
-      </w:r>
-      <w:r>
-        <w:t xml:space="preserve">. Of 405 general surgical operation notes, 8.3% of the handwritten ones were illegible and none of the electronic ones were, and electronic notes were more complete on 17 of 18 quality criteria (p&lt;0.001) [14]. Of 398 prescriptions, errors were found in 35.7% of handwritten against 2.5% of electronic ones [15]. Obstetric documentation is written under the conditions that produce this: at speed, often at night, sometimes with gloves on.</w:t>
-      </w:r>
-    </w:p>
-    <w:p>
-      <w:pPr>
-        <w:spacing w:after="160" w:line="320"/>
-      </w:pPr>
-      <w:r>
-        <w:t xml:space="preserve">It can be </w:t>
-      </w:r>
-      <w:r>
-        <w:rPr>
-          <w:b/>
-          <w:bCs/>
-        </w:rPr>
-        <w:t xml:space="preserve">misfiled or lost</w:t>
-      </w:r>
-      <w:r>
-        <w:t xml:space="preserve">, and here the evidence warns about the intervention as much as the status quo: in an audit of 100 patients whose paper records had been scanned into a document management system, 5% of operation notes were missing and 80% were filed in the wrong section [16]. Scanning paper is not the remedy; capturing data electronically at source is — the distinction that separates scenario S2 from digitising printed copies.</w:t>
-      </w:r>
-    </w:p>
-    <w:p>
-      <w:pPr>
-        <w:spacing w:after="160" w:line="320"/>
-      </w:pPr>
-      <w:r>
-        <w:t xml:space="preserve">It can </w:t>
-      </w:r>
-      <w:r>
-        <w:rPr>
-          <w:b/>
-          <w:bCs/>
-        </w:rPr>
-        <w:t xml:space="preserve">degrade</w:t>
-      </w:r>
-      <w:r>
-        <w:t xml:space="preserve">: a record must stay legible for thirty to fifty years, and thermal cardiotocograph traces, ballpoint ink and carbon copies are not built for it. We have no data on how much of an archive survives legibly, which is why we propose the legibility audit below. None of this is a finding of ours, and all of it must be weighed against the risks digitisation introduces.</w:t>
+        <w:t xml:space="preserve">Digitisation creates its own risks, and a paper arguing for it owes the reader them. Long-term </w:t>
+      </w:r>
+      <w:r>
+        <w:rPr>
+          <w:i/>
+          <w:iCs/>
+        </w:rPr>
+        <w:t xml:space="preserve">digital</w:t>
+      </w:r>
+      <w:r>
+        <w:t xml:space="preserve"> preservation is unsolved: format obsolescence, migration, and authenticated signatures maintained across a fifty-year retention period need funded curation from day one. Cyber risk fails towards forced reversion to the paper process being replaced, as in a practice that spent three months on paper after a ransomware attack [17]. And usability is not soft: hospitals with poorer electronic record usability show higher odds of nurse burnout (OR 1.41, 95% CI 1.21 to 1.64) and of surgical inpatient mortality (OR 1.21, 95% CI 1.09 to 1.35) [3]. A badly implemented paperless pathway can cost more, in the currency that matters, than the paper it removes. The two interventions therefore answer different questions: duplex printing releases 4.09 billion HUF, needs no investment and carries none of these risks, so it should be done now and defended on archive space; electronic report delivery is the only lever moving cost, staff time and space together, and it is the one needing careful implementation.</w:t>
       </w:r>
     </w:p>
     <w:p>
@@ -6901,7 +7490,7 @@
           <w:sz w:val="22"/>
           <w:szCs w:val="22"/>
         </w:rPr>
-        <w:t xml:space="preserve">The other side of the ledger</w:t>
+        <w:t xml:space="preserve">Strengths and limitations</w:t>
       </w:r>
     </w:p>
     <w:p>
@@ -6909,25 +7498,105 @@
         <w:spacing w:after="160" w:line="320"/>
       </w:pPr>
       <w:r>
-        <w:t xml:space="preserve">A paper arguing for digitisation owes the reader the risks it creates. Long-term </w:t>
+        <w:t xml:space="preserve">The principal strength is that the primary outcome is counted rather than assumed, at the level of the individual document type, and that the unit costs are official published prices. An internal cross-check reconciled our per-episode totals with the workbook's own sum column across all 100 episodes; because the report columns are derived, that establishes transcription and arithmetic integrity, not independence of the counts.</w:t>
+      </w:r>
+    </w:p>
+    <w:p>
+      <w:pPr>
+        <w:spacing w:after="160" w:line="320"/>
+      </w:pPr>
+      <w:r>
+        <w:t xml:space="preserve">The limitations are substantial, in order of severity. </w:t>
       </w:r>
       <w:r>
         <w:rPr>
           <w:i/>
           <w:iCs/>
         </w:rPr>
-        <w:t xml:space="preserve">digital</w:t>
-      </w:r>
-      <w:r>
-        <w:t xml:space="preserve"> preservation is not solved: format obsolescence, migration obligations and the maintenance of authenticated signatures and timestamps across a fifty-year retention period need funded curation from a project's first day. Cyber risk is real and its failure mode is forced reversion to the paper process being replaced, as in a practice that spent three months on paper after a ransomware attack [17]. And usability is not a soft consideration: hospitals with poorer electronic record usability show higher odds of nurse burnout (OR 1.41, 95% CI 1.21 to 1.64) and of surgical inpatient mortality (OR 1.21, 95% CI 1.09 to 1.35) [3]. A badly implemented paperless pathway can cost more, in the currency that matters, than the paper it removes.</w:t>
-      </w:r>
-    </w:p>
-    <w:p>
-      <w:pPr>
-        <w:spacing w:after="160" w:line="320"/>
-      </w:pPr>
-      <w:r>
-        <w:t xml:space="preserve">The corollary is not that digitisation should wait, but that the two interventions answer different questions. Duplex printing releases 4.09 billion HUF of property value nationally, requires no investment, no legal change and no new system, and carries none of these risks; it should be done now and defended on archive space rather than on a printing-cost saving it does not deliver. Electronic report delivery is the only lever that moves cost, staff time and space together, and it is also the one carrying the risks above, so it is the one needing careful implementation.</w:t>
+        <w:t xml:space="preserve">Derived report counts:</w:t>
+      </w:r>
+      <w:r>
+        <w:t xml:space="preserve"> report pages were derived from referrals at the institution's fixed 4:1 convention rather than counted, so the 61.7% report share is the output of that convention as much as a measurement and the standard deviation of the total is understated; external validation should measure report length first. </w:t>
+      </w:r>
+      <w:r>
+        <w:rPr>
+          <w:i/>
+          <w:iCs/>
+        </w:rPr>
+        <w:t xml:space="preserve">Transferability:</w:t>
+      </w:r>
+      <w:r>
+        <w:t xml:space="preserve"> the 131.3 pages come from one university department but are applied to every Hungarian birth. Antenatal care nationally is largely community-based and presumably less diagnostically intensive, so the national figures are more likely overstated than understated; Table 3 carries an illustrative ±25% range, but the true value is unmeasured. </w:t>
+      </w:r>
+      <w:r>
+        <w:rPr>
+          <w:i/>
+          <w:iCs/>
+        </w:rPr>
+        <w:t xml:space="preserve">Single centre, single country:</w:t>
+      </w:r>
+      <w:r>
+        <w:t xml:space="preserve"> one institution's forms, one retention law, one procurement price; the constants and the model structure transfer, the absolute figures do not. </w:t>
+      </w:r>
+      <w:r>
+        <w:rPr>
+          <w:i/>
+          <w:iCs/>
+        </w:rPr>
+        <w:t xml:space="preserve">Sampling frame unspecified:</w:t>
+      </w:r>
+      <w:r>
+        <w:t xml:space="preserve"> ⟦pending author input — see Design and setting⟧; until stated, the 100 episodes cannot be claimed representative. </w:t>
+      </w:r>
+      <w:r>
+        <w:rPr>
+          <w:i/>
+          <w:iCs/>
+        </w:rPr>
+        <w:t xml:space="preserve">Handling time is modelled, not observed:</w:t>
+      </w:r>
+      <w:r>
+        <w:t xml:space="preserve"> 30 seconds per document is an assumption, not a time-and-motion measurement, and it covers production only, excluding retrieval across the retention period, which for a paper archive is plausibly the larger task; the one-page-per-ultrasound-report convention supplies 10.3 of the 45.6 documents, and at two pages the national figure would fall from 17.1 to 15.2 FTE. </w:t>
+      </w:r>
+      <w:r>
+        <w:rPr>
+          <w:i/>
+          <w:iCs/>
+        </w:rPr>
+        <w:t xml:space="preserve">Staff time is quantified but not costed,</w:t>
+      </w:r>
+      <w:r>
+        <w:t xml:space="preserve"> so the monetary totals are floors and are not comparable with analyses that monetise it. </w:t>
+      </w:r>
+      <w:r>
+        <w:rPr>
+          <w:i/>
+          <w:iCs/>
+        </w:rPr>
+        <w:t xml:space="preserve">Environmental figures are factor-based estimates, not a life-cycle assessment:</w:t>
+      </w:r>
+      <w:r>
+        <w:t xml:space="preserve"> the spreads are wide, the water factor has no central value, and both exclude printing energy, transport, archive conditioning and disposal. </w:t>
+      </w:r>
+      <w:r>
+        <w:rPr>
+          <w:i/>
+          <w:iCs/>
+        </w:rPr>
+        <w:t xml:space="preserve">Property value is capital, not cash:</w:t>
+      </w:r>
+      <w:r>
+        <w:t xml:space="preserve"> releasing it needs the space to be repurposable, and it rests on one site's valuation that will not hold across a national estate. </w:t>
+      </w:r>
+      <w:r>
+        <w:rPr>
+          <w:i/>
+          <w:iCs/>
+        </w:rPr>
+        <w:t xml:space="preserve">Archival conventions assumed:</w:t>
+      </w:r>
+      <w:r>
+        <w:t xml:space="preserve"> shelving density and floor efficiency are among the largest uncertainties in the headline figure and the cheapest to remove, both measurable in an afternoon in a real archive.</w:t>
       </w:r>
     </w:p>
     <w:p>
@@ -6942,7 +7611,7 @@
           <w:sz w:val="22"/>
           <w:szCs w:val="22"/>
         </w:rPr>
-        <w:t xml:space="preserve">Strengths and limitations</w:t>
+        <w:t xml:space="preserve">Implications and further work</w:t>
       </w:r>
     </w:p>
     <w:p>
@@ -6950,110 +7619,17 @@
         <w:spacing w:after="160" w:line="320"/>
       </w:pPr>
       <w:r>
-        <w:t xml:space="preserve">The principal strength is that the primary outcome is counted rather than assumed, at the level of the individual document type, with an internal cross-check that reconciled across all 100 episodes, and that the monetary unit costs are official published prices.</w:t>
-      </w:r>
-    </w:p>
-    <w:p>
-      <w:pPr>
-        <w:spacing w:after="160" w:line="320"/>
-      </w:pPr>
-      <w:r>
-        <w:t xml:space="preserve">The limitations are substantial, in order of severity. </w:t>
+        <w:t xml:space="preserve">Three things follow. Duplex printing and duplex-ready form design are an immediate, investment-free intervention, subject only to keeping signature fields off reverse sides. The target of digitisation here is </w:t>
       </w:r>
       <w:r>
         <w:rPr>
           <w:i/>
           <w:iCs/>
         </w:rPr>
-        <w:t xml:space="preserve">Derived report counts:</w:t>
-      </w:r>
-      <w:r>
-        <w:t xml:space="preserve"> report pages were not counted independently but derived from referrals at the institution's fixed 4:1 convention, so if real reports vary in length our estimate of the 62% report share is soft and the standard deviation of the total is understated. External validation should measure this first. </w:t>
-      </w:r>
-      <w:r>
-        <w:rPr>
-          <w:i/>
-          <w:iCs/>
-        </w:rPr>
-        <w:t xml:space="preserve">Single centre, single country:</w:t>
-      </w:r>
-      <w:r>
-        <w:t xml:space="preserve"> one institution's forms, one country's retention law, one procurement price; the constants and the model structure transfer, the absolute figures do not. </w:t>
-      </w:r>
-      <w:r>
-        <w:rPr>
-          <w:i/>
-          <w:iCs/>
-        </w:rPr>
-        <w:t xml:space="preserve">Sampling frame unspecified:</w:t>
-      </w:r>
-      <w:r>
-        <w:t xml:space="preserve"> ⟦pending author input — see Design and setting⟧; until stated, the 100 episodes cannot be claimed representative of the department's case mix. </w:t>
-      </w:r>
-      <w:r>
-        <w:rPr>
-          <w:i/>
-          <w:iCs/>
-        </w:rPr>
-        <w:t xml:space="preserve">Handling time is modelled, not observed:</w:t>
-      </w:r>
-      <w:r>
-        <w:t xml:space="preserve"> 30 seconds per document is a conservative assumption, not a time-and-motion measurement, and the FTE figures inherit that status entirely — they are reported in hours and FTE precisely so they are not mistaken for a costed finding. </w:t>
-      </w:r>
-      <w:r>
-        <w:rPr>
-          <w:i/>
-          <w:iCs/>
-        </w:rPr>
-        <w:t xml:space="preserve">Staff time is quantified but not costed,</w:t>
-      </w:r>
-      <w:r>
-        <w:t xml:space="preserve"> by the deliberate choice set out in Methods, so the monetary totals are floors and are not comparable with analyses that do monetise it. </w:t>
-      </w:r>
-      <w:r>
-        <w:rPr>
-          <w:i/>
-          <w:iCs/>
-        </w:rPr>
-        <w:t xml:space="preserve">The environmental figures are factor-based estimates, not a life-cycle assessment:</w:t>
-      </w:r>
-      <w:r>
-        <w:t xml:space="preserve"> the published spreads are wide, the water factor has no central value so its midpoint was used, and both exclude printing energy, transport, archive conditioning and disposal; Figure 5 shows the ranges rather than the point estimates alone. </w:t>
-      </w:r>
-      <w:r>
-        <w:rPr>
-          <w:i/>
-          <w:iCs/>
-        </w:rPr>
-        <w:t xml:space="preserve">Property value is capital, not cash:</w:t>
-      </w:r>
-      <w:r>
-        <w:t xml:space="preserve"> releasing it requires the space to be repurposable, and it rests on a single site's valuation that will not hold across a national estate; expressing it as consulting rooms assumes a convertibility an old building often lacks. </w:t>
-      </w:r>
-      <w:r>
-        <w:rPr>
-          <w:i/>
-          <w:iCs/>
-        </w:rPr>
-        <w:t xml:space="preserve">Archival conventions assumed:</w:t>
-      </w:r>
-      <w:r>
-        <w:t xml:space="preserve"> shelving density and floor efficiency are the largest sources of uncertainty in the headline figure and the cheapest to eliminate, both measurable in an afternoon in a real archive.</w:t>
-      </w:r>
-    </w:p>
-    <w:p>
-      <w:pPr>
-        <w:pStyle w:val="Heading2"/>
-        <w:spacing w:after="140" w:before="280"/>
-      </w:pPr>
-      <w:r>
-        <w:rPr>
-          <w:b/>
-          <w:bCs/>
-          <w:sz w:val="22"/>
-          <w:szCs w:val="22"/>
-        </w:rPr>
-        <w:t xml:space="preserve">Implications and further work</w:t>
+        <w:t xml:space="preserve">report delivery</w:t>
+      </w:r>
+      <w:r>
+        <w:t xml:space="preserve">, not clinical charting, because that is where the paper is. And retention policy is an economic decision distinct from printing policy: a health system pays for retention in archivist labour or in building, and should choose knowingly.</w:t>
       </w:r>
     </w:p>
     <w:p>
@@ -7061,25 +7637,7 @@
         <w:spacing w:after="160" w:line="320"/>
       </w:pPr>
       <w:r>
-        <w:t xml:space="preserve">Three things follow. Duplex printing and duplex-ready form design are an immediate, investment-free intervention, subject only to keeping signature fields off reverse sides. The target of any digitisation effort here is </w:t>
-      </w:r>
-      <w:r>
-        <w:rPr>
-          <w:i/>
-          <w:iCs/>
-        </w:rPr>
-        <w:t xml:space="preserve">report delivery</w:t>
-      </w:r>
-      <w:r>
-        <w:t xml:space="preserve">, not clinical charting, because that is where the paper is. And retention policy is an economic decision distinct from printing policy: a health system can pay for retention in archivist labour or in building, and should choose knowingly.</w:t>
-      </w:r>
-    </w:p>
-    <w:p>
-      <w:pPr>
-        <w:spacing w:after="160" w:line="320"/>
-      </w:pPr>
-      <w:r>
-        <w:t xml:space="preserve">Three studies would strengthen this work: a time-and-motion measurement of document handling, replacing the assumed 30 seconds with an observed distribution; direct measurement of report length and archival shelving density, replacing the two weakest assumptions; and a retrospective legibility audit of archived obstetric records at 10, 20, 30 and 40 years, testing whether the long retention period delivers the legal protection it is designed to provide — the thermal-paper cardiotocograph trace being the obvious case where it may not.</w:t>
+        <w:t xml:space="preserve">Four studies would strengthen this work: a time-and-motion measurement of document handling; direct measurement of report length, of the per-episode page count outside a tertiary centre, and of archival shelving density, replacing the weakest assumptions; and a retrospective legibility audit of archived obstetric records at 10, 20, 30 and 40 years, testing whether the long retention period delivers the legal protection it is designed to provide — the thermal-paper cardiotocograph trace being the obvious case where it may not.</w:t>
       </w:r>
     </w:p>
     <w:p>
@@ -7102,7 +7660,7 @@
         <w:spacing w:after="160" w:line="320"/>
       </w:pPr>
       <w:r>
-        <w:t xml:space="preserve">An obstetric care episode generates about 131 printed pages, and about six in ten of them are printed copies of results that already exist electronically. The cost of that practice is not mainly the 1,220 HUF of consumables per episode — 94.5 million HUF a year nationally, two-thirds of it toner rather than paper — but the 115,772 HUF of property per episode immobilised by holding the output for three to five decades, 8.97 billion HUF nationally. Nor is money the largest item: printing and filing takes an estimated 22.8 minutes per episode, 17.1 full-time equivalents nationally, and the archive occupies 5,751 m² of hospital floor, 320 consulting rooms' worth, withdrawn from clinical use. Because staff time is excluded from the monetary totals, both figures are floors.</w:t>
+        <w:t xml:space="preserve">An obstetric care episode generates about 131 printed pages, and about six in ten are printed copies of results that already exist electronically. The cost is not mainly the 1,220 HUF of consumables per episode — 94.5 million HUF a year nationally, two-thirds of it toner rather than paper — but the 115,772 HUF of property per episode immobilised by holding the output for three to five decades, 8.97 billion HUF nationally, an annualised 332 million a year. Nor is money the largest item: printing and filing takes an estimated 22.8 minutes per episode, 17.1 full-time equivalents nationally, and the archive occupies 5,751 m² of hospital floor, 320 consulting rooms' worth, withdrawn from clinical use. Because staff time is excluded from the monetary totals, these are floors.</w:t>
       </w:r>
     </w:p>
     <w:p>
@@ -7110,7 +7668,7 @@
         <w:spacing w:after="160" w:line="320"/>
       </w:pPr>
       <w:r>
-        <w:t xml:space="preserve">Double-sided printing releases 46% of the capital immediately and for nothing, though it saves only 13% of the recurrent cost and no staff time at all, because toner is charged by the page and handling by the document. Delivering diagnostic reports electronically releases 75% of the capital, 70% of the recurrent cost and 10.5 FTE. Neither requires a new hospital information system; both require deciding that a printed copy of an electronic result is not a record worth keeping for fifty years.</w:t>
+        <w:t xml:space="preserve">Double-sided printing releases 46% of the capital immediately and for nothing, though it saves only 13% of the recurrent cost and no staff time, because toner is charged by the page and handling by the document. Delivering reports electronically releases 60% of the capital, 66% of the recurrent cost and 10.5 FTE; doing both releases 75% and 70%. Neither needs a new hospital information system; both need deciding that a printed copy of an electronic result is not a record worth keeping for fifty years.</w:t>
       </w:r>
     </w:p>
     <w:p>
@@ -7256,7 +7814,7 @@
         <w:spacing w:after="160" w:line="320"/>
       </w:pPr>
       <w:r>
-        <w:t xml:space="preserve">⟦Insert the institutional review board reference and determination, or the formal exemption.⟧</w:t>
+        <w:t xml:space="preserve">⟦Insert who accessed the source clinical records and under what approval, and the institutional review board reference and determination, or the formal exemption.⟧</w:t>
       </w:r>
     </w:p>
     <w:p>
@@ -7411,7 +7969,7 @@
         <w:ind w:left="420" w:hanging="420"/>
       </w:pPr>
       <w:r>
-        <w:t xml:space="preserve">13. Avila-Alvarez A, Ruiz Campillo CW, Zeballos-Sarrato G, et al. Time to improve documentation of neonatal resuscitation: a narrative review. Minerva Pediatr (Torino) 2022. doi:10.23736/S2724-5276.22.06914-2</w:t>
+        <w:t xml:space="preserve">13. Avila-Alvarez A, Ruiz Campillo CW, Zeballos-Sarrato G, et al. Time to improve documentation of neonatal resuscitation: a narrative review. Minerva Pediatr (Torino) 2022. Epub ahead of print. doi:10.23736/S2724-5276.22.06914-2</w:t>
       </w:r>
     </w:p>
     <w:p>
@@ -7477,7 +8035,7 @@
         <w:t xml:space="preserve">Figure 1.</w:t>
       </w:r>
       <w:r>
-        <w:t xml:space="preserve"> Mean printed pages per care episode by document family, split by document role. Values are per care episode and therefore independent of departmental or national volume. Diagnostic reports (solid fill) account for 61.7% of all pages; referrals (hatched) for 13.4%; clinical records (dotted) for 24.9%. Each diagnostic referral generates exactly four report pages.</w:t>
+        <w:t xml:space="preserve"> Mean printed pages per care episode by document family, split by document role. Values are per care episode and therefore independent of departmental or national volume. Diagnostic reports (solid fill) account for 61.7% of all pages; referrals (hatched) for 13.4%; clinical records (dotted) for 24.9%. Report pages were derived from referral counts at the institution's fixed four-pages-per-referral convention (Methods).</w:t>
       </w:r>
     </w:p>
     <w:p>
@@ -7507,7 +8065,7 @@
         <w:t xml:space="preserve">Figure 3.</w:t>
       </w:r>
       <w:r>
-        <w:t xml:space="preserve"> Annual national paper consumption by scenario, at 77,500 care episodes per year. Percentages are reductions relative to current practice. At departmental scale (2,000 episodes per year) the same scenarios correspond to 1.24, 0.68, 0.27 and 0.08 tonnes per year. The mass reduction under duplex printing does not carry through to consumable cost, because toner is charged per printed page (Table 2).</w:t>
+        <w:t xml:space="preserve"> Annual national paper consumption by scenario arm, at 77,500 care episodes per year. Percentages are reductions relative to current practice. Electronic reports is single-sided electronic result delivery; Electronic + duplex combines it with double-sided printing. At departmental scale (2,000 episodes per year) the same arms correspond to 1.24, 0.68, 0.43, 0.27 and 0.08 tonnes per year. The mass reduction under duplex printing does not carry through to consumable cost, because toner is charged per printed page (Table 2).</w:t>
       </w:r>
     </w:p>
     <w:p>
@@ -7522,7 +8080,7 @@
         <w:t xml:space="preserve">Figure 4.</w:t>
       </w:r>
       <w:r>
-        <w:t xml:space="preserve"> Cumulative national archive floor area by scenario, at constant annual volume, before any retention period expires. Slopes are 963, 525, 210 and 62 linear metres of shelving per year respectively.</w:t>
+        <w:t xml:space="preserve"> Cumulative national archive floor area by scenario arm, at constant annual volume, before any retention period expires. Slopes are 963, 525, 336, 210 and 62 linear metres of shelving per year respectively.</w:t>
       </w:r>
     </w:p>
     <w:p>
@@ -7537,7 +8095,7 @@
         <w:t xml:space="preserve">Figure 5.</w:t>
       </w:r>
       <w:r>
-        <w:t xml:space="preserve"> Environmental footprint of paper manufacture by scenario, at national scale (77,500 care episodes per year). Greenhouse-gas emissions and water consumption are shown in separate panels because they are measured on different scales. Bars are the point estimate; whiskers span the full published factor range, which is the dominant uncertainty in both indicators. At departmental scale (2,000 episodes per year) the values are 1/38.75 of those shown.</w:t>
+        <w:t xml:space="preserve"> Environmental footprint of paper manufacture by scenario arm, at national scale (77,500 care episodes per year). Greenhouse-gas emissions and water consumption are shown in separate panels because they are measured on different scales. Bars are the point estimate; whiskers span the full published factor range, which is the dominant uncertainty in both indicators. At departmental scale (2,000 episodes per year) the values are 1/38.75 of those shown.</w:t>
       </w:r>
     </w:p>
     <w:p>
